--- a/Memorial/templates/MEM-DESCRITIVO-ELÉTRICO.docx
+++ b/Memorial/templates/MEM-DESCRITIVO-ELÉTRICO.docx
@@ -3312,13 +3312,7 @@
         <w:rPr>
           <w:rStyle w:val="Ttulo2Char"/>
         </w:rPr>
-        <w:t>ELETRO</w:t>
-      </w:r>
-      <w:r>
-        <w:rPr>
-          <w:rStyle w:val="Ttulo2Char"/>
-        </w:rPr>
-        <w:t>CALHAS</w:t>
+        <w:t>ELETROCALHAS</w:t>
       </w:r>
       <w:bookmarkEnd w:id="18"/>
     </w:p>
@@ -3938,15 +3932,7 @@
           <w:sz w:val="24"/>
           <w:szCs w:val="24"/>
         </w:rPr>
-        <w:t xml:space="preserve"> para os circuitos de </w:t>
-      </w:r>
-      <w:r>
-        <w:rPr>
-          <w:color w:val="000000"/>
-          <w:sz w:val="24"/>
-          <w:szCs w:val="24"/>
-        </w:rPr>
-        <w:t>tomadas</w:t>
+        <w:t xml:space="preserve"> para os circuitos de tomadas</w:t>
       </w:r>
       <w:r>
         <w:rPr>
@@ -4033,25 +4019,7 @@
           <w:sz w:val="24"/>
           <w:szCs w:val="24"/>
         </w:rPr>
-        <w:t>[EEE</w:t>
-      </w:r>
-      <w:r>
-        <w:rPr>
-          <w:rFonts w:ascii="Arial" w:hAnsi="Arial" w:cs="Arial"/>
-          <w:color w:val="000000"/>
-          <w:sz w:val="24"/>
-          <w:szCs w:val="24"/>
-        </w:rPr>
-        <w:t>A</w:t>
-      </w:r>
-      <w:r>
-        <w:rPr>
-          <w:rFonts w:ascii="Arial" w:hAnsi="Arial" w:cs="Arial"/>
-          <w:color w:val="000000"/>
-          <w:sz w:val="24"/>
-          <w:szCs w:val="24"/>
-        </w:rPr>
-        <w:t>];</w:t>
+        <w:t>[EEEA];</w:t>
       </w:r>
     </w:p>
     <w:p>
@@ -4139,25 +4107,7 @@
           <w:sz w:val="24"/>
           <w:szCs w:val="24"/>
         </w:rPr>
-        <w:t>[GGG</w:t>
-      </w:r>
-      <w:r>
-        <w:rPr>
-          <w:rFonts w:ascii="Arial" w:hAnsi="Arial" w:cs="Arial"/>
-          <w:color w:val="000000"/>
-          <w:sz w:val="24"/>
-          <w:szCs w:val="24"/>
-        </w:rPr>
-        <w:t>A</w:t>
-      </w:r>
-      <w:r>
-        <w:rPr>
-          <w:rFonts w:ascii="Arial" w:hAnsi="Arial" w:cs="Arial"/>
-          <w:color w:val="000000"/>
-          <w:sz w:val="24"/>
-          <w:szCs w:val="24"/>
-        </w:rPr>
-        <w:t>].</w:t>
+        <w:t>[GGGA].</w:t>
       </w:r>
     </w:p>
     <w:p>
@@ -4185,15 +4135,7 @@
           <w:sz w:val="24"/>
           <w:szCs w:val="24"/>
         </w:rPr>
-        <w:t xml:space="preserve"> para os circuitos de </w:t>
-      </w:r>
-      <w:r>
-        <w:rPr>
-          <w:color w:val="000000"/>
-          <w:sz w:val="24"/>
-          <w:szCs w:val="24"/>
-        </w:rPr>
-        <w:t>climatização</w:t>
+        <w:t xml:space="preserve"> para os circuitos de climatização</w:t>
       </w:r>
       <w:r>
         <w:rPr>
@@ -4280,25 +4222,7 @@
           <w:sz w:val="24"/>
           <w:szCs w:val="24"/>
         </w:rPr>
-        <w:t>[EEE</w:t>
-      </w:r>
-      <w:r>
-        <w:rPr>
-          <w:rFonts w:ascii="Arial" w:hAnsi="Arial" w:cs="Arial"/>
-          <w:color w:val="000000"/>
-          <w:sz w:val="24"/>
-          <w:szCs w:val="24"/>
-        </w:rPr>
-        <w:t>B</w:t>
-      </w:r>
-      <w:r>
-        <w:rPr>
-          <w:rFonts w:ascii="Arial" w:hAnsi="Arial" w:cs="Arial"/>
-          <w:color w:val="000000"/>
-          <w:sz w:val="24"/>
-          <w:szCs w:val="24"/>
-        </w:rPr>
-        <w:t>];</w:t>
+        <w:t>[EEEB];</w:t>
       </w:r>
     </w:p>
     <w:p>
@@ -4386,25 +4310,7 @@
           <w:sz w:val="24"/>
           <w:szCs w:val="24"/>
         </w:rPr>
-        <w:t>[GGG</w:t>
-      </w:r>
-      <w:r>
-        <w:rPr>
-          <w:rFonts w:ascii="Arial" w:hAnsi="Arial" w:cs="Arial"/>
-          <w:color w:val="000000"/>
-          <w:sz w:val="24"/>
-          <w:szCs w:val="24"/>
-        </w:rPr>
-        <w:t>B</w:t>
-      </w:r>
-      <w:r>
-        <w:rPr>
-          <w:rFonts w:ascii="Arial" w:hAnsi="Arial" w:cs="Arial"/>
-          <w:color w:val="000000"/>
-          <w:sz w:val="24"/>
-          <w:szCs w:val="24"/>
-        </w:rPr>
-        <w:t>].</w:t>
+        <w:t>[GGGB].</w:t>
       </w:r>
     </w:p>
     <w:p>
@@ -4519,25 +4425,7 @@
           <w:sz w:val="24"/>
           <w:szCs w:val="24"/>
         </w:rPr>
-        <w:t>[EEE</w:t>
-      </w:r>
-      <w:r>
-        <w:rPr>
-          <w:rFonts w:ascii="Arial" w:hAnsi="Arial" w:cs="Arial"/>
-          <w:color w:val="000000"/>
-          <w:sz w:val="24"/>
-          <w:szCs w:val="24"/>
-        </w:rPr>
-        <w:t>C</w:t>
-      </w:r>
-      <w:r>
-        <w:rPr>
-          <w:rFonts w:ascii="Arial" w:hAnsi="Arial" w:cs="Arial"/>
-          <w:color w:val="000000"/>
-          <w:sz w:val="24"/>
-          <w:szCs w:val="24"/>
-        </w:rPr>
-        <w:t>];</w:t>
+        <w:t>[EEEC];</w:t>
       </w:r>
     </w:p>
     <w:p>
@@ -4625,25 +4513,7 @@
           <w:sz w:val="24"/>
           <w:szCs w:val="24"/>
         </w:rPr>
-        <w:t>[GGG</w:t>
-      </w:r>
-      <w:r>
-        <w:rPr>
-          <w:rFonts w:ascii="Arial" w:hAnsi="Arial" w:cs="Arial"/>
-          <w:color w:val="000000"/>
-          <w:sz w:val="24"/>
-          <w:szCs w:val="24"/>
-        </w:rPr>
-        <w:t>C</w:t>
-      </w:r>
-      <w:r>
-        <w:rPr>
-          <w:rFonts w:ascii="Arial" w:hAnsi="Arial" w:cs="Arial"/>
-          <w:color w:val="000000"/>
-          <w:sz w:val="24"/>
-          <w:szCs w:val="24"/>
-        </w:rPr>
-        <w:t>].</w:t>
+        <w:t>[GGGC].</w:t>
       </w:r>
     </w:p>
     <w:p>
@@ -4819,18 +4689,7 @@
           <w:sz w:val="24"/>
           <w:szCs w:val="24"/>
         </w:rPr>
-        <w:t>A</w:t>
-      </w:r>
-      <w:r>
-        <w:rPr>
-          <w:rFonts w:ascii="Arial" w:hAnsi="Arial" w:cs="Arial"/>
-          <w:b/>
-          <w:bCs/>
-          <w:color w:val="000000"/>
-          <w:sz w:val="24"/>
-          <w:szCs w:val="24"/>
-        </w:rPr>
-        <w:t>zul</w:t>
+        <w:t>Azul</w:t>
       </w:r>
       <w:r>
         <w:rPr>
@@ -4876,7 +4735,16 @@
           <w:sz w:val="24"/>
           <w:szCs w:val="24"/>
         </w:rPr>
-        <w:t>V</w:t>
+        <w:t xml:space="preserve">Verde </w:t>
+      </w:r>
+      <w:r>
+        <w:rPr>
+          <w:rFonts w:ascii="Arial" w:hAnsi="Arial" w:cs="Arial"/>
+          <w:color w:val="000000"/>
+          <w:sz w:val="24"/>
+          <w:szCs w:val="24"/>
+        </w:rPr>
+        <w:t xml:space="preserve">ou </w:t>
       </w:r>
       <w:r>
         <w:rPr>
@@ -4887,38 +4755,7 @@
           <w:sz w:val="24"/>
           <w:szCs w:val="24"/>
         </w:rPr>
-        <w:t xml:space="preserve">erde </w:t>
-      </w:r>
-      <w:r>
-        <w:rPr>
-          <w:rFonts w:ascii="Arial" w:hAnsi="Arial" w:cs="Arial"/>
-          <w:color w:val="000000"/>
-          <w:sz w:val="24"/>
-          <w:szCs w:val="24"/>
-        </w:rPr>
-        <w:t xml:space="preserve">ou </w:t>
-      </w:r>
-      <w:r>
-        <w:rPr>
-          <w:rFonts w:ascii="Arial" w:hAnsi="Arial" w:cs="Arial"/>
-          <w:b/>
-          <w:bCs/>
-          <w:color w:val="000000"/>
-          <w:sz w:val="24"/>
-          <w:szCs w:val="24"/>
-        </w:rPr>
-        <w:t>V</w:t>
-      </w:r>
-      <w:r>
-        <w:rPr>
-          <w:rFonts w:ascii="Arial" w:hAnsi="Arial" w:cs="Arial"/>
-          <w:b/>
-          <w:bCs/>
-          <w:color w:val="000000"/>
-          <w:sz w:val="24"/>
-          <w:szCs w:val="24"/>
-        </w:rPr>
-        <w:t>erde-amarelo</w:t>
+        <w:t>Verde-amarelo</w:t>
       </w:r>
       <w:r>
         <w:rPr>
@@ -4969,6 +4806,49 @@
         </w:rPr>
         <w:t>Os condutores de mesmo circuito (FASE, NEUTRO, PROTEÇÃO) deverão ser agrupados com abraçadeiras de nylon dentro das eletrocalhas para fins de organização.</w:t>
       </w:r>
+    </w:p>
+    <w:p>
+      <w:pPr>
+        <w:pStyle w:val="Ttulo2"/>
+        <w:numPr>
+          <w:ilvl w:val="2"/>
+          <w:numId w:val="7"/>
+        </w:numPr>
+      </w:pPr>
+      <w:r>
+        <w:t>Tomadas elétricas</w:t>
+      </w:r>
+    </w:p>
+    <w:p>
+      <w:pPr>
+        <w:spacing w:line="360" w:lineRule="auto"/>
+        <w:ind w:firstLine="720"/>
+        <w:jc w:val="both"/>
+        <w:rPr>
+          <w:color w:val="000000"/>
+          <w:sz w:val="24"/>
+          <w:szCs w:val="24"/>
+        </w:rPr>
+      </w:pPr>
+      <w:r>
+        <w:rPr>
+          <w:color w:val="000000"/>
+          <w:sz w:val="24"/>
+          <w:szCs w:val="24"/>
+        </w:rPr>
+        <w:t>[IIII]</w:t>
+      </w:r>
+    </w:p>
+    <w:p>
+      <w:pPr>
+        <w:spacing w:line="360" w:lineRule="auto"/>
+        <w:jc w:val="both"/>
+        <w:rPr>
+          <w:color w:val="000000"/>
+          <w:sz w:val="24"/>
+          <w:szCs w:val="24"/>
+        </w:rPr>
+      </w:pPr>
     </w:p>
     <w:p>
       <w:pPr>
@@ -4978,7 +4858,6 @@
       <w:bookmarkStart w:id="20" w:name="_Toc231216925"/>
       <w:bookmarkEnd w:id="19"/>
       <w:r>
-        <w:lastRenderedPageBreak/>
         <w:t>CAIXA PARA CHAVE RESERVA</w:t>
       </w:r>
       <w:bookmarkEnd w:id="20"/>
@@ -7870,6 +7749,7 @@
   <w:style w:type="character" w:default="1" w:styleId="Fontepargpadro">
     <w:name w:val="Default Paragraph Font"/>
     <w:uiPriority w:val="1"/>
+    <w:semiHidden/>
     <w:unhideWhenUsed/>
   </w:style>
   <w:style w:type="table" w:default="1" w:styleId="Tabelanormal">
@@ -8803,10 +8683,6 @@
 </file>
 
 <file path=customXml/item1.xml><?xml version="1.0" encoding="utf-8"?>
-<b:Sources xmlns:b="http://schemas.openxmlformats.org/officeDocument/2006/bibliography" xmlns="http://schemas.openxmlformats.org/officeDocument/2006/bibliography" SelectedStyle="\APASixthEditionOfficeOnline.xsl" StyleName="APA" Version="6"/>
-</file>
-
-<file path=customXml/item2.xml><?xml version="1.0" encoding="utf-8"?>
 <p:properties xmlns:p="http://schemas.microsoft.com/office/2006/metadata/properties" xmlns:xsi="http://www.w3.org/2001/XMLSchema-instance" xmlns:pc="http://schemas.microsoft.com/office/infopath/2007/PartnerControls">
   <documentManagement>
     <TaxCatchAll xmlns="ab6bdf74-870e-40d0-b701-04787b55b19a" xsi:nil="true"/>
@@ -8822,13 +8698,14 @@
 </p:properties>
 </file>
 
+<file path=customXml/item2.xml><?xml version="1.0" encoding="utf-8"?>
+<b:Sources xmlns:b="http://schemas.openxmlformats.org/officeDocument/2006/bibliography" xmlns="http://schemas.openxmlformats.org/officeDocument/2006/bibliography" SelectedStyle="\APASixthEditionOfficeOnline.xsl" StyleName="APA" Version="6"/>
+</file>
+
 <file path=customXml/item3.xml><?xml version="1.0" encoding="utf-8"?>
-<?mso-contentType ?>
-<FormTemplates xmlns="http://schemas.microsoft.com/sharepoint/v3/contenttype/forms">
-  <Display>DocumentLibraryForm</Display>
-  <Edit>DocumentLibraryForm</Edit>
-  <New>DocumentLibraryForm</New>
-</FormTemplates>
+<go:gDocsCustomXmlDataStorage xmlns:go="http://customooxmlschemas.google.com/" xmlns:r="http://schemas.openxmlformats.org/officeDocument/2006/relationships" uri="GoogleDocsCustomDataVersion2">
+  <go:docsCustomData xmlns:go="http://customooxmlschemas.google.com/" roundtripDataSignature="AMtx7mhx1lXjm647vcM1LZOQ04kbTy8lDg==">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</go:docsCustomData>
+</go:gDocsCustomXmlDataStorage>
 </file>
 
 <file path=customXml/item4.xml><?xml version="1.0" encoding="utf-8"?>
@@ -9122,20 +8999,15 @@
 </file>
 
 <file path=customXml/item5.xml><?xml version="1.0" encoding="utf-8"?>
-<go:gDocsCustomXmlDataStorage xmlns:go="http://customooxmlschemas.google.com/" xmlns:r="http://schemas.openxmlformats.org/officeDocument/2006/relationships" uri="GoogleDocsCustomDataVersion2">
-  <go:docsCustomData xmlns:go="http://customooxmlschemas.google.com/" roundtripDataSignature="AMtx7mhx1lXjm647vcM1LZOQ04kbTy8lDg==">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</go:docsCustomData>
-</go:gDocsCustomXmlDataStorage>
+<?mso-contentType ?>
+<FormTemplates xmlns="http://schemas.microsoft.com/sharepoint/v3/contenttype/forms">
+  <Display>DocumentLibraryForm</Display>
+  <Edit>DocumentLibraryForm</Edit>
+  <New>DocumentLibraryForm</New>
+</FormTemplates>
 </file>
 
 <file path=customXml/itemProps1.xml><?xml version="1.0" encoding="utf-8"?>
-<ds:datastoreItem xmlns:ds="http://schemas.openxmlformats.org/officeDocument/2006/customXml" ds:itemID="{F4F81F43-B9B4-4FBB-A6A9-7766FAA6F74A}">
-  <ds:schemaRefs>
-    <ds:schemaRef ds:uri="http://schemas.openxmlformats.org/officeDocument/2006/bibliography"/>
-  </ds:schemaRefs>
-</ds:datastoreItem>
-</file>
-
-<file path=customXml/itemProps2.xml><?xml version="1.0" encoding="utf-8"?>
 <ds:datastoreItem xmlns:ds="http://schemas.openxmlformats.org/officeDocument/2006/customXml" ds:itemID="{59DEDD4B-7477-40F3-9154-656B192844A8}">
   <ds:schemaRefs>
     <ds:schemaRef ds:uri="http://schemas.microsoft.com/office/2006/metadata/properties"/>
@@ -9146,10 +9018,19 @@
 </ds:datastoreItem>
 </file>
 
+<file path=customXml/itemProps2.xml><?xml version="1.0" encoding="utf-8"?>
+<ds:datastoreItem xmlns:ds="http://schemas.openxmlformats.org/officeDocument/2006/customXml" ds:itemID="{F4F81F43-B9B4-4FBB-A6A9-7766FAA6F74A}">
+  <ds:schemaRefs>
+    <ds:schemaRef ds:uri="http://schemas.openxmlformats.org/officeDocument/2006/bibliography"/>
+  </ds:schemaRefs>
+</ds:datastoreItem>
+</file>
+
 <file path=customXml/itemProps3.xml><?xml version="1.0" encoding="utf-8"?>
-<ds:datastoreItem xmlns:ds="http://schemas.openxmlformats.org/officeDocument/2006/customXml" ds:itemID="{4F1AEC50-4A1A-4CA0-9059-1BBE99D2C5D0}">
+<ds:datastoreItem xmlns:ds="http://schemas.openxmlformats.org/officeDocument/2006/customXml" ds:itemID="{11111111-1234-1234-1234-123412341234}">
   <ds:schemaRefs>
-    <ds:schemaRef ds:uri="http://schemas.microsoft.com/sharepoint/v3/contenttype/forms"/>
+    <ds:schemaRef ds:uri="http://customooxmlschemas.google.com/"/>
+    <ds:schemaRef ds:uri="http://schemas.openxmlformats.org/officeDocument/2006/relationships"/>
   </ds:schemaRefs>
 </ds:datastoreItem>
 </file>
@@ -9174,10 +9055,9 @@
 </file>
 
 <file path=customXml/itemProps5.xml><?xml version="1.0" encoding="utf-8"?>
-<ds:datastoreItem xmlns:ds="http://schemas.openxmlformats.org/officeDocument/2006/customXml" ds:itemID="{11111111-1234-1234-1234-123412341234}">
+<ds:datastoreItem xmlns:ds="http://schemas.openxmlformats.org/officeDocument/2006/customXml" ds:itemID="{4F1AEC50-4A1A-4CA0-9059-1BBE99D2C5D0}">
   <ds:schemaRefs>
-    <ds:schemaRef ds:uri="http://customooxmlschemas.google.com/"/>
-    <ds:schemaRef ds:uri="http://schemas.openxmlformats.org/officeDocument/2006/relationships"/>
+    <ds:schemaRef ds:uri="http://schemas.microsoft.com/sharepoint/v3/contenttype/forms"/>
   </ds:schemaRefs>
 </ds:datastoreItem>
 </file>
--- a/Memorial/templates/MEM-DESCRITIVO-ELÉTRICO.docx
+++ b/Memorial/templates/MEM-DESCRITIVO-ELÉTRICO.docx
@@ -422,7 +422,7 @@
           <w:r>
             <w:fldChar w:fldCharType="separate"/>
           </w:r>
-          <w:hyperlink w:anchor="_Toc231216914" w:history="1">
+          <w:hyperlink w:anchor="_Toc231279762" w:history="1">
             <w:r>
               <w:rPr>
                 <w:rStyle w:val="Hyperlink"/>
@@ -469,7 +469,7 @@
                 <w:noProof/>
                 <w:webHidden/>
               </w:rPr>
-              <w:instrText xml:space="preserve"> PAGEREF _Toc231216914 \h </w:instrText>
+              <w:instrText xml:space="preserve"> PAGEREF _Toc231279762 \h </w:instrText>
             </w:r>
             <w:r>
               <w:rPr>
@@ -516,7 +516,7 @@
               <w14:ligatures w14:val="standardContextual"/>
             </w:rPr>
           </w:pPr>
-          <w:hyperlink w:anchor="_Toc231216915" w:history="1">
+          <w:hyperlink w:anchor="_Toc231279763" w:history="1">
             <w:r>
               <w:rPr>
                 <w:rStyle w:val="Hyperlink"/>
@@ -561,7 +561,7 @@
                 <w:noProof/>
                 <w:webHidden/>
               </w:rPr>
-              <w:instrText xml:space="preserve"> PAGEREF _Toc231216915 \h </w:instrText>
+              <w:instrText xml:space="preserve"> PAGEREF _Toc231279763 \h </w:instrText>
             </w:r>
             <w:r>
               <w:rPr>
@@ -608,7 +608,7 @@
               <w14:ligatures w14:val="standardContextual"/>
             </w:rPr>
           </w:pPr>
-          <w:hyperlink w:anchor="_Toc231216916" w:history="1">
+          <w:hyperlink w:anchor="_Toc231279764" w:history="1">
             <w:r>
               <w:rPr>
                 <w:rStyle w:val="Hyperlink"/>
@@ -655,7 +655,7 @@
                 <w:noProof/>
                 <w:webHidden/>
               </w:rPr>
-              <w:instrText xml:space="preserve"> PAGEREF _Toc231216916 \h </w:instrText>
+              <w:instrText xml:space="preserve"> PAGEREF _Toc231279764 \h </w:instrText>
             </w:r>
             <w:r>
               <w:rPr>
@@ -702,7 +702,7 @@
               <w14:ligatures w14:val="standardContextual"/>
             </w:rPr>
           </w:pPr>
-          <w:hyperlink w:anchor="_Toc231216917" w:history="1">
+          <w:hyperlink w:anchor="_Toc231279765" w:history="1">
             <w:r>
               <w:rPr>
                 <w:rStyle w:val="Hyperlink"/>
@@ -749,7 +749,7 @@
                 <w:noProof/>
                 <w:webHidden/>
               </w:rPr>
-              <w:instrText xml:space="preserve"> PAGEREF _Toc231216917 \h </w:instrText>
+              <w:instrText xml:space="preserve"> PAGEREF _Toc231279765 \h </w:instrText>
             </w:r>
             <w:r>
               <w:rPr>
@@ -796,7 +796,7 @@
               <w14:ligatures w14:val="standardContextual"/>
             </w:rPr>
           </w:pPr>
-          <w:hyperlink w:anchor="_Toc231216918" w:history="1">
+          <w:hyperlink w:anchor="_Toc231279766" w:history="1">
             <w:r>
               <w:rPr>
                 <w:rStyle w:val="Hyperlink"/>
@@ -843,7 +843,7 @@
                 <w:noProof/>
                 <w:webHidden/>
               </w:rPr>
-              <w:instrText xml:space="preserve"> PAGEREF _Toc231216918 \h </w:instrText>
+              <w:instrText xml:space="preserve"> PAGEREF _Toc231279766 \h </w:instrText>
             </w:r>
             <w:r>
               <w:rPr>
@@ -890,7 +890,7 @@
               <w14:ligatures w14:val="standardContextual"/>
             </w:rPr>
           </w:pPr>
-          <w:hyperlink w:anchor="_Toc231216919" w:history="1">
+          <w:hyperlink w:anchor="_Toc231279767" w:history="1">
             <w:r>
               <w:rPr>
                 <w:rStyle w:val="Hyperlink"/>
@@ -935,7 +935,7 @@
                 <w:noProof/>
                 <w:webHidden/>
               </w:rPr>
-              <w:instrText xml:space="preserve"> PAGEREF _Toc231216919 \h </w:instrText>
+              <w:instrText xml:space="preserve"> PAGEREF _Toc231279767 \h </w:instrText>
             </w:r>
             <w:r>
               <w:rPr>
@@ -982,7 +982,7 @@
               <w14:ligatures w14:val="standardContextual"/>
             </w:rPr>
           </w:pPr>
-          <w:hyperlink w:anchor="_Toc231216920" w:history="1">
+          <w:hyperlink w:anchor="_Toc231279768" w:history="1">
             <w:r>
               <w:rPr>
                 <w:rStyle w:val="Hyperlink"/>
@@ -1029,7 +1029,7 @@
                 <w:noProof/>
                 <w:webHidden/>
               </w:rPr>
-              <w:instrText xml:space="preserve"> PAGEREF _Toc231216920 \h </w:instrText>
+              <w:instrText xml:space="preserve"> PAGEREF _Toc231279768 \h </w:instrText>
             </w:r>
             <w:r>
               <w:rPr>
@@ -1076,7 +1076,7 @@
               <w14:ligatures w14:val="standardContextual"/>
             </w:rPr>
           </w:pPr>
-          <w:hyperlink w:anchor="_Toc231216921" w:history="1">
+          <w:hyperlink w:anchor="_Toc231279769" w:history="1">
             <w:r>
               <w:rPr>
                 <w:rStyle w:val="Hyperlink"/>
@@ -1121,7 +1121,7 @@
                 <w:noProof/>
                 <w:webHidden/>
               </w:rPr>
-              <w:instrText xml:space="preserve"> PAGEREF _Toc231216921 \h </w:instrText>
+              <w:instrText xml:space="preserve"> PAGEREF _Toc231279769 \h </w:instrText>
             </w:r>
             <w:r>
               <w:rPr>
@@ -1168,7 +1168,7 @@
               <w14:ligatures w14:val="standardContextual"/>
             </w:rPr>
           </w:pPr>
-          <w:hyperlink w:anchor="_Toc231216922" w:history="1">
+          <w:hyperlink w:anchor="_Toc231279770" w:history="1">
             <w:r>
               <w:rPr>
                 <w:rStyle w:val="Hyperlink"/>
@@ -1213,7 +1213,7 @@
                 <w:noProof/>
                 <w:webHidden/>
               </w:rPr>
-              <w:instrText xml:space="preserve"> PAGEREF _Toc231216922 \h </w:instrText>
+              <w:instrText xml:space="preserve"> PAGEREF _Toc231279770 \h </w:instrText>
             </w:r>
             <w:r>
               <w:rPr>
@@ -1260,7 +1260,7 @@
               <w14:ligatures w14:val="standardContextual"/>
             </w:rPr>
           </w:pPr>
-          <w:hyperlink w:anchor="_Toc231216923" w:history="1">
+          <w:hyperlink w:anchor="_Toc231279771" w:history="1">
             <w:r>
               <w:rPr>
                 <w:rStyle w:val="Hyperlink"/>
@@ -1305,7 +1305,7 @@
                 <w:noProof/>
                 <w:webHidden/>
               </w:rPr>
-              <w:instrText xml:space="preserve"> PAGEREF _Toc231216923 \h </w:instrText>
+              <w:instrText xml:space="preserve"> PAGEREF _Toc231279771 \h </w:instrText>
             </w:r>
             <w:r>
               <w:rPr>
@@ -1352,7 +1352,7 @@
               <w14:ligatures w14:val="standardContextual"/>
             </w:rPr>
           </w:pPr>
-          <w:hyperlink w:anchor="_Toc231216924" w:history="1">
+          <w:hyperlink w:anchor="_Toc231279772" w:history="1">
             <w:r>
               <w:rPr>
                 <w:rStyle w:val="Hyperlink"/>
@@ -1376,7 +1376,7 @@
                 <w:rStyle w:val="Hyperlink"/>
                 <w:noProof/>
               </w:rPr>
-              <w:t>ELETROCALHAS</w:t>
+              <w:t>CONDUTORES</w:t>
             </w:r>
             <w:r>
               <w:rPr>
@@ -1397,7 +1397,7 @@
                 <w:noProof/>
                 <w:webHidden/>
               </w:rPr>
-              <w:instrText xml:space="preserve"> PAGEREF _Toc231216924 \h </w:instrText>
+              <w:instrText xml:space="preserve"> PAGEREF _Toc231279772 \h </w:instrText>
             </w:r>
             <w:r>
               <w:rPr>
@@ -1418,6 +1418,282 @@
                 <w:webHidden/>
               </w:rPr>
               <w:t>8</w:t>
+            </w:r>
+            <w:r>
+              <w:rPr>
+                <w:noProof/>
+                <w:webHidden/>
+              </w:rPr>
+              <w:fldChar w:fldCharType="end"/>
+            </w:r>
+          </w:hyperlink>
+        </w:p>
+        <w:p>
+          <w:pPr>
+            <w:pStyle w:val="Sumrio2"/>
+            <w:tabs>
+              <w:tab w:val="left" w:pos="1200"/>
+              <w:tab w:val="right" w:leader="dot" w:pos="9063"/>
+            </w:tabs>
+            <w:rPr>
+              <w:rFonts w:asciiTheme="minorHAnsi" w:eastAsiaTheme="minorEastAsia" w:hAnsiTheme="minorHAnsi" w:cstheme="minorBidi"/>
+              <w:noProof/>
+              <w:kern w:val="2"/>
+              <w:sz w:val="24"/>
+              <w:szCs w:val="24"/>
+              <w14:ligatures w14:val="standardContextual"/>
+            </w:rPr>
+          </w:pPr>
+          <w:hyperlink w:anchor="_Toc231279773" w:history="1">
+            <w:r>
+              <w:rPr>
+                <w:rStyle w:val="Hyperlink"/>
+                <w:noProof/>
+              </w:rPr>
+              <w:t>7.3.1.</w:t>
+            </w:r>
+            <w:r>
+              <w:rPr>
+                <w:rFonts w:asciiTheme="minorHAnsi" w:eastAsiaTheme="minorEastAsia" w:hAnsiTheme="minorHAnsi" w:cstheme="minorBidi"/>
+                <w:noProof/>
+                <w:kern w:val="2"/>
+                <w:sz w:val="24"/>
+                <w:szCs w:val="24"/>
+                <w14:ligatures w14:val="standardContextual"/>
+              </w:rPr>
+              <w:tab/>
+            </w:r>
+            <w:r>
+              <w:rPr>
+                <w:rStyle w:val="Hyperlink"/>
+                <w:noProof/>
+              </w:rPr>
+              <w:t>Recomendações Gerais</w:t>
+            </w:r>
+            <w:r>
+              <w:rPr>
+                <w:noProof/>
+                <w:webHidden/>
+              </w:rPr>
+              <w:tab/>
+            </w:r>
+            <w:r>
+              <w:rPr>
+                <w:noProof/>
+                <w:webHidden/>
+              </w:rPr>
+              <w:fldChar w:fldCharType="begin"/>
+            </w:r>
+            <w:r>
+              <w:rPr>
+                <w:noProof/>
+                <w:webHidden/>
+              </w:rPr>
+              <w:instrText xml:space="preserve"> PAGEREF _Toc231279773 \h </w:instrText>
+            </w:r>
+            <w:r>
+              <w:rPr>
+                <w:noProof/>
+                <w:webHidden/>
+              </w:rPr>
+            </w:r>
+            <w:r>
+              <w:rPr>
+                <w:noProof/>
+                <w:webHidden/>
+              </w:rPr>
+              <w:fldChar w:fldCharType="separate"/>
+            </w:r>
+            <w:r>
+              <w:rPr>
+                <w:noProof/>
+                <w:webHidden/>
+              </w:rPr>
+              <w:t>8</w:t>
+            </w:r>
+            <w:r>
+              <w:rPr>
+                <w:noProof/>
+                <w:webHidden/>
+              </w:rPr>
+              <w:fldChar w:fldCharType="end"/>
+            </w:r>
+          </w:hyperlink>
+        </w:p>
+        <w:p>
+          <w:pPr>
+            <w:pStyle w:val="Sumrio2"/>
+            <w:tabs>
+              <w:tab w:val="left" w:pos="1200"/>
+              <w:tab w:val="right" w:leader="dot" w:pos="9063"/>
+            </w:tabs>
+            <w:rPr>
+              <w:rFonts w:asciiTheme="minorHAnsi" w:eastAsiaTheme="minorEastAsia" w:hAnsiTheme="minorHAnsi" w:cstheme="minorBidi"/>
+              <w:noProof/>
+              <w:kern w:val="2"/>
+              <w:sz w:val="24"/>
+              <w:szCs w:val="24"/>
+              <w14:ligatures w14:val="standardContextual"/>
+            </w:rPr>
+          </w:pPr>
+          <w:hyperlink w:anchor="_Toc231279774" w:history="1">
+            <w:r>
+              <w:rPr>
+                <w:rStyle w:val="Hyperlink"/>
+                <w:noProof/>
+              </w:rPr>
+              <w:t>7.3.2.</w:t>
+            </w:r>
+            <w:r>
+              <w:rPr>
+                <w:rFonts w:asciiTheme="minorHAnsi" w:eastAsiaTheme="minorEastAsia" w:hAnsiTheme="minorHAnsi" w:cstheme="minorBidi"/>
+                <w:noProof/>
+                <w:kern w:val="2"/>
+                <w:sz w:val="24"/>
+                <w:szCs w:val="24"/>
+                <w14:ligatures w14:val="standardContextual"/>
+              </w:rPr>
+              <w:tab/>
+            </w:r>
+            <w:r>
+              <w:rPr>
+                <w:rStyle w:val="Hyperlink"/>
+                <w:noProof/>
+              </w:rPr>
+              <w:t>Condutores dos circuitos terminais</w:t>
+            </w:r>
+            <w:r>
+              <w:rPr>
+                <w:noProof/>
+                <w:webHidden/>
+              </w:rPr>
+              <w:tab/>
+            </w:r>
+            <w:r>
+              <w:rPr>
+                <w:noProof/>
+                <w:webHidden/>
+              </w:rPr>
+              <w:fldChar w:fldCharType="begin"/>
+            </w:r>
+            <w:r>
+              <w:rPr>
+                <w:noProof/>
+                <w:webHidden/>
+              </w:rPr>
+              <w:instrText xml:space="preserve"> PAGEREF _Toc231279774 \h </w:instrText>
+            </w:r>
+            <w:r>
+              <w:rPr>
+                <w:noProof/>
+                <w:webHidden/>
+              </w:rPr>
+            </w:r>
+            <w:r>
+              <w:rPr>
+                <w:noProof/>
+                <w:webHidden/>
+              </w:rPr>
+              <w:fldChar w:fldCharType="separate"/>
+            </w:r>
+            <w:r>
+              <w:rPr>
+                <w:noProof/>
+                <w:webHidden/>
+              </w:rPr>
+              <w:t>8</w:t>
+            </w:r>
+            <w:r>
+              <w:rPr>
+                <w:noProof/>
+                <w:webHidden/>
+              </w:rPr>
+              <w:fldChar w:fldCharType="end"/>
+            </w:r>
+          </w:hyperlink>
+        </w:p>
+        <w:p>
+          <w:pPr>
+            <w:pStyle w:val="Sumrio2"/>
+            <w:tabs>
+              <w:tab w:val="left" w:pos="1200"/>
+              <w:tab w:val="right" w:leader="dot" w:pos="9063"/>
+            </w:tabs>
+            <w:rPr>
+              <w:rFonts w:asciiTheme="minorHAnsi" w:eastAsiaTheme="minorEastAsia" w:hAnsiTheme="minorHAnsi" w:cstheme="minorBidi"/>
+              <w:noProof/>
+              <w:kern w:val="2"/>
+              <w:sz w:val="24"/>
+              <w:szCs w:val="24"/>
+              <w14:ligatures w14:val="standardContextual"/>
+            </w:rPr>
+          </w:pPr>
+          <w:hyperlink w:anchor="_Toc231279775" w:history="1">
+            <w:r>
+              <w:rPr>
+                <w:rStyle w:val="Hyperlink"/>
+                <w:noProof/>
+              </w:rPr>
+              <w:t>7.3.3.</w:t>
+            </w:r>
+            <w:r>
+              <w:rPr>
+                <w:rFonts w:asciiTheme="minorHAnsi" w:eastAsiaTheme="minorEastAsia" w:hAnsiTheme="minorHAnsi" w:cstheme="minorBidi"/>
+                <w:noProof/>
+                <w:kern w:val="2"/>
+                <w:sz w:val="24"/>
+                <w:szCs w:val="24"/>
+                <w14:ligatures w14:val="standardContextual"/>
+              </w:rPr>
+              <w:tab/>
+            </w:r>
+            <w:r>
+              <w:rPr>
+                <w:rStyle w:val="Hyperlink"/>
+                <w:noProof/>
+              </w:rPr>
+              <w:t>Tomadas elétricas</w:t>
+            </w:r>
+            <w:r>
+              <w:rPr>
+                <w:noProof/>
+                <w:webHidden/>
+              </w:rPr>
+              <w:tab/>
+            </w:r>
+            <w:r>
+              <w:rPr>
+                <w:noProof/>
+                <w:webHidden/>
+              </w:rPr>
+              <w:fldChar w:fldCharType="begin"/>
+            </w:r>
+            <w:r>
+              <w:rPr>
+                <w:noProof/>
+                <w:webHidden/>
+              </w:rPr>
+              <w:instrText xml:space="preserve"> PAGEREF _Toc231279775 \h </w:instrText>
+            </w:r>
+            <w:r>
+              <w:rPr>
+                <w:noProof/>
+                <w:webHidden/>
+              </w:rPr>
+            </w:r>
+            <w:r>
+              <w:rPr>
+                <w:noProof/>
+                <w:webHidden/>
+              </w:rPr>
+              <w:fldChar w:fldCharType="separate"/>
+            </w:r>
+            <w:r>
+              <w:rPr>
+                <w:noProof/>
+                <w:webHidden/>
+              </w:rPr>
+              <w:t>9</w:t>
             </w:r>
             <w:r>
               <w:rPr>
@@ -1444,7 +1720,7 @@
               <w14:ligatures w14:val="standardContextual"/>
             </w:rPr>
           </w:pPr>
-          <w:hyperlink w:anchor="_Toc231216925" w:history="1">
+          <w:hyperlink w:anchor="_Toc231279776" w:history="1">
             <w:r>
               <w:rPr>
                 <w:rStyle w:val="Hyperlink"/>
@@ -1489,7 +1765,7 @@
                 <w:noProof/>
                 <w:webHidden/>
               </w:rPr>
-              <w:instrText xml:space="preserve"> PAGEREF _Toc231216925 \h </w:instrText>
+              <w:instrText xml:space="preserve"> PAGEREF _Toc231279776 \h </w:instrText>
             </w:r>
             <w:r>
               <w:rPr>
@@ -1509,7 +1785,7 @@
                 <w:noProof/>
                 <w:webHidden/>
               </w:rPr>
-              <w:t>8</w:t>
+              <w:t>10</w:t>
             </w:r>
             <w:r>
               <w:rPr>
@@ -1536,7 +1812,7 @@
               <w14:ligatures w14:val="standardContextual"/>
             </w:rPr>
           </w:pPr>
-          <w:hyperlink w:anchor="_Toc231216926" w:history="1">
+          <w:hyperlink w:anchor="_Toc231279777" w:history="1">
             <w:r>
               <w:rPr>
                 <w:rStyle w:val="Hyperlink"/>
@@ -1581,7 +1857,7 @@
                 <w:noProof/>
                 <w:webHidden/>
               </w:rPr>
-              <w:instrText xml:space="preserve"> PAGEREF _Toc231216926 \h </w:instrText>
+              <w:instrText xml:space="preserve"> PAGEREF _Toc231279777 \h </w:instrText>
             </w:r>
             <w:r>
               <w:rPr>
@@ -1601,7 +1877,7 @@
                 <w:noProof/>
                 <w:webHidden/>
               </w:rPr>
-              <w:t>8</w:t>
+              <w:t>10</w:t>
             </w:r>
             <w:r>
               <w:rPr>
@@ -1628,7 +1904,7 @@
               <w14:ligatures w14:val="standardContextual"/>
             </w:rPr>
           </w:pPr>
-          <w:hyperlink w:anchor="_Toc231216927" w:history="1">
+          <w:hyperlink w:anchor="_Toc231279778" w:history="1">
             <w:r>
               <w:rPr>
                 <w:rStyle w:val="Hyperlink"/>
@@ -1673,7 +1949,7 @@
                 <w:noProof/>
                 <w:webHidden/>
               </w:rPr>
-              <w:instrText xml:space="preserve"> PAGEREF _Toc231216927 \h </w:instrText>
+              <w:instrText xml:space="preserve"> PAGEREF _Toc231279778 \h </w:instrText>
             </w:r>
             <w:r>
               <w:rPr>
@@ -1693,7 +1969,7 @@
                 <w:noProof/>
                 <w:webHidden/>
               </w:rPr>
-              <w:t>8</w:t>
+              <w:t>10</w:t>
             </w:r>
             <w:r>
               <w:rPr>
@@ -1720,7 +1996,7 @@
               <w14:ligatures w14:val="standardContextual"/>
             </w:rPr>
           </w:pPr>
-          <w:hyperlink w:anchor="_Toc231216928" w:history="1">
+          <w:hyperlink w:anchor="_Toc231279779" w:history="1">
             <w:r>
               <w:rPr>
                 <w:rStyle w:val="Hyperlink"/>
@@ -1765,7 +2041,7 @@
                 <w:noProof/>
                 <w:webHidden/>
               </w:rPr>
-              <w:instrText xml:space="preserve"> PAGEREF _Toc231216928 \h </w:instrText>
+              <w:instrText xml:space="preserve"> PAGEREF _Toc231279779 \h </w:instrText>
             </w:r>
             <w:r>
               <w:rPr>
@@ -1785,7 +2061,7 @@
                 <w:noProof/>
                 <w:webHidden/>
               </w:rPr>
-              <w:t>9</w:t>
+              <w:t>11</w:t>
             </w:r>
             <w:r>
               <w:rPr>
@@ -1844,7 +2120,7 @@
           <w:szCs w:val="24"/>
         </w:rPr>
       </w:pPr>
-      <w:bookmarkStart w:id="1" w:name="_Toc231216914"/>
+      <w:bookmarkStart w:id="1" w:name="_Toc231279762"/>
       <w:r>
         <w:rPr>
           <w:b/>
@@ -1878,7 +2154,7 @@
       <w:pPr>
         <w:pStyle w:val="Ttulo2"/>
       </w:pPr>
-      <w:bookmarkStart w:id="2" w:name="_Toc231216915"/>
+      <w:bookmarkStart w:id="2" w:name="_Toc231279763"/>
       <w:r>
         <w:rPr>
           <w:rStyle w:val="Ttulo2Char"/>
@@ -2038,7 +2314,7 @@
         </w:rPr>
       </w:pPr>
       <w:bookmarkStart w:id="3" w:name="_heading=h.gc1cd6en2cju"/>
-      <w:bookmarkStart w:id="4" w:name="_Toc231216916"/>
+      <w:bookmarkStart w:id="4" w:name="_Toc231279764"/>
       <w:bookmarkEnd w:id="3"/>
       <w:r>
         <w:rPr>
@@ -2303,7 +2579,7 @@
       </w:pPr>
       <w:bookmarkStart w:id="5" w:name="_heading=h.65uegc26oi85"/>
       <w:bookmarkStart w:id="6" w:name="_heading=h.b1loiuf7yl5f"/>
-      <w:bookmarkStart w:id="7" w:name="_Toc231216917"/>
+      <w:bookmarkStart w:id="7" w:name="_Toc231279765"/>
       <w:bookmarkEnd w:id="5"/>
       <w:bookmarkEnd w:id="6"/>
       <w:r>
@@ -2379,7 +2655,7 @@
         </w:rPr>
       </w:pPr>
       <w:bookmarkStart w:id="8" w:name="_heading=h.lvy0efl9ejvv"/>
-      <w:bookmarkStart w:id="9" w:name="_Toc231216918"/>
+      <w:bookmarkStart w:id="9" w:name="_Toc231279766"/>
       <w:bookmarkEnd w:id="8"/>
       <w:r>
         <w:rPr>
@@ -2421,7 +2697,7 @@
         <w:pStyle w:val="Ttulo1"/>
       </w:pPr>
       <w:bookmarkStart w:id="10" w:name="_heading=h.sp9jtw4gg0jd"/>
-      <w:bookmarkStart w:id="11" w:name="_Toc231216919"/>
+      <w:bookmarkStart w:id="11" w:name="_Toc231279767"/>
       <w:bookmarkEnd w:id="10"/>
       <w:r>
         <w:t>CONSIDERAÇÕES INICIAIS</w:t>
@@ -2653,7 +2929,7 @@
         </w:rPr>
       </w:pPr>
       <w:bookmarkStart w:id="13" w:name="_heading=h.w9q1dtlb5u22" w:colFirst="0" w:colLast="0"/>
-      <w:bookmarkStart w:id="14" w:name="_Toc231216920"/>
+      <w:bookmarkStart w:id="14" w:name="_Toc231279768"/>
       <w:bookmarkEnd w:id="13"/>
       <w:r>
         <w:rPr>
@@ -2967,7 +3243,7 @@
         <w:pStyle w:val="Ttulo1"/>
       </w:pPr>
       <w:bookmarkStart w:id="15" w:name="_heading=h.pav91m8oatl" w:colFirst="0" w:colLast="0"/>
-      <w:bookmarkStart w:id="16" w:name="_Toc231216921"/>
+      <w:bookmarkStart w:id="16" w:name="_Toc231279769"/>
       <w:bookmarkEnd w:id="15"/>
       <w:r>
         <w:t>INFRAESTRUTURA</w:t>
@@ -3065,7 +3341,7 @@
       <w:pPr>
         <w:pStyle w:val="Ttulo2"/>
       </w:pPr>
-      <w:bookmarkStart w:id="17" w:name="_Toc231216922"/>
+      <w:bookmarkStart w:id="17" w:name="_Toc231279770"/>
       <w:r>
         <w:rPr>
           <w:rStyle w:val="Ttulo2Char"/>
@@ -3307,7 +3583,7 @@
       <w:pPr>
         <w:pStyle w:val="Ttulo2"/>
       </w:pPr>
-      <w:bookmarkStart w:id="18" w:name="_Toc231216923"/>
+      <w:bookmarkStart w:id="18" w:name="_Toc231279771"/>
       <w:r>
         <w:rPr>
           <w:rStyle w:val="Ttulo2Char"/>
@@ -3333,43 +3609,25 @@
           <w:sz w:val="24"/>
           <w:szCs w:val="24"/>
         </w:rPr>
-        <w:t>Para a passagem dos condutores de energia que alimentam os diversos pontos da edificação, deverão ser utilizadas eletrocalhas lisas com virola de ferro, galvanizadas a fogo, chapa mínima #18USG.</w:t>
-      </w:r>
-    </w:p>
-    <w:p>
-      <w:pPr>
-        <w:spacing w:line="360" w:lineRule="auto"/>
-        <w:ind w:firstLine="720"/>
-        <w:jc w:val="both"/>
-        <w:rPr>
-          <w:color w:val="000000"/>
-          <w:sz w:val="24"/>
-          <w:szCs w:val="24"/>
-        </w:rPr>
-      </w:pPr>
-      <w:r>
-        <w:rPr>
-          <w:color w:val="000000"/>
-          <w:sz w:val="24"/>
-          <w:szCs w:val="24"/>
+        <w:t>[JJJJ]</w:t>
+      </w:r>
+    </w:p>
+    <w:p>
+      <w:pPr>
+        <w:pStyle w:val="Ttulo2"/>
+        <w:rPr>
+          <w:rStyle w:val="Ttulo2Char"/>
+        </w:rPr>
+      </w:pPr>
+      <w:bookmarkStart w:id="19" w:name="_Toc231279772"/>
+      <w:r>
+        <w:rPr>
+          <w:rStyle w:val="Ttulo2Char"/>
         </w:rPr>
         <w:lastRenderedPageBreak/>
-        <w:t>A sustentação das eletrocalhas será por meio de suporte horizontal para eletrocalha, atirantado à laje de teto por meio de vergalhão com rosca total. Este suporte deverá ser instalado a cada 1,5m.</w:t>
-      </w:r>
-    </w:p>
-    <w:p>
-      <w:pPr>
-        <w:pStyle w:val="Ttulo2"/>
-        <w:rPr>
-          <w:rStyle w:val="Ttulo2Char"/>
-        </w:rPr>
-      </w:pPr>
-      <w:r>
-        <w:rPr>
-          <w:rStyle w:val="Ttulo2Char"/>
-        </w:rPr>
         <w:t>CONDUTORES</w:t>
       </w:r>
+      <w:bookmarkEnd w:id="19"/>
     </w:p>
     <w:p>
       <w:pPr>
@@ -3379,12 +3637,14 @@
           <w:numId w:val="7"/>
         </w:numPr>
       </w:pPr>
+      <w:bookmarkStart w:id="20" w:name="_Toc231279773"/>
       <w:r>
         <w:rPr>
           <w:rStyle w:val="Ttulo2Char"/>
         </w:rPr>
         <w:t>Recomendações Gerais</w:t>
       </w:r>
+      <w:bookmarkEnd w:id="20"/>
     </w:p>
     <w:p>
       <w:pPr>
@@ -3494,9 +3754,11 @@
           <w:numId w:val="7"/>
         </w:numPr>
       </w:pPr>
+      <w:bookmarkStart w:id="21" w:name="_Toc231279774"/>
       <w:r>
         <w:t>Condutores dos circuitos terminais</w:t>
       </w:r>
+      <w:bookmarkEnd w:id="21"/>
     </w:p>
     <w:p>
       <w:pPr>
@@ -3797,7 +4059,6 @@
           <w:sz w:val="24"/>
           <w:szCs w:val="24"/>
         </w:rPr>
-        <w:lastRenderedPageBreak/>
         <w:t>T</w:t>
       </w:r>
       <w:r>
@@ -3924,6 +4185,7 @@
           <w:sz w:val="24"/>
           <w:szCs w:val="24"/>
         </w:rPr>
+        <w:lastRenderedPageBreak/>
         <w:t>Deverão apresentar as seguintes especificações mínimas</w:t>
       </w:r>
       <w:r>
@@ -4815,9 +5077,11 @@
           <w:numId w:val="7"/>
         </w:numPr>
       </w:pPr>
+      <w:bookmarkStart w:id="22" w:name="_Toc231279775"/>
       <w:r>
         <w:t>Tomadas elétricas</w:t>
       </w:r>
+      <w:bookmarkEnd w:id="22"/>
     </w:p>
     <w:p>
       <w:pPr>
@@ -4854,13 +5118,14 @@
       <w:pPr>
         <w:pStyle w:val="Ttulo1"/>
       </w:pPr>
-      <w:bookmarkStart w:id="19" w:name="_heading=h.3ahkj677lqvm" w:colFirst="0" w:colLast="0"/>
-      <w:bookmarkStart w:id="20" w:name="_Toc231216925"/>
-      <w:bookmarkEnd w:id="19"/>
-      <w:r>
+      <w:bookmarkStart w:id="23" w:name="_heading=h.3ahkj677lqvm" w:colFirst="0" w:colLast="0"/>
+      <w:bookmarkStart w:id="24" w:name="_Toc231279776"/>
+      <w:bookmarkEnd w:id="23"/>
+      <w:r>
+        <w:lastRenderedPageBreak/>
         <w:t>CAIXA PARA CHAVE RESERVA</w:t>
       </w:r>
-      <w:bookmarkEnd w:id="20"/>
+      <w:bookmarkEnd w:id="24"/>
     </w:p>
     <w:p>
       <w:pPr>
@@ -4976,15 +5241,15 @@
       <w:pPr>
         <w:pStyle w:val="Ttulo1"/>
       </w:pPr>
-      <w:bookmarkStart w:id="21" w:name="_heading=h.mi000b38675e" w:colFirst="0" w:colLast="0"/>
-      <w:bookmarkStart w:id="22" w:name="_Toc231216926"/>
-      <w:bookmarkEnd w:id="21"/>
+      <w:bookmarkStart w:id="25" w:name="_heading=h.mi000b38675e" w:colFirst="0" w:colLast="0"/>
+      <w:bookmarkStart w:id="26" w:name="_Toc231279777"/>
+      <w:bookmarkEnd w:id="25"/>
       <w:r>
         <w:t>MANUAL NR-10 PRONTUÁRIOS</w:t>
       </w:r>
-      <w:bookmarkStart w:id="23" w:name="_heading=h.fhfdlj3ry5pm" w:colFirst="0" w:colLast="0"/>
-      <w:bookmarkEnd w:id="22"/>
-      <w:bookmarkEnd w:id="23"/>
+      <w:bookmarkStart w:id="27" w:name="_heading=h.fhfdlj3ry5pm" w:colFirst="0" w:colLast="0"/>
+      <w:bookmarkEnd w:id="26"/>
+      <w:bookmarkEnd w:id="27"/>
     </w:p>
     <w:p>
       <w:pPr>
@@ -4994,7 +5259,7 @@
           <w:szCs w:val="24"/>
         </w:rPr>
       </w:pPr>
-      <w:bookmarkStart w:id="24" w:name="_Toc231216927"/>
+      <w:bookmarkStart w:id="28" w:name="_Toc231279778"/>
       <w:r>
         <w:t>P</w:t>
       </w:r>
@@ -5005,7 +5270,7 @@
         </w:rPr>
         <w:t>RONTUÁRIO DE INSTALAÇÕES ELÉTRICAS</w:t>
       </w:r>
-      <w:bookmarkEnd w:id="24"/>
+      <w:bookmarkEnd w:id="28"/>
     </w:p>
     <w:p/>
     <w:p>
@@ -5290,16 +5555,16 @@
       <w:pPr>
         <w:pStyle w:val="Ttulo1"/>
       </w:pPr>
-      <w:bookmarkStart w:id="25" w:name="_heading=h.89jsmj1oo0zm" w:colFirst="0" w:colLast="0"/>
-      <w:bookmarkEnd w:id="25"/>
+      <w:bookmarkStart w:id="29" w:name="_heading=h.89jsmj1oo0zm" w:colFirst="0" w:colLast="0"/>
+      <w:bookmarkEnd w:id="29"/>
       <w:r>
         <w:t xml:space="preserve"> </w:t>
       </w:r>
-      <w:bookmarkStart w:id="26" w:name="_Toc231216928"/>
+      <w:bookmarkStart w:id="30" w:name="_Toc231279779"/>
       <w:r>
         <w:t>CONSIDERAÇÕES FINAIS</w:t>
       </w:r>
-      <w:bookmarkEnd w:id="26"/>
+      <w:bookmarkEnd w:id="30"/>
     </w:p>
     <w:p>
       <w:pPr>
@@ -8683,6 +8948,10 @@
 </file>
 
 <file path=customXml/item1.xml><?xml version="1.0" encoding="utf-8"?>
+<b:Sources xmlns:b="http://schemas.openxmlformats.org/officeDocument/2006/bibliography" xmlns="http://schemas.openxmlformats.org/officeDocument/2006/bibliography" SelectedStyle="\APASixthEditionOfficeOnline.xsl" StyleName="APA" Version="6"/>
+</file>
+
+<file path=customXml/item2.xml><?xml version="1.0" encoding="utf-8"?>
 <p:properties xmlns:p="http://schemas.microsoft.com/office/2006/metadata/properties" xmlns:xsi="http://www.w3.org/2001/XMLSchema-instance" xmlns:pc="http://schemas.microsoft.com/office/infopath/2007/PartnerControls">
   <documentManagement>
     <TaxCatchAll xmlns="ab6bdf74-870e-40d0-b701-04787b55b19a" xsi:nil="true"/>
@@ -8698,14 +8967,13 @@
 </p:properties>
 </file>
 
-<file path=customXml/item2.xml><?xml version="1.0" encoding="utf-8"?>
-<b:Sources xmlns:b="http://schemas.openxmlformats.org/officeDocument/2006/bibliography" xmlns="http://schemas.openxmlformats.org/officeDocument/2006/bibliography" SelectedStyle="\APASixthEditionOfficeOnline.xsl" StyleName="APA" Version="6"/>
-</file>
-
 <file path=customXml/item3.xml><?xml version="1.0" encoding="utf-8"?>
-<go:gDocsCustomXmlDataStorage xmlns:go="http://customooxmlschemas.google.com/" xmlns:r="http://schemas.openxmlformats.org/officeDocument/2006/relationships" uri="GoogleDocsCustomDataVersion2">
-  <go:docsCustomData xmlns:go="http://customooxmlschemas.google.com/" roundtripDataSignature="AMtx7mhx1lXjm647vcM1LZOQ04kbTy8lDg==">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</go:docsCustomData>
-</go:gDocsCustomXmlDataStorage>
+<?mso-contentType ?>
+<FormTemplates xmlns="http://schemas.microsoft.com/sharepoint/v3/contenttype/forms">
+  <Display>DocumentLibraryForm</Display>
+  <Edit>DocumentLibraryForm</Edit>
+  <New>DocumentLibraryForm</New>
+</FormTemplates>
 </file>
 
 <file path=customXml/item4.xml><?xml version="1.0" encoding="utf-8"?>
@@ -8999,15 +9267,20 @@
 </file>
 
 <file path=customXml/item5.xml><?xml version="1.0" encoding="utf-8"?>
-<?mso-contentType ?>
-<FormTemplates xmlns="http://schemas.microsoft.com/sharepoint/v3/contenttype/forms">
-  <Display>DocumentLibraryForm</Display>
-  <Edit>DocumentLibraryForm</Edit>
-  <New>DocumentLibraryForm</New>
-</FormTemplates>
+<go:gDocsCustomXmlDataStorage xmlns:go="http://customooxmlschemas.google.com/" xmlns:r="http://schemas.openxmlformats.org/officeDocument/2006/relationships" uri="GoogleDocsCustomDataVersion2">
+  <go:docsCustomData xmlns:go="http://customooxmlschemas.google.com/" roundtripDataSignature="AMtx7mhx1lXjm647vcM1LZOQ04kbTy8lDg==">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</go:docsCustomData>
+</go:gDocsCustomXmlDataStorage>
 </file>
 
 <file path=customXml/itemProps1.xml><?xml version="1.0" encoding="utf-8"?>
+<ds:datastoreItem xmlns:ds="http://schemas.openxmlformats.org/officeDocument/2006/customXml" ds:itemID="{F4F81F43-B9B4-4FBB-A6A9-7766FAA6F74A}">
+  <ds:schemaRefs>
+    <ds:schemaRef ds:uri="http://schemas.openxmlformats.org/officeDocument/2006/bibliography"/>
+  </ds:schemaRefs>
+</ds:datastoreItem>
+</file>
+
+<file path=customXml/itemProps2.xml><?xml version="1.0" encoding="utf-8"?>
 <ds:datastoreItem xmlns:ds="http://schemas.openxmlformats.org/officeDocument/2006/customXml" ds:itemID="{59DEDD4B-7477-40F3-9154-656B192844A8}">
   <ds:schemaRefs>
     <ds:schemaRef ds:uri="http://schemas.microsoft.com/office/2006/metadata/properties"/>
@@ -9018,19 +9291,10 @@
 </ds:datastoreItem>
 </file>
 
-<file path=customXml/itemProps2.xml><?xml version="1.0" encoding="utf-8"?>
-<ds:datastoreItem xmlns:ds="http://schemas.openxmlformats.org/officeDocument/2006/customXml" ds:itemID="{F4F81F43-B9B4-4FBB-A6A9-7766FAA6F74A}">
+<file path=customXml/itemProps3.xml><?xml version="1.0" encoding="utf-8"?>
+<ds:datastoreItem xmlns:ds="http://schemas.openxmlformats.org/officeDocument/2006/customXml" ds:itemID="{4F1AEC50-4A1A-4CA0-9059-1BBE99D2C5D0}">
   <ds:schemaRefs>
-    <ds:schemaRef ds:uri="http://schemas.openxmlformats.org/officeDocument/2006/bibliography"/>
-  </ds:schemaRefs>
-</ds:datastoreItem>
-</file>
-
-<file path=customXml/itemProps3.xml><?xml version="1.0" encoding="utf-8"?>
-<ds:datastoreItem xmlns:ds="http://schemas.openxmlformats.org/officeDocument/2006/customXml" ds:itemID="{11111111-1234-1234-1234-123412341234}">
-  <ds:schemaRefs>
-    <ds:schemaRef ds:uri="http://customooxmlschemas.google.com/"/>
-    <ds:schemaRef ds:uri="http://schemas.openxmlformats.org/officeDocument/2006/relationships"/>
+    <ds:schemaRef ds:uri="http://schemas.microsoft.com/sharepoint/v3/contenttype/forms"/>
   </ds:schemaRefs>
 </ds:datastoreItem>
 </file>
@@ -9055,9 +9319,10 @@
 </file>
 
 <file path=customXml/itemProps5.xml><?xml version="1.0" encoding="utf-8"?>
-<ds:datastoreItem xmlns:ds="http://schemas.openxmlformats.org/officeDocument/2006/customXml" ds:itemID="{4F1AEC50-4A1A-4CA0-9059-1BBE99D2C5D0}">
+<ds:datastoreItem xmlns:ds="http://schemas.openxmlformats.org/officeDocument/2006/customXml" ds:itemID="{11111111-1234-1234-1234-123412341234}">
   <ds:schemaRefs>
-    <ds:schemaRef ds:uri="http://schemas.microsoft.com/sharepoint/v3/contenttype/forms"/>
+    <ds:schemaRef ds:uri="http://customooxmlschemas.google.com/"/>
+    <ds:schemaRef ds:uri="http://schemas.openxmlformats.org/officeDocument/2006/relationships"/>
   </ds:schemaRefs>
 </ds:datastoreItem>
 </file>
--- a/Memorial/templates/MEM-DESCRITIVO-ELÉTRICO.docx
+++ b/Memorial/templates/MEM-DESCRITIVO-ELÉTRICO.docx
@@ -2617,7 +2617,23 @@
           <w:sz w:val="24"/>
           <w:szCs w:val="24"/>
         </w:rPr>
-        <w:t>O projeto visa garantir o fornecimento de energia elétrica de forma segura, eficiente e adequada ao uso previsto dos ambientes, atendendo às exigências normativas aplicáveis, especialmente a ABNT NBR 5410, bem como às boas práticas de engenharia, assegurando proteção contra choques elétricos, sobrecargas, curtos-circuitos e demais condições que possam comprometer a segurança dos usuários e o funcionamento das instalações.</w:t>
+        <w:t xml:space="preserve">O projeto visa garantir o fornecimento de energia elétrica de forma segura, eficiente e adequada ao uso previsto dos ambientes, atendendo às exigências normativas aplicáveis, especialmente a ABNT NBR 5410, bem como às boas práticas de engenharia, assegurando proteção </w:t>
+      </w:r>
+      <w:proofErr w:type="gramStart"/>
+      <w:r>
+        <w:rPr>
+          <w:sz w:val="24"/>
+          <w:szCs w:val="24"/>
+        </w:rPr>
+        <w:t>contra choques</w:t>
+      </w:r>
+      <w:proofErr w:type="gramEnd"/>
+      <w:r>
+        <w:rPr>
+          <w:sz w:val="24"/>
+          <w:szCs w:val="24"/>
+        </w:rPr>
+        <w:t xml:space="preserve"> elétricos, sobrecargas, curtos-circuitos e demais condições que possam comprometer a segurança dos usuários e o funcionamento das instalações.</w:t>
       </w:r>
     </w:p>
     <w:p>
@@ -2902,7 +2918,25 @@
           <w:sz w:val="24"/>
           <w:szCs w:val="24"/>
         </w:rPr>
-        <w:t>A CONTRATADA será responsável pela anotação em plantas das divergências e/ou complementações introduzidas durante a construção para posterior apresentação das plantas “As Built”.</w:t>
+        <w:t xml:space="preserve">A CONTRATADA será responsável pela anotação em plantas das divergências e/ou complementações introduzidas durante a construção para posterior apresentação das plantas “As </w:t>
+      </w:r>
+      <w:proofErr w:type="spellStart"/>
+      <w:r>
+        <w:rPr>
+          <w:color w:val="000000"/>
+          <w:sz w:val="24"/>
+          <w:szCs w:val="24"/>
+        </w:rPr>
+        <w:t>Built</w:t>
+      </w:r>
+      <w:proofErr w:type="spellEnd"/>
+      <w:r>
+        <w:rPr>
+          <w:color w:val="000000"/>
+          <w:sz w:val="24"/>
+          <w:szCs w:val="24"/>
+        </w:rPr>
+        <w:t>”.</w:t>
       </w:r>
     </w:p>
     <w:p>
@@ -3134,7 +3168,25 @@
           <w:sz w:val="24"/>
           <w:szCs w:val="24"/>
         </w:rPr>
-        <w:t xml:space="preserve">As portas serão fixadas a caixa ou a estrutura, conforme o caso, através de dobradiças serão providas de fechaduras YALE mestradas para todos os quadros. </w:t>
+        <w:t xml:space="preserve">As portas serão fixadas a caixa ou a estrutura, conforme o caso, através de dobradiças serão providas de fechaduras YALE </w:t>
+      </w:r>
+      <w:proofErr w:type="spellStart"/>
+      <w:r>
+        <w:rPr>
+          <w:color w:val="000000"/>
+          <w:sz w:val="24"/>
+          <w:szCs w:val="24"/>
+        </w:rPr>
+        <w:t>mestradas</w:t>
+      </w:r>
+      <w:proofErr w:type="spellEnd"/>
+      <w:r>
+        <w:rPr>
+          <w:color w:val="000000"/>
+          <w:sz w:val="24"/>
+          <w:szCs w:val="24"/>
+        </w:rPr>
+        <w:t xml:space="preserve"> para todos os quadros. </w:t>
       </w:r>
     </w:p>
     <w:p>
@@ -3155,7 +3207,25 @@
           <w:szCs w:val="24"/>
         </w:rPr>
         <w:lastRenderedPageBreak/>
-        <w:t>Todo o quadro deverá conter em seu interior, barra para aterramento adequado de cabos de cobre. Haverá ainda uma barra de neutro executadas em cobre eletrolítico. Os quadros deverão possuir borneiras para fácil conexão dos cabos.</w:t>
+        <w:t xml:space="preserve">Todo o quadro deverá conter em seu interior, barra para aterramento adequado de cabos de cobre. Haverá ainda uma barra de neutro executadas em cobre eletrolítico. Os quadros deverão possuir </w:t>
+      </w:r>
+      <w:proofErr w:type="spellStart"/>
+      <w:r>
+        <w:rPr>
+          <w:color w:val="000000"/>
+          <w:sz w:val="24"/>
+          <w:szCs w:val="24"/>
+        </w:rPr>
+        <w:t>borneiras</w:t>
+      </w:r>
+      <w:proofErr w:type="spellEnd"/>
+      <w:r>
+        <w:rPr>
+          <w:color w:val="000000"/>
+          <w:sz w:val="24"/>
+          <w:szCs w:val="24"/>
+        </w:rPr>
+        <w:t xml:space="preserve"> para fácil conexão dos cabos.</w:t>
       </w:r>
     </w:p>
     <w:p>
@@ -3195,7 +3265,25 @@
           <w:sz w:val="24"/>
           <w:szCs w:val="24"/>
         </w:rPr>
-        <w:t>Os disjuntores deverão ser do tipo mini-disjuntores, modelo europeu, com os acessórios constantes dos diagramas de projeto.</w:t>
+        <w:t xml:space="preserve">Os disjuntores deverão ser do tipo </w:t>
+      </w:r>
+      <w:proofErr w:type="spellStart"/>
+      <w:r>
+        <w:rPr>
+          <w:color w:val="000000"/>
+          <w:sz w:val="24"/>
+          <w:szCs w:val="24"/>
+        </w:rPr>
+        <w:t>mini-disjuntores</w:t>
+      </w:r>
+      <w:proofErr w:type="spellEnd"/>
+      <w:r>
+        <w:rPr>
+          <w:color w:val="000000"/>
+          <w:sz w:val="24"/>
+          <w:szCs w:val="24"/>
+        </w:rPr>
+        <w:t>, modelo europeu, com os acessórios constantes dos diagramas de projeto.</w:t>
       </w:r>
     </w:p>
     <w:p>
@@ -3235,8 +3323,18 @@
           <w:sz w:val="24"/>
           <w:szCs w:val="24"/>
         </w:rPr>
-        <w:t>Todos os quadros deverão estar identificados, tanto pelo seu fabricante quanto aos seus componentes, circuitos, aplicação, etc.</w:t>
-      </w:r>
+        <w:t xml:space="preserve">Todos os quadros deverão estar identificados, tanto pelo seu fabricante quanto aos seus componentes, circuitos, </w:t>
+      </w:r>
+      <w:proofErr w:type="gramStart"/>
+      <w:r>
+        <w:rPr>
+          <w:color w:val="000000"/>
+          <w:sz w:val="24"/>
+          <w:szCs w:val="24"/>
+        </w:rPr>
+        <w:t>aplicação, etc.</w:t>
+      </w:r>
+      <w:proofErr w:type="gramEnd"/>
     </w:p>
     <w:p>
       <w:pPr>
@@ -3267,8 +3365,36 @@
           <w:sz w:val="24"/>
           <w:szCs w:val="24"/>
         </w:rPr>
-        <w:t>A contratada deverá fornecer e instalar toda a infraestrutura, que inclui eletrodutos, eletrocalhas, perfilados, curvas, luvas, abraçadeiras, acessórios para fixação, conduletes, caixas de passagem, etc.</w:t>
-      </w:r>
+        <w:t xml:space="preserve">A contratada deverá fornecer e instalar toda a infraestrutura, que inclui eletrodutos, eletrocalhas, perfilados, curvas, luvas, abraçadeiras, acessórios para fixação, </w:t>
+      </w:r>
+      <w:proofErr w:type="spellStart"/>
+      <w:r>
+        <w:rPr>
+          <w:color w:val="000000"/>
+          <w:sz w:val="24"/>
+          <w:szCs w:val="24"/>
+        </w:rPr>
+        <w:t>conduletes</w:t>
+      </w:r>
+      <w:proofErr w:type="spellEnd"/>
+      <w:r>
+        <w:rPr>
+          <w:color w:val="000000"/>
+          <w:sz w:val="24"/>
+          <w:szCs w:val="24"/>
+        </w:rPr>
+        <w:t xml:space="preserve">, caixas de </w:t>
+      </w:r>
+      <w:proofErr w:type="gramStart"/>
+      <w:r>
+        <w:rPr>
+          <w:color w:val="000000"/>
+          <w:sz w:val="24"/>
+          <w:szCs w:val="24"/>
+        </w:rPr>
+        <w:t>passagem, etc.</w:t>
+      </w:r>
+      <w:proofErr w:type="gramEnd"/>
     </w:p>
     <w:p>
       <w:pPr>
@@ -3367,7 +3493,45 @@
           <w:sz w:val="24"/>
           <w:szCs w:val="24"/>
         </w:rPr>
-        <w:t>Todos os eletrodutos aparentes internos deverão ser rígidos, de aço-carbono, diâmetro mínimo DN20 (3/4”), galvanizado eletroliticamente, tipo pesado.Os eletrodutos embutidos poderão ser de PVC flexível ou metálico flexível, conforme planta.</w:t>
+        <w:t xml:space="preserve">Todos os eletrodutos aparentes internos deverão ser rígidos, de aço-carbono, diâmetro mínimo DN20 (3/4”), galvanizado </w:t>
+      </w:r>
+      <w:proofErr w:type="spellStart"/>
+      <w:r>
+        <w:rPr>
+          <w:color w:val="000000"/>
+          <w:sz w:val="24"/>
+          <w:szCs w:val="24"/>
+        </w:rPr>
+        <w:t>eletroliticamente</w:t>
+      </w:r>
+      <w:proofErr w:type="spellEnd"/>
+      <w:r>
+        <w:rPr>
+          <w:color w:val="000000"/>
+          <w:sz w:val="24"/>
+          <w:szCs w:val="24"/>
+        </w:rPr>
+        <w:t xml:space="preserve">, tipo </w:t>
+      </w:r>
+      <w:proofErr w:type="spellStart"/>
+      <w:proofErr w:type="gramStart"/>
+      <w:r>
+        <w:rPr>
+          <w:color w:val="000000"/>
+          <w:sz w:val="24"/>
+          <w:szCs w:val="24"/>
+        </w:rPr>
+        <w:t>pesado.Os</w:t>
+      </w:r>
+      <w:proofErr w:type="spellEnd"/>
+      <w:proofErr w:type="gramEnd"/>
+      <w:r>
+        <w:rPr>
+          <w:color w:val="000000"/>
+          <w:sz w:val="24"/>
+          <w:szCs w:val="24"/>
+        </w:rPr>
+        <w:t xml:space="preserve"> eletrodutos embutidos poderão ser de PVC flexível ou metálico flexível, conforme planta.</w:t>
       </w:r>
     </w:p>
     <w:p>
@@ -3428,7 +3592,25 @@
           <w:sz w:val="24"/>
           <w:szCs w:val="24"/>
         </w:rPr>
-        <w:t>A interconexão de eletrodutos com materiais diferentes (aço-carbono para PVC) deverá ser realizada por meio de caixa de passagem, condulete ou caixa de derivação em PVC de dimensão adequada ao diâmetro do eletroduto.</w:t>
+        <w:t xml:space="preserve">A interconexão de eletrodutos com materiais diferentes (aço-carbono para PVC) deverá ser realizada por meio de caixa de passagem, </w:t>
+      </w:r>
+      <w:proofErr w:type="spellStart"/>
+      <w:r>
+        <w:rPr>
+          <w:color w:val="000000"/>
+          <w:sz w:val="24"/>
+          <w:szCs w:val="24"/>
+        </w:rPr>
+        <w:t>condulete</w:t>
+      </w:r>
+      <w:proofErr w:type="spellEnd"/>
+      <w:r>
+        <w:rPr>
+          <w:color w:val="000000"/>
+          <w:sz w:val="24"/>
+          <w:szCs w:val="24"/>
+        </w:rPr>
+        <w:t xml:space="preserve"> ou caixa de derivação em PVC de dimensão adequada ao diâmetro do eletroduto.</w:t>
       </w:r>
     </w:p>
     <w:p>
@@ -3528,7 +3710,25 @@
           <w:sz w:val="24"/>
           <w:szCs w:val="24"/>
         </w:rPr>
-        <w:t>Todos os acessórios e conduletes serão do tipo sem rosca, utilizando apenas parafuso para fixação de eletroduto.</w:t>
+        <w:t xml:space="preserve">Todos os acessórios e </w:t>
+      </w:r>
+      <w:proofErr w:type="spellStart"/>
+      <w:r>
+        <w:rPr>
+          <w:color w:val="000000"/>
+          <w:sz w:val="24"/>
+          <w:szCs w:val="24"/>
+        </w:rPr>
+        <w:t>conduletes</w:t>
+      </w:r>
+      <w:proofErr w:type="spellEnd"/>
+      <w:r>
+        <w:rPr>
+          <w:color w:val="000000"/>
+          <w:sz w:val="24"/>
+          <w:szCs w:val="24"/>
+        </w:rPr>
+        <w:t xml:space="preserve"> serão do tipo sem rosca, utilizando apenas parafuso para fixação de eletroduto.</w:t>
       </w:r>
     </w:p>
     <w:p>
@@ -3548,7 +3748,97 @@
           <w:sz w:val="24"/>
           <w:szCs w:val="24"/>
         </w:rPr>
-        <w:t>Todos os conduletes deverão ser tampados. Nos conduletes em áreas externas, as tampas deverão ser do tipo com vedação. Deverão ser utilizados apenas conduletes do tipo múltiplos (L e X). Para a conexão do eletroduto ao condulete do tipo múltiplo, deverá ser utilizada conector compatível com diâmetro do eletroduto e rosca do condulete.</w:t>
+        <w:t xml:space="preserve">Todos os </w:t>
+      </w:r>
+      <w:proofErr w:type="spellStart"/>
+      <w:r>
+        <w:rPr>
+          <w:color w:val="000000"/>
+          <w:sz w:val="24"/>
+          <w:szCs w:val="24"/>
+        </w:rPr>
+        <w:t>conduletes</w:t>
+      </w:r>
+      <w:proofErr w:type="spellEnd"/>
+      <w:r>
+        <w:rPr>
+          <w:color w:val="000000"/>
+          <w:sz w:val="24"/>
+          <w:szCs w:val="24"/>
+        </w:rPr>
+        <w:t xml:space="preserve"> deverão ser tampados. Nos </w:t>
+      </w:r>
+      <w:proofErr w:type="spellStart"/>
+      <w:r>
+        <w:rPr>
+          <w:color w:val="000000"/>
+          <w:sz w:val="24"/>
+          <w:szCs w:val="24"/>
+        </w:rPr>
+        <w:t>conduletes</w:t>
+      </w:r>
+      <w:proofErr w:type="spellEnd"/>
+      <w:r>
+        <w:rPr>
+          <w:color w:val="000000"/>
+          <w:sz w:val="24"/>
+          <w:szCs w:val="24"/>
+        </w:rPr>
+        <w:t xml:space="preserve"> em áreas externas, as tampas deverão ser do tipo com vedação. Deverão ser utilizados apenas </w:t>
+      </w:r>
+      <w:proofErr w:type="spellStart"/>
+      <w:r>
+        <w:rPr>
+          <w:color w:val="000000"/>
+          <w:sz w:val="24"/>
+          <w:szCs w:val="24"/>
+        </w:rPr>
+        <w:t>conduletes</w:t>
+      </w:r>
+      <w:proofErr w:type="spellEnd"/>
+      <w:r>
+        <w:rPr>
+          <w:color w:val="000000"/>
+          <w:sz w:val="24"/>
+          <w:szCs w:val="24"/>
+        </w:rPr>
+        <w:t xml:space="preserve"> do tipo múltiplos (L e X). Para a conexão do eletroduto ao </w:t>
+      </w:r>
+      <w:proofErr w:type="spellStart"/>
+      <w:r>
+        <w:rPr>
+          <w:color w:val="000000"/>
+          <w:sz w:val="24"/>
+          <w:szCs w:val="24"/>
+        </w:rPr>
+        <w:t>condulete</w:t>
+      </w:r>
+      <w:proofErr w:type="spellEnd"/>
+      <w:r>
+        <w:rPr>
+          <w:color w:val="000000"/>
+          <w:sz w:val="24"/>
+          <w:szCs w:val="24"/>
+        </w:rPr>
+        <w:t xml:space="preserve"> do tipo múltiplo, deverá ser utilizada conector compatível com diâmetro do eletroduto e rosca do </w:t>
+      </w:r>
+      <w:proofErr w:type="spellStart"/>
+      <w:r>
+        <w:rPr>
+          <w:color w:val="000000"/>
+          <w:sz w:val="24"/>
+          <w:szCs w:val="24"/>
+        </w:rPr>
+        <w:t>condulete</w:t>
+      </w:r>
+      <w:proofErr w:type="spellEnd"/>
+      <w:r>
+        <w:rPr>
+          <w:color w:val="000000"/>
+          <w:sz w:val="24"/>
+          <w:szCs w:val="24"/>
+        </w:rPr>
+        <w:t>.</w:t>
       </w:r>
     </w:p>
     <w:p>
@@ -3568,7 +3858,25 @@
           <w:sz w:val="24"/>
           <w:szCs w:val="24"/>
         </w:rPr>
-        <w:t>Todas as caixas de passagem aparentes (de sobrepor), incluindo conduletes, deverão ser fabricados em aço-carbono ou alumínio. As caixas de passagem embutidas em parede poderão de PVC</w:t>
+        <w:t xml:space="preserve">Todas as caixas de passagem aparentes (de sobrepor), incluindo </w:t>
+      </w:r>
+      <w:proofErr w:type="spellStart"/>
+      <w:r>
+        <w:rPr>
+          <w:color w:val="000000"/>
+          <w:sz w:val="24"/>
+          <w:szCs w:val="24"/>
+        </w:rPr>
+        <w:t>conduletes</w:t>
+      </w:r>
+      <w:proofErr w:type="spellEnd"/>
+      <w:r>
+        <w:rPr>
+          <w:color w:val="000000"/>
+          <w:sz w:val="24"/>
+          <w:szCs w:val="24"/>
+        </w:rPr>
+        <w:t>, deverão ser fabricados em aço-carbono ou alumínio. As caixas de passagem embutidas em parede poderão de PVC</w:t>
       </w:r>
       <w:r>
         <w:rPr>
@@ -3663,7 +3971,25 @@
           <w:sz w:val="24"/>
           <w:szCs w:val="24"/>
         </w:rPr>
-        <w:t>É expressamente proibida a instalação de linhas elétricas no interior de dutos de exaustão de fumaça ou de ventilação (“dutos de ar condicionado” etc.), bem como fosso de elevador, de plataforma elevatória ou de monta-carga.</w:t>
+        <w:t xml:space="preserve">É expressamente proibida a instalação de linhas elétricas no interior de dutos de exaustão de fumaça ou de ventilação (“dutos de </w:t>
+      </w:r>
+      <w:proofErr w:type="gramStart"/>
+      <w:r>
+        <w:rPr>
+          <w:color w:val="000000"/>
+          <w:sz w:val="24"/>
+          <w:szCs w:val="24"/>
+        </w:rPr>
+        <w:t>ar condicionado</w:t>
+      </w:r>
+      <w:proofErr w:type="gramEnd"/>
+      <w:r>
+        <w:rPr>
+          <w:color w:val="000000"/>
+          <w:sz w:val="24"/>
+          <w:szCs w:val="24"/>
+        </w:rPr>
+        <w:t>” etc.), bem como fosso de elevador, de plataforma elevatória ou de monta-carga.</w:t>
       </w:r>
     </w:p>
     <w:p>
@@ -3723,7 +4049,25 @@
           <w:sz w:val="24"/>
           <w:szCs w:val="24"/>
         </w:rPr>
-        <w:t>Em linhas elétricas presentes em “shafts” (poço vertical), deverá ser obturada a passagem de um pavimento ao outro de modo a impedir a propagação de incêndio. Esse bloqueio deverá ser garantido por materiais capazes de suportar a ação de chama direta. Os condutores utilizados deverão ser obrigatoriamente resistentes ao fogo, livres de halogênio e com baixa emissão de fumaça e gases tóxicos.</w:t>
+        <w:t>Em linhas elétricas presentes em “</w:t>
+      </w:r>
+      <w:proofErr w:type="spellStart"/>
+      <w:r>
+        <w:rPr>
+          <w:color w:val="000000"/>
+          <w:sz w:val="24"/>
+          <w:szCs w:val="24"/>
+        </w:rPr>
+        <w:t>shafts</w:t>
+      </w:r>
+      <w:proofErr w:type="spellEnd"/>
+      <w:r>
+        <w:rPr>
+          <w:color w:val="000000"/>
+          <w:sz w:val="24"/>
+          <w:szCs w:val="24"/>
+        </w:rPr>
+        <w:t>” (poço vertical), deverá ser obturada a passagem de um pavimento ao outro de modo a impedir a propagação de incêndio. Esse bloqueio deverá ser garantido por materiais capazes de suportar a ação de chama direta. Os condutores utilizados deverão ser obrigatoriamente resistentes ao fogo, livres de halogênio e com baixa emissão de fumaça e gases tóxicos.</w:t>
       </w:r>
     </w:p>
     <w:p>
@@ -5072,16 +5416,299 @@
     <w:p>
       <w:pPr>
         <w:pStyle w:val="Ttulo2"/>
+      </w:pPr>
+      <w:r>
+        <w:rPr>
+          <w:rStyle w:val="Ttulo2Char"/>
+        </w:rPr>
+        <w:t>TOMADAS ELÉTRICAS</w:t>
+      </w:r>
+    </w:p>
+    <w:p>
+      <w:pPr>
+        <w:spacing w:line="360" w:lineRule="auto"/>
+        <w:ind w:firstLine="720"/>
+        <w:jc w:val="both"/>
+        <w:rPr>
+          <w:color w:val="000000"/>
+          <w:sz w:val="24"/>
+          <w:szCs w:val="24"/>
+        </w:rPr>
+      </w:pPr>
+      <w:r>
+        <w:rPr>
+          <w:color w:val="000000"/>
+          <w:sz w:val="24"/>
+          <w:szCs w:val="24"/>
+        </w:rPr>
+        <w:t>[IIII]</w:t>
+      </w:r>
+    </w:p>
+    <w:p>
+      <w:pPr>
+        <w:pStyle w:val="Ttulo2"/>
+      </w:pPr>
+      <w:r>
+        <w:rPr>
+          <w:rStyle w:val="Ttulo2Char"/>
+        </w:rPr>
+        <w:t>LIGAÇÕES ELÉTRICAS</w:t>
+      </w:r>
+    </w:p>
+    <w:p>
+      <w:pPr>
+        <w:spacing w:line="360" w:lineRule="auto"/>
+        <w:ind w:firstLine="720"/>
+        <w:jc w:val="both"/>
+        <w:rPr>
+          <w:color w:val="000000"/>
+          <w:sz w:val="24"/>
+          <w:szCs w:val="24"/>
+        </w:rPr>
+      </w:pPr>
+      <w:r>
+        <w:rPr>
+          <w:color w:val="000000"/>
+          <w:sz w:val="24"/>
+          <w:szCs w:val="24"/>
+        </w:rPr>
+        <w:t>[</w:t>
+      </w:r>
+      <w:r>
+        <w:rPr>
+          <w:color w:val="000000"/>
+          <w:sz w:val="24"/>
+          <w:szCs w:val="24"/>
+        </w:rPr>
+        <w:t>KKKK</w:t>
+      </w:r>
+      <w:r>
+        <w:rPr>
+          <w:color w:val="000000"/>
+          <w:sz w:val="24"/>
+          <w:szCs w:val="24"/>
+        </w:rPr>
+        <w:t>]</w:t>
+      </w:r>
+    </w:p>
+    <w:p>
+      <w:pPr>
+        <w:pStyle w:val="Ttulo2"/>
+      </w:pPr>
+      <w:r>
+        <w:rPr>
+          <w:rStyle w:val="Ttulo2Char"/>
+        </w:rPr>
+        <w:lastRenderedPageBreak/>
+        <w:t>IDENTIFICAÇÃO DOS ELEMENTOS DA INSTALAÇÃO</w:t>
+      </w:r>
+    </w:p>
+    <w:p>
+      <w:pPr>
+        <w:spacing w:line="360" w:lineRule="auto"/>
+        <w:ind w:firstLine="720"/>
+        <w:jc w:val="both"/>
+        <w:rPr>
+          <w:color w:val="000000"/>
+          <w:sz w:val="24"/>
+          <w:szCs w:val="24"/>
+        </w:rPr>
+      </w:pPr>
+      <w:r>
+        <w:rPr>
+          <w:color w:val="000000"/>
+          <w:sz w:val="24"/>
+          <w:szCs w:val="24"/>
+        </w:rPr>
+        <w:t>Os elementos da instalação deverão ser identificados conforme diretrizes a seguir:</w:t>
+      </w:r>
+    </w:p>
+    <w:p>
+      <w:pPr>
+        <w:pStyle w:val="PargrafodaLista"/>
         <w:numPr>
-          <w:ilvl w:val="2"/>
-          <w:numId w:val="7"/>
+          <w:ilvl w:val="0"/>
+          <w:numId w:val="11"/>
         </w:numPr>
-      </w:pPr>
-      <w:bookmarkStart w:id="22" w:name="_Toc231279775"/>
-      <w:r>
-        <w:t>Tomadas elétricas</w:t>
-      </w:r>
-      <w:bookmarkEnd w:id="22"/>
+        <w:spacing w:line="360" w:lineRule="auto"/>
+        <w:jc w:val="both"/>
+        <w:rPr>
+          <w:rFonts w:ascii="Arial" w:hAnsi="Arial" w:cs="Arial"/>
+          <w:color w:val="000000"/>
+          <w:sz w:val="24"/>
+          <w:szCs w:val="24"/>
+        </w:rPr>
+      </w:pPr>
+      <w:r>
+        <w:rPr>
+          <w:rFonts w:ascii="Arial" w:hAnsi="Arial" w:cs="Arial"/>
+          <w:color w:val="000000"/>
+          <w:sz w:val="24"/>
+          <w:szCs w:val="24"/>
+        </w:rPr>
+        <w:t>As extremidades de todos os condutores devem ser identificadas por meio de etiqueta adesiva ou anilha com o respectivo circuito;</w:t>
+      </w:r>
+    </w:p>
+    <w:p>
+      <w:pPr>
+        <w:pStyle w:val="PargrafodaLista"/>
+        <w:numPr>
+          <w:ilvl w:val="0"/>
+          <w:numId w:val="11"/>
+        </w:numPr>
+        <w:spacing w:line="360" w:lineRule="auto"/>
+        <w:jc w:val="both"/>
+        <w:rPr>
+          <w:rFonts w:ascii="Arial" w:hAnsi="Arial" w:cs="Arial"/>
+          <w:color w:val="000000"/>
+          <w:sz w:val="24"/>
+          <w:szCs w:val="24"/>
+        </w:rPr>
+      </w:pPr>
+      <w:r>
+        <w:rPr>
+          <w:rFonts w:ascii="Arial" w:hAnsi="Arial" w:cs="Arial"/>
+          <w:color w:val="000000"/>
+          <w:sz w:val="24"/>
+          <w:szCs w:val="24"/>
+        </w:rPr>
+        <w:t>Todas as tomadas, luminárias, interruptores, e demais pontos de consumo deverão ser identificados por meio de etiqueta adesiva com respectivo circuito;</w:t>
+      </w:r>
+    </w:p>
+    <w:p>
+      <w:pPr>
+        <w:pStyle w:val="PargrafodaLista"/>
+        <w:numPr>
+          <w:ilvl w:val="0"/>
+          <w:numId w:val="11"/>
+        </w:numPr>
+        <w:spacing w:line="360" w:lineRule="auto"/>
+        <w:jc w:val="both"/>
+        <w:rPr>
+          <w:rFonts w:ascii="Arial" w:hAnsi="Arial" w:cs="Arial"/>
+          <w:color w:val="000000"/>
+          <w:sz w:val="24"/>
+          <w:szCs w:val="24"/>
+        </w:rPr>
+      </w:pPr>
+      <w:r>
+        <w:rPr>
+          <w:rFonts w:ascii="Arial" w:hAnsi="Arial" w:cs="Arial"/>
+          <w:color w:val="000000"/>
+          <w:sz w:val="24"/>
+          <w:szCs w:val="24"/>
+        </w:rPr>
+        <w:t>Todos os condutores em eletrocalhas deverão ser identificados com respectivo circuito a cada 5m;</w:t>
+      </w:r>
+    </w:p>
+    <w:p>
+      <w:pPr>
+        <w:pStyle w:val="PargrafodaLista"/>
+        <w:numPr>
+          <w:ilvl w:val="0"/>
+          <w:numId w:val="11"/>
+        </w:numPr>
+        <w:spacing w:line="360" w:lineRule="auto"/>
+        <w:jc w:val="both"/>
+        <w:rPr>
+          <w:rFonts w:ascii="Arial" w:hAnsi="Arial" w:cs="Arial"/>
+          <w:color w:val="000000"/>
+          <w:sz w:val="24"/>
+          <w:szCs w:val="24"/>
+        </w:rPr>
+      </w:pPr>
+      <w:r>
+        <w:rPr>
+          <w:rFonts w:ascii="Arial" w:hAnsi="Arial" w:cs="Arial"/>
+          <w:color w:val="000000"/>
+          <w:sz w:val="24"/>
+          <w:szCs w:val="24"/>
+        </w:rPr>
+        <w:t>Todos os disjuntores e demais elementos de manobra e proteção em quadros ou painéis elétricos deverão ser identificados por meio de etiquetas adesivas ou outro material adequado</w:t>
+      </w:r>
+    </w:p>
+    <w:p>
+      <w:pPr>
+        <w:pStyle w:val="PargrafodaLista"/>
+        <w:numPr>
+          <w:ilvl w:val="0"/>
+          <w:numId w:val="11"/>
+        </w:numPr>
+        <w:spacing w:line="360" w:lineRule="auto"/>
+        <w:jc w:val="both"/>
+        <w:rPr>
+          <w:rFonts w:ascii="Arial" w:hAnsi="Arial" w:cs="Arial"/>
+          <w:color w:val="000000"/>
+          <w:sz w:val="24"/>
+          <w:szCs w:val="24"/>
+        </w:rPr>
+      </w:pPr>
+      <w:r>
+        <w:rPr>
+          <w:rFonts w:ascii="Arial" w:hAnsi="Arial" w:cs="Arial"/>
+          <w:color w:val="000000"/>
+          <w:sz w:val="24"/>
+          <w:szCs w:val="24"/>
+        </w:rPr>
+        <w:t xml:space="preserve">Todos os condutores em </w:t>
+      </w:r>
+      <w:proofErr w:type="spellStart"/>
+      <w:r>
+        <w:rPr>
+          <w:rFonts w:ascii="Arial" w:hAnsi="Arial" w:cs="Arial"/>
+          <w:color w:val="000000"/>
+          <w:sz w:val="24"/>
+          <w:szCs w:val="24"/>
+        </w:rPr>
+        <w:t>shafts</w:t>
+      </w:r>
+      <w:proofErr w:type="spellEnd"/>
+      <w:r>
+        <w:rPr>
+          <w:rFonts w:ascii="Arial" w:hAnsi="Arial" w:cs="Arial"/>
+          <w:color w:val="000000"/>
+          <w:sz w:val="24"/>
+          <w:szCs w:val="24"/>
+        </w:rPr>
+        <w:t xml:space="preserve"> devem ser identificados a cada pavimento com respectivo circuito.</w:t>
+      </w:r>
+    </w:p>
+    <w:p>
+      <w:pPr>
+        <w:pStyle w:val="PargrafodaLista"/>
+        <w:numPr>
+          <w:ilvl w:val="0"/>
+          <w:numId w:val="11"/>
+        </w:numPr>
+        <w:spacing w:line="360" w:lineRule="auto"/>
+        <w:jc w:val="both"/>
+        <w:rPr>
+          <w:rFonts w:ascii="Arial" w:hAnsi="Arial" w:cs="Arial"/>
+          <w:color w:val="000000"/>
+          <w:sz w:val="24"/>
+          <w:szCs w:val="24"/>
+        </w:rPr>
+      </w:pPr>
+      <w:r>
+        <w:rPr>
+          <w:rFonts w:ascii="Arial" w:hAnsi="Arial" w:cs="Arial"/>
+          <w:color w:val="000000"/>
+          <w:sz w:val="24"/>
+          <w:szCs w:val="24"/>
+        </w:rPr>
+        <w:t>Todos os quadros e painéis elétricos devem ser identificados com respectivo nome.</w:t>
+      </w:r>
+    </w:p>
+    <w:p>
+      <w:pPr>
+        <w:pStyle w:val="Ttulo2"/>
+      </w:pPr>
+      <w:r>
+        <w:rPr>
+          <w:rStyle w:val="Ttulo2Char"/>
+        </w:rPr>
+        <w:t>EQUIPOTENCIALIZAÇÃO</w:t>
+      </w:r>
     </w:p>
     <w:p>
       <w:pPr>
@@ -5100,36 +5727,69 @@
           <w:sz w:val="24"/>
           <w:szCs w:val="24"/>
         </w:rPr>
-        <w:t>[IIII]</w:t>
-      </w:r>
-    </w:p>
-    <w:p>
-      <w:pPr>
-        <w:spacing w:line="360" w:lineRule="auto"/>
-        <w:jc w:val="both"/>
-        <w:rPr>
-          <w:color w:val="000000"/>
-          <w:sz w:val="24"/>
-          <w:szCs w:val="24"/>
-        </w:rPr>
-      </w:pPr>
-    </w:p>
-    <w:p>
-      <w:pPr>
-        <w:pStyle w:val="Ttulo1"/>
-      </w:pPr>
-      <w:bookmarkStart w:id="23" w:name="_heading=h.3ahkj677lqvm" w:colFirst="0" w:colLast="0"/>
-      <w:bookmarkStart w:id="24" w:name="_Toc231279776"/>
-      <w:bookmarkEnd w:id="23"/>
-      <w:r>
-        <w:lastRenderedPageBreak/>
-        <w:t>CAIXA PARA CHAVE RESERVA</w:t>
-      </w:r>
-      <w:bookmarkEnd w:id="24"/>
+        <w:t xml:space="preserve">Todos os equipamentos como: reatores, transformadores, luminárias, tubulações, </w:t>
+      </w:r>
+      <w:proofErr w:type="gramStart"/>
+      <w:r>
+        <w:rPr>
+          <w:color w:val="000000"/>
+          <w:sz w:val="24"/>
+          <w:szCs w:val="24"/>
+        </w:rPr>
+        <w:t>quadros elétrico</w:t>
+      </w:r>
+      <w:proofErr w:type="gramEnd"/>
+      <w:r>
+        <w:rPr>
+          <w:color w:val="000000"/>
+          <w:sz w:val="24"/>
+          <w:szCs w:val="24"/>
+        </w:rPr>
+        <w:t xml:space="preserve">, máquinas de </w:t>
+      </w:r>
+      <w:proofErr w:type="gramStart"/>
+      <w:r>
+        <w:rPr>
+          <w:color w:val="000000"/>
+          <w:sz w:val="24"/>
+          <w:szCs w:val="24"/>
+        </w:rPr>
+        <w:t>ar condicionado</w:t>
+      </w:r>
+      <w:proofErr w:type="gramEnd"/>
+      <w:r>
+        <w:rPr>
+          <w:color w:val="000000"/>
+          <w:sz w:val="24"/>
+          <w:szCs w:val="24"/>
+        </w:rPr>
+        <w:t xml:space="preserve">, entre outros equipamentos, deverão ser aterrados. O condutor neutro não poderá ser utilizado para </w:t>
+      </w:r>
+      <w:r>
+        <w:rPr>
+          <w:color w:val="000000"/>
+          <w:sz w:val="24"/>
+          <w:szCs w:val="24"/>
+        </w:rPr>
+        <w:t xml:space="preserve">realização do </w:t>
+      </w:r>
+      <w:r>
+        <w:rPr>
+          <w:color w:val="000000"/>
+          <w:sz w:val="24"/>
+          <w:szCs w:val="24"/>
+        </w:rPr>
+        <w:t>aterramento.</w:t>
+      </w:r>
     </w:p>
     <w:p>
       <w:pPr>
         <w:keepNext/>
+        <w:keepLines/>
+        <w:numPr>
+          <w:ilvl w:val="0"/>
+          <w:numId w:val="6"/>
+        </w:numPr>
         <w:pBdr>
           <w:top w:val="nil"/>
           <w:left w:val="nil"/>
@@ -5137,8 +5797,8 @@
           <w:right w:val="nil"/>
           <w:between w:val="nil"/>
         </w:pBdr>
-        <w:spacing w:after="200" w:line="360" w:lineRule="auto"/>
-        <w:jc w:val="both"/>
+        <w:spacing w:after="120" w:line="360" w:lineRule="auto"/>
+        <w:outlineLvl w:val="0"/>
         <w:rPr>
           <w:b/>
           <w:sz w:val="24"/>
@@ -5147,10 +5807,468 @@
       </w:pPr>
       <w:r>
         <w:rPr>
-          <w:sz w:val="24"/>
-          <w:szCs w:val="24"/>
-        </w:rPr>
-        <w:t>Desenho 8A - Caixa Metálica Vedada com Vidro Transparente para Guarda da Chave Reserva da Subestação – Usada em Emergências</w:t>
+          <w:b/>
+          <w:sz w:val="24"/>
+          <w:szCs w:val="24"/>
+        </w:rPr>
+        <w:t>DISPOSITIVOS DE MANOBRA E PROTEÇÃO</w:t>
+      </w:r>
+    </w:p>
+    <w:p>
+      <w:pPr>
+        <w:pStyle w:val="Ttulo2"/>
+      </w:pPr>
+      <w:r>
+        <w:t>DISJUNTORES</w:t>
+      </w:r>
+    </w:p>
+    <w:p>
+      <w:pPr>
+        <w:spacing w:line="360" w:lineRule="auto"/>
+        <w:ind w:firstLine="720"/>
+        <w:jc w:val="both"/>
+        <w:rPr>
+          <w:color w:val="000000"/>
+          <w:sz w:val="24"/>
+          <w:szCs w:val="24"/>
+        </w:rPr>
+      </w:pPr>
+      <w:r>
+        <w:rPr>
+          <w:color w:val="000000"/>
+          <w:sz w:val="24"/>
+          <w:szCs w:val="24"/>
+        </w:rPr>
+        <w:t>Os disjuntores unipolares, bipolares e tripolares deverão ser do tipo DIN, termomagnéticos, com curva característica “C”, conforme indicação nos quadros de carga e diagramas unifilares do projeto elétrico.</w:t>
+      </w:r>
+    </w:p>
+    <w:p>
+      <w:pPr>
+        <w:spacing w:line="360" w:lineRule="auto"/>
+        <w:ind w:firstLine="720"/>
+        <w:jc w:val="both"/>
+        <w:rPr>
+          <w:color w:val="000000"/>
+          <w:sz w:val="24"/>
+          <w:szCs w:val="24"/>
+        </w:rPr>
+      </w:pPr>
+      <w:r>
+        <w:rPr>
+          <w:color w:val="000000"/>
+          <w:sz w:val="24"/>
+          <w:szCs w:val="24"/>
+        </w:rPr>
+        <w:t xml:space="preserve">Os disjuntores unipolares deverão possuir capacidade de interrupção simétrica mínima de 5 kA em </w:t>
+      </w:r>
+      <w:r>
+        <w:rPr>
+          <w:color w:val="000000"/>
+          <w:sz w:val="24"/>
+          <w:szCs w:val="24"/>
+        </w:rPr>
+        <w:t>[LLLA]</w:t>
+      </w:r>
+      <w:r>
+        <w:rPr>
+          <w:color w:val="000000"/>
+          <w:sz w:val="24"/>
+          <w:szCs w:val="24"/>
+        </w:rPr>
+        <w:t xml:space="preserve"> V, conforme IEC 60898. Os disjuntores bipolares e tripolares deverão possuir capacidade de interrupção simétrica mínima de 10 kA em </w:t>
+      </w:r>
+      <w:r>
+        <w:rPr>
+          <w:color w:val="000000"/>
+          <w:sz w:val="24"/>
+          <w:szCs w:val="24"/>
+        </w:rPr>
+        <w:t>[LLLB]</w:t>
+      </w:r>
+      <w:r>
+        <w:rPr>
+          <w:color w:val="000000"/>
+          <w:sz w:val="24"/>
+          <w:szCs w:val="24"/>
+        </w:rPr>
+        <w:t xml:space="preserve"> V, conforme IEC 60898.</w:t>
+      </w:r>
+    </w:p>
+    <w:p>
+      <w:pPr>
+        <w:spacing w:line="360" w:lineRule="auto"/>
+        <w:ind w:firstLine="720"/>
+        <w:jc w:val="both"/>
+        <w:rPr>
+          <w:color w:val="000000"/>
+          <w:sz w:val="24"/>
+          <w:szCs w:val="24"/>
+        </w:rPr>
+      </w:pPr>
+      <w:r>
+        <w:rPr>
+          <w:color w:val="000000"/>
+          <w:sz w:val="24"/>
+          <w:szCs w:val="24"/>
+        </w:rPr>
+        <w:t>Deverão ser utilizados dispositivos de referência Siemens, WEG ou equivalente técnico, desde que atendam às mesmas características elétricas, mecânicas e normativas especificadas em projeto.</w:t>
+      </w:r>
+    </w:p>
+    <w:p>
+      <w:pPr>
+        <w:spacing w:line="360" w:lineRule="auto"/>
+        <w:jc w:val="center"/>
+        <w:rPr>
+          <w:color w:val="000000"/>
+          <w:sz w:val="24"/>
+          <w:szCs w:val="24"/>
+        </w:rPr>
+      </w:pPr>
+      <w:r>
+        <w:rPr>
+          <w:noProof/>
+          <w:color w:val="000000"/>
+          <w:sz w:val="24"/>
+          <w:szCs w:val="24"/>
+        </w:rPr>
+        <w:lastRenderedPageBreak/>
+        <w:drawing>
+          <wp:inline distT="0" distB="0" distL="0" distR="0" wp14:anchorId="4DC61D88" wp14:editId="267AE4A3">
+            <wp:extent cx="4086225" cy="2018567"/>
+            <wp:effectExtent l="0" t="0" r="0" b="1270"/>
+            <wp:docPr id="1803670249" name="Imagem 1"/>
+            <wp:cNvGraphicFramePr>
+              <a:graphicFrameLocks xmlns:a="http://schemas.openxmlformats.org/drawingml/2006/main" noChangeAspect="1"/>
+            </wp:cNvGraphicFramePr>
+            <a:graphic xmlns:a="http://schemas.openxmlformats.org/drawingml/2006/main">
+              <a:graphicData uri="http://schemas.openxmlformats.org/drawingml/2006/picture">
+                <pic:pic xmlns:pic="http://schemas.openxmlformats.org/drawingml/2006/picture">
+                  <pic:nvPicPr>
+                    <pic:cNvPr id="1803670249" name="Imagem 1803670249"/>
+                    <pic:cNvPicPr/>
+                  </pic:nvPicPr>
+                  <pic:blipFill>
+                    <a:blip r:embed="rId16">
+                      <a:extLst>
+                        <a:ext uri="{28A0092B-C50C-407E-A947-70E740481C1C}">
+                          <a14:useLocalDpi xmlns:a14="http://schemas.microsoft.com/office/drawing/2010/main" val="0"/>
+                        </a:ext>
+                      </a:extLst>
+                    </a:blip>
+                    <a:stretch>
+                      <a:fillRect/>
+                    </a:stretch>
+                  </pic:blipFill>
+                  <pic:spPr>
+                    <a:xfrm>
+                      <a:off x="0" y="0"/>
+                      <a:ext cx="4097996" cy="2024382"/>
+                    </a:xfrm>
+                    <a:prstGeom prst="rect">
+                      <a:avLst/>
+                    </a:prstGeom>
+                  </pic:spPr>
+                </pic:pic>
+              </a:graphicData>
+            </a:graphic>
+          </wp:inline>
+        </w:drawing>
+      </w:r>
+    </w:p>
+    <w:p>
+      <w:pPr>
+        <w:spacing w:line="360" w:lineRule="auto"/>
+        <w:jc w:val="center"/>
+        <w:rPr>
+          <w:i/>
+          <w:iCs/>
+          <w:color w:val="000000"/>
+          <w:sz w:val="24"/>
+          <w:szCs w:val="24"/>
+        </w:rPr>
+      </w:pPr>
+      <w:r>
+        <w:rPr>
+          <w:i/>
+          <w:iCs/>
+          <w:color w:val="000000"/>
+          <w:sz w:val="24"/>
+          <w:szCs w:val="24"/>
+        </w:rPr>
+        <w:t xml:space="preserve">Imagem </w:t>
+      </w:r>
+      <w:r>
+        <w:rPr>
+          <w:i/>
+          <w:iCs/>
+          <w:color w:val="000000"/>
+          <w:sz w:val="24"/>
+          <w:szCs w:val="24"/>
+        </w:rPr>
+        <w:t>Disjuntores tipo WEG</w:t>
+      </w:r>
+    </w:p>
+    <w:p>
+      <w:pPr>
+        <w:pStyle w:val="Ttulo2"/>
+      </w:pPr>
+      <w:r>
+        <w:t>DIS</w:t>
+      </w:r>
+      <w:r>
+        <w:t>POSITIVO DE PROTEÇÃO CONTRA SURTOS ELÉTRICOS</w:t>
+      </w:r>
+    </w:p>
+    <w:p>
+      <w:pPr>
+        <w:spacing w:line="360" w:lineRule="auto"/>
+        <w:ind w:firstLine="720"/>
+        <w:jc w:val="both"/>
+        <w:rPr>
+          <w:color w:val="000000"/>
+          <w:sz w:val="24"/>
+          <w:szCs w:val="24"/>
+        </w:rPr>
+      </w:pPr>
+      <w:r>
+        <w:rPr>
+          <w:color w:val="000000"/>
+          <w:sz w:val="24"/>
+          <w:szCs w:val="24"/>
+        </w:rPr>
+        <w:t>Os quadros elétricos deverão ser providos de Dispositivos de Proteção contra Surtos — DPS, destinados à proteção das instalações elétricas e dos equipamentos contra sobretensões transitórias provenientes de descargas atmosféricas indiretas, manobras na rede elétrica ou demais perturbações do sistema.</w:t>
+      </w:r>
+    </w:p>
+    <w:p>
+      <w:pPr>
+        <w:spacing w:line="360" w:lineRule="auto"/>
+        <w:ind w:firstLine="720"/>
+        <w:jc w:val="both"/>
+        <w:rPr>
+          <w:color w:val="000000"/>
+          <w:sz w:val="24"/>
+          <w:szCs w:val="24"/>
+        </w:rPr>
+      </w:pPr>
+      <w:r>
+        <w:rPr>
+          <w:color w:val="000000"/>
+          <w:sz w:val="24"/>
+          <w:szCs w:val="24"/>
+        </w:rPr>
+        <w:t>Os DPS deverão ser instalados conforme indicado nos diagramas unifilares e quadros de distribuição do projeto elétrico, respeitando a classe de proteção, quantidade de polos, esquema de aterramento e demais características técnicas previstas. A tensão máxima de operação contínua, a corrente nominal de descarga, a corrente máxima de descarga e demais parâmetros elétricos deverão ser adotados conforme o projetado.</w:t>
+      </w:r>
+    </w:p>
+    <w:p>
+      <w:pPr>
+        <w:spacing w:line="360" w:lineRule="auto"/>
+        <w:ind w:firstLine="720"/>
+        <w:jc w:val="both"/>
+        <w:rPr>
+          <w:color w:val="000000"/>
+          <w:sz w:val="24"/>
+          <w:szCs w:val="24"/>
+        </w:rPr>
+      </w:pPr>
+      <w:r>
+        <w:rPr>
+          <w:color w:val="000000"/>
+          <w:sz w:val="24"/>
+          <w:szCs w:val="24"/>
+        </w:rPr>
+        <w:t>A instalação dos DPS deverá ser realizada de forma adequada, com condutores de interligação de menor comprimento possível, devidamente conectados às fases, ao neutro, quando aplicável, e ao barramento de proteção/aterramento do quadro. Os dispositivos deverão possuir sinalização de estado operacional e permitir substituição em caso de atuação ou fim de vida útil.</w:t>
+      </w:r>
+    </w:p>
+    <w:p>
+      <w:pPr>
+        <w:spacing w:line="360" w:lineRule="auto"/>
+        <w:ind w:firstLine="720"/>
+        <w:jc w:val="both"/>
+        <w:rPr>
+          <w:color w:val="000000"/>
+          <w:sz w:val="24"/>
+          <w:szCs w:val="24"/>
+        </w:rPr>
+      </w:pPr>
+      <w:r>
+        <w:rPr>
+          <w:color w:val="000000"/>
+          <w:sz w:val="24"/>
+          <w:szCs w:val="24"/>
+        </w:rPr>
+        <w:t>Deverão ser utilizados DPS compatíveis com a tensão nominal da instalação, com as normas técnicas aplicáveis e com as especificações indicadas em projeto, garantindo a proteção contra surtos e a segurança dos equipamentos conectados ao sistema elétrico.</w:t>
+      </w:r>
+    </w:p>
+    <w:p>
+      <w:pPr>
+        <w:spacing w:line="360" w:lineRule="auto"/>
+        <w:jc w:val="center"/>
+        <w:rPr>
+          <w:color w:val="000000"/>
+          <w:sz w:val="24"/>
+          <w:szCs w:val="24"/>
+        </w:rPr>
+      </w:pPr>
+      <w:r>
+        <w:rPr>
+          <w:noProof/>
+          <w:color w:val="000000"/>
+          <w:sz w:val="24"/>
+          <w:szCs w:val="24"/>
+        </w:rPr>
+        <w:lastRenderedPageBreak/>
+        <w:drawing>
+          <wp:inline distT="0" distB="0" distL="0" distR="0" wp14:anchorId="0CCF57E9" wp14:editId="65018B5C">
+            <wp:extent cx="2981325" cy="2981325"/>
+            <wp:effectExtent l="0" t="0" r="9525" b="9525"/>
+            <wp:docPr id="1686396568" name="Imagem 2"/>
+            <wp:cNvGraphicFramePr>
+              <a:graphicFrameLocks xmlns:a="http://schemas.openxmlformats.org/drawingml/2006/main" noChangeAspect="1"/>
+            </wp:cNvGraphicFramePr>
+            <a:graphic xmlns:a="http://schemas.openxmlformats.org/drawingml/2006/main">
+              <a:graphicData uri="http://schemas.openxmlformats.org/drawingml/2006/picture">
+                <pic:pic xmlns:pic="http://schemas.openxmlformats.org/drawingml/2006/picture">
+                  <pic:nvPicPr>
+                    <pic:cNvPr id="1686396568" name="Imagem 1686396568"/>
+                    <pic:cNvPicPr/>
+                  </pic:nvPicPr>
+                  <pic:blipFill>
+                    <a:blip r:embed="rId17">
+                      <a:extLst>
+                        <a:ext uri="{28A0092B-C50C-407E-A947-70E740481C1C}">
+                          <a14:useLocalDpi xmlns:a14="http://schemas.microsoft.com/office/drawing/2010/main" val="0"/>
+                        </a:ext>
+                      </a:extLst>
+                    </a:blip>
+                    <a:stretch>
+                      <a:fillRect/>
+                    </a:stretch>
+                  </pic:blipFill>
+                  <pic:spPr>
+                    <a:xfrm>
+                      <a:off x="0" y="0"/>
+                      <a:ext cx="2981325" cy="2981325"/>
+                    </a:xfrm>
+                    <a:prstGeom prst="rect">
+                      <a:avLst/>
+                    </a:prstGeom>
+                  </pic:spPr>
+                </pic:pic>
+              </a:graphicData>
+            </a:graphic>
+          </wp:inline>
+        </w:drawing>
+      </w:r>
+    </w:p>
+    <w:p>
+      <w:pPr>
+        <w:spacing w:line="360" w:lineRule="auto"/>
+        <w:jc w:val="center"/>
+        <w:rPr>
+          <w:i/>
+          <w:iCs/>
+          <w:color w:val="000000"/>
+          <w:sz w:val="24"/>
+          <w:szCs w:val="24"/>
+        </w:rPr>
+      </w:pPr>
+      <w:r>
+        <w:rPr>
+          <w:i/>
+          <w:iCs/>
+          <w:color w:val="000000"/>
+          <w:sz w:val="24"/>
+          <w:szCs w:val="24"/>
+        </w:rPr>
+        <w:t>Imagem Dis</w:t>
+      </w:r>
+      <w:r>
+        <w:rPr>
+          <w:i/>
+          <w:iCs/>
+          <w:color w:val="000000"/>
+          <w:sz w:val="24"/>
+          <w:szCs w:val="24"/>
+        </w:rPr>
+        <w:t>positivo de Proteção Contra Surtos Elétricos.</w:t>
+      </w:r>
+    </w:p>
+    <w:p>
+      <w:pPr>
+        <w:pStyle w:val="Ttulo2"/>
+      </w:pPr>
+      <w:bookmarkStart w:id="22" w:name="_heading=h.3ahkj677lqvm" w:colFirst="0" w:colLast="0"/>
+      <w:bookmarkEnd w:id="22"/>
+      <w:r>
+        <w:t>INTERRUPTOR DIFERENCIAL-RESIDUAL</w:t>
+      </w:r>
+    </w:p>
+    <w:p>
+      <w:pPr>
+        <w:spacing w:line="360" w:lineRule="auto"/>
+        <w:ind w:firstLine="720"/>
+        <w:jc w:val="both"/>
+        <w:rPr>
+          <w:color w:val="000000"/>
+          <w:sz w:val="24"/>
+          <w:szCs w:val="24"/>
+        </w:rPr>
+      </w:pPr>
+      <w:r>
+        <w:rPr>
+          <w:color w:val="000000"/>
+          <w:sz w:val="24"/>
+          <w:szCs w:val="24"/>
+        </w:rPr>
+        <w:t xml:space="preserve">Devem ser utilizados dispositivos diferenciais residuais (DR) em circuitos dos quadros de distribuição de eletricidade com sensibilidade de 30mA, protegido contra disparos intempestivos, seccionamento plenamente aparente, 2 e 4 </w:t>
+      </w:r>
+      <w:proofErr w:type="spellStart"/>
+      <w:r>
+        <w:rPr>
+          <w:color w:val="000000"/>
+          <w:sz w:val="24"/>
+          <w:szCs w:val="24"/>
+        </w:rPr>
+        <w:t>pólos.</w:t>
+      </w:r>
+      <w:proofErr w:type="spellEnd"/>
+    </w:p>
+    <w:p>
+      <w:pPr>
+        <w:spacing w:line="360" w:lineRule="auto"/>
+        <w:ind w:firstLine="720"/>
+        <w:jc w:val="both"/>
+        <w:rPr>
+          <w:color w:val="000000"/>
+          <w:sz w:val="24"/>
+          <w:szCs w:val="24"/>
+        </w:rPr>
+      </w:pPr>
+      <w:r>
+        <w:rPr>
+          <w:color w:val="000000"/>
+          <w:sz w:val="24"/>
+          <w:szCs w:val="24"/>
+        </w:rPr>
+        <w:t xml:space="preserve">Os </w:t>
+      </w:r>
+      <w:proofErr w:type="spellStart"/>
+      <w:r>
+        <w:rPr>
+          <w:color w:val="000000"/>
+          <w:sz w:val="24"/>
+          <w:szCs w:val="24"/>
+        </w:rPr>
+        <w:t>DRs</w:t>
+      </w:r>
+      <w:proofErr w:type="spellEnd"/>
+      <w:r>
+        <w:rPr>
+          <w:color w:val="000000"/>
+          <w:sz w:val="24"/>
+          <w:szCs w:val="24"/>
+        </w:rPr>
+        <w:t xml:space="preserve"> deverão ser montados em trilho DIN 35 mm, botão para teste periódico na face frontal, temperatura de funcionamento: -5ºC a +40º, classe de proteção da caixa IP20.</w:t>
       </w:r>
     </w:p>
     <w:p>
@@ -5181,34 +6299,49 @@
           <w:szCs w:val="24"/>
         </w:rPr>
         <w:drawing>
-          <wp:inline distT="0" distB="0" distL="0" distR="0" wp14:anchorId="558287BA" wp14:editId="5FEF9FDE">
-            <wp:extent cx="4167701" cy="3991022"/>
-            <wp:effectExtent l="0" t="0" r="0" b="0"/>
-            <wp:docPr id="1542505370" name="image4.png"/>
-            <wp:cNvGraphicFramePr/>
+          <wp:inline distT="0" distB="0" distL="0" distR="0" wp14:anchorId="6E50C050" wp14:editId="6D490F1C">
+            <wp:extent cx="4876575" cy="2257425"/>
+            <wp:effectExtent l="0" t="0" r="635" b="0"/>
+            <wp:docPr id="598664960" name="Imagem 3"/>
+            <wp:cNvGraphicFramePr>
+              <a:graphicFrameLocks xmlns:a="http://schemas.openxmlformats.org/drawingml/2006/main" noChangeAspect="1"/>
+            </wp:cNvGraphicFramePr>
             <a:graphic xmlns:a="http://schemas.openxmlformats.org/drawingml/2006/main">
               <a:graphicData uri="http://schemas.openxmlformats.org/drawingml/2006/picture">
                 <pic:pic xmlns:pic="http://schemas.openxmlformats.org/drawingml/2006/picture">
                   <pic:nvPicPr>
-                    <pic:cNvPr id="1542505370" name="image4.png"/>
-                    <pic:cNvPicPr preferRelativeResize="0"/>
+                    <pic:cNvPr id="598664960" name="Imagem 598664960"/>
+                    <pic:cNvPicPr/>
                   </pic:nvPicPr>
-                  <pic:blipFill>
-                    <a:blip r:embed="rId16"/>
-                    <a:srcRect/>
+                  <pic:blipFill rotWithShape="1">
+                    <a:blip r:embed="rId18">
+                      <a:extLst>
+                        <a:ext uri="{28A0092B-C50C-407E-A947-70E740481C1C}">
+                          <a14:useLocalDpi xmlns:a14="http://schemas.microsoft.com/office/drawing/2010/main" val="0"/>
+                        </a:ext>
+                      </a:extLst>
+                    </a:blip>
+                    <a:srcRect t="29758" b="23951"/>
                     <a:stretch>
                       <a:fillRect/>
                     </a:stretch>
                   </pic:blipFill>
-                  <pic:spPr>
+                  <pic:spPr bwMode="auto">
                     <a:xfrm>
                       <a:off x="0" y="0"/>
-                      <a:ext cx="4167701" cy="3991022"/>
+                      <a:ext cx="4883010" cy="2260404"/>
                     </a:xfrm>
                     <a:prstGeom prst="rect">
                       <a:avLst/>
                     </a:prstGeom>
-                    <a:ln/>
+                    <a:ln>
+                      <a:noFill/>
+                    </a:ln>
+                    <a:extLst>
+                      <a:ext uri="{53640926-AAD7-44D8-BBD7-CCE9431645EC}">
+                        <a14:shadowObscured xmlns:a14="http://schemas.microsoft.com/office/drawing/2010/main"/>
+                      </a:ext>
+                    </a:extLst>
                   </pic:spPr>
                 </pic:pic>
               </a:graphicData>
@@ -5216,6 +6349,58 @@
           </wp:inline>
         </w:drawing>
       </w:r>
+    </w:p>
+    <w:p>
+      <w:pPr>
+        <w:spacing w:line="360" w:lineRule="auto"/>
+        <w:jc w:val="center"/>
+        <w:rPr>
+          <w:i/>
+          <w:iCs/>
+          <w:color w:val="000000"/>
+          <w:sz w:val="24"/>
+          <w:szCs w:val="24"/>
+        </w:rPr>
+      </w:pPr>
+      <w:r>
+        <w:rPr>
+          <w:i/>
+          <w:iCs/>
+          <w:color w:val="000000"/>
+          <w:sz w:val="24"/>
+          <w:szCs w:val="24"/>
+        </w:rPr>
+        <w:t xml:space="preserve">Imagem </w:t>
+      </w:r>
+      <w:r>
+        <w:rPr>
+          <w:i/>
+          <w:iCs/>
+          <w:color w:val="000000"/>
+          <w:sz w:val="24"/>
+          <w:szCs w:val="24"/>
+        </w:rPr>
+        <w:t>Interruptor Diferencial Residual DR.</w:t>
+      </w:r>
+      <w:bookmarkStart w:id="23" w:name="_heading=h.mi000b38675e" w:colFirst="0" w:colLast="0"/>
+      <w:bookmarkStart w:id="24" w:name="_heading=h.fhfdlj3ry5pm" w:colFirst="0" w:colLast="0"/>
+      <w:bookmarkEnd w:id="23"/>
+      <w:bookmarkEnd w:id="24"/>
+    </w:p>
+    <w:p>
+      <w:pPr>
+        <w:pStyle w:val="Ttulo1"/>
+      </w:pPr>
+      <w:bookmarkStart w:id="25" w:name="_heading=h.89jsmj1oo0zm" w:colFirst="0" w:colLast="0"/>
+      <w:bookmarkEnd w:id="25"/>
+      <w:r>
+        <w:t xml:space="preserve"> </w:t>
+      </w:r>
+      <w:bookmarkStart w:id="26" w:name="_Toc231279779"/>
+      <w:r>
+        <w:t>CONSIDERAÇÕES FINAIS</w:t>
+      </w:r>
+      <w:bookmarkEnd w:id="26"/>
     </w:p>
     <w:p>
       <w:pPr>
@@ -5227,52 +6412,32 @@
           <w:between w:val="nil"/>
         </w:pBdr>
         <w:spacing w:line="360" w:lineRule="auto"/>
-        <w:ind w:left="720"/>
-        <w:jc w:val="center"/>
-        <w:rPr>
-          <w:b/>
-          <w:color w:val="000000"/>
-          <w:sz w:val="24"/>
-          <w:szCs w:val="24"/>
-        </w:rPr>
-      </w:pPr>
-    </w:p>
-    <w:p>
-      <w:pPr>
-        <w:pStyle w:val="Ttulo1"/>
-      </w:pPr>
-      <w:bookmarkStart w:id="25" w:name="_heading=h.mi000b38675e" w:colFirst="0" w:colLast="0"/>
-      <w:bookmarkStart w:id="26" w:name="_Toc231279777"/>
-      <w:bookmarkEnd w:id="25"/>
-      <w:r>
-        <w:t>MANUAL NR-10 PRONTUÁRIOS</w:t>
-      </w:r>
-      <w:bookmarkStart w:id="27" w:name="_heading=h.fhfdlj3ry5pm" w:colFirst="0" w:colLast="0"/>
-      <w:bookmarkEnd w:id="26"/>
-      <w:bookmarkEnd w:id="27"/>
-    </w:p>
-    <w:p>
-      <w:pPr>
-        <w:pStyle w:val="Ttulo2"/>
-        <w:rPr>
-          <w:color w:val="000000"/>
-          <w:szCs w:val="24"/>
-        </w:rPr>
-      </w:pPr>
-      <w:bookmarkStart w:id="28" w:name="_Toc231279778"/>
-      <w:r>
-        <w:t>P</w:t>
-      </w:r>
-      <w:r>
-        <w:rPr>
-          <w:color w:val="000000"/>
-          <w:szCs w:val="24"/>
-        </w:rPr>
-        <w:t>RONTUÁRIO DE INSTALAÇÕES ELÉTRICAS</w:t>
-      </w:r>
-      <w:bookmarkEnd w:id="28"/>
-    </w:p>
-    <w:p/>
+        <w:ind w:firstLine="708"/>
+        <w:jc w:val="both"/>
+        <w:rPr>
+          <w:color w:val="000000"/>
+          <w:sz w:val="24"/>
+          <w:szCs w:val="24"/>
+        </w:rPr>
+      </w:pPr>
+      <w:r>
+        <w:rPr>
+          <w:color w:val="000000"/>
+          <w:sz w:val="24"/>
+          <w:szCs w:val="24"/>
+        </w:rPr>
+        <w:t xml:space="preserve">As instalações elétricas deverão ser executadas em conformidade com o projeto elétrico, este memorial descritivo, as normas técnicas vigentes e as recomendações dos fabricantes dos materiais e equipamentos especificados. Todos </w:t>
+      </w:r>
+      <w:r>
+        <w:rPr>
+          <w:color w:val="000000"/>
+          <w:sz w:val="24"/>
+          <w:szCs w:val="24"/>
+        </w:rPr>
+        <w:lastRenderedPageBreak/>
+        <w:t>os serviços deverão ser realizados por profissionais habilitados e qualificados, observando os critérios de segurança, funcionalidade, desempenho e qualidade exigidos para instalações elétricas de baixa tensão.</w:t>
+      </w:r>
+    </w:p>
     <w:p>
       <w:pPr>
         <w:pBdr>
@@ -5282,289 +6447,23 @@
           <w:right w:val="nil"/>
           <w:between w:val="nil"/>
         </w:pBdr>
-        <w:shd w:val="clear" w:color="auto" w:fill="FFFFFF"/>
-        <w:spacing w:after="150" w:line="360" w:lineRule="auto"/>
-        <w:ind w:firstLine="720"/>
-        <w:rPr>
-          <w:color w:val="000000"/>
-          <w:sz w:val="24"/>
-          <w:szCs w:val="24"/>
-        </w:rPr>
-      </w:pPr>
-      <w:r>
-        <w:rPr>
-          <w:sz w:val="24"/>
-          <w:szCs w:val="24"/>
-        </w:rPr>
-        <w:t>Os estabelecimentos com carga instalada superior a 75 kW devem constituir e manter o Prontuário de Instalações Elétricas, contendo no mínimo:</w:t>
-      </w:r>
-    </w:p>
-    <w:p>
-      <w:pPr>
-        <w:numPr>
-          <w:ilvl w:val="0"/>
-          <w:numId w:val="5"/>
-        </w:numPr>
-        <w:shd w:val="clear" w:color="auto" w:fill="FFFFFF"/>
-        <w:spacing w:before="280" w:line="360" w:lineRule="auto"/>
-        <w:rPr>
-          <w:color w:val="000000"/>
-          <w:sz w:val="24"/>
-          <w:szCs w:val="24"/>
-        </w:rPr>
-      </w:pPr>
-      <w:r>
-        <w:rPr>
-          <w:b/>
-          <w:color w:val="000000"/>
-          <w:sz w:val="24"/>
-          <w:szCs w:val="24"/>
-        </w:rPr>
-        <w:t>Conjunto de procedimento</w:t>
-      </w:r>
-      <w:r>
-        <w:rPr>
-          <w:color w:val="000000"/>
-          <w:sz w:val="24"/>
-          <w:szCs w:val="24"/>
-        </w:rPr>
-        <w:t>s e instruções técnicas e administrativas de segurança e saúde, implantadas e relacionadas a </w:t>
-      </w:r>
-      <w:hyperlink r:id="rId17">
-        <w:r>
-          <w:rPr>
-            <w:b/>
-            <w:color w:val="000000"/>
-            <w:sz w:val="24"/>
-            <w:szCs w:val="24"/>
-          </w:rPr>
-          <w:t>NR 10</w:t>
-        </w:r>
-      </w:hyperlink>
-      <w:r>
-        <w:rPr>
-          <w:color w:val="000000"/>
-          <w:sz w:val="24"/>
-          <w:szCs w:val="24"/>
-        </w:rPr>
-        <w:t> e descrição das medidas de controle existentes;</w:t>
-      </w:r>
-    </w:p>
-    <w:p>
-      <w:pPr>
-        <w:numPr>
-          <w:ilvl w:val="0"/>
-          <w:numId w:val="5"/>
-        </w:numPr>
-        <w:shd w:val="clear" w:color="auto" w:fill="FFFFFF"/>
-        <w:spacing w:line="360" w:lineRule="auto"/>
-        <w:rPr>
-          <w:color w:val="000000"/>
-          <w:sz w:val="24"/>
-          <w:szCs w:val="24"/>
-        </w:rPr>
-      </w:pPr>
-      <w:r>
-        <w:rPr>
-          <w:b/>
-          <w:color w:val="000000"/>
-          <w:sz w:val="24"/>
-          <w:szCs w:val="24"/>
-        </w:rPr>
-        <w:t>Documentação das inspeções e medições</w:t>
-      </w:r>
-      <w:r>
-        <w:rPr>
-          <w:color w:val="000000"/>
-          <w:sz w:val="24"/>
-          <w:szCs w:val="24"/>
-        </w:rPr>
-        <w:t> do sistema de proteção contra descargas atmosféricas e aterramentos elétricos;</w:t>
-      </w:r>
-    </w:p>
-    <w:p>
-      <w:pPr>
-        <w:numPr>
-          <w:ilvl w:val="0"/>
-          <w:numId w:val="5"/>
-        </w:numPr>
-        <w:shd w:val="clear" w:color="auto" w:fill="FFFFFF"/>
-        <w:spacing w:line="360" w:lineRule="auto"/>
-        <w:rPr>
-          <w:color w:val="000000"/>
-          <w:sz w:val="24"/>
-          <w:szCs w:val="24"/>
-        </w:rPr>
-      </w:pPr>
-      <w:r>
-        <w:rPr>
-          <w:b/>
-          <w:color w:val="000000"/>
-          <w:sz w:val="24"/>
-          <w:szCs w:val="24"/>
-        </w:rPr>
-        <w:t>Especificação dos equipamentos</w:t>
-      </w:r>
-      <w:r>
-        <w:rPr>
-          <w:color w:val="000000"/>
-          <w:sz w:val="24"/>
-          <w:szCs w:val="24"/>
-        </w:rPr>
-        <w:t> de proteção coletiva e individual e o ferramental, aplicáveis conforme determina esta NR;</w:t>
-      </w:r>
-    </w:p>
-    <w:p>
-      <w:pPr>
-        <w:numPr>
-          <w:ilvl w:val="0"/>
-          <w:numId w:val="5"/>
-        </w:numPr>
-        <w:shd w:val="clear" w:color="auto" w:fill="FFFFFF"/>
-        <w:spacing w:line="360" w:lineRule="auto"/>
-        <w:rPr>
-          <w:color w:val="000000"/>
-          <w:sz w:val="24"/>
-          <w:szCs w:val="24"/>
-        </w:rPr>
-      </w:pPr>
-      <w:r>
-        <w:rPr>
-          <w:b/>
-          <w:color w:val="000000"/>
-          <w:sz w:val="24"/>
-          <w:szCs w:val="24"/>
-        </w:rPr>
-        <w:lastRenderedPageBreak/>
-        <w:t>Documentação comprobatória</w:t>
-      </w:r>
-      <w:r>
-        <w:rPr>
-          <w:color w:val="000000"/>
-          <w:sz w:val="24"/>
-          <w:szCs w:val="24"/>
-        </w:rPr>
-        <w:t> da qualificação, habilitação, capacitação, autorização dos trabalhadores e dos treinamentos realizados;</w:t>
-      </w:r>
-    </w:p>
-    <w:p>
-      <w:pPr>
-        <w:numPr>
-          <w:ilvl w:val="0"/>
-          <w:numId w:val="5"/>
-        </w:numPr>
-        <w:shd w:val="clear" w:color="auto" w:fill="FFFFFF"/>
-        <w:spacing w:line="360" w:lineRule="auto"/>
-        <w:rPr>
-          <w:color w:val="000000"/>
-          <w:sz w:val="24"/>
-          <w:szCs w:val="24"/>
-        </w:rPr>
-      </w:pPr>
-      <w:r>
-        <w:rPr>
-          <w:b/>
-          <w:color w:val="000000"/>
-          <w:sz w:val="24"/>
-          <w:szCs w:val="24"/>
-        </w:rPr>
-        <w:t>Resultados dos testes</w:t>
-      </w:r>
-      <w:r>
-        <w:rPr>
-          <w:color w:val="000000"/>
-          <w:sz w:val="24"/>
-          <w:szCs w:val="24"/>
-        </w:rPr>
-        <w:t> de isolação elétrica realizados em equipamentos de proteção individual e coletiva;</w:t>
-      </w:r>
-    </w:p>
-    <w:p>
-      <w:pPr>
-        <w:numPr>
-          <w:ilvl w:val="0"/>
-          <w:numId w:val="5"/>
-        </w:numPr>
-        <w:shd w:val="clear" w:color="auto" w:fill="FFFFFF"/>
-        <w:spacing w:line="360" w:lineRule="auto"/>
-        <w:rPr>
-          <w:color w:val="000000"/>
-          <w:sz w:val="24"/>
-          <w:szCs w:val="24"/>
-        </w:rPr>
-      </w:pPr>
-      <w:r>
-        <w:rPr>
-          <w:b/>
-          <w:color w:val="000000"/>
-          <w:sz w:val="24"/>
-          <w:szCs w:val="24"/>
-        </w:rPr>
-        <w:t>Certificações</w:t>
-      </w:r>
-      <w:r>
-        <w:rPr>
-          <w:color w:val="000000"/>
-          <w:sz w:val="24"/>
-          <w:szCs w:val="24"/>
-        </w:rPr>
-        <w:t xml:space="preserve"> </w:t>
-      </w:r>
-      <w:r>
-        <w:rPr>
-          <w:color w:val="000000"/>
-          <w:sz w:val="24"/>
-          <w:szCs w:val="24"/>
-        </w:rPr>
-        <w:t>dos equipamentos e materiais elétricos em áreas classificadas;</w:t>
-      </w:r>
-    </w:p>
-    <w:p>
-      <w:pPr>
-        <w:numPr>
-          <w:ilvl w:val="0"/>
-          <w:numId w:val="5"/>
-        </w:numPr>
-        <w:shd w:val="clear" w:color="auto" w:fill="FFFFFF"/>
-        <w:spacing w:after="280" w:line="360" w:lineRule="auto"/>
-        <w:rPr>
-          <w:color w:val="000000"/>
-          <w:sz w:val="24"/>
-          <w:szCs w:val="24"/>
-        </w:rPr>
-      </w:pPr>
-      <w:r>
-        <w:rPr>
-          <w:b/>
-          <w:color w:val="000000"/>
-          <w:sz w:val="24"/>
-          <w:szCs w:val="24"/>
-        </w:rPr>
-        <w:t>Relatório técnico das inspeções</w:t>
-      </w:r>
-      <w:r>
-        <w:rPr>
-          <w:color w:val="000000"/>
-          <w:sz w:val="24"/>
-          <w:szCs w:val="24"/>
-        </w:rPr>
-        <w:t> atualizadas com recomendações, cronogramas de adequações, contemplando as alíneas de “a” a “f”.</w:t>
-      </w:r>
-    </w:p>
-    <w:p>
-      <w:pPr>
-        <w:pStyle w:val="Ttulo1"/>
-      </w:pPr>
-      <w:bookmarkStart w:id="29" w:name="_heading=h.89jsmj1oo0zm" w:colFirst="0" w:colLast="0"/>
-      <w:bookmarkEnd w:id="29"/>
-      <w:r>
-        <w:t xml:space="preserve"> </w:t>
-      </w:r>
-      <w:bookmarkStart w:id="30" w:name="_Toc231279779"/>
-      <w:r>
-        <w:t>CONSIDERAÇÕES FINAIS</w:t>
-      </w:r>
-      <w:bookmarkEnd w:id="30"/>
+        <w:spacing w:line="360" w:lineRule="auto"/>
+        <w:ind w:firstLine="708"/>
+        <w:jc w:val="both"/>
+        <w:rPr>
+          <w:color w:val="000000"/>
+          <w:sz w:val="24"/>
+          <w:szCs w:val="24"/>
+        </w:rPr>
+      </w:pPr>
+      <w:r>
+        <w:rPr>
+          <w:color w:val="000000"/>
+          <w:sz w:val="24"/>
+          <w:szCs w:val="24"/>
+        </w:rPr>
+        <w:t>Os materiais empregados deverão possuir características compatíveis com as especificações de projeto, garantindo a adequada proteção dos circuitos, a continuidade do sistema de aterramento, a correta identificação dos condutores e dispositivos, bem como a segurança dos usuários e dos equipamentos instalados.</w:t>
+      </w:r>
     </w:p>
     <w:p>
       <w:pPr>
@@ -5590,22 +6489,7 @@
           <w:sz w:val="24"/>
           <w:szCs w:val="24"/>
         </w:rPr>
-        <w:t xml:space="preserve">A Distribuidora fica autorizada a reproduzir </w:t>
-      </w:r>
-      <w:r>
-        <w:rPr>
-          <w:sz w:val="24"/>
-          <w:szCs w:val="24"/>
-        </w:rPr>
-        <w:t>cópias</w:t>
-      </w:r>
-      <w:r>
-        <w:rPr>
-          <w:color w:val="000000"/>
-          <w:sz w:val="24"/>
-          <w:szCs w:val="24"/>
-        </w:rPr>
-        <w:t xml:space="preserve"> desse projeto para uso interno, se necessário, bem como fazer arquivamento pelo processo que lhe for conveniente;</w:t>
+        <w:t>Qualquer alteração durante a execução deverá ser previamente analisada e aprovada pelo responsável técnico, de modo a preservar os critérios de dimensionamento, proteção, operação e manutenção da instalação. Ao final dos serviços, deverão ser realizadas as verificações, testes e conferências necessárias, assegurando que a instalação esteja apta ao funcionamento e em conformidade com os documentos técnicos do projeto.</w:t>
       </w:r>
     </w:p>
     <w:p>
@@ -5618,155 +6502,20 @@
           <w:between w:val="nil"/>
         </w:pBdr>
         <w:spacing w:line="360" w:lineRule="auto"/>
-        <w:ind w:left="720"/>
-        <w:jc w:val="both"/>
-        <w:rPr>
-          <w:color w:val="000000"/>
-          <w:sz w:val="24"/>
-          <w:szCs w:val="24"/>
-        </w:rPr>
-      </w:pPr>
-      <w:r>
-        <w:rPr>
-          <w:color w:val="000000"/>
-          <w:sz w:val="24"/>
-          <w:szCs w:val="24"/>
-        </w:rPr>
-        <w:t>As informações/informações contidas neste Projeto estão de acordo com as normas vigentes;</w:t>
-      </w:r>
-    </w:p>
-    <w:p>
-      <w:pPr>
-        <w:pBdr>
-          <w:top w:val="nil"/>
-          <w:left w:val="nil"/>
-          <w:bottom w:val="nil"/>
-          <w:right w:val="nil"/>
-          <w:between w:val="nil"/>
-        </w:pBdr>
-        <w:spacing w:line="360" w:lineRule="auto"/>
-        <w:ind w:firstLine="720"/>
-        <w:jc w:val="both"/>
-        <w:rPr>
-          <w:color w:val="000000"/>
-          <w:sz w:val="24"/>
-          <w:szCs w:val="24"/>
-        </w:rPr>
-      </w:pPr>
-      <w:r>
-        <w:rPr>
-          <w:color w:val="000000"/>
-          <w:sz w:val="24"/>
-          <w:szCs w:val="24"/>
-        </w:rPr>
-        <w:t>A carga declarada no projeto está disponível para conferência no ato da ligação;</w:t>
-      </w:r>
-    </w:p>
-    <w:p>
-      <w:pPr>
-        <w:pBdr>
-          <w:top w:val="nil"/>
-          <w:left w:val="nil"/>
-          <w:bottom w:val="nil"/>
-          <w:right w:val="nil"/>
-          <w:between w:val="nil"/>
-        </w:pBdr>
-        <w:spacing w:line="360" w:lineRule="auto"/>
         <w:ind w:firstLine="708"/>
         <w:jc w:val="both"/>
         <w:rPr>
-          <w:color w:val="000000"/>
-          <w:sz w:val="24"/>
-          <w:szCs w:val="24"/>
-        </w:rPr>
-      </w:pPr>
-      <w:r>
-        <w:rPr>
-          <w:color w:val="000000"/>
-          <w:sz w:val="24"/>
-          <w:szCs w:val="24"/>
-        </w:rPr>
-        <w:t>Os materiais empregados deverão ser de comprovada qualidade, bem como os serviços a serem executados. Deverão obedecer ao que prescrevem as normas e procedimentos da NT_RRE_001-FORNECIMENTO-DE-ENERGIA-ELÉTRICA-EM-MÉDIA-TENSÃO-R3, da NBR 14039 Instalações Elétricas de Média Tensão de 1.0 kV a 36,2 KV e ABNT NBR 5410, que trata de instalações elétricas de baixa tensão.</w:t>
-      </w:r>
-    </w:p>
-    <w:p>
-      <w:pPr>
-        <w:pBdr>
-          <w:top w:val="nil"/>
-          <w:left w:val="nil"/>
-          <w:bottom w:val="nil"/>
-          <w:right w:val="nil"/>
-          <w:between w:val="nil"/>
-        </w:pBdr>
-        <w:spacing w:line="360" w:lineRule="auto"/>
-        <w:ind w:firstLine="708"/>
-        <w:jc w:val="both"/>
-        <w:rPr>
-          <w:sz w:val="24"/>
-          <w:szCs w:val="24"/>
-        </w:rPr>
-      </w:pPr>
-    </w:p>
-    <w:p>
-      <w:pPr>
-        <w:numPr>
-          <w:ilvl w:val="0"/>
-          <w:numId w:val="6"/>
-        </w:numPr>
-        <w:spacing w:after="240" w:line="360" w:lineRule="auto"/>
-        <w:rPr>
-          <w:b/>
-          <w:sz w:val="20"/>
-          <w:szCs w:val="20"/>
-        </w:rPr>
-      </w:pPr>
-      <w:r>
-        <w:rPr>
-          <w:b/>
-          <w:sz w:val="20"/>
-          <w:szCs w:val="20"/>
-        </w:rPr>
-        <w:t xml:space="preserve"> </w:t>
-      </w:r>
-      <w:r>
-        <w:rPr>
-          <w:b/>
-          <w:sz w:val="24"/>
-          <w:szCs w:val="24"/>
-        </w:rPr>
-        <w:t>CONCLUSÃO</w:t>
-      </w:r>
-    </w:p>
-    <w:p>
-      <w:pPr>
-        <w:spacing w:before="240" w:line="360" w:lineRule="auto"/>
-        <w:jc w:val="both"/>
-        <w:rPr>
-          <w:sz w:val="24"/>
-          <w:szCs w:val="24"/>
-        </w:rPr>
-      </w:pPr>
-      <w:r>
-        <w:rPr>
-          <w:sz w:val="24"/>
-          <w:szCs w:val="24"/>
-        </w:rPr>
-        <w:t xml:space="preserve">Conforme o quadro demonstrativo de cargas apresentado, o transformador utilizado será de [XXXX]kVA, com interligação na média tensão devido a confiabilidade da mesma, sendo assim a potência e demandada total será de </w:t>
-      </w:r>
-      <w:r>
-        <w:rPr>
-          <w:b/>
-          <w:sz w:val="24"/>
-          <w:szCs w:val="24"/>
-        </w:rPr>
-        <w:t>[ZXXZ]kW/ [ZXZX]kVA</w:t>
-      </w:r>
-      <w:r>
-        <w:rPr>
-          <w:sz w:val="24"/>
-          <w:szCs w:val="24"/>
-        </w:rPr>
-        <w:t>.</w:t>
+          <w:sz w:val="24"/>
+          <w:szCs w:val="24"/>
+        </w:rPr>
+      </w:pPr>
+      <w:r>
+        <w:rPr>
+          <w:color w:val="000000"/>
+          <w:sz w:val="24"/>
+          <w:szCs w:val="24"/>
+        </w:rPr>
+        <w:t>Este memorial descritivo deverá ser utilizado em conjunto com as pranchas, diagramas unifilares, quadros de carga, detalhes construtivos, lista de materiais e demais documentos integrantes do projeto elétrico.</w:t>
       </w:r>
     </w:p>
     <w:p>
@@ -5852,7 +6601,7 @@
       </w:r>
     </w:p>
     <w:sectPr>
-      <w:headerReference w:type="first" r:id="rId18"/>
+      <w:headerReference w:type="first" r:id="rId19"/>
       <w:pgSz w:w="11906" w:h="16838"/>
       <w:pgMar w:top="1700" w:right="1133" w:bottom="1133" w:left="1700" w:header="708" w:footer="708" w:gutter="0"/>
       <w:pgNumType w:start="3"/>
@@ -7006,6 +7755,119 @@
     </w:lvl>
   </w:abstractNum>
   <w:abstractNum w:abstractNumId="5" w15:restartNumberingAfterBreak="0">
+    <w:nsid w:val="2DA12C79"/>
+    <w:multiLevelType w:val="hybridMultilevel"/>
+    <w:tmpl w:val="C8AC207E"/>
+    <w:lvl w:ilvl="0" w:tplc="04160001">
+      <w:start w:val="1"/>
+      <w:numFmt w:val="bullet"/>
+      <w:lvlText w:val=""/>
+      <w:lvlJc w:val="left"/>
+      <w:pPr>
+        <w:ind w:left="720" w:hanging="360"/>
+      </w:pPr>
+      <w:rPr>
+        <w:rFonts w:ascii="Symbol" w:hAnsi="Symbol" w:hint="default"/>
+      </w:rPr>
+    </w:lvl>
+    <w:lvl w:ilvl="1" w:tplc="04160003" w:tentative="1">
+      <w:start w:val="1"/>
+      <w:numFmt w:val="bullet"/>
+      <w:lvlText w:val="o"/>
+      <w:lvlJc w:val="left"/>
+      <w:pPr>
+        <w:ind w:left="1440" w:hanging="360"/>
+      </w:pPr>
+      <w:rPr>
+        <w:rFonts w:ascii="Courier New" w:hAnsi="Courier New" w:cs="Courier New" w:hint="default"/>
+      </w:rPr>
+    </w:lvl>
+    <w:lvl w:ilvl="2" w:tplc="04160005" w:tentative="1">
+      <w:start w:val="1"/>
+      <w:numFmt w:val="bullet"/>
+      <w:lvlText w:val=""/>
+      <w:lvlJc w:val="left"/>
+      <w:pPr>
+        <w:ind w:left="2160" w:hanging="360"/>
+      </w:pPr>
+      <w:rPr>
+        <w:rFonts w:ascii="Wingdings" w:hAnsi="Wingdings" w:hint="default"/>
+      </w:rPr>
+    </w:lvl>
+    <w:lvl w:ilvl="3" w:tplc="04160001" w:tentative="1">
+      <w:start w:val="1"/>
+      <w:numFmt w:val="bullet"/>
+      <w:lvlText w:val=""/>
+      <w:lvlJc w:val="left"/>
+      <w:pPr>
+        <w:ind w:left="2880" w:hanging="360"/>
+      </w:pPr>
+      <w:rPr>
+        <w:rFonts w:ascii="Symbol" w:hAnsi="Symbol" w:hint="default"/>
+      </w:rPr>
+    </w:lvl>
+    <w:lvl w:ilvl="4" w:tplc="04160003" w:tentative="1">
+      <w:start w:val="1"/>
+      <w:numFmt w:val="bullet"/>
+      <w:lvlText w:val="o"/>
+      <w:lvlJc w:val="left"/>
+      <w:pPr>
+        <w:ind w:left="3600" w:hanging="360"/>
+      </w:pPr>
+      <w:rPr>
+        <w:rFonts w:ascii="Courier New" w:hAnsi="Courier New" w:cs="Courier New" w:hint="default"/>
+      </w:rPr>
+    </w:lvl>
+    <w:lvl w:ilvl="5" w:tplc="04160005" w:tentative="1">
+      <w:start w:val="1"/>
+      <w:numFmt w:val="bullet"/>
+      <w:lvlText w:val=""/>
+      <w:lvlJc w:val="left"/>
+      <w:pPr>
+        <w:ind w:left="4320" w:hanging="360"/>
+      </w:pPr>
+      <w:rPr>
+        <w:rFonts w:ascii="Wingdings" w:hAnsi="Wingdings" w:hint="default"/>
+      </w:rPr>
+    </w:lvl>
+    <w:lvl w:ilvl="6" w:tplc="04160001" w:tentative="1">
+      <w:start w:val="1"/>
+      <w:numFmt w:val="bullet"/>
+      <w:lvlText w:val=""/>
+      <w:lvlJc w:val="left"/>
+      <w:pPr>
+        <w:ind w:left="5040" w:hanging="360"/>
+      </w:pPr>
+      <w:rPr>
+        <w:rFonts w:ascii="Symbol" w:hAnsi="Symbol" w:hint="default"/>
+      </w:rPr>
+    </w:lvl>
+    <w:lvl w:ilvl="7" w:tplc="04160003" w:tentative="1">
+      <w:start w:val="1"/>
+      <w:numFmt w:val="bullet"/>
+      <w:lvlText w:val="o"/>
+      <w:lvlJc w:val="left"/>
+      <w:pPr>
+        <w:ind w:left="5760" w:hanging="360"/>
+      </w:pPr>
+      <w:rPr>
+        <w:rFonts w:ascii="Courier New" w:hAnsi="Courier New" w:cs="Courier New" w:hint="default"/>
+      </w:rPr>
+    </w:lvl>
+    <w:lvl w:ilvl="8" w:tplc="04160005" w:tentative="1">
+      <w:start w:val="1"/>
+      <w:numFmt w:val="bullet"/>
+      <w:lvlText w:val=""/>
+      <w:lvlJc w:val="left"/>
+      <w:pPr>
+        <w:ind w:left="6480" w:hanging="360"/>
+      </w:pPr>
+      <w:rPr>
+        <w:rFonts w:ascii="Wingdings" w:hAnsi="Wingdings" w:hint="default"/>
+      </w:rPr>
+    </w:lvl>
+  </w:abstractNum>
+  <w:abstractNum w:abstractNumId="6" w15:restartNumberingAfterBreak="0">
     <w:nsid w:val="52927A31"/>
     <w:multiLevelType w:val="multilevel"/>
     <w:tmpl w:val="1DE65974"/>
@@ -7118,7 +7980,7 @@
       </w:rPr>
     </w:lvl>
   </w:abstractNum>
-  <w:abstractNum w:abstractNumId="6" w15:restartNumberingAfterBreak="0">
+  <w:abstractNum w:abstractNumId="7" w15:restartNumberingAfterBreak="0">
     <w:nsid w:val="5B6F7299"/>
     <w:multiLevelType w:val="multilevel"/>
     <w:tmpl w:val="2AB4A62A"/>
@@ -7204,7 +8066,7 @@
       </w:pPr>
     </w:lvl>
   </w:abstractNum>
-  <w:abstractNum w:abstractNumId="7" w15:restartNumberingAfterBreak="0">
+  <w:abstractNum w:abstractNumId="8" w15:restartNumberingAfterBreak="0">
     <w:nsid w:val="705E1637"/>
     <w:multiLevelType w:val="multilevel"/>
     <w:tmpl w:val="A23A3E0A"/>
@@ -7323,7 +8185,7 @@
       </w:rPr>
     </w:lvl>
   </w:abstractNum>
-  <w:abstractNum w:abstractNumId="8" w15:restartNumberingAfterBreak="0">
+  <w:abstractNum w:abstractNumId="9" w15:restartNumberingAfterBreak="0">
     <w:nsid w:val="77221568"/>
     <w:multiLevelType w:val="hybridMultilevel"/>
     <w:tmpl w:val="C4F0D84C"/>
@@ -7440,10 +8302,10 @@
     <w:abstractNumId w:val="2"/>
   </w:num>
   <w:num w:numId="2" w16cid:durableId="1619599511">
-    <w:abstractNumId w:val="5"/>
+    <w:abstractNumId w:val="6"/>
   </w:num>
   <w:num w:numId="3" w16cid:durableId="1845436648">
-    <w:abstractNumId w:val="6"/>
+    <w:abstractNumId w:val="7"/>
   </w:num>
   <w:num w:numId="4" w16cid:durableId="997877030">
     <w:abstractNumId w:val="1"/>
@@ -7452,19 +8314,52 @@
     <w:abstractNumId w:val="4"/>
   </w:num>
   <w:num w:numId="6" w16cid:durableId="2143378475">
-    <w:abstractNumId w:val="7"/>
+    <w:abstractNumId w:val="8"/>
   </w:num>
   <w:num w:numId="7" w16cid:durableId="1144128959">
-    <w:abstractNumId w:val="7"/>
+    <w:abstractNumId w:val="8"/>
   </w:num>
   <w:num w:numId="8" w16cid:durableId="81873253">
-    <w:abstractNumId w:val="8"/>
+    <w:abstractNumId w:val="9"/>
   </w:num>
   <w:num w:numId="9" w16cid:durableId="1941638154">
     <w:abstractNumId w:val="0"/>
   </w:num>
   <w:num w:numId="10" w16cid:durableId="854804418">
     <w:abstractNumId w:val="3"/>
+  </w:num>
+  <w:num w:numId="11" w16cid:durableId="819806936">
+    <w:abstractNumId w:val="5"/>
+  </w:num>
+  <w:num w:numId="12" w16cid:durableId="379288164">
+    <w:abstractNumId w:val="8"/>
+    <w:lvlOverride w:ilvl="0">
+      <w:startOverride w:val="1"/>
+    </w:lvlOverride>
+    <w:lvlOverride w:ilvl="1">
+      <w:startOverride w:val="1"/>
+    </w:lvlOverride>
+    <w:lvlOverride w:ilvl="2">
+      <w:startOverride w:val="1"/>
+    </w:lvlOverride>
+    <w:lvlOverride w:ilvl="3">
+      <w:startOverride w:val="1"/>
+    </w:lvlOverride>
+    <w:lvlOverride w:ilvl="4">
+      <w:startOverride w:val="1"/>
+    </w:lvlOverride>
+    <w:lvlOverride w:ilvl="5">
+      <w:startOverride w:val="1"/>
+    </w:lvlOverride>
+    <w:lvlOverride w:ilvl="6">
+      <w:startOverride w:val="1"/>
+    </w:lvlOverride>
+    <w:lvlOverride w:ilvl="7">
+      <w:startOverride w:val="1"/>
+    </w:lvlOverride>
+    <w:lvlOverride w:ilvl="8">
+      <w:startOverride w:val="1"/>
+    </w:lvlOverride>
   </w:num>
 </w:numbering>
 </file>
@@ -8014,7 +8909,6 @@
   <w:style w:type="character" w:default="1" w:styleId="Fontepargpadro">
     <w:name w:val="Default Paragraph Font"/>
     <w:uiPriority w:val="1"/>
-    <w:semiHidden/>
     <w:unhideWhenUsed/>
   </w:style>
   <w:style w:type="table" w:default="1" w:styleId="Tabelanormal">

--- a/Memorial/templates/MEM-DESCRITIVO-ELÉTRICO.docx
+++ b/Memorial/templates/MEM-DESCRITIVO-ELÉTRICO.docx
@@ -164,7 +164,25 @@
         <w:rPr>
           <w:b/>
         </w:rPr>
-        <w:t>PROJETO: [HHHH]</w:t>
+        <w:t>PROJETO:</w:t>
+      </w:r>
+      <w:r>
+        <w:rPr>
+          <w:b/>
+        </w:rPr>
+        <w:tab/>
+      </w:r>
+      <w:r>
+        <w:rPr>
+          <w:b/>
+        </w:rPr>
+        <w:tab/>
+      </w:r>
+      <w:r>
+        <w:rPr>
+          <w:b/>
+        </w:rPr>
+        <w:t>[HHHH]</w:t>
       </w:r>
     </w:p>
     <w:p>
@@ -184,7 +202,19 @@
         <w:rPr>
           <w:b/>
         </w:rPr>
-        <w:t>PROPRIETÁRIO: [MMMM]</w:t>
+        <w:t>PROPRIETÁRIO:</w:t>
+      </w:r>
+      <w:r>
+        <w:rPr>
+          <w:b/>
+        </w:rPr>
+        <w:tab/>
+      </w:r>
+      <w:r>
+        <w:rPr>
+          <w:b/>
+        </w:rPr>
+        <w:t>[MMMM]</w:t>
       </w:r>
     </w:p>
     <w:p>
@@ -422,7 +452,7 @@
           <w:r>
             <w:fldChar w:fldCharType="separate"/>
           </w:r>
-          <w:hyperlink w:anchor="_Toc231279762" w:history="1">
+          <w:hyperlink w:anchor="_Toc231297616" w:history="1">
             <w:r>
               <w:rPr>
                 <w:rStyle w:val="Hyperlink"/>
@@ -469,7 +499,7 @@
                 <w:noProof/>
                 <w:webHidden/>
               </w:rPr>
-              <w:instrText xml:space="preserve"> PAGEREF _Toc231279762 \h </w:instrText>
+              <w:instrText xml:space="preserve"> PAGEREF _Toc231297616 \h </w:instrText>
             </w:r>
             <w:r>
               <w:rPr>
@@ -516,7 +546,7 @@
               <w14:ligatures w14:val="standardContextual"/>
             </w:rPr>
           </w:pPr>
-          <w:hyperlink w:anchor="_Toc231279763" w:history="1">
+          <w:hyperlink w:anchor="_Toc231297617" w:history="1">
             <w:r>
               <w:rPr>
                 <w:rStyle w:val="Hyperlink"/>
@@ -561,7 +591,7 @@
                 <w:noProof/>
                 <w:webHidden/>
               </w:rPr>
-              <w:instrText xml:space="preserve"> PAGEREF _Toc231279763 \h </w:instrText>
+              <w:instrText xml:space="preserve"> PAGEREF _Toc231297617 \h </w:instrText>
             </w:r>
             <w:r>
               <w:rPr>
@@ -608,7 +638,7 @@
               <w14:ligatures w14:val="standardContextual"/>
             </w:rPr>
           </w:pPr>
-          <w:hyperlink w:anchor="_Toc231279764" w:history="1">
+          <w:hyperlink w:anchor="_Toc231297618" w:history="1">
             <w:r>
               <w:rPr>
                 <w:rStyle w:val="Hyperlink"/>
@@ -655,7 +685,7 @@
                 <w:noProof/>
                 <w:webHidden/>
               </w:rPr>
-              <w:instrText xml:space="preserve"> PAGEREF _Toc231279764 \h </w:instrText>
+              <w:instrText xml:space="preserve"> PAGEREF _Toc231297618 \h </w:instrText>
             </w:r>
             <w:r>
               <w:rPr>
@@ -702,7 +732,7 @@
               <w14:ligatures w14:val="standardContextual"/>
             </w:rPr>
           </w:pPr>
-          <w:hyperlink w:anchor="_Toc231279765" w:history="1">
+          <w:hyperlink w:anchor="_Toc231297619" w:history="1">
             <w:r>
               <w:rPr>
                 <w:rStyle w:val="Hyperlink"/>
@@ -749,7 +779,7 @@
                 <w:noProof/>
                 <w:webHidden/>
               </w:rPr>
-              <w:instrText xml:space="preserve"> PAGEREF _Toc231279765 \h </w:instrText>
+              <w:instrText xml:space="preserve"> PAGEREF _Toc231297619 \h </w:instrText>
             </w:r>
             <w:r>
               <w:rPr>
@@ -796,7 +826,7 @@
               <w14:ligatures w14:val="standardContextual"/>
             </w:rPr>
           </w:pPr>
-          <w:hyperlink w:anchor="_Toc231279766" w:history="1">
+          <w:hyperlink w:anchor="_Toc231297620" w:history="1">
             <w:r>
               <w:rPr>
                 <w:rStyle w:val="Hyperlink"/>
@@ -843,7 +873,7 @@
                 <w:noProof/>
                 <w:webHidden/>
               </w:rPr>
-              <w:instrText xml:space="preserve"> PAGEREF _Toc231279766 \h </w:instrText>
+              <w:instrText xml:space="preserve"> PAGEREF _Toc231297620 \h </w:instrText>
             </w:r>
             <w:r>
               <w:rPr>
@@ -890,7 +920,7 @@
               <w14:ligatures w14:val="standardContextual"/>
             </w:rPr>
           </w:pPr>
-          <w:hyperlink w:anchor="_Toc231279767" w:history="1">
+          <w:hyperlink w:anchor="_Toc231297621" w:history="1">
             <w:r>
               <w:rPr>
                 <w:rStyle w:val="Hyperlink"/>
@@ -935,7 +965,7 @@
                 <w:noProof/>
                 <w:webHidden/>
               </w:rPr>
-              <w:instrText xml:space="preserve"> PAGEREF _Toc231279767 \h </w:instrText>
+              <w:instrText xml:space="preserve"> PAGEREF _Toc231297621 \h </w:instrText>
             </w:r>
             <w:r>
               <w:rPr>
@@ -982,7 +1012,7 @@
               <w14:ligatures w14:val="standardContextual"/>
             </w:rPr>
           </w:pPr>
-          <w:hyperlink w:anchor="_Toc231279768" w:history="1">
+          <w:hyperlink w:anchor="_Toc231297622" w:history="1">
             <w:r>
               <w:rPr>
                 <w:rStyle w:val="Hyperlink"/>
@@ -1029,7 +1059,7 @@
                 <w:noProof/>
                 <w:webHidden/>
               </w:rPr>
-              <w:instrText xml:space="preserve"> PAGEREF _Toc231279768 \h </w:instrText>
+              <w:instrText xml:space="preserve"> PAGEREF _Toc231297622 \h </w:instrText>
             </w:r>
             <w:r>
               <w:rPr>
@@ -1076,7 +1106,7 @@
               <w14:ligatures w14:val="standardContextual"/>
             </w:rPr>
           </w:pPr>
-          <w:hyperlink w:anchor="_Toc231279769" w:history="1">
+          <w:hyperlink w:anchor="_Toc231297623" w:history="1">
             <w:r>
               <w:rPr>
                 <w:rStyle w:val="Hyperlink"/>
@@ -1121,7 +1151,7 @@
                 <w:noProof/>
                 <w:webHidden/>
               </w:rPr>
-              <w:instrText xml:space="preserve"> PAGEREF _Toc231279769 \h </w:instrText>
+              <w:instrText xml:space="preserve"> PAGEREF _Toc231297623 \h </w:instrText>
             </w:r>
             <w:r>
               <w:rPr>
@@ -1168,7 +1198,7 @@
               <w14:ligatures w14:val="standardContextual"/>
             </w:rPr>
           </w:pPr>
-          <w:hyperlink w:anchor="_Toc231279770" w:history="1">
+          <w:hyperlink w:anchor="_Toc231297624" w:history="1">
             <w:r>
               <w:rPr>
                 <w:rStyle w:val="Hyperlink"/>
@@ -1213,7 +1243,7 @@
                 <w:noProof/>
                 <w:webHidden/>
               </w:rPr>
-              <w:instrText xml:space="preserve"> PAGEREF _Toc231279770 \h </w:instrText>
+              <w:instrText xml:space="preserve"> PAGEREF _Toc231297624 \h </w:instrText>
             </w:r>
             <w:r>
               <w:rPr>
@@ -1260,7 +1290,7 @@
               <w14:ligatures w14:val="standardContextual"/>
             </w:rPr>
           </w:pPr>
-          <w:hyperlink w:anchor="_Toc231279771" w:history="1">
+          <w:hyperlink w:anchor="_Toc231297625" w:history="1">
             <w:r>
               <w:rPr>
                 <w:rStyle w:val="Hyperlink"/>
@@ -1305,7 +1335,7 @@
                 <w:noProof/>
                 <w:webHidden/>
               </w:rPr>
-              <w:instrText xml:space="preserve"> PAGEREF _Toc231279771 \h </w:instrText>
+              <w:instrText xml:space="preserve"> PAGEREF _Toc231297625 \h </w:instrText>
             </w:r>
             <w:r>
               <w:rPr>
@@ -1352,7 +1382,7 @@
               <w14:ligatures w14:val="standardContextual"/>
             </w:rPr>
           </w:pPr>
-          <w:hyperlink w:anchor="_Toc231279772" w:history="1">
+          <w:hyperlink w:anchor="_Toc231297626" w:history="1">
             <w:r>
               <w:rPr>
                 <w:rStyle w:val="Hyperlink"/>
@@ -1397,7 +1427,7 @@
                 <w:noProof/>
                 <w:webHidden/>
               </w:rPr>
-              <w:instrText xml:space="preserve"> PAGEREF _Toc231279772 \h </w:instrText>
+              <w:instrText xml:space="preserve"> PAGEREF _Toc231297626 \h </w:instrText>
             </w:r>
             <w:r>
               <w:rPr>
@@ -1444,7 +1474,7 @@
               <w14:ligatures w14:val="standardContextual"/>
             </w:rPr>
           </w:pPr>
-          <w:hyperlink w:anchor="_Toc231279773" w:history="1">
+          <w:hyperlink w:anchor="_Toc231297627" w:history="1">
             <w:r>
               <w:rPr>
                 <w:rStyle w:val="Hyperlink"/>
@@ -1489,7 +1519,7 @@
                 <w:noProof/>
                 <w:webHidden/>
               </w:rPr>
-              <w:instrText xml:space="preserve"> PAGEREF _Toc231279773 \h </w:instrText>
+              <w:instrText xml:space="preserve"> PAGEREF _Toc231297627 \h </w:instrText>
             </w:r>
             <w:r>
               <w:rPr>
@@ -1536,7 +1566,7 @@
               <w14:ligatures w14:val="standardContextual"/>
             </w:rPr>
           </w:pPr>
-          <w:hyperlink w:anchor="_Toc231279774" w:history="1">
+          <w:hyperlink w:anchor="_Toc231297628" w:history="1">
             <w:r>
               <w:rPr>
                 <w:rStyle w:val="Hyperlink"/>
@@ -1581,7 +1611,7 @@
                 <w:noProof/>
                 <w:webHidden/>
               </w:rPr>
-              <w:instrText xml:space="preserve"> PAGEREF _Toc231279774 \h </w:instrText>
+              <w:instrText xml:space="preserve"> PAGEREF _Toc231297628 \h </w:instrText>
             </w:r>
             <w:r>
               <w:rPr>
@@ -1616,7 +1646,7 @@
           <w:pPr>
             <w:pStyle w:val="Sumrio2"/>
             <w:tabs>
-              <w:tab w:val="left" w:pos="1200"/>
+              <w:tab w:val="left" w:pos="960"/>
               <w:tab w:val="right" w:leader="dot" w:pos="9063"/>
             </w:tabs>
             <w:rPr>
@@ -1628,13 +1658,13 @@
               <w14:ligatures w14:val="standardContextual"/>
             </w:rPr>
           </w:pPr>
-          <w:hyperlink w:anchor="_Toc231279775" w:history="1">
+          <w:hyperlink w:anchor="_Toc231297629" w:history="1">
             <w:r>
               <w:rPr>
                 <w:rStyle w:val="Hyperlink"/>
                 <w:noProof/>
               </w:rPr>
-              <w:t>7.3.3.</w:t>
+              <w:t>7.4.</w:t>
             </w:r>
             <w:r>
               <w:rPr>
@@ -1652,7 +1682,7 @@
                 <w:rStyle w:val="Hyperlink"/>
                 <w:noProof/>
               </w:rPr>
-              <w:t>Tomadas elétricas</w:t>
+              <w:t>TOMADAS ELÉTRICAS</w:t>
             </w:r>
             <w:r>
               <w:rPr>
@@ -1673,7 +1703,7 @@
                 <w:noProof/>
                 <w:webHidden/>
               </w:rPr>
-              <w:instrText xml:space="preserve"> PAGEREF _Toc231279775 \h </w:instrText>
+              <w:instrText xml:space="preserve"> PAGEREF _Toc231297629 \h </w:instrText>
             </w:r>
             <w:r>
               <w:rPr>
@@ -1694,6 +1724,282 @@
                 <w:webHidden/>
               </w:rPr>
               <w:t>9</w:t>
+            </w:r>
+            <w:r>
+              <w:rPr>
+                <w:noProof/>
+                <w:webHidden/>
+              </w:rPr>
+              <w:fldChar w:fldCharType="end"/>
+            </w:r>
+          </w:hyperlink>
+        </w:p>
+        <w:p>
+          <w:pPr>
+            <w:pStyle w:val="Sumrio2"/>
+            <w:tabs>
+              <w:tab w:val="left" w:pos="960"/>
+              <w:tab w:val="right" w:leader="dot" w:pos="9063"/>
+            </w:tabs>
+            <w:rPr>
+              <w:rFonts w:asciiTheme="minorHAnsi" w:eastAsiaTheme="minorEastAsia" w:hAnsiTheme="minorHAnsi" w:cstheme="minorBidi"/>
+              <w:noProof/>
+              <w:kern w:val="2"/>
+              <w:sz w:val="24"/>
+              <w:szCs w:val="24"/>
+              <w14:ligatures w14:val="standardContextual"/>
+            </w:rPr>
+          </w:pPr>
+          <w:hyperlink w:anchor="_Toc231297630" w:history="1">
+            <w:r>
+              <w:rPr>
+                <w:rStyle w:val="Hyperlink"/>
+                <w:noProof/>
+              </w:rPr>
+              <w:t>7.5.</w:t>
+            </w:r>
+            <w:r>
+              <w:rPr>
+                <w:rFonts w:asciiTheme="minorHAnsi" w:eastAsiaTheme="minorEastAsia" w:hAnsiTheme="minorHAnsi" w:cstheme="minorBidi"/>
+                <w:noProof/>
+                <w:kern w:val="2"/>
+                <w:sz w:val="24"/>
+                <w:szCs w:val="24"/>
+                <w14:ligatures w14:val="standardContextual"/>
+              </w:rPr>
+              <w:tab/>
+            </w:r>
+            <w:r>
+              <w:rPr>
+                <w:rStyle w:val="Hyperlink"/>
+                <w:noProof/>
+              </w:rPr>
+              <w:t>LIGAÇÕES ELÉTRICAS</w:t>
+            </w:r>
+            <w:r>
+              <w:rPr>
+                <w:noProof/>
+                <w:webHidden/>
+              </w:rPr>
+              <w:tab/>
+            </w:r>
+            <w:r>
+              <w:rPr>
+                <w:noProof/>
+                <w:webHidden/>
+              </w:rPr>
+              <w:fldChar w:fldCharType="begin"/>
+            </w:r>
+            <w:r>
+              <w:rPr>
+                <w:noProof/>
+                <w:webHidden/>
+              </w:rPr>
+              <w:instrText xml:space="preserve"> PAGEREF _Toc231297630 \h </w:instrText>
+            </w:r>
+            <w:r>
+              <w:rPr>
+                <w:noProof/>
+                <w:webHidden/>
+              </w:rPr>
+            </w:r>
+            <w:r>
+              <w:rPr>
+                <w:noProof/>
+                <w:webHidden/>
+              </w:rPr>
+              <w:fldChar w:fldCharType="separate"/>
+            </w:r>
+            <w:r>
+              <w:rPr>
+                <w:noProof/>
+                <w:webHidden/>
+              </w:rPr>
+              <w:t>9</w:t>
+            </w:r>
+            <w:r>
+              <w:rPr>
+                <w:noProof/>
+                <w:webHidden/>
+              </w:rPr>
+              <w:fldChar w:fldCharType="end"/>
+            </w:r>
+          </w:hyperlink>
+        </w:p>
+        <w:p>
+          <w:pPr>
+            <w:pStyle w:val="Sumrio2"/>
+            <w:tabs>
+              <w:tab w:val="left" w:pos="960"/>
+              <w:tab w:val="right" w:leader="dot" w:pos="9063"/>
+            </w:tabs>
+            <w:rPr>
+              <w:rFonts w:asciiTheme="minorHAnsi" w:eastAsiaTheme="minorEastAsia" w:hAnsiTheme="minorHAnsi" w:cstheme="minorBidi"/>
+              <w:noProof/>
+              <w:kern w:val="2"/>
+              <w:sz w:val="24"/>
+              <w:szCs w:val="24"/>
+              <w14:ligatures w14:val="standardContextual"/>
+            </w:rPr>
+          </w:pPr>
+          <w:hyperlink w:anchor="_Toc231297631" w:history="1">
+            <w:r>
+              <w:rPr>
+                <w:rStyle w:val="Hyperlink"/>
+                <w:noProof/>
+              </w:rPr>
+              <w:t>7.6.</w:t>
+            </w:r>
+            <w:r>
+              <w:rPr>
+                <w:rFonts w:asciiTheme="minorHAnsi" w:eastAsiaTheme="minorEastAsia" w:hAnsiTheme="minorHAnsi" w:cstheme="minorBidi"/>
+                <w:noProof/>
+                <w:kern w:val="2"/>
+                <w:sz w:val="24"/>
+                <w:szCs w:val="24"/>
+                <w14:ligatures w14:val="standardContextual"/>
+              </w:rPr>
+              <w:tab/>
+            </w:r>
+            <w:r>
+              <w:rPr>
+                <w:rStyle w:val="Hyperlink"/>
+                <w:noProof/>
+              </w:rPr>
+              <w:t>IDENTIFICAÇÃO DOS ELEMENTOS DA INSTALAÇÃO</w:t>
+            </w:r>
+            <w:r>
+              <w:rPr>
+                <w:noProof/>
+                <w:webHidden/>
+              </w:rPr>
+              <w:tab/>
+            </w:r>
+            <w:r>
+              <w:rPr>
+                <w:noProof/>
+                <w:webHidden/>
+              </w:rPr>
+              <w:fldChar w:fldCharType="begin"/>
+            </w:r>
+            <w:r>
+              <w:rPr>
+                <w:noProof/>
+                <w:webHidden/>
+              </w:rPr>
+              <w:instrText xml:space="preserve"> PAGEREF _Toc231297631 \h </w:instrText>
+            </w:r>
+            <w:r>
+              <w:rPr>
+                <w:noProof/>
+                <w:webHidden/>
+              </w:rPr>
+            </w:r>
+            <w:r>
+              <w:rPr>
+                <w:noProof/>
+                <w:webHidden/>
+              </w:rPr>
+              <w:fldChar w:fldCharType="separate"/>
+            </w:r>
+            <w:r>
+              <w:rPr>
+                <w:noProof/>
+                <w:webHidden/>
+              </w:rPr>
+              <w:t>10</w:t>
+            </w:r>
+            <w:r>
+              <w:rPr>
+                <w:noProof/>
+                <w:webHidden/>
+              </w:rPr>
+              <w:fldChar w:fldCharType="end"/>
+            </w:r>
+          </w:hyperlink>
+        </w:p>
+        <w:p>
+          <w:pPr>
+            <w:pStyle w:val="Sumrio2"/>
+            <w:tabs>
+              <w:tab w:val="left" w:pos="960"/>
+              <w:tab w:val="right" w:leader="dot" w:pos="9063"/>
+            </w:tabs>
+            <w:rPr>
+              <w:rFonts w:asciiTheme="minorHAnsi" w:eastAsiaTheme="minorEastAsia" w:hAnsiTheme="minorHAnsi" w:cstheme="minorBidi"/>
+              <w:noProof/>
+              <w:kern w:val="2"/>
+              <w:sz w:val="24"/>
+              <w:szCs w:val="24"/>
+              <w14:ligatures w14:val="standardContextual"/>
+            </w:rPr>
+          </w:pPr>
+          <w:hyperlink w:anchor="_Toc231297632" w:history="1">
+            <w:r>
+              <w:rPr>
+                <w:rStyle w:val="Hyperlink"/>
+                <w:noProof/>
+              </w:rPr>
+              <w:t>7.7.</w:t>
+            </w:r>
+            <w:r>
+              <w:rPr>
+                <w:rFonts w:asciiTheme="minorHAnsi" w:eastAsiaTheme="minorEastAsia" w:hAnsiTheme="minorHAnsi" w:cstheme="minorBidi"/>
+                <w:noProof/>
+                <w:kern w:val="2"/>
+                <w:sz w:val="24"/>
+                <w:szCs w:val="24"/>
+                <w14:ligatures w14:val="standardContextual"/>
+              </w:rPr>
+              <w:tab/>
+            </w:r>
+            <w:r>
+              <w:rPr>
+                <w:rStyle w:val="Hyperlink"/>
+                <w:noProof/>
+              </w:rPr>
+              <w:t>EQUIPOTENCIALIZAÇÃO</w:t>
+            </w:r>
+            <w:r>
+              <w:rPr>
+                <w:noProof/>
+                <w:webHidden/>
+              </w:rPr>
+              <w:tab/>
+            </w:r>
+            <w:r>
+              <w:rPr>
+                <w:noProof/>
+                <w:webHidden/>
+              </w:rPr>
+              <w:fldChar w:fldCharType="begin"/>
+            </w:r>
+            <w:r>
+              <w:rPr>
+                <w:noProof/>
+                <w:webHidden/>
+              </w:rPr>
+              <w:instrText xml:space="preserve"> PAGEREF _Toc231297632 \h </w:instrText>
+            </w:r>
+            <w:r>
+              <w:rPr>
+                <w:noProof/>
+                <w:webHidden/>
+              </w:rPr>
+            </w:r>
+            <w:r>
+              <w:rPr>
+                <w:noProof/>
+                <w:webHidden/>
+              </w:rPr>
+              <w:fldChar w:fldCharType="separate"/>
+            </w:r>
+            <w:r>
+              <w:rPr>
+                <w:noProof/>
+                <w:webHidden/>
+              </w:rPr>
+              <w:t>10</w:t>
             </w:r>
             <w:r>
               <w:rPr>
@@ -1720,10 +2026,11 @@
               <w14:ligatures w14:val="standardContextual"/>
             </w:rPr>
           </w:pPr>
-          <w:hyperlink w:anchor="_Toc231279776" w:history="1">
+          <w:hyperlink w:anchor="_Toc231297633" w:history="1">
             <w:r>
               <w:rPr>
                 <w:rStyle w:val="Hyperlink"/>
+                <w:b/>
                 <w:noProof/>
               </w:rPr>
               <w:t>8.</w:t>
@@ -1742,9 +2049,10 @@
             <w:r>
               <w:rPr>
                 <w:rStyle w:val="Hyperlink"/>
-                <w:noProof/>
-              </w:rPr>
-              <w:t>CAIXA PARA CHAVE RESERVA</w:t>
+                <w:b/>
+                <w:noProof/>
+              </w:rPr>
+              <w:t>DISPOSITIVOS DE MANOBRA E PROTEÇÃO</w:t>
             </w:r>
             <w:r>
               <w:rPr>
@@ -1765,7 +2073,7 @@
                 <w:noProof/>
                 <w:webHidden/>
               </w:rPr>
-              <w:instrText xml:space="preserve"> PAGEREF _Toc231279776 \h </w:instrText>
+              <w:instrText xml:space="preserve"> PAGEREF _Toc231297633 \h </w:instrText>
             </w:r>
             <w:r>
               <w:rPr>
@@ -1786,6 +2094,282 @@
                 <w:webHidden/>
               </w:rPr>
               <w:t>10</w:t>
+            </w:r>
+            <w:r>
+              <w:rPr>
+                <w:noProof/>
+                <w:webHidden/>
+              </w:rPr>
+              <w:fldChar w:fldCharType="end"/>
+            </w:r>
+          </w:hyperlink>
+        </w:p>
+        <w:p>
+          <w:pPr>
+            <w:pStyle w:val="Sumrio2"/>
+            <w:tabs>
+              <w:tab w:val="left" w:pos="960"/>
+              <w:tab w:val="right" w:leader="dot" w:pos="9063"/>
+            </w:tabs>
+            <w:rPr>
+              <w:rFonts w:asciiTheme="minorHAnsi" w:eastAsiaTheme="minorEastAsia" w:hAnsiTheme="minorHAnsi" w:cstheme="minorBidi"/>
+              <w:noProof/>
+              <w:kern w:val="2"/>
+              <w:sz w:val="24"/>
+              <w:szCs w:val="24"/>
+              <w14:ligatures w14:val="standardContextual"/>
+            </w:rPr>
+          </w:pPr>
+          <w:hyperlink w:anchor="_Toc231297634" w:history="1">
+            <w:r>
+              <w:rPr>
+                <w:rStyle w:val="Hyperlink"/>
+                <w:noProof/>
+              </w:rPr>
+              <w:t>8.1.</w:t>
+            </w:r>
+            <w:r>
+              <w:rPr>
+                <w:rFonts w:asciiTheme="minorHAnsi" w:eastAsiaTheme="minorEastAsia" w:hAnsiTheme="minorHAnsi" w:cstheme="minorBidi"/>
+                <w:noProof/>
+                <w:kern w:val="2"/>
+                <w:sz w:val="24"/>
+                <w:szCs w:val="24"/>
+                <w14:ligatures w14:val="standardContextual"/>
+              </w:rPr>
+              <w:tab/>
+            </w:r>
+            <w:r>
+              <w:rPr>
+                <w:rStyle w:val="Hyperlink"/>
+                <w:noProof/>
+              </w:rPr>
+              <w:t>DISJUNTORES</w:t>
+            </w:r>
+            <w:r>
+              <w:rPr>
+                <w:noProof/>
+                <w:webHidden/>
+              </w:rPr>
+              <w:tab/>
+            </w:r>
+            <w:r>
+              <w:rPr>
+                <w:noProof/>
+                <w:webHidden/>
+              </w:rPr>
+              <w:fldChar w:fldCharType="begin"/>
+            </w:r>
+            <w:r>
+              <w:rPr>
+                <w:noProof/>
+                <w:webHidden/>
+              </w:rPr>
+              <w:instrText xml:space="preserve"> PAGEREF _Toc231297634 \h </w:instrText>
+            </w:r>
+            <w:r>
+              <w:rPr>
+                <w:noProof/>
+                <w:webHidden/>
+              </w:rPr>
+            </w:r>
+            <w:r>
+              <w:rPr>
+                <w:noProof/>
+                <w:webHidden/>
+              </w:rPr>
+              <w:fldChar w:fldCharType="separate"/>
+            </w:r>
+            <w:r>
+              <w:rPr>
+                <w:noProof/>
+                <w:webHidden/>
+              </w:rPr>
+              <w:t>10</w:t>
+            </w:r>
+            <w:r>
+              <w:rPr>
+                <w:noProof/>
+                <w:webHidden/>
+              </w:rPr>
+              <w:fldChar w:fldCharType="end"/>
+            </w:r>
+          </w:hyperlink>
+        </w:p>
+        <w:p>
+          <w:pPr>
+            <w:pStyle w:val="Sumrio2"/>
+            <w:tabs>
+              <w:tab w:val="left" w:pos="960"/>
+              <w:tab w:val="right" w:leader="dot" w:pos="9063"/>
+            </w:tabs>
+            <w:rPr>
+              <w:rFonts w:asciiTheme="minorHAnsi" w:eastAsiaTheme="minorEastAsia" w:hAnsiTheme="minorHAnsi" w:cstheme="minorBidi"/>
+              <w:noProof/>
+              <w:kern w:val="2"/>
+              <w:sz w:val="24"/>
+              <w:szCs w:val="24"/>
+              <w14:ligatures w14:val="standardContextual"/>
+            </w:rPr>
+          </w:pPr>
+          <w:hyperlink w:anchor="_Toc231297635" w:history="1">
+            <w:r>
+              <w:rPr>
+                <w:rStyle w:val="Hyperlink"/>
+                <w:noProof/>
+              </w:rPr>
+              <w:t>8.2.</w:t>
+            </w:r>
+            <w:r>
+              <w:rPr>
+                <w:rFonts w:asciiTheme="minorHAnsi" w:eastAsiaTheme="minorEastAsia" w:hAnsiTheme="minorHAnsi" w:cstheme="minorBidi"/>
+                <w:noProof/>
+                <w:kern w:val="2"/>
+                <w:sz w:val="24"/>
+                <w:szCs w:val="24"/>
+                <w14:ligatures w14:val="standardContextual"/>
+              </w:rPr>
+              <w:tab/>
+            </w:r>
+            <w:r>
+              <w:rPr>
+                <w:rStyle w:val="Hyperlink"/>
+                <w:noProof/>
+              </w:rPr>
+              <w:t>DISPOSITIVO DE PROTEÇÃO CONTRA SURTOS ELÉTRICOS</w:t>
+            </w:r>
+            <w:r>
+              <w:rPr>
+                <w:noProof/>
+                <w:webHidden/>
+              </w:rPr>
+              <w:tab/>
+            </w:r>
+            <w:r>
+              <w:rPr>
+                <w:noProof/>
+                <w:webHidden/>
+              </w:rPr>
+              <w:fldChar w:fldCharType="begin"/>
+            </w:r>
+            <w:r>
+              <w:rPr>
+                <w:noProof/>
+                <w:webHidden/>
+              </w:rPr>
+              <w:instrText xml:space="preserve"> PAGEREF _Toc231297635 \h </w:instrText>
+            </w:r>
+            <w:r>
+              <w:rPr>
+                <w:noProof/>
+                <w:webHidden/>
+              </w:rPr>
+            </w:r>
+            <w:r>
+              <w:rPr>
+                <w:noProof/>
+                <w:webHidden/>
+              </w:rPr>
+              <w:fldChar w:fldCharType="separate"/>
+            </w:r>
+            <w:r>
+              <w:rPr>
+                <w:noProof/>
+                <w:webHidden/>
+              </w:rPr>
+              <w:t>11</w:t>
+            </w:r>
+            <w:r>
+              <w:rPr>
+                <w:noProof/>
+                <w:webHidden/>
+              </w:rPr>
+              <w:fldChar w:fldCharType="end"/>
+            </w:r>
+          </w:hyperlink>
+        </w:p>
+        <w:p>
+          <w:pPr>
+            <w:pStyle w:val="Sumrio2"/>
+            <w:tabs>
+              <w:tab w:val="left" w:pos="960"/>
+              <w:tab w:val="right" w:leader="dot" w:pos="9063"/>
+            </w:tabs>
+            <w:rPr>
+              <w:rFonts w:asciiTheme="minorHAnsi" w:eastAsiaTheme="minorEastAsia" w:hAnsiTheme="minorHAnsi" w:cstheme="minorBidi"/>
+              <w:noProof/>
+              <w:kern w:val="2"/>
+              <w:sz w:val="24"/>
+              <w:szCs w:val="24"/>
+              <w14:ligatures w14:val="standardContextual"/>
+            </w:rPr>
+          </w:pPr>
+          <w:hyperlink w:anchor="_Toc231297636" w:history="1">
+            <w:r>
+              <w:rPr>
+                <w:rStyle w:val="Hyperlink"/>
+                <w:noProof/>
+              </w:rPr>
+              <w:t>8.3.</w:t>
+            </w:r>
+            <w:r>
+              <w:rPr>
+                <w:rFonts w:asciiTheme="minorHAnsi" w:eastAsiaTheme="minorEastAsia" w:hAnsiTheme="minorHAnsi" w:cstheme="minorBidi"/>
+                <w:noProof/>
+                <w:kern w:val="2"/>
+                <w:sz w:val="24"/>
+                <w:szCs w:val="24"/>
+                <w14:ligatures w14:val="standardContextual"/>
+              </w:rPr>
+              <w:tab/>
+            </w:r>
+            <w:r>
+              <w:rPr>
+                <w:rStyle w:val="Hyperlink"/>
+                <w:noProof/>
+              </w:rPr>
+              <w:t>INTERRUPTOR DIFERENCIAL-RESIDUAL</w:t>
+            </w:r>
+            <w:r>
+              <w:rPr>
+                <w:noProof/>
+                <w:webHidden/>
+              </w:rPr>
+              <w:tab/>
+            </w:r>
+            <w:r>
+              <w:rPr>
+                <w:noProof/>
+                <w:webHidden/>
+              </w:rPr>
+              <w:fldChar w:fldCharType="begin"/>
+            </w:r>
+            <w:r>
+              <w:rPr>
+                <w:noProof/>
+                <w:webHidden/>
+              </w:rPr>
+              <w:instrText xml:space="preserve"> PAGEREF _Toc231297636 \h </w:instrText>
+            </w:r>
+            <w:r>
+              <w:rPr>
+                <w:noProof/>
+                <w:webHidden/>
+              </w:rPr>
+            </w:r>
+            <w:r>
+              <w:rPr>
+                <w:noProof/>
+                <w:webHidden/>
+              </w:rPr>
+              <w:fldChar w:fldCharType="separate"/>
+            </w:r>
+            <w:r>
+              <w:rPr>
+                <w:noProof/>
+                <w:webHidden/>
+              </w:rPr>
+              <w:t>12</w:t>
             </w:r>
             <w:r>
               <w:rPr>
@@ -1812,7 +2396,7 @@
               <w14:ligatures w14:val="standardContextual"/>
             </w:rPr>
           </w:pPr>
-          <w:hyperlink w:anchor="_Toc231279777" w:history="1">
+          <w:hyperlink w:anchor="_Toc231297637" w:history="1">
             <w:r>
               <w:rPr>
                 <w:rStyle w:val="Hyperlink"/>
@@ -1836,7 +2420,7 @@
                 <w:rStyle w:val="Hyperlink"/>
                 <w:noProof/>
               </w:rPr>
-              <w:t>MANUAL NR-10 PRONTUÁRIOS</w:t>
+              <w:t>CONSIDERAÇÕES FINAIS</w:t>
             </w:r>
             <w:r>
               <w:rPr>
@@ -1857,7 +2441,7 @@
                 <w:noProof/>
                 <w:webHidden/>
               </w:rPr>
-              <w:instrText xml:space="preserve"> PAGEREF _Toc231279777 \h </w:instrText>
+              <w:instrText xml:space="preserve"> PAGEREF _Toc231297637 \h </w:instrText>
             </w:r>
             <w:r>
               <w:rPr>
@@ -1877,191 +2461,7 @@
                 <w:noProof/>
                 <w:webHidden/>
               </w:rPr>
-              <w:t>10</w:t>
-            </w:r>
-            <w:r>
-              <w:rPr>
-                <w:noProof/>
-                <w:webHidden/>
-              </w:rPr>
-              <w:fldChar w:fldCharType="end"/>
-            </w:r>
-          </w:hyperlink>
-        </w:p>
-        <w:p>
-          <w:pPr>
-            <w:pStyle w:val="Sumrio2"/>
-            <w:tabs>
-              <w:tab w:val="left" w:pos="960"/>
-              <w:tab w:val="right" w:leader="dot" w:pos="9063"/>
-            </w:tabs>
-            <w:rPr>
-              <w:rFonts w:asciiTheme="minorHAnsi" w:eastAsiaTheme="minorEastAsia" w:hAnsiTheme="minorHAnsi" w:cstheme="minorBidi"/>
-              <w:noProof/>
-              <w:kern w:val="2"/>
-              <w:sz w:val="24"/>
-              <w:szCs w:val="24"/>
-              <w14:ligatures w14:val="standardContextual"/>
-            </w:rPr>
-          </w:pPr>
-          <w:hyperlink w:anchor="_Toc231279778" w:history="1">
-            <w:r>
-              <w:rPr>
-                <w:rStyle w:val="Hyperlink"/>
-                <w:noProof/>
-              </w:rPr>
-              <w:t>9.1.</w:t>
-            </w:r>
-            <w:r>
-              <w:rPr>
-                <w:rFonts w:asciiTheme="minorHAnsi" w:eastAsiaTheme="minorEastAsia" w:hAnsiTheme="minorHAnsi" w:cstheme="minorBidi"/>
-                <w:noProof/>
-                <w:kern w:val="2"/>
-                <w:sz w:val="24"/>
-                <w:szCs w:val="24"/>
-                <w14:ligatures w14:val="standardContextual"/>
-              </w:rPr>
-              <w:tab/>
-            </w:r>
-            <w:r>
-              <w:rPr>
-                <w:rStyle w:val="Hyperlink"/>
-                <w:noProof/>
-              </w:rPr>
-              <w:t>PRONTUÁRIO DE INSTALAÇÕES ELÉTRICAS</w:t>
-            </w:r>
-            <w:r>
-              <w:rPr>
-                <w:noProof/>
-                <w:webHidden/>
-              </w:rPr>
-              <w:tab/>
-            </w:r>
-            <w:r>
-              <w:rPr>
-                <w:noProof/>
-                <w:webHidden/>
-              </w:rPr>
-              <w:fldChar w:fldCharType="begin"/>
-            </w:r>
-            <w:r>
-              <w:rPr>
-                <w:noProof/>
-                <w:webHidden/>
-              </w:rPr>
-              <w:instrText xml:space="preserve"> PAGEREF _Toc231279778 \h </w:instrText>
-            </w:r>
-            <w:r>
-              <w:rPr>
-                <w:noProof/>
-                <w:webHidden/>
-              </w:rPr>
-            </w:r>
-            <w:r>
-              <w:rPr>
-                <w:noProof/>
-                <w:webHidden/>
-              </w:rPr>
-              <w:fldChar w:fldCharType="separate"/>
-            </w:r>
-            <w:r>
-              <w:rPr>
-                <w:noProof/>
-                <w:webHidden/>
-              </w:rPr>
-              <w:t>10</w:t>
-            </w:r>
-            <w:r>
-              <w:rPr>
-                <w:noProof/>
-                <w:webHidden/>
-              </w:rPr>
-              <w:fldChar w:fldCharType="end"/>
-            </w:r>
-          </w:hyperlink>
-        </w:p>
-        <w:p>
-          <w:pPr>
-            <w:pStyle w:val="Sumrio1"/>
-            <w:tabs>
-              <w:tab w:val="left" w:pos="720"/>
-              <w:tab w:val="right" w:leader="dot" w:pos="9063"/>
-            </w:tabs>
-            <w:rPr>
-              <w:rFonts w:asciiTheme="minorHAnsi" w:eastAsiaTheme="minorEastAsia" w:hAnsiTheme="minorHAnsi" w:cstheme="minorBidi"/>
-              <w:noProof/>
-              <w:kern w:val="2"/>
-              <w:sz w:val="24"/>
-              <w:szCs w:val="24"/>
-              <w14:ligatures w14:val="standardContextual"/>
-            </w:rPr>
-          </w:pPr>
-          <w:hyperlink w:anchor="_Toc231279779" w:history="1">
-            <w:r>
-              <w:rPr>
-                <w:rStyle w:val="Hyperlink"/>
-                <w:noProof/>
-              </w:rPr>
-              <w:t>10.</w:t>
-            </w:r>
-            <w:r>
-              <w:rPr>
-                <w:rFonts w:asciiTheme="minorHAnsi" w:eastAsiaTheme="minorEastAsia" w:hAnsiTheme="minorHAnsi" w:cstheme="minorBidi"/>
-                <w:noProof/>
-                <w:kern w:val="2"/>
-                <w:sz w:val="24"/>
-                <w:szCs w:val="24"/>
-                <w14:ligatures w14:val="standardContextual"/>
-              </w:rPr>
-              <w:tab/>
-            </w:r>
-            <w:r>
-              <w:rPr>
-                <w:rStyle w:val="Hyperlink"/>
-                <w:noProof/>
-              </w:rPr>
-              <w:t>CONSIDERAÇÕES FINAIS</w:t>
-            </w:r>
-            <w:r>
-              <w:rPr>
-                <w:noProof/>
-                <w:webHidden/>
-              </w:rPr>
-              <w:tab/>
-            </w:r>
-            <w:r>
-              <w:rPr>
-                <w:noProof/>
-                <w:webHidden/>
-              </w:rPr>
-              <w:fldChar w:fldCharType="begin"/>
-            </w:r>
-            <w:r>
-              <w:rPr>
-                <w:noProof/>
-                <w:webHidden/>
-              </w:rPr>
-              <w:instrText xml:space="preserve"> PAGEREF _Toc231279779 \h </w:instrText>
-            </w:r>
-            <w:r>
-              <w:rPr>
-                <w:noProof/>
-                <w:webHidden/>
-              </w:rPr>
-            </w:r>
-            <w:r>
-              <w:rPr>
-                <w:noProof/>
-                <w:webHidden/>
-              </w:rPr>
-              <w:fldChar w:fldCharType="separate"/>
-            </w:r>
-            <w:r>
-              <w:rPr>
-                <w:noProof/>
-                <w:webHidden/>
-              </w:rPr>
-              <w:t>11</w:t>
+              <w:t>12</w:t>
             </w:r>
             <w:r>
               <w:rPr>
@@ -2120,7 +2520,7 @@
           <w:szCs w:val="24"/>
         </w:rPr>
       </w:pPr>
-      <w:bookmarkStart w:id="1" w:name="_Toc231279762"/>
+      <w:bookmarkStart w:id="1" w:name="_Toc231297616"/>
       <w:r>
         <w:rPr>
           <w:b/>
@@ -2154,7 +2554,7 @@
       <w:pPr>
         <w:pStyle w:val="Ttulo2"/>
       </w:pPr>
-      <w:bookmarkStart w:id="2" w:name="_Toc231279763"/>
+      <w:bookmarkStart w:id="2" w:name="_Toc231297617"/>
       <w:r>
         <w:rPr>
           <w:rStyle w:val="Ttulo2Char"/>
@@ -2314,7 +2714,7 @@
         </w:rPr>
       </w:pPr>
       <w:bookmarkStart w:id="3" w:name="_heading=h.gc1cd6en2cju"/>
-      <w:bookmarkStart w:id="4" w:name="_Toc231279764"/>
+      <w:bookmarkStart w:id="4" w:name="_Toc231297618"/>
       <w:bookmarkEnd w:id="3"/>
       <w:r>
         <w:rPr>
@@ -2579,7 +2979,7 @@
       </w:pPr>
       <w:bookmarkStart w:id="5" w:name="_heading=h.65uegc26oi85"/>
       <w:bookmarkStart w:id="6" w:name="_heading=h.b1loiuf7yl5f"/>
-      <w:bookmarkStart w:id="7" w:name="_Toc231279765"/>
+      <w:bookmarkStart w:id="7" w:name="_Toc231297619"/>
       <w:bookmarkEnd w:id="5"/>
       <w:bookmarkEnd w:id="6"/>
       <w:r>
@@ -2671,7 +3071,7 @@
         </w:rPr>
       </w:pPr>
       <w:bookmarkStart w:id="8" w:name="_heading=h.lvy0efl9ejvv"/>
-      <w:bookmarkStart w:id="9" w:name="_Toc231279766"/>
+      <w:bookmarkStart w:id="9" w:name="_Toc231297620"/>
       <w:bookmarkEnd w:id="8"/>
       <w:r>
         <w:rPr>
@@ -2713,7 +3113,7 @@
         <w:pStyle w:val="Ttulo1"/>
       </w:pPr>
       <w:bookmarkStart w:id="10" w:name="_heading=h.sp9jtw4gg0jd"/>
-      <w:bookmarkStart w:id="11" w:name="_Toc231279767"/>
+      <w:bookmarkStart w:id="11" w:name="_Toc231297621"/>
       <w:bookmarkEnd w:id="10"/>
       <w:r>
         <w:t>CONSIDERAÇÕES INICIAIS</w:t>
@@ -2963,7 +3363,7 @@
         </w:rPr>
       </w:pPr>
       <w:bookmarkStart w:id="13" w:name="_heading=h.w9q1dtlb5u22" w:colFirst="0" w:colLast="0"/>
-      <w:bookmarkStart w:id="14" w:name="_Toc231279768"/>
+      <w:bookmarkStart w:id="14" w:name="_Toc231297622"/>
       <w:bookmarkEnd w:id="13"/>
       <w:r>
         <w:rPr>
@@ -3341,7 +3741,7 @@
         <w:pStyle w:val="Ttulo1"/>
       </w:pPr>
       <w:bookmarkStart w:id="15" w:name="_heading=h.pav91m8oatl" w:colFirst="0" w:colLast="0"/>
-      <w:bookmarkStart w:id="16" w:name="_Toc231279769"/>
+      <w:bookmarkStart w:id="16" w:name="_Toc231297623"/>
       <w:bookmarkEnd w:id="15"/>
       <w:r>
         <w:t>INFRAESTRUTURA</w:t>
@@ -3467,7 +3867,7 @@
       <w:pPr>
         <w:pStyle w:val="Ttulo2"/>
       </w:pPr>
-      <w:bookmarkStart w:id="17" w:name="_Toc231279770"/>
+      <w:bookmarkStart w:id="17" w:name="_Toc231297624"/>
       <w:r>
         <w:rPr>
           <w:rStyle w:val="Ttulo2Char"/>
@@ -3891,7 +4291,7 @@
       <w:pPr>
         <w:pStyle w:val="Ttulo2"/>
       </w:pPr>
-      <w:bookmarkStart w:id="18" w:name="_Toc231279771"/>
+      <w:bookmarkStart w:id="18" w:name="_Toc231297625"/>
       <w:r>
         <w:rPr>
           <w:rStyle w:val="Ttulo2Char"/>
@@ -3927,7 +4327,7 @@
           <w:rStyle w:val="Ttulo2Char"/>
         </w:rPr>
       </w:pPr>
-      <w:bookmarkStart w:id="19" w:name="_Toc231279772"/>
+      <w:bookmarkStart w:id="19" w:name="_Toc231297626"/>
       <w:r>
         <w:rPr>
           <w:rStyle w:val="Ttulo2Char"/>
@@ -3945,7 +4345,7 @@
           <w:numId w:val="7"/>
         </w:numPr>
       </w:pPr>
-      <w:bookmarkStart w:id="20" w:name="_Toc231279773"/>
+      <w:bookmarkStart w:id="20" w:name="_Toc231297627"/>
       <w:r>
         <w:rPr>
           <w:rStyle w:val="Ttulo2Char"/>
@@ -4098,7 +4498,7 @@
           <w:numId w:val="7"/>
         </w:numPr>
       </w:pPr>
-      <w:bookmarkStart w:id="21" w:name="_Toc231279774"/>
+      <w:bookmarkStart w:id="21" w:name="_Toc231297628"/>
       <w:r>
         <w:t>Condutores dos circuitos terminais</w:t>
       </w:r>
@@ -5417,12 +5817,14 @@
       <w:pPr>
         <w:pStyle w:val="Ttulo2"/>
       </w:pPr>
+      <w:bookmarkStart w:id="22" w:name="_Toc231297629"/>
       <w:r>
         <w:rPr>
           <w:rStyle w:val="Ttulo2Char"/>
         </w:rPr>
         <w:t>TOMADAS ELÉTRICAS</w:t>
       </w:r>
+      <w:bookmarkEnd w:id="22"/>
     </w:p>
     <w:p>
       <w:pPr>
@@ -5448,12 +5850,14 @@
       <w:pPr>
         <w:pStyle w:val="Ttulo2"/>
       </w:pPr>
+      <w:bookmarkStart w:id="23" w:name="_Toc231297630"/>
       <w:r>
         <w:rPr>
           <w:rStyle w:val="Ttulo2Char"/>
         </w:rPr>
         <w:t>LIGAÇÕES ELÉTRICAS</w:t>
       </w:r>
+      <w:bookmarkEnd w:id="23"/>
     </w:p>
     <w:p>
       <w:pPr>
@@ -5472,29 +5876,14 @@
           <w:sz w:val="24"/>
           <w:szCs w:val="24"/>
         </w:rPr>
-        <w:t>[</w:t>
-      </w:r>
-      <w:r>
-        <w:rPr>
-          <w:color w:val="000000"/>
-          <w:sz w:val="24"/>
-          <w:szCs w:val="24"/>
-        </w:rPr>
-        <w:t>KKKK</w:t>
-      </w:r>
-      <w:r>
-        <w:rPr>
-          <w:color w:val="000000"/>
-          <w:sz w:val="24"/>
-          <w:szCs w:val="24"/>
-        </w:rPr>
-        <w:t>]</w:t>
+        <w:t>[KKKK]</w:t>
       </w:r>
     </w:p>
     <w:p>
       <w:pPr>
         <w:pStyle w:val="Ttulo2"/>
       </w:pPr>
+      <w:bookmarkStart w:id="24" w:name="_Toc231297631"/>
       <w:r>
         <w:rPr>
           <w:rStyle w:val="Ttulo2Char"/>
@@ -5502,6 +5891,7 @@
         <w:lastRenderedPageBreak/>
         <w:t>IDENTIFICAÇÃO DOS ELEMENTOS DA INSTALAÇÃO</w:t>
       </w:r>
+      <w:bookmarkEnd w:id="24"/>
     </w:p>
     <w:p>
       <w:pPr>
@@ -5703,12 +6093,14 @@
       <w:pPr>
         <w:pStyle w:val="Ttulo2"/>
       </w:pPr>
+      <w:bookmarkStart w:id="25" w:name="_Toc231297632"/>
       <w:r>
         <w:rPr>
           <w:rStyle w:val="Ttulo2Char"/>
         </w:rPr>
         <w:t>EQUIPOTENCIALIZAÇÃO</w:t>
       </w:r>
+      <w:bookmarkEnd w:id="25"/>
     </w:p>
     <w:p>
       <w:pPr>
@@ -5805,6 +6197,7 @@
           <w:szCs w:val="24"/>
         </w:rPr>
       </w:pPr>
+      <w:bookmarkStart w:id="26" w:name="_Toc231297633"/>
       <w:r>
         <w:rPr>
           <w:b/>
@@ -5813,14 +6206,17 @@
         </w:rPr>
         <w:t>DISPOSITIVOS DE MANOBRA E PROTEÇÃO</w:t>
       </w:r>
+      <w:bookmarkEnd w:id="26"/>
     </w:p>
     <w:p>
       <w:pPr>
         <w:pStyle w:val="Ttulo2"/>
       </w:pPr>
+      <w:bookmarkStart w:id="27" w:name="_Toc231297634"/>
       <w:r>
         <w:t>DISJUNTORES</w:t>
       </w:r>
+      <w:bookmarkEnd w:id="27"/>
     </w:p>
     <w:p>
       <w:pPr>
@@ -5995,29 +6391,18 @@
           <w:sz w:val="24"/>
           <w:szCs w:val="24"/>
         </w:rPr>
-        <w:t xml:space="preserve">Imagem </w:t>
-      </w:r>
-      <w:r>
-        <w:rPr>
-          <w:i/>
-          <w:iCs/>
-          <w:color w:val="000000"/>
-          <w:sz w:val="24"/>
-          <w:szCs w:val="24"/>
-        </w:rPr>
-        <w:t>Disjuntores tipo WEG</w:t>
+        <w:t>Imagem Disjuntores tipo WEG</w:t>
       </w:r>
     </w:p>
     <w:p>
       <w:pPr>
         <w:pStyle w:val="Ttulo2"/>
       </w:pPr>
-      <w:r>
-        <w:t>DIS</w:t>
-      </w:r>
-      <w:r>
-        <w:t>POSITIVO DE PROTEÇÃO CONTRA SURTOS ELÉTRICOS</w:t>
-      </w:r>
+      <w:bookmarkStart w:id="28" w:name="_Toc231297635"/>
+      <w:r>
+        <w:t>DISPOSITIVO DE PROTEÇÃO CONTRA SURTOS ELÉTRICOS</w:t>
+      </w:r>
+      <w:bookmarkEnd w:id="28"/>
     </w:p>
     <w:p>
       <w:pPr>
@@ -6180,28 +6565,20 @@
           <w:sz w:val="24"/>
           <w:szCs w:val="24"/>
         </w:rPr>
-        <w:t>Imagem Dis</w:t>
-      </w:r>
-      <w:r>
-        <w:rPr>
-          <w:i/>
-          <w:iCs/>
-          <w:color w:val="000000"/>
-          <w:sz w:val="24"/>
-          <w:szCs w:val="24"/>
-        </w:rPr>
-        <w:t>positivo de Proteção Contra Surtos Elétricos.</w:t>
+        <w:t>Imagem Dispositivo de Proteção Contra Surtos Elétricos.</w:t>
       </w:r>
     </w:p>
     <w:p>
       <w:pPr>
         <w:pStyle w:val="Ttulo2"/>
       </w:pPr>
-      <w:bookmarkStart w:id="22" w:name="_heading=h.3ahkj677lqvm" w:colFirst="0" w:colLast="0"/>
-      <w:bookmarkEnd w:id="22"/>
+      <w:bookmarkStart w:id="29" w:name="_heading=h.3ahkj677lqvm" w:colFirst="0" w:colLast="0"/>
+      <w:bookmarkStart w:id="30" w:name="_Toc231297636"/>
+      <w:bookmarkEnd w:id="29"/>
       <w:r>
         <w:t>INTERRUPTOR DIFERENCIAL-RESIDUAL</w:t>
       </w:r>
+      <w:bookmarkEnd w:id="30"/>
     </w:p>
     <w:p>
       <w:pPr>
@@ -6229,9 +6606,17 @@
           <w:sz w:val="24"/>
           <w:szCs w:val="24"/>
         </w:rPr>
-        <w:t>pólos.</w:t>
+        <w:t>pólos</w:t>
       </w:r>
       <w:proofErr w:type="spellEnd"/>
+      <w:r>
+        <w:rPr>
+          <w:color w:val="000000"/>
+          <w:sz w:val="24"/>
+          <w:szCs w:val="24"/>
+        </w:rPr>
+        <w:t>.</w:t>
+      </w:r>
     </w:p>
     <w:p>
       <w:pPr>
@@ -6370,37 +6755,27 @@
           <w:sz w:val="24"/>
           <w:szCs w:val="24"/>
         </w:rPr>
-        <w:t xml:space="preserve">Imagem </w:t>
-      </w:r>
-      <w:r>
-        <w:rPr>
-          <w:i/>
-          <w:iCs/>
-          <w:color w:val="000000"/>
-          <w:sz w:val="24"/>
-          <w:szCs w:val="24"/>
-        </w:rPr>
-        <w:t>Interruptor Diferencial Residual DR.</w:t>
-      </w:r>
-      <w:bookmarkStart w:id="23" w:name="_heading=h.mi000b38675e" w:colFirst="0" w:colLast="0"/>
-      <w:bookmarkStart w:id="24" w:name="_heading=h.fhfdlj3ry5pm" w:colFirst="0" w:colLast="0"/>
-      <w:bookmarkEnd w:id="23"/>
-      <w:bookmarkEnd w:id="24"/>
+        <w:t>Imagem Interruptor Diferencial Residual DR.</w:t>
+      </w:r>
+      <w:bookmarkStart w:id="31" w:name="_heading=h.mi000b38675e" w:colFirst="0" w:colLast="0"/>
+      <w:bookmarkStart w:id="32" w:name="_heading=h.fhfdlj3ry5pm" w:colFirst="0" w:colLast="0"/>
+      <w:bookmarkEnd w:id="31"/>
+      <w:bookmarkEnd w:id="32"/>
     </w:p>
     <w:p>
       <w:pPr>
         <w:pStyle w:val="Ttulo1"/>
       </w:pPr>
-      <w:bookmarkStart w:id="25" w:name="_heading=h.89jsmj1oo0zm" w:colFirst="0" w:colLast="0"/>
-      <w:bookmarkEnd w:id="25"/>
+      <w:bookmarkStart w:id="33" w:name="_heading=h.89jsmj1oo0zm" w:colFirst="0" w:colLast="0"/>
+      <w:bookmarkEnd w:id="33"/>
       <w:r>
         <w:t xml:space="preserve"> </w:t>
       </w:r>
-      <w:bookmarkStart w:id="26" w:name="_Toc231279779"/>
+      <w:bookmarkStart w:id="34" w:name="_Toc231297637"/>
       <w:r>
         <w:t>CONSIDERAÇÕES FINAIS</w:t>
       </w:r>
-      <w:bookmarkEnd w:id="26"/>
+      <w:bookmarkEnd w:id="34"/>
     </w:p>
     <w:p>
       <w:pPr>
@@ -8909,6 +9284,7 @@
   <w:style w:type="character" w:default="1" w:styleId="Fontepargpadro">
     <w:name w:val="Default Paragraph Font"/>
     <w:uiPriority w:val="1"/>
+    <w:semiHidden/>
     <w:unhideWhenUsed/>
   </w:style>
   <w:style w:type="table" w:default="1" w:styleId="Tabelanormal">
@@ -9842,35 +10218,12 @@
 </file>
 
 <file path=customXml/item1.xml><?xml version="1.0" encoding="utf-8"?>
-<b:Sources xmlns:b="http://schemas.openxmlformats.org/officeDocument/2006/bibliography" xmlns="http://schemas.openxmlformats.org/officeDocument/2006/bibliography" SelectedStyle="\APASixthEditionOfficeOnline.xsl" StyleName="APA" Version="6"/>
+<go:gDocsCustomXmlDataStorage xmlns:go="http://customooxmlschemas.google.com/" xmlns:r="http://schemas.openxmlformats.org/officeDocument/2006/relationships" uri="GoogleDocsCustomDataVersion2">
+  <go:docsCustomData xmlns:go="http://customooxmlschemas.google.com/" roundtripDataSignature="AMtx7mhx1lXjm647vcM1LZOQ04kbTy8lDg==">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</go:docsCustomData>
+</go:gDocsCustomXmlDataStorage>
 </file>
 
 <file path=customXml/item2.xml><?xml version="1.0" encoding="utf-8"?>
-<p:properties xmlns:p="http://schemas.microsoft.com/office/2006/metadata/properties" xmlns:xsi="http://www.w3.org/2001/XMLSchema-instance" xmlns:pc="http://schemas.microsoft.com/office/infopath/2007/PartnerControls">
-  <documentManagement>
-    <TaxCatchAll xmlns="ab6bdf74-870e-40d0-b701-04787b55b19a" xsi:nil="true"/>
-    <Link xmlns="66367999-145d-416e-8089-c2616e290f81">
-      <Url xsi:nil="true"/>
-      <Description xsi:nil="true"/>
-    </Link>
-    <lcf76f155ced4ddcb4097134ff3c332f xmlns="66367999-145d-416e-8089-c2616e290f81">
-      <Terms xmlns="http://schemas.microsoft.com/office/infopath/2007/PartnerControls"/>
-    </lcf76f155ced4ddcb4097134ff3c332f>
-    <_Flow_SignoffStatus xmlns="66367999-145d-416e-8089-c2616e290f81" xsi:nil="true"/>
-  </documentManagement>
-</p:properties>
-</file>
-
-<file path=customXml/item3.xml><?xml version="1.0" encoding="utf-8"?>
-<?mso-contentType ?>
-<FormTemplates xmlns="http://schemas.microsoft.com/sharepoint/v3/contenttype/forms">
-  <Display>DocumentLibraryForm</Display>
-  <Edit>DocumentLibraryForm</Edit>
-  <New>DocumentLibraryForm</New>
-</FormTemplates>
-</file>
-
-<file path=customXml/item4.xml><?xml version="1.0" encoding="utf-8"?>
 <ct:contentTypeSchema xmlns:ct="http://schemas.microsoft.com/office/2006/metadata/contentType" xmlns:ma="http://schemas.microsoft.com/office/2006/metadata/properties/metaAttributes" ct:_="" ma:_="" ma:contentTypeName="Documento" ma:contentTypeID="0x01010090BD7F654C36E249870AD2B43CC99066" ma:contentTypeVersion="25" ma:contentTypeDescription="Crie um novo documento." ma:contentTypeScope="" ma:versionID="7aafbe2a8f4be360eca24a5952e7a582">
   <xsd:schema xmlns:xsd="http://www.w3.org/2001/XMLSchema" xmlns:xs="http://www.w3.org/2001/XMLSchema" xmlns:p="http://schemas.microsoft.com/office/2006/metadata/properties" xmlns:ns2="66367999-145d-416e-8089-c2616e290f81" xmlns:ns3="ab6bdf74-870e-40d0-b701-04787b55b19a" targetNamespace="http://schemas.microsoft.com/office/2006/metadata/properties" ma:root="true" ma:fieldsID="9b04a4bffefe874e6e37c372f87d08c5" ns2:_="" ns3:_="">
     <xsd:import namespace="66367999-145d-416e-8089-c2616e290f81"/>
@@ -10160,40 +10513,45 @@
 </ct:contentTypeSchema>
 </file>
 
+<file path=customXml/item3.xml><?xml version="1.0" encoding="utf-8"?>
+<?mso-contentType ?>
+<FormTemplates xmlns="http://schemas.microsoft.com/sharepoint/v3/contenttype/forms">
+  <Display>DocumentLibraryForm</Display>
+  <Edit>DocumentLibraryForm</Edit>
+  <New>DocumentLibraryForm</New>
+</FormTemplates>
+</file>
+
+<file path=customXml/item4.xml><?xml version="1.0" encoding="utf-8"?>
+<p:properties xmlns:p="http://schemas.microsoft.com/office/2006/metadata/properties" xmlns:xsi="http://www.w3.org/2001/XMLSchema-instance" xmlns:pc="http://schemas.microsoft.com/office/infopath/2007/PartnerControls">
+  <documentManagement>
+    <TaxCatchAll xmlns="ab6bdf74-870e-40d0-b701-04787b55b19a" xsi:nil="true"/>
+    <Link xmlns="66367999-145d-416e-8089-c2616e290f81">
+      <Url xsi:nil="true"/>
+      <Description xsi:nil="true"/>
+    </Link>
+    <lcf76f155ced4ddcb4097134ff3c332f xmlns="66367999-145d-416e-8089-c2616e290f81">
+      <Terms xmlns="http://schemas.microsoft.com/office/infopath/2007/PartnerControls"/>
+    </lcf76f155ced4ddcb4097134ff3c332f>
+    <_Flow_SignoffStatus xmlns="66367999-145d-416e-8089-c2616e290f81" xsi:nil="true"/>
+  </documentManagement>
+</p:properties>
+</file>
+
 <file path=customXml/item5.xml><?xml version="1.0" encoding="utf-8"?>
-<go:gDocsCustomXmlDataStorage xmlns:go="http://customooxmlschemas.google.com/" xmlns:r="http://schemas.openxmlformats.org/officeDocument/2006/relationships" uri="GoogleDocsCustomDataVersion2">
-  <go:docsCustomData xmlns:go="http://customooxmlschemas.google.com/" roundtripDataSignature="AMtx7mhx1lXjm647vcM1LZOQ04kbTy8lDg==">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</go:docsCustomData>
-</go:gDocsCustomXmlDataStorage>
+<b:Sources xmlns:b="http://schemas.openxmlformats.org/officeDocument/2006/bibliography" xmlns="http://schemas.openxmlformats.org/officeDocument/2006/bibliography" SelectedStyle="\APASixthEditionOfficeOnline.xsl" StyleName="APA" Version="6"/>
 </file>
 
 <file path=customXml/itemProps1.xml><?xml version="1.0" encoding="utf-8"?>
-<ds:datastoreItem xmlns:ds="http://schemas.openxmlformats.org/officeDocument/2006/customXml" ds:itemID="{F4F81F43-B9B4-4FBB-A6A9-7766FAA6F74A}">
+<ds:datastoreItem xmlns:ds="http://schemas.openxmlformats.org/officeDocument/2006/customXml" ds:itemID="{11111111-1234-1234-1234-123412341234}">
   <ds:schemaRefs>
-    <ds:schemaRef ds:uri="http://schemas.openxmlformats.org/officeDocument/2006/bibliography"/>
+    <ds:schemaRef ds:uri="http://customooxmlschemas.google.com/"/>
+    <ds:schemaRef ds:uri="http://schemas.openxmlformats.org/officeDocument/2006/relationships"/>
   </ds:schemaRefs>
 </ds:datastoreItem>
 </file>
 
 <file path=customXml/itemProps2.xml><?xml version="1.0" encoding="utf-8"?>
-<ds:datastoreItem xmlns:ds="http://schemas.openxmlformats.org/officeDocument/2006/customXml" ds:itemID="{59DEDD4B-7477-40F3-9154-656B192844A8}">
-  <ds:schemaRefs>
-    <ds:schemaRef ds:uri="http://schemas.microsoft.com/office/2006/metadata/properties"/>
-    <ds:schemaRef ds:uri="http://schemas.microsoft.com/office/infopath/2007/PartnerControls"/>
-    <ds:schemaRef ds:uri="ab6bdf74-870e-40d0-b701-04787b55b19a"/>
-    <ds:schemaRef ds:uri="66367999-145d-416e-8089-c2616e290f81"/>
-  </ds:schemaRefs>
-</ds:datastoreItem>
-</file>
-
-<file path=customXml/itemProps3.xml><?xml version="1.0" encoding="utf-8"?>
-<ds:datastoreItem xmlns:ds="http://schemas.openxmlformats.org/officeDocument/2006/customXml" ds:itemID="{4F1AEC50-4A1A-4CA0-9059-1BBE99D2C5D0}">
-  <ds:schemaRefs>
-    <ds:schemaRef ds:uri="http://schemas.microsoft.com/sharepoint/v3/contenttype/forms"/>
-  </ds:schemaRefs>
-</ds:datastoreItem>
-</file>
-
-<file path=customXml/itemProps4.xml><?xml version="1.0" encoding="utf-8"?>
 <ds:datastoreItem xmlns:ds="http://schemas.openxmlformats.org/officeDocument/2006/customXml" ds:itemID="{9AB9154E-7B48-4FBE-8279-AD0A6A0E8C59}">
   <ds:schemaRefs>
     <ds:schemaRef ds:uri="http://schemas.microsoft.com/office/2006/metadata/contentType"/>
@@ -10212,11 +10570,29 @@
 </ds:datastoreItem>
 </file>
 
+<file path=customXml/itemProps3.xml><?xml version="1.0" encoding="utf-8"?>
+<ds:datastoreItem xmlns:ds="http://schemas.openxmlformats.org/officeDocument/2006/customXml" ds:itemID="{4F1AEC50-4A1A-4CA0-9059-1BBE99D2C5D0}">
+  <ds:schemaRefs>
+    <ds:schemaRef ds:uri="http://schemas.microsoft.com/sharepoint/v3/contenttype/forms"/>
+  </ds:schemaRefs>
+</ds:datastoreItem>
+</file>
+
+<file path=customXml/itemProps4.xml><?xml version="1.0" encoding="utf-8"?>
+<ds:datastoreItem xmlns:ds="http://schemas.openxmlformats.org/officeDocument/2006/customXml" ds:itemID="{59DEDD4B-7477-40F3-9154-656B192844A8}">
+  <ds:schemaRefs>
+    <ds:schemaRef ds:uri="http://schemas.microsoft.com/office/2006/metadata/properties"/>
+    <ds:schemaRef ds:uri="http://schemas.microsoft.com/office/infopath/2007/PartnerControls"/>
+    <ds:schemaRef ds:uri="ab6bdf74-870e-40d0-b701-04787b55b19a"/>
+    <ds:schemaRef ds:uri="66367999-145d-416e-8089-c2616e290f81"/>
+  </ds:schemaRefs>
+</ds:datastoreItem>
+</file>
+
 <file path=customXml/itemProps5.xml><?xml version="1.0" encoding="utf-8"?>
-<ds:datastoreItem xmlns:ds="http://schemas.openxmlformats.org/officeDocument/2006/customXml" ds:itemID="{11111111-1234-1234-1234-123412341234}">
+<ds:datastoreItem xmlns:ds="http://schemas.openxmlformats.org/officeDocument/2006/customXml" ds:itemID="{F4F81F43-B9B4-4FBB-A6A9-7766FAA6F74A}">
   <ds:schemaRefs>
-    <ds:schemaRef ds:uri="http://customooxmlschemas.google.com/"/>
-    <ds:schemaRef ds:uri="http://schemas.openxmlformats.org/officeDocument/2006/relationships"/>
+    <ds:schemaRef ds:uri="http://schemas.openxmlformats.org/officeDocument/2006/bibliography"/>
   </ds:schemaRefs>
 </ds:datastoreItem>
 </file>
--- a/Memorial/templates/MEM-DESCRITIVO-ELÉTRICO.docx
+++ b/Memorial/templates/MEM-DESCRITIVO-ELÉTRICO.docx
@@ -430,33 +430,41 @@
         <w:p>
           <w:pPr>
             <w:pStyle w:val="Sumrio1"/>
-            <w:tabs>
-              <w:tab w:val="left" w:pos="440"/>
-              <w:tab w:val="right" w:leader="dot" w:pos="9063"/>
-            </w:tabs>
             <w:rPr>
               <w:rFonts w:asciiTheme="minorHAnsi" w:eastAsiaTheme="minorEastAsia" w:hAnsiTheme="minorHAnsi" w:cstheme="minorBidi"/>
+              <w:b w:val="0"/>
+              <w:caps w:val="0"/>
               <w:noProof/>
               <w:kern w:val="2"/>
-              <w:sz w:val="24"/>
               <w:szCs w:val="24"/>
               <w14:ligatures w14:val="standardContextual"/>
             </w:rPr>
           </w:pPr>
           <w:r>
+            <w:rPr>
+              <w:b w:val="0"/>
+              <w:caps w:val="0"/>
+            </w:rPr>
             <w:fldChar w:fldCharType="begin"/>
           </w:r>
           <w:r>
+            <w:rPr>
+              <w:b w:val="0"/>
+              <w:caps w:val="0"/>
+            </w:rPr>
             <w:instrText xml:space="preserve"> TOC \o "1-3" \h \z \u </w:instrText>
           </w:r>
           <w:r>
+            <w:rPr>
+              <w:b w:val="0"/>
+              <w:caps w:val="0"/>
+            </w:rPr>
             <w:fldChar w:fldCharType="separate"/>
           </w:r>
-          <w:hyperlink w:anchor="_Toc231297616" w:history="1">
+          <w:hyperlink w:anchor="_Toc235521483" w:history="1">
             <w:r>
               <w:rPr>
                 <w:rStyle w:val="Hyperlink"/>
-                <w:b/>
                 <w:noProof/>
               </w:rPr>
               <w:t>1.</w:t>
@@ -464,9 +472,10 @@
             <w:r>
               <w:rPr>
                 <w:rFonts w:asciiTheme="minorHAnsi" w:eastAsiaTheme="minorEastAsia" w:hAnsiTheme="minorHAnsi" w:cstheme="minorBidi"/>
+                <w:b w:val="0"/>
+                <w:caps w:val="0"/>
                 <w:noProof/>
                 <w:kern w:val="2"/>
-                <w:sz w:val="24"/>
                 <w:szCs w:val="24"/>
                 <w14:ligatures w14:val="standardContextual"/>
               </w:rPr>
@@ -475,7 +484,6 @@
             <w:r>
               <w:rPr>
                 <w:rStyle w:val="Hyperlink"/>
-                <w:b/>
                 <w:noProof/>
               </w:rPr>
               <w:t>APRESENTAÇÃO</w:t>
@@ -499,7 +507,7 @@
                 <w:noProof/>
                 <w:webHidden/>
               </w:rPr>
-              <w:instrText xml:space="preserve"> PAGEREF _Toc231297616 \h </w:instrText>
+              <w:instrText xml:space="preserve"> PAGEREF _Toc235521483 \h </w:instrText>
             </w:r>
             <w:r>
               <w:rPr>
@@ -534,19 +542,19 @@
           <w:pPr>
             <w:pStyle w:val="Sumrio2"/>
             <w:tabs>
-              <w:tab w:val="left" w:pos="960"/>
+              <w:tab w:val="left" w:pos="720"/>
               <w:tab w:val="right" w:leader="dot" w:pos="9063"/>
             </w:tabs>
             <w:rPr>
               <w:rFonts w:asciiTheme="minorHAnsi" w:eastAsiaTheme="minorEastAsia" w:hAnsiTheme="minorHAnsi" w:cstheme="minorBidi"/>
+              <w:caps w:val="0"/>
               <w:noProof/>
               <w:kern w:val="2"/>
-              <w:sz w:val="24"/>
               <w:szCs w:val="24"/>
               <w14:ligatures w14:val="standardContextual"/>
             </w:rPr>
           </w:pPr>
-          <w:hyperlink w:anchor="_Toc231297617" w:history="1">
+          <w:hyperlink w:anchor="_Toc235521484" w:history="1">
             <w:r>
               <w:rPr>
                 <w:rStyle w:val="Hyperlink"/>
@@ -557,9 +565,9 @@
             <w:r>
               <w:rPr>
                 <w:rFonts w:asciiTheme="minorHAnsi" w:eastAsiaTheme="minorEastAsia" w:hAnsiTheme="minorHAnsi" w:cstheme="minorBidi"/>
+                <w:caps w:val="0"/>
                 <w:noProof/>
                 <w:kern w:val="2"/>
-                <w:sz w:val="24"/>
                 <w:szCs w:val="24"/>
                 <w14:ligatures w14:val="standardContextual"/>
               </w:rPr>
@@ -591,7 +599,7 @@
                 <w:noProof/>
                 <w:webHidden/>
               </w:rPr>
-              <w:instrText xml:space="preserve"> PAGEREF _Toc231297617 \h </w:instrText>
+              <w:instrText xml:space="preserve"> PAGEREF _Toc235521484 \h </w:instrText>
             </w:r>
             <w:r>
               <w:rPr>
@@ -625,24 +633,20 @@
         <w:p>
           <w:pPr>
             <w:pStyle w:val="Sumrio1"/>
-            <w:tabs>
-              <w:tab w:val="left" w:pos="440"/>
-              <w:tab w:val="right" w:leader="dot" w:pos="9063"/>
-            </w:tabs>
             <w:rPr>
               <w:rFonts w:asciiTheme="minorHAnsi" w:eastAsiaTheme="minorEastAsia" w:hAnsiTheme="minorHAnsi" w:cstheme="minorBidi"/>
+              <w:b w:val="0"/>
+              <w:caps w:val="0"/>
               <w:noProof/>
               <w:kern w:val="2"/>
-              <w:sz w:val="24"/>
               <w:szCs w:val="24"/>
               <w14:ligatures w14:val="standardContextual"/>
             </w:rPr>
           </w:pPr>
-          <w:hyperlink w:anchor="_Toc231297618" w:history="1">
+          <w:hyperlink w:anchor="_Toc235521485" w:history="1">
             <w:r>
               <w:rPr>
                 <w:rStyle w:val="Hyperlink"/>
-                <w:b/>
                 <w:noProof/>
               </w:rPr>
               <w:t>2.</w:t>
@@ -650,9 +654,10 @@
             <w:r>
               <w:rPr>
                 <w:rFonts w:asciiTheme="minorHAnsi" w:eastAsiaTheme="minorEastAsia" w:hAnsiTheme="minorHAnsi" w:cstheme="minorBidi"/>
+                <w:b w:val="0"/>
+                <w:caps w:val="0"/>
                 <w:noProof/>
                 <w:kern w:val="2"/>
-                <w:sz w:val="24"/>
                 <w:szCs w:val="24"/>
                 <w14:ligatures w14:val="standardContextual"/>
               </w:rPr>
@@ -661,7 +666,6 @@
             <w:r>
               <w:rPr>
                 <w:rStyle w:val="Hyperlink"/>
-                <w:b/>
                 <w:noProof/>
               </w:rPr>
               <w:t>NORMAS TÉCNICAS</w:t>
@@ -685,7 +689,7 @@
                 <w:noProof/>
                 <w:webHidden/>
               </w:rPr>
-              <w:instrText xml:space="preserve"> PAGEREF _Toc231297618 \h </w:instrText>
+              <w:instrText xml:space="preserve"> PAGEREF _Toc235521485 \h </w:instrText>
             </w:r>
             <w:r>
               <w:rPr>
@@ -719,24 +723,20 @@
         <w:p>
           <w:pPr>
             <w:pStyle w:val="Sumrio1"/>
-            <w:tabs>
-              <w:tab w:val="left" w:pos="440"/>
-              <w:tab w:val="right" w:leader="dot" w:pos="9063"/>
-            </w:tabs>
             <w:rPr>
               <w:rFonts w:asciiTheme="minorHAnsi" w:eastAsiaTheme="minorEastAsia" w:hAnsiTheme="minorHAnsi" w:cstheme="minorBidi"/>
+              <w:b w:val="0"/>
+              <w:caps w:val="0"/>
               <w:noProof/>
               <w:kern w:val="2"/>
-              <w:sz w:val="24"/>
               <w:szCs w:val="24"/>
               <w14:ligatures w14:val="standardContextual"/>
             </w:rPr>
           </w:pPr>
-          <w:hyperlink w:anchor="_Toc231297619" w:history="1">
+          <w:hyperlink w:anchor="_Toc235521486" w:history="1">
             <w:r>
               <w:rPr>
                 <w:rStyle w:val="Hyperlink"/>
-                <w:b/>
                 <w:noProof/>
               </w:rPr>
               <w:t>3.</w:t>
@@ -744,9 +744,10 @@
             <w:r>
               <w:rPr>
                 <w:rFonts w:asciiTheme="minorHAnsi" w:eastAsiaTheme="minorEastAsia" w:hAnsiTheme="minorHAnsi" w:cstheme="minorBidi"/>
+                <w:b w:val="0"/>
+                <w:caps w:val="0"/>
                 <w:noProof/>
                 <w:kern w:val="2"/>
-                <w:sz w:val="24"/>
                 <w:szCs w:val="24"/>
                 <w14:ligatures w14:val="standardContextual"/>
               </w:rPr>
@@ -755,7 +756,6 @@
             <w:r>
               <w:rPr>
                 <w:rStyle w:val="Hyperlink"/>
-                <w:b/>
                 <w:noProof/>
               </w:rPr>
               <w:t>OBJETIVO</w:t>
@@ -779,7 +779,7 @@
                 <w:noProof/>
                 <w:webHidden/>
               </w:rPr>
-              <w:instrText xml:space="preserve"> PAGEREF _Toc231297619 \h </w:instrText>
+              <w:instrText xml:space="preserve"> PAGEREF _Toc235521486 \h </w:instrText>
             </w:r>
             <w:r>
               <w:rPr>
@@ -813,24 +813,20 @@
         <w:p>
           <w:pPr>
             <w:pStyle w:val="Sumrio1"/>
-            <w:tabs>
-              <w:tab w:val="left" w:pos="440"/>
-              <w:tab w:val="right" w:leader="dot" w:pos="9063"/>
-            </w:tabs>
             <w:rPr>
               <w:rFonts w:asciiTheme="minorHAnsi" w:eastAsiaTheme="minorEastAsia" w:hAnsiTheme="minorHAnsi" w:cstheme="minorBidi"/>
+              <w:b w:val="0"/>
+              <w:caps w:val="0"/>
               <w:noProof/>
               <w:kern w:val="2"/>
-              <w:sz w:val="24"/>
               <w:szCs w:val="24"/>
               <w14:ligatures w14:val="standardContextual"/>
             </w:rPr>
           </w:pPr>
-          <w:hyperlink w:anchor="_Toc231297620" w:history="1">
+          <w:hyperlink w:anchor="_Toc235521487" w:history="1">
             <w:r>
               <w:rPr>
                 <w:rStyle w:val="Hyperlink"/>
-                <w:b/>
                 <w:noProof/>
               </w:rPr>
               <w:t>4.</w:t>
@@ -838,9 +834,10 @@
             <w:r>
               <w:rPr>
                 <w:rFonts w:asciiTheme="minorHAnsi" w:eastAsiaTheme="minorEastAsia" w:hAnsiTheme="minorHAnsi" w:cstheme="minorBidi"/>
+                <w:b w:val="0"/>
+                <w:caps w:val="0"/>
                 <w:noProof/>
                 <w:kern w:val="2"/>
-                <w:sz w:val="24"/>
                 <w:szCs w:val="24"/>
                 <w14:ligatures w14:val="standardContextual"/>
               </w:rPr>
@@ -849,7 +846,6 @@
             <w:r>
               <w:rPr>
                 <w:rStyle w:val="Hyperlink"/>
-                <w:b/>
                 <w:noProof/>
               </w:rPr>
               <w:t>CARACTERÍSITCAS ELÉTRICAS</w:t>
@@ -873,7 +869,7 @@
                 <w:noProof/>
                 <w:webHidden/>
               </w:rPr>
-              <w:instrText xml:space="preserve"> PAGEREF _Toc231297620 \h </w:instrText>
+              <w:instrText xml:space="preserve"> PAGEREF _Toc235521487 \h </w:instrText>
             </w:r>
             <w:r>
               <w:rPr>
@@ -907,20 +903,17 @@
         <w:p>
           <w:pPr>
             <w:pStyle w:val="Sumrio1"/>
-            <w:tabs>
-              <w:tab w:val="left" w:pos="440"/>
-              <w:tab w:val="right" w:leader="dot" w:pos="9063"/>
-            </w:tabs>
             <w:rPr>
               <w:rFonts w:asciiTheme="minorHAnsi" w:eastAsiaTheme="minorEastAsia" w:hAnsiTheme="minorHAnsi" w:cstheme="minorBidi"/>
+              <w:b w:val="0"/>
+              <w:caps w:val="0"/>
               <w:noProof/>
               <w:kern w:val="2"/>
-              <w:sz w:val="24"/>
               <w:szCs w:val="24"/>
               <w14:ligatures w14:val="standardContextual"/>
             </w:rPr>
           </w:pPr>
-          <w:hyperlink w:anchor="_Toc231297621" w:history="1">
+          <w:hyperlink w:anchor="_Toc235521488" w:history="1">
             <w:r>
               <w:rPr>
                 <w:rStyle w:val="Hyperlink"/>
@@ -931,9 +924,10 @@
             <w:r>
               <w:rPr>
                 <w:rFonts w:asciiTheme="minorHAnsi" w:eastAsiaTheme="minorEastAsia" w:hAnsiTheme="minorHAnsi" w:cstheme="minorBidi"/>
+                <w:b w:val="0"/>
+                <w:caps w:val="0"/>
                 <w:noProof/>
                 <w:kern w:val="2"/>
-                <w:sz w:val="24"/>
                 <w:szCs w:val="24"/>
                 <w14:ligatures w14:val="standardContextual"/>
               </w:rPr>
@@ -965,7 +959,7 @@
                 <w:noProof/>
                 <w:webHidden/>
               </w:rPr>
-              <w:instrText xml:space="preserve"> PAGEREF _Toc231297621 \h </w:instrText>
+              <w:instrText xml:space="preserve"> PAGEREF _Toc235521488 \h </w:instrText>
             </w:r>
             <w:r>
               <w:rPr>
@@ -999,24 +993,20 @@
         <w:p>
           <w:pPr>
             <w:pStyle w:val="Sumrio1"/>
-            <w:tabs>
-              <w:tab w:val="left" w:pos="440"/>
-              <w:tab w:val="right" w:leader="dot" w:pos="9063"/>
-            </w:tabs>
             <w:rPr>
               <w:rFonts w:asciiTheme="minorHAnsi" w:eastAsiaTheme="minorEastAsia" w:hAnsiTheme="minorHAnsi" w:cstheme="minorBidi"/>
+              <w:b w:val="0"/>
+              <w:caps w:val="0"/>
               <w:noProof/>
               <w:kern w:val="2"/>
-              <w:sz w:val="24"/>
               <w:szCs w:val="24"/>
               <w14:ligatures w14:val="standardContextual"/>
             </w:rPr>
           </w:pPr>
-          <w:hyperlink w:anchor="_Toc231297622" w:history="1">
+          <w:hyperlink w:anchor="_Toc235521489" w:history="1">
             <w:r>
               <w:rPr>
                 <w:rStyle w:val="Hyperlink"/>
-                <w:b/>
                 <w:noProof/>
               </w:rPr>
               <w:t>6.</w:t>
@@ -1024,9 +1014,10 @@
             <w:r>
               <w:rPr>
                 <w:rFonts w:asciiTheme="minorHAnsi" w:eastAsiaTheme="minorEastAsia" w:hAnsiTheme="minorHAnsi" w:cstheme="minorBidi"/>
+                <w:b w:val="0"/>
+                <w:caps w:val="0"/>
                 <w:noProof/>
                 <w:kern w:val="2"/>
-                <w:sz w:val="24"/>
                 <w:szCs w:val="24"/>
                 <w14:ligatures w14:val="standardContextual"/>
               </w:rPr>
@@ -1035,7 +1026,6 @@
             <w:r>
               <w:rPr>
                 <w:rStyle w:val="Hyperlink"/>
-                <w:b/>
                 <w:noProof/>
               </w:rPr>
               <w:t>QUADROS ELÉTRICOS</w:t>
@@ -1059,7 +1049,7 @@
                 <w:noProof/>
                 <w:webHidden/>
               </w:rPr>
-              <w:instrText xml:space="preserve"> PAGEREF _Toc231297622 \h </w:instrText>
+              <w:instrText xml:space="preserve"> PAGEREF _Toc235521489 \h </w:instrText>
             </w:r>
             <w:r>
               <w:rPr>
@@ -1093,20 +1083,17 @@
         <w:p>
           <w:pPr>
             <w:pStyle w:val="Sumrio1"/>
-            <w:tabs>
-              <w:tab w:val="left" w:pos="440"/>
-              <w:tab w:val="right" w:leader="dot" w:pos="9063"/>
-            </w:tabs>
             <w:rPr>
               <w:rFonts w:asciiTheme="minorHAnsi" w:eastAsiaTheme="minorEastAsia" w:hAnsiTheme="minorHAnsi" w:cstheme="minorBidi"/>
+              <w:b w:val="0"/>
+              <w:caps w:val="0"/>
               <w:noProof/>
               <w:kern w:val="2"/>
-              <w:sz w:val="24"/>
               <w:szCs w:val="24"/>
               <w14:ligatures w14:val="standardContextual"/>
             </w:rPr>
           </w:pPr>
-          <w:hyperlink w:anchor="_Toc231297623" w:history="1">
+          <w:hyperlink w:anchor="_Toc235521490" w:history="1">
             <w:r>
               <w:rPr>
                 <w:rStyle w:val="Hyperlink"/>
@@ -1117,9 +1104,10 @@
             <w:r>
               <w:rPr>
                 <w:rFonts w:asciiTheme="minorHAnsi" w:eastAsiaTheme="minorEastAsia" w:hAnsiTheme="minorHAnsi" w:cstheme="minorBidi"/>
+                <w:b w:val="0"/>
+                <w:caps w:val="0"/>
                 <w:noProof/>
                 <w:kern w:val="2"/>
-                <w:sz w:val="24"/>
                 <w:szCs w:val="24"/>
                 <w14:ligatures w14:val="standardContextual"/>
               </w:rPr>
@@ -1151,7 +1139,7 @@
                 <w:noProof/>
                 <w:webHidden/>
               </w:rPr>
-              <w:instrText xml:space="preserve"> PAGEREF _Toc231297623 \h </w:instrText>
+              <w:instrText xml:space="preserve"> PAGEREF _Toc235521490 \h </w:instrText>
             </w:r>
             <w:r>
               <w:rPr>
@@ -1186,19 +1174,19 @@
           <w:pPr>
             <w:pStyle w:val="Sumrio2"/>
             <w:tabs>
-              <w:tab w:val="left" w:pos="960"/>
+              <w:tab w:val="left" w:pos="720"/>
               <w:tab w:val="right" w:leader="dot" w:pos="9063"/>
             </w:tabs>
             <w:rPr>
               <w:rFonts w:asciiTheme="minorHAnsi" w:eastAsiaTheme="minorEastAsia" w:hAnsiTheme="minorHAnsi" w:cstheme="minorBidi"/>
+              <w:caps w:val="0"/>
               <w:noProof/>
               <w:kern w:val="2"/>
-              <w:sz w:val="24"/>
               <w:szCs w:val="24"/>
               <w14:ligatures w14:val="standardContextual"/>
             </w:rPr>
           </w:pPr>
-          <w:hyperlink w:anchor="_Toc231297624" w:history="1">
+          <w:hyperlink w:anchor="_Toc235521491" w:history="1">
             <w:r>
               <w:rPr>
                 <w:rStyle w:val="Hyperlink"/>
@@ -1209,9 +1197,9 @@
             <w:r>
               <w:rPr>
                 <w:rFonts w:asciiTheme="minorHAnsi" w:eastAsiaTheme="minorEastAsia" w:hAnsiTheme="minorHAnsi" w:cstheme="minorBidi"/>
+                <w:caps w:val="0"/>
                 <w:noProof/>
                 <w:kern w:val="2"/>
-                <w:sz w:val="24"/>
                 <w:szCs w:val="24"/>
                 <w14:ligatures w14:val="standardContextual"/>
               </w:rPr>
@@ -1243,7 +1231,7 @@
                 <w:noProof/>
                 <w:webHidden/>
               </w:rPr>
-              <w:instrText xml:space="preserve"> PAGEREF _Toc231297624 \h </w:instrText>
+              <w:instrText xml:space="preserve"> PAGEREF _Toc235521491 \h </w:instrText>
             </w:r>
             <w:r>
               <w:rPr>
@@ -1278,19 +1266,19 @@
           <w:pPr>
             <w:pStyle w:val="Sumrio2"/>
             <w:tabs>
-              <w:tab w:val="left" w:pos="960"/>
+              <w:tab w:val="left" w:pos="720"/>
               <w:tab w:val="right" w:leader="dot" w:pos="9063"/>
             </w:tabs>
             <w:rPr>
               <w:rFonts w:asciiTheme="minorHAnsi" w:eastAsiaTheme="minorEastAsia" w:hAnsiTheme="minorHAnsi" w:cstheme="minorBidi"/>
+              <w:caps w:val="0"/>
               <w:noProof/>
               <w:kern w:val="2"/>
-              <w:sz w:val="24"/>
               <w:szCs w:val="24"/>
               <w14:ligatures w14:val="standardContextual"/>
             </w:rPr>
           </w:pPr>
-          <w:hyperlink w:anchor="_Toc231297625" w:history="1">
+          <w:hyperlink w:anchor="_Toc235521492" w:history="1">
             <w:r>
               <w:rPr>
                 <w:rStyle w:val="Hyperlink"/>
@@ -1301,9 +1289,9 @@
             <w:r>
               <w:rPr>
                 <w:rFonts w:asciiTheme="minorHAnsi" w:eastAsiaTheme="minorEastAsia" w:hAnsiTheme="minorHAnsi" w:cstheme="minorBidi"/>
+                <w:caps w:val="0"/>
                 <w:noProof/>
                 <w:kern w:val="2"/>
-                <w:sz w:val="24"/>
                 <w:szCs w:val="24"/>
                 <w14:ligatures w14:val="standardContextual"/>
               </w:rPr>
@@ -1335,7 +1323,7 @@
                 <w:noProof/>
                 <w:webHidden/>
               </w:rPr>
-              <w:instrText xml:space="preserve"> PAGEREF _Toc231297625 \h </w:instrText>
+              <w:instrText xml:space="preserve"> PAGEREF _Toc235521492 \h </w:instrText>
             </w:r>
             <w:r>
               <w:rPr>
@@ -1370,32 +1358,124 @@
           <w:pPr>
             <w:pStyle w:val="Sumrio2"/>
             <w:tabs>
+              <w:tab w:val="left" w:pos="720"/>
+              <w:tab w:val="right" w:leader="dot" w:pos="9063"/>
+            </w:tabs>
+            <w:rPr>
+              <w:rFonts w:asciiTheme="minorHAnsi" w:eastAsiaTheme="minorEastAsia" w:hAnsiTheme="minorHAnsi" w:cstheme="minorBidi"/>
+              <w:caps w:val="0"/>
+              <w:noProof/>
+              <w:kern w:val="2"/>
+              <w:szCs w:val="24"/>
+              <w14:ligatures w14:val="standardContextual"/>
+            </w:rPr>
+          </w:pPr>
+          <w:hyperlink w:anchor="_Toc235521493" w:history="1">
+            <w:r>
+              <w:rPr>
+                <w:rStyle w:val="Hyperlink"/>
+                <w:noProof/>
+              </w:rPr>
+              <w:t>7.3.</w:t>
+            </w:r>
+            <w:r>
+              <w:rPr>
+                <w:rFonts w:asciiTheme="minorHAnsi" w:eastAsiaTheme="minorEastAsia" w:hAnsiTheme="minorHAnsi" w:cstheme="minorBidi"/>
+                <w:caps w:val="0"/>
+                <w:noProof/>
+                <w:kern w:val="2"/>
+                <w:szCs w:val="24"/>
+                <w14:ligatures w14:val="standardContextual"/>
+              </w:rPr>
+              <w:tab/>
+            </w:r>
+            <w:r>
+              <w:rPr>
+                <w:rStyle w:val="Hyperlink"/>
+                <w:noProof/>
+              </w:rPr>
+              <w:t>CONDUTORES</w:t>
+            </w:r>
+            <w:r>
+              <w:rPr>
+                <w:noProof/>
+                <w:webHidden/>
+              </w:rPr>
+              <w:tab/>
+            </w:r>
+            <w:r>
+              <w:rPr>
+                <w:noProof/>
+                <w:webHidden/>
+              </w:rPr>
+              <w:fldChar w:fldCharType="begin"/>
+            </w:r>
+            <w:r>
+              <w:rPr>
+                <w:noProof/>
+                <w:webHidden/>
+              </w:rPr>
+              <w:instrText xml:space="preserve"> PAGEREF _Toc235521493 \h </w:instrText>
+            </w:r>
+            <w:r>
+              <w:rPr>
+                <w:noProof/>
+                <w:webHidden/>
+              </w:rPr>
+            </w:r>
+            <w:r>
+              <w:rPr>
+                <w:noProof/>
+                <w:webHidden/>
+              </w:rPr>
+              <w:fldChar w:fldCharType="separate"/>
+            </w:r>
+            <w:r>
+              <w:rPr>
+                <w:noProof/>
+                <w:webHidden/>
+              </w:rPr>
+              <w:t>8</w:t>
+            </w:r>
+            <w:r>
+              <w:rPr>
+                <w:noProof/>
+                <w:webHidden/>
+              </w:rPr>
+              <w:fldChar w:fldCharType="end"/>
+            </w:r>
+          </w:hyperlink>
+        </w:p>
+        <w:p>
+          <w:pPr>
+            <w:pStyle w:val="Sumrio3"/>
+            <w:tabs>
               <w:tab w:val="left" w:pos="960"/>
               <w:tab w:val="right" w:leader="dot" w:pos="9063"/>
             </w:tabs>
             <w:rPr>
-              <w:rFonts w:asciiTheme="minorHAnsi" w:eastAsiaTheme="minorEastAsia" w:hAnsiTheme="minorHAnsi" w:cstheme="minorBidi"/>
+              <w:rFonts w:asciiTheme="minorHAnsi" w:hAnsiTheme="minorHAnsi" w:cstheme="minorBidi"/>
+              <w:b w:val="0"/>
               <w:noProof/>
               <w:kern w:val="2"/>
-              <w:sz w:val="24"/>
               <w:szCs w:val="24"/>
               <w14:ligatures w14:val="standardContextual"/>
             </w:rPr>
           </w:pPr>
-          <w:hyperlink w:anchor="_Toc231297626" w:history="1">
+          <w:hyperlink w:anchor="_Toc235521494" w:history="1">
             <w:r>
               <w:rPr>
                 <w:rStyle w:val="Hyperlink"/>
                 <w:noProof/>
               </w:rPr>
-              <w:t>7.3.</w:t>
-            </w:r>
-            <w:r>
-              <w:rPr>
-                <w:rFonts w:asciiTheme="minorHAnsi" w:eastAsiaTheme="minorEastAsia" w:hAnsiTheme="minorHAnsi" w:cstheme="minorBidi"/>
+              <w:t>7.3.1.</w:t>
+            </w:r>
+            <w:r>
+              <w:rPr>
+                <w:rFonts w:asciiTheme="minorHAnsi" w:hAnsiTheme="minorHAnsi" w:cstheme="minorBidi"/>
+                <w:b w:val="0"/>
                 <w:noProof/>
                 <w:kern w:val="2"/>
-                <w:sz w:val="24"/>
                 <w:szCs w:val="24"/>
                 <w14:ligatures w14:val="standardContextual"/>
               </w:rPr>
@@ -1406,7 +1486,7 @@
                 <w:rStyle w:val="Hyperlink"/>
                 <w:noProof/>
               </w:rPr>
-              <w:t>CONDUTORES</w:t>
+              <w:t>Recomendações Gerais</w:t>
             </w:r>
             <w:r>
               <w:rPr>
@@ -1427,7 +1507,99 @@
                 <w:noProof/>
                 <w:webHidden/>
               </w:rPr>
-              <w:instrText xml:space="preserve"> PAGEREF _Toc231297626 \h </w:instrText>
+              <w:instrText xml:space="preserve"> PAGEREF _Toc235521494 \h </w:instrText>
+            </w:r>
+            <w:r>
+              <w:rPr>
+                <w:noProof/>
+                <w:webHidden/>
+              </w:rPr>
+            </w:r>
+            <w:r>
+              <w:rPr>
+                <w:noProof/>
+                <w:webHidden/>
+              </w:rPr>
+              <w:fldChar w:fldCharType="separate"/>
+            </w:r>
+            <w:r>
+              <w:rPr>
+                <w:noProof/>
+                <w:webHidden/>
+              </w:rPr>
+              <w:t>8</w:t>
+            </w:r>
+            <w:r>
+              <w:rPr>
+                <w:noProof/>
+                <w:webHidden/>
+              </w:rPr>
+              <w:fldChar w:fldCharType="end"/>
+            </w:r>
+          </w:hyperlink>
+        </w:p>
+        <w:p>
+          <w:pPr>
+            <w:pStyle w:val="Sumrio3"/>
+            <w:tabs>
+              <w:tab w:val="left" w:pos="960"/>
+              <w:tab w:val="right" w:leader="dot" w:pos="9063"/>
+            </w:tabs>
+            <w:rPr>
+              <w:rFonts w:asciiTheme="minorHAnsi" w:hAnsiTheme="minorHAnsi" w:cstheme="minorBidi"/>
+              <w:b w:val="0"/>
+              <w:noProof/>
+              <w:kern w:val="2"/>
+              <w:szCs w:val="24"/>
+              <w14:ligatures w14:val="standardContextual"/>
+            </w:rPr>
+          </w:pPr>
+          <w:hyperlink w:anchor="_Toc235521495" w:history="1">
+            <w:r>
+              <w:rPr>
+                <w:rStyle w:val="Hyperlink"/>
+                <w:noProof/>
+              </w:rPr>
+              <w:t>7.3.2.</w:t>
+            </w:r>
+            <w:r>
+              <w:rPr>
+                <w:rFonts w:asciiTheme="minorHAnsi" w:hAnsiTheme="minorHAnsi" w:cstheme="minorBidi"/>
+                <w:b w:val="0"/>
+                <w:noProof/>
+                <w:kern w:val="2"/>
+                <w:szCs w:val="24"/>
+                <w14:ligatures w14:val="standardContextual"/>
+              </w:rPr>
+              <w:tab/>
+            </w:r>
+            <w:r>
+              <w:rPr>
+                <w:rStyle w:val="Hyperlink"/>
+                <w:noProof/>
+              </w:rPr>
+              <w:t>Condutores dos circuitos terminais</w:t>
+            </w:r>
+            <w:r>
+              <w:rPr>
+                <w:noProof/>
+                <w:webHidden/>
+              </w:rPr>
+              <w:tab/>
+            </w:r>
+            <w:r>
+              <w:rPr>
+                <w:noProof/>
+                <w:webHidden/>
+              </w:rPr>
+              <w:fldChar w:fldCharType="begin"/>
+            </w:r>
+            <w:r>
+              <w:rPr>
+                <w:noProof/>
+                <w:webHidden/>
+              </w:rPr>
+              <w:instrText xml:space="preserve"> PAGEREF _Toc235521495 \h </w:instrText>
             </w:r>
             <w:r>
               <w:rPr>
@@ -1462,32 +1634,32 @@
           <w:pPr>
             <w:pStyle w:val="Sumrio2"/>
             <w:tabs>
-              <w:tab w:val="left" w:pos="1200"/>
+              <w:tab w:val="left" w:pos="720"/>
               <w:tab w:val="right" w:leader="dot" w:pos="9063"/>
             </w:tabs>
             <w:rPr>
               <w:rFonts w:asciiTheme="minorHAnsi" w:eastAsiaTheme="minorEastAsia" w:hAnsiTheme="minorHAnsi" w:cstheme="minorBidi"/>
+              <w:caps w:val="0"/>
               <w:noProof/>
               <w:kern w:val="2"/>
-              <w:sz w:val="24"/>
               <w:szCs w:val="24"/>
               <w14:ligatures w14:val="standardContextual"/>
             </w:rPr>
           </w:pPr>
-          <w:hyperlink w:anchor="_Toc231297627" w:history="1">
+          <w:hyperlink w:anchor="_Toc235521496" w:history="1">
             <w:r>
               <w:rPr>
                 <w:rStyle w:val="Hyperlink"/>
                 <w:noProof/>
               </w:rPr>
-              <w:t>7.3.1.</w:t>
+              <w:t>7.4.</w:t>
             </w:r>
             <w:r>
               <w:rPr>
                 <w:rFonts w:asciiTheme="minorHAnsi" w:eastAsiaTheme="minorEastAsia" w:hAnsiTheme="minorHAnsi" w:cstheme="minorBidi"/>
+                <w:caps w:val="0"/>
                 <w:noProof/>
                 <w:kern w:val="2"/>
-                <w:sz w:val="24"/>
                 <w:szCs w:val="24"/>
                 <w14:ligatures w14:val="standardContextual"/>
               </w:rPr>
@@ -1498,7 +1670,7 @@
                 <w:rStyle w:val="Hyperlink"/>
                 <w:noProof/>
               </w:rPr>
-              <w:t>Recomendações Gerais</w:t>
+              <w:t>TOMADAS ELÉTRICAS</w:t>
             </w:r>
             <w:r>
               <w:rPr>
@@ -1519,7 +1691,7 @@
                 <w:noProof/>
                 <w:webHidden/>
               </w:rPr>
-              <w:instrText xml:space="preserve"> PAGEREF _Toc231297627 \h </w:instrText>
+              <w:instrText xml:space="preserve"> PAGEREF _Toc235521496 \h </w:instrText>
             </w:r>
             <w:r>
               <w:rPr>
@@ -1539,7 +1711,7 @@
                 <w:noProof/>
                 <w:webHidden/>
               </w:rPr>
-              <w:t>8</w:t>
+              <w:t>9</w:t>
             </w:r>
             <w:r>
               <w:rPr>
@@ -1554,32 +1726,32 @@
           <w:pPr>
             <w:pStyle w:val="Sumrio2"/>
             <w:tabs>
-              <w:tab w:val="left" w:pos="1200"/>
+              <w:tab w:val="left" w:pos="720"/>
               <w:tab w:val="right" w:leader="dot" w:pos="9063"/>
             </w:tabs>
             <w:rPr>
               <w:rFonts w:asciiTheme="minorHAnsi" w:eastAsiaTheme="minorEastAsia" w:hAnsiTheme="minorHAnsi" w:cstheme="minorBidi"/>
+              <w:caps w:val="0"/>
               <w:noProof/>
               <w:kern w:val="2"/>
-              <w:sz w:val="24"/>
               <w:szCs w:val="24"/>
               <w14:ligatures w14:val="standardContextual"/>
             </w:rPr>
           </w:pPr>
-          <w:hyperlink w:anchor="_Toc231297628" w:history="1">
+          <w:hyperlink w:anchor="_Toc235521497" w:history="1">
             <w:r>
               <w:rPr>
                 <w:rStyle w:val="Hyperlink"/>
                 <w:noProof/>
               </w:rPr>
-              <w:t>7.3.2.</w:t>
+              <w:t>7.5.</w:t>
             </w:r>
             <w:r>
               <w:rPr>
                 <w:rFonts w:asciiTheme="minorHAnsi" w:eastAsiaTheme="minorEastAsia" w:hAnsiTheme="minorHAnsi" w:cstheme="minorBidi"/>
+                <w:caps w:val="0"/>
                 <w:noProof/>
                 <w:kern w:val="2"/>
-                <w:sz w:val="24"/>
                 <w:szCs w:val="24"/>
                 <w14:ligatures w14:val="standardContextual"/>
               </w:rPr>
@@ -1590,7 +1762,7 @@
                 <w:rStyle w:val="Hyperlink"/>
                 <w:noProof/>
               </w:rPr>
-              <w:t>Condutores dos circuitos terminais</w:t>
+              <w:t>LIGAÇÕES ELÉTRICAS</w:t>
             </w:r>
             <w:r>
               <w:rPr>
@@ -1611,7 +1783,7 @@
                 <w:noProof/>
                 <w:webHidden/>
               </w:rPr>
-              <w:instrText xml:space="preserve"> PAGEREF _Toc231297628 \h </w:instrText>
+              <w:instrText xml:space="preserve"> PAGEREF _Toc235521497 \h </w:instrText>
             </w:r>
             <w:r>
               <w:rPr>
@@ -1631,7 +1803,7 @@
                 <w:noProof/>
                 <w:webHidden/>
               </w:rPr>
-              <w:t>8</w:t>
+              <w:t>9</w:t>
             </w:r>
             <w:r>
               <w:rPr>
@@ -1646,32 +1818,32 @@
           <w:pPr>
             <w:pStyle w:val="Sumrio2"/>
             <w:tabs>
-              <w:tab w:val="left" w:pos="960"/>
+              <w:tab w:val="left" w:pos="720"/>
               <w:tab w:val="right" w:leader="dot" w:pos="9063"/>
             </w:tabs>
             <w:rPr>
               <w:rFonts w:asciiTheme="minorHAnsi" w:eastAsiaTheme="minorEastAsia" w:hAnsiTheme="minorHAnsi" w:cstheme="minorBidi"/>
+              <w:caps w:val="0"/>
               <w:noProof/>
               <w:kern w:val="2"/>
-              <w:sz w:val="24"/>
               <w:szCs w:val="24"/>
               <w14:ligatures w14:val="standardContextual"/>
             </w:rPr>
           </w:pPr>
-          <w:hyperlink w:anchor="_Toc231297629" w:history="1">
+          <w:hyperlink w:anchor="_Toc235521498" w:history="1">
             <w:r>
               <w:rPr>
                 <w:rStyle w:val="Hyperlink"/>
                 <w:noProof/>
               </w:rPr>
-              <w:t>7.4.</w:t>
+              <w:t>7.6.</w:t>
             </w:r>
             <w:r>
               <w:rPr>
                 <w:rFonts w:asciiTheme="minorHAnsi" w:eastAsiaTheme="minorEastAsia" w:hAnsiTheme="minorHAnsi" w:cstheme="minorBidi"/>
+                <w:caps w:val="0"/>
                 <w:noProof/>
                 <w:kern w:val="2"/>
-                <w:sz w:val="24"/>
                 <w:szCs w:val="24"/>
                 <w14:ligatures w14:val="standardContextual"/>
               </w:rPr>
@@ -1682,7 +1854,7 @@
                 <w:rStyle w:val="Hyperlink"/>
                 <w:noProof/>
               </w:rPr>
-              <w:t>TOMADAS ELÉTRICAS</w:t>
+              <w:t>IDENTIFICAÇÃO DOS ELEMENTOS DA INSTALAÇÃO</w:t>
             </w:r>
             <w:r>
               <w:rPr>
@@ -1703,7 +1875,7 @@
                 <w:noProof/>
                 <w:webHidden/>
               </w:rPr>
-              <w:instrText xml:space="preserve"> PAGEREF _Toc231297629 \h </w:instrText>
+              <w:instrText xml:space="preserve"> PAGEREF _Toc235521498 \h </w:instrText>
             </w:r>
             <w:r>
               <w:rPr>
@@ -1723,7 +1895,7 @@
                 <w:noProof/>
                 <w:webHidden/>
               </w:rPr>
-              <w:t>9</w:t>
+              <w:t>10</w:t>
             </w:r>
             <w:r>
               <w:rPr>
@@ -1738,32 +1910,32 @@
           <w:pPr>
             <w:pStyle w:val="Sumrio2"/>
             <w:tabs>
-              <w:tab w:val="left" w:pos="960"/>
+              <w:tab w:val="left" w:pos="720"/>
               <w:tab w:val="right" w:leader="dot" w:pos="9063"/>
             </w:tabs>
             <w:rPr>
               <w:rFonts w:asciiTheme="minorHAnsi" w:eastAsiaTheme="minorEastAsia" w:hAnsiTheme="minorHAnsi" w:cstheme="minorBidi"/>
+              <w:caps w:val="0"/>
               <w:noProof/>
               <w:kern w:val="2"/>
-              <w:sz w:val="24"/>
               <w:szCs w:val="24"/>
               <w14:ligatures w14:val="standardContextual"/>
             </w:rPr>
           </w:pPr>
-          <w:hyperlink w:anchor="_Toc231297630" w:history="1">
+          <w:hyperlink w:anchor="_Toc235521499" w:history="1">
             <w:r>
               <w:rPr>
                 <w:rStyle w:val="Hyperlink"/>
                 <w:noProof/>
               </w:rPr>
-              <w:t>7.5.</w:t>
+              <w:t>7.7.</w:t>
             </w:r>
             <w:r>
               <w:rPr>
                 <w:rFonts w:asciiTheme="minorHAnsi" w:eastAsiaTheme="minorEastAsia" w:hAnsiTheme="minorHAnsi" w:cstheme="minorBidi"/>
+                <w:caps w:val="0"/>
                 <w:noProof/>
                 <w:kern w:val="2"/>
-                <w:sz w:val="24"/>
                 <w:szCs w:val="24"/>
                 <w14:ligatures w14:val="standardContextual"/>
               </w:rPr>
@@ -1774,7 +1946,7 @@
                 <w:rStyle w:val="Hyperlink"/>
                 <w:noProof/>
               </w:rPr>
-              <w:t>LIGAÇÕES ELÉTRICAS</w:t>
+              <w:t>EQUIPOTENCIALIZAÇÃO</w:t>
             </w:r>
             <w:r>
               <w:rPr>
@@ -1795,7 +1967,7 @@
                 <w:noProof/>
                 <w:webHidden/>
               </w:rPr>
-              <w:instrText xml:space="preserve"> PAGEREF _Toc231297630 \h </w:instrText>
+              <w:instrText xml:space="preserve"> PAGEREF _Toc235521499 \h </w:instrText>
             </w:r>
             <w:r>
               <w:rPr>
@@ -1815,7 +1987,97 @@
                 <w:noProof/>
                 <w:webHidden/>
               </w:rPr>
-              <w:t>9</w:t>
+              <w:t>10</w:t>
+            </w:r>
+            <w:r>
+              <w:rPr>
+                <w:noProof/>
+                <w:webHidden/>
+              </w:rPr>
+              <w:fldChar w:fldCharType="end"/>
+            </w:r>
+          </w:hyperlink>
+        </w:p>
+        <w:p>
+          <w:pPr>
+            <w:pStyle w:val="Sumrio1"/>
+            <w:rPr>
+              <w:rFonts w:asciiTheme="minorHAnsi" w:eastAsiaTheme="minorEastAsia" w:hAnsiTheme="minorHAnsi" w:cstheme="minorBidi"/>
+              <w:b w:val="0"/>
+              <w:caps w:val="0"/>
+              <w:noProof/>
+              <w:kern w:val="2"/>
+              <w:szCs w:val="24"/>
+              <w14:ligatures w14:val="standardContextual"/>
+            </w:rPr>
+          </w:pPr>
+          <w:hyperlink w:anchor="_Toc235521500" w:history="1">
+            <w:r>
+              <w:rPr>
+                <w:rStyle w:val="Hyperlink"/>
+                <w:noProof/>
+              </w:rPr>
+              <w:t>8.</w:t>
+            </w:r>
+            <w:r>
+              <w:rPr>
+                <w:rFonts w:asciiTheme="minorHAnsi" w:eastAsiaTheme="minorEastAsia" w:hAnsiTheme="minorHAnsi" w:cstheme="minorBidi"/>
+                <w:b w:val="0"/>
+                <w:caps w:val="0"/>
+                <w:noProof/>
+                <w:kern w:val="2"/>
+                <w:szCs w:val="24"/>
+                <w14:ligatures w14:val="standardContextual"/>
+              </w:rPr>
+              <w:tab/>
+            </w:r>
+            <w:r>
+              <w:rPr>
+                <w:rStyle w:val="Hyperlink"/>
+                <w:noProof/>
+              </w:rPr>
+              <w:t>DISPOSITIVOS DE MANOBRA E PROTEÇÃO</w:t>
+            </w:r>
+            <w:r>
+              <w:rPr>
+                <w:noProof/>
+                <w:webHidden/>
+              </w:rPr>
+              <w:tab/>
+            </w:r>
+            <w:r>
+              <w:rPr>
+                <w:noProof/>
+                <w:webHidden/>
+              </w:rPr>
+              <w:fldChar w:fldCharType="begin"/>
+            </w:r>
+            <w:r>
+              <w:rPr>
+                <w:noProof/>
+                <w:webHidden/>
+              </w:rPr>
+              <w:instrText xml:space="preserve"> PAGEREF _Toc235521500 \h </w:instrText>
+            </w:r>
+            <w:r>
+              <w:rPr>
+                <w:noProof/>
+                <w:webHidden/>
+              </w:rPr>
+            </w:r>
+            <w:r>
+              <w:rPr>
+                <w:noProof/>
+                <w:webHidden/>
+              </w:rPr>
+              <w:fldChar w:fldCharType="separate"/>
+            </w:r>
+            <w:r>
+              <w:rPr>
+                <w:noProof/>
+                <w:webHidden/>
+              </w:rPr>
+              <w:t>10</w:t>
             </w:r>
             <w:r>
               <w:rPr>
@@ -1830,32 +2092,32 @@
           <w:pPr>
             <w:pStyle w:val="Sumrio2"/>
             <w:tabs>
-              <w:tab w:val="left" w:pos="960"/>
+              <w:tab w:val="left" w:pos="720"/>
               <w:tab w:val="right" w:leader="dot" w:pos="9063"/>
             </w:tabs>
             <w:rPr>
               <w:rFonts w:asciiTheme="minorHAnsi" w:eastAsiaTheme="minorEastAsia" w:hAnsiTheme="minorHAnsi" w:cstheme="minorBidi"/>
+              <w:caps w:val="0"/>
               <w:noProof/>
               <w:kern w:val="2"/>
-              <w:sz w:val="24"/>
               <w:szCs w:val="24"/>
               <w14:ligatures w14:val="standardContextual"/>
             </w:rPr>
           </w:pPr>
-          <w:hyperlink w:anchor="_Toc231297631" w:history="1">
+          <w:hyperlink w:anchor="_Toc235521501" w:history="1">
             <w:r>
               <w:rPr>
                 <w:rStyle w:val="Hyperlink"/>
                 <w:noProof/>
               </w:rPr>
-              <w:t>7.6.</w:t>
+              <w:t>8.1.</w:t>
             </w:r>
             <w:r>
               <w:rPr>
                 <w:rFonts w:asciiTheme="minorHAnsi" w:eastAsiaTheme="minorEastAsia" w:hAnsiTheme="minorHAnsi" w:cstheme="minorBidi"/>
+                <w:caps w:val="0"/>
                 <w:noProof/>
                 <w:kern w:val="2"/>
-                <w:sz w:val="24"/>
                 <w:szCs w:val="24"/>
                 <w14:ligatures w14:val="standardContextual"/>
               </w:rPr>
@@ -1866,7 +2128,7 @@
                 <w:rStyle w:val="Hyperlink"/>
                 <w:noProof/>
               </w:rPr>
-              <w:t>IDENTIFICAÇÃO DOS ELEMENTOS DA INSTALAÇÃO</w:t>
+              <w:t>DISJUNTORES</w:t>
             </w:r>
             <w:r>
               <w:rPr>
@@ -1887,7 +2149,7 @@
                 <w:noProof/>
                 <w:webHidden/>
               </w:rPr>
-              <w:instrText xml:space="preserve"> PAGEREF _Toc231297631 \h </w:instrText>
+              <w:instrText xml:space="preserve"> PAGEREF _Toc235521501 \h </w:instrText>
             </w:r>
             <w:r>
               <w:rPr>
@@ -1922,32 +2184,32 @@
           <w:pPr>
             <w:pStyle w:val="Sumrio2"/>
             <w:tabs>
-              <w:tab w:val="left" w:pos="960"/>
+              <w:tab w:val="left" w:pos="720"/>
               <w:tab w:val="right" w:leader="dot" w:pos="9063"/>
             </w:tabs>
             <w:rPr>
               <w:rFonts w:asciiTheme="minorHAnsi" w:eastAsiaTheme="minorEastAsia" w:hAnsiTheme="minorHAnsi" w:cstheme="minorBidi"/>
+              <w:caps w:val="0"/>
               <w:noProof/>
               <w:kern w:val="2"/>
-              <w:sz w:val="24"/>
               <w:szCs w:val="24"/>
               <w14:ligatures w14:val="standardContextual"/>
             </w:rPr>
           </w:pPr>
-          <w:hyperlink w:anchor="_Toc231297632" w:history="1">
+          <w:hyperlink w:anchor="_Toc235521502" w:history="1">
             <w:r>
               <w:rPr>
                 <w:rStyle w:val="Hyperlink"/>
                 <w:noProof/>
               </w:rPr>
-              <w:t>7.7.</w:t>
+              <w:t>8.2.</w:t>
             </w:r>
             <w:r>
               <w:rPr>
                 <w:rFonts w:asciiTheme="minorHAnsi" w:eastAsiaTheme="minorEastAsia" w:hAnsiTheme="minorHAnsi" w:cstheme="minorBidi"/>
+                <w:caps w:val="0"/>
                 <w:noProof/>
                 <w:kern w:val="2"/>
-                <w:sz w:val="24"/>
                 <w:szCs w:val="24"/>
                 <w14:ligatures w14:val="standardContextual"/>
               </w:rPr>
@@ -1958,7 +2220,7 @@
                 <w:rStyle w:val="Hyperlink"/>
                 <w:noProof/>
               </w:rPr>
-              <w:t>EQUIPOTENCIALIZAÇÃO</w:t>
+              <w:t>DISPOSITIVO DE PROTEÇÃO CONTRA SURTOS ELÉTRICOS</w:t>
             </w:r>
             <w:r>
               <w:rPr>
@@ -1979,7 +2241,7 @@
                 <w:noProof/>
                 <w:webHidden/>
               </w:rPr>
-              <w:instrText xml:space="preserve"> PAGEREF _Toc231297632 \h </w:instrText>
+              <w:instrText xml:space="preserve"> PAGEREF _Toc235521502 \h </w:instrText>
             </w:r>
             <w:r>
               <w:rPr>
@@ -1999,101 +2261,7 @@
                 <w:noProof/>
                 <w:webHidden/>
               </w:rPr>
-              <w:t>10</w:t>
-            </w:r>
-            <w:r>
-              <w:rPr>
-                <w:noProof/>
-                <w:webHidden/>
-              </w:rPr>
-              <w:fldChar w:fldCharType="end"/>
-            </w:r>
-          </w:hyperlink>
-        </w:p>
-        <w:p>
-          <w:pPr>
-            <w:pStyle w:val="Sumrio1"/>
-            <w:tabs>
-              <w:tab w:val="left" w:pos="440"/>
-              <w:tab w:val="right" w:leader="dot" w:pos="9063"/>
-            </w:tabs>
-            <w:rPr>
-              <w:rFonts w:asciiTheme="minorHAnsi" w:eastAsiaTheme="minorEastAsia" w:hAnsiTheme="minorHAnsi" w:cstheme="minorBidi"/>
-              <w:noProof/>
-              <w:kern w:val="2"/>
-              <w:sz w:val="24"/>
-              <w:szCs w:val="24"/>
-              <w14:ligatures w14:val="standardContextual"/>
-            </w:rPr>
-          </w:pPr>
-          <w:hyperlink w:anchor="_Toc231297633" w:history="1">
-            <w:r>
-              <w:rPr>
-                <w:rStyle w:val="Hyperlink"/>
-                <w:b/>
-                <w:noProof/>
-              </w:rPr>
-              <w:t>8.</w:t>
-            </w:r>
-            <w:r>
-              <w:rPr>
-                <w:rFonts w:asciiTheme="minorHAnsi" w:eastAsiaTheme="minorEastAsia" w:hAnsiTheme="minorHAnsi" w:cstheme="minorBidi"/>
-                <w:noProof/>
-                <w:kern w:val="2"/>
-                <w:sz w:val="24"/>
-                <w:szCs w:val="24"/>
-                <w14:ligatures w14:val="standardContextual"/>
-              </w:rPr>
-              <w:tab/>
-            </w:r>
-            <w:r>
-              <w:rPr>
-                <w:rStyle w:val="Hyperlink"/>
-                <w:b/>
-                <w:noProof/>
-              </w:rPr>
-              <w:t>DISPOSITIVOS DE MANOBRA E PROTEÇÃO</w:t>
-            </w:r>
-            <w:r>
-              <w:rPr>
-                <w:noProof/>
-                <w:webHidden/>
-              </w:rPr>
-              <w:tab/>
-            </w:r>
-            <w:r>
-              <w:rPr>
-                <w:noProof/>
-                <w:webHidden/>
-              </w:rPr>
-              <w:fldChar w:fldCharType="begin"/>
-            </w:r>
-            <w:r>
-              <w:rPr>
-                <w:noProof/>
-                <w:webHidden/>
-              </w:rPr>
-              <w:instrText xml:space="preserve"> PAGEREF _Toc231297633 \h </w:instrText>
-            </w:r>
-            <w:r>
-              <w:rPr>
-                <w:noProof/>
-                <w:webHidden/>
-              </w:rPr>
-            </w:r>
-            <w:r>
-              <w:rPr>
-                <w:noProof/>
-                <w:webHidden/>
-              </w:rPr>
-              <w:fldChar w:fldCharType="separate"/>
-            </w:r>
-            <w:r>
-              <w:rPr>
-                <w:noProof/>
-                <w:webHidden/>
-              </w:rPr>
-              <w:t>10</w:t>
+              <w:t>11</w:t>
             </w:r>
             <w:r>
               <w:rPr>
@@ -2108,32 +2276,32 @@
           <w:pPr>
             <w:pStyle w:val="Sumrio2"/>
             <w:tabs>
-              <w:tab w:val="left" w:pos="960"/>
+              <w:tab w:val="left" w:pos="720"/>
               <w:tab w:val="right" w:leader="dot" w:pos="9063"/>
             </w:tabs>
             <w:rPr>
               <w:rFonts w:asciiTheme="minorHAnsi" w:eastAsiaTheme="minorEastAsia" w:hAnsiTheme="minorHAnsi" w:cstheme="minorBidi"/>
+              <w:caps w:val="0"/>
               <w:noProof/>
               <w:kern w:val="2"/>
-              <w:sz w:val="24"/>
               <w:szCs w:val="24"/>
               <w14:ligatures w14:val="standardContextual"/>
             </w:rPr>
           </w:pPr>
-          <w:hyperlink w:anchor="_Toc231297634" w:history="1">
+          <w:hyperlink w:anchor="_Toc235521503" w:history="1">
             <w:r>
               <w:rPr>
                 <w:rStyle w:val="Hyperlink"/>
                 <w:noProof/>
               </w:rPr>
-              <w:t>8.1.</w:t>
+              <w:t>8.3.</w:t>
             </w:r>
             <w:r>
               <w:rPr>
                 <w:rFonts w:asciiTheme="minorHAnsi" w:eastAsiaTheme="minorEastAsia" w:hAnsiTheme="minorHAnsi" w:cstheme="minorBidi"/>
+                <w:caps w:val="0"/>
                 <w:noProof/>
                 <w:kern w:val="2"/>
-                <w:sz w:val="24"/>
                 <w:szCs w:val="24"/>
                 <w14:ligatures w14:val="standardContextual"/>
               </w:rPr>
@@ -2144,7 +2312,7 @@
                 <w:rStyle w:val="Hyperlink"/>
                 <w:noProof/>
               </w:rPr>
-              <w:t>DISJUNTORES</w:t>
+              <w:t>INTERRUPTOR DIFERENCIAL-RESIDUAL</w:t>
             </w:r>
             <w:r>
               <w:rPr>
@@ -2165,191 +2333,7 @@
                 <w:noProof/>
                 <w:webHidden/>
               </w:rPr>
-              <w:instrText xml:space="preserve"> PAGEREF _Toc231297634 \h </w:instrText>
-            </w:r>
-            <w:r>
-              <w:rPr>
-                <w:noProof/>
-                <w:webHidden/>
-              </w:rPr>
-            </w:r>
-            <w:r>
-              <w:rPr>
-                <w:noProof/>
-                <w:webHidden/>
-              </w:rPr>
-              <w:fldChar w:fldCharType="separate"/>
-            </w:r>
-            <w:r>
-              <w:rPr>
-                <w:noProof/>
-                <w:webHidden/>
-              </w:rPr>
-              <w:t>10</w:t>
-            </w:r>
-            <w:r>
-              <w:rPr>
-                <w:noProof/>
-                <w:webHidden/>
-              </w:rPr>
-              <w:fldChar w:fldCharType="end"/>
-            </w:r>
-          </w:hyperlink>
-        </w:p>
-        <w:p>
-          <w:pPr>
-            <w:pStyle w:val="Sumrio2"/>
-            <w:tabs>
-              <w:tab w:val="left" w:pos="960"/>
-              <w:tab w:val="right" w:leader="dot" w:pos="9063"/>
-            </w:tabs>
-            <w:rPr>
-              <w:rFonts w:asciiTheme="minorHAnsi" w:eastAsiaTheme="minorEastAsia" w:hAnsiTheme="minorHAnsi" w:cstheme="minorBidi"/>
-              <w:noProof/>
-              <w:kern w:val="2"/>
-              <w:sz w:val="24"/>
-              <w:szCs w:val="24"/>
-              <w14:ligatures w14:val="standardContextual"/>
-            </w:rPr>
-          </w:pPr>
-          <w:hyperlink w:anchor="_Toc231297635" w:history="1">
-            <w:r>
-              <w:rPr>
-                <w:rStyle w:val="Hyperlink"/>
-                <w:noProof/>
-              </w:rPr>
-              <w:t>8.2.</w:t>
-            </w:r>
-            <w:r>
-              <w:rPr>
-                <w:rFonts w:asciiTheme="minorHAnsi" w:eastAsiaTheme="minorEastAsia" w:hAnsiTheme="minorHAnsi" w:cstheme="minorBidi"/>
-                <w:noProof/>
-                <w:kern w:val="2"/>
-                <w:sz w:val="24"/>
-                <w:szCs w:val="24"/>
-                <w14:ligatures w14:val="standardContextual"/>
-              </w:rPr>
-              <w:tab/>
-            </w:r>
-            <w:r>
-              <w:rPr>
-                <w:rStyle w:val="Hyperlink"/>
-                <w:noProof/>
-              </w:rPr>
-              <w:t>DISPOSITIVO DE PROTEÇÃO CONTRA SURTOS ELÉTRICOS</w:t>
-            </w:r>
-            <w:r>
-              <w:rPr>
-                <w:noProof/>
-                <w:webHidden/>
-              </w:rPr>
-              <w:tab/>
-            </w:r>
-            <w:r>
-              <w:rPr>
-                <w:noProof/>
-                <w:webHidden/>
-              </w:rPr>
-              <w:fldChar w:fldCharType="begin"/>
-            </w:r>
-            <w:r>
-              <w:rPr>
-                <w:noProof/>
-                <w:webHidden/>
-              </w:rPr>
-              <w:instrText xml:space="preserve"> PAGEREF _Toc231297635 \h </w:instrText>
-            </w:r>
-            <w:r>
-              <w:rPr>
-                <w:noProof/>
-                <w:webHidden/>
-              </w:rPr>
-            </w:r>
-            <w:r>
-              <w:rPr>
-                <w:noProof/>
-                <w:webHidden/>
-              </w:rPr>
-              <w:fldChar w:fldCharType="separate"/>
-            </w:r>
-            <w:r>
-              <w:rPr>
-                <w:noProof/>
-                <w:webHidden/>
-              </w:rPr>
-              <w:t>11</w:t>
-            </w:r>
-            <w:r>
-              <w:rPr>
-                <w:noProof/>
-                <w:webHidden/>
-              </w:rPr>
-              <w:fldChar w:fldCharType="end"/>
-            </w:r>
-          </w:hyperlink>
-        </w:p>
-        <w:p>
-          <w:pPr>
-            <w:pStyle w:val="Sumrio2"/>
-            <w:tabs>
-              <w:tab w:val="left" w:pos="960"/>
-              <w:tab w:val="right" w:leader="dot" w:pos="9063"/>
-            </w:tabs>
-            <w:rPr>
-              <w:rFonts w:asciiTheme="minorHAnsi" w:eastAsiaTheme="minorEastAsia" w:hAnsiTheme="minorHAnsi" w:cstheme="minorBidi"/>
-              <w:noProof/>
-              <w:kern w:val="2"/>
-              <w:sz w:val="24"/>
-              <w:szCs w:val="24"/>
-              <w14:ligatures w14:val="standardContextual"/>
-            </w:rPr>
-          </w:pPr>
-          <w:hyperlink w:anchor="_Toc231297636" w:history="1">
-            <w:r>
-              <w:rPr>
-                <w:rStyle w:val="Hyperlink"/>
-                <w:noProof/>
-              </w:rPr>
-              <w:t>8.3.</w:t>
-            </w:r>
-            <w:r>
-              <w:rPr>
-                <w:rFonts w:asciiTheme="minorHAnsi" w:eastAsiaTheme="minorEastAsia" w:hAnsiTheme="minorHAnsi" w:cstheme="minorBidi"/>
-                <w:noProof/>
-                <w:kern w:val="2"/>
-                <w:sz w:val="24"/>
-                <w:szCs w:val="24"/>
-                <w14:ligatures w14:val="standardContextual"/>
-              </w:rPr>
-              <w:tab/>
-            </w:r>
-            <w:r>
-              <w:rPr>
-                <w:rStyle w:val="Hyperlink"/>
-                <w:noProof/>
-              </w:rPr>
-              <w:t>INTERRUPTOR DIFERENCIAL-RESIDUAL</w:t>
-            </w:r>
-            <w:r>
-              <w:rPr>
-                <w:noProof/>
-                <w:webHidden/>
-              </w:rPr>
-              <w:tab/>
-            </w:r>
-            <w:r>
-              <w:rPr>
-                <w:noProof/>
-                <w:webHidden/>
-              </w:rPr>
-              <w:fldChar w:fldCharType="begin"/>
-            </w:r>
-            <w:r>
-              <w:rPr>
-                <w:noProof/>
-                <w:webHidden/>
-              </w:rPr>
-              <w:instrText xml:space="preserve"> PAGEREF _Toc231297636 \h </w:instrText>
+              <w:instrText xml:space="preserve"> PAGEREF _Toc235521503 \h </w:instrText>
             </w:r>
             <w:r>
               <w:rPr>
@@ -2383,20 +2367,17 @@
         <w:p>
           <w:pPr>
             <w:pStyle w:val="Sumrio1"/>
-            <w:tabs>
-              <w:tab w:val="left" w:pos="440"/>
-              <w:tab w:val="right" w:leader="dot" w:pos="9063"/>
-            </w:tabs>
             <w:rPr>
               <w:rFonts w:asciiTheme="minorHAnsi" w:eastAsiaTheme="minorEastAsia" w:hAnsiTheme="minorHAnsi" w:cstheme="minorBidi"/>
+              <w:b w:val="0"/>
+              <w:caps w:val="0"/>
               <w:noProof/>
               <w:kern w:val="2"/>
-              <w:sz w:val="24"/>
               <w:szCs w:val="24"/>
               <w14:ligatures w14:val="standardContextual"/>
             </w:rPr>
           </w:pPr>
-          <w:hyperlink w:anchor="_Toc231297637" w:history="1">
+          <w:hyperlink w:anchor="_Toc235521504" w:history="1">
             <w:r>
               <w:rPr>
                 <w:rStyle w:val="Hyperlink"/>
@@ -2407,9 +2388,10 @@
             <w:r>
               <w:rPr>
                 <w:rFonts w:asciiTheme="minorHAnsi" w:eastAsiaTheme="minorEastAsia" w:hAnsiTheme="minorHAnsi" w:cstheme="minorBidi"/>
+                <w:b w:val="0"/>
+                <w:caps w:val="0"/>
                 <w:noProof/>
                 <w:kern w:val="2"/>
-                <w:sz w:val="24"/>
                 <w:szCs w:val="24"/>
                 <w14:ligatures w14:val="standardContextual"/>
               </w:rPr>
@@ -2441,7 +2423,7 @@
                 <w:noProof/>
                 <w:webHidden/>
               </w:rPr>
-              <w:instrText xml:space="preserve"> PAGEREF _Toc231297637 \h </w:instrText>
+              <w:instrText xml:space="preserve"> PAGEREF _Toc235521504 \h </w:instrText>
             </w:r>
             <w:r>
               <w:rPr>
@@ -2476,7 +2458,8 @@
           <w:r>
             <w:rPr>
               <w:b/>
-              <w:bCs/>
+              <w:caps/>
+              <w:sz w:val="24"/>
             </w:rPr>
             <w:fldChar w:fldCharType="end"/>
           </w:r>
@@ -2520,7 +2503,7 @@
           <w:szCs w:val="24"/>
         </w:rPr>
       </w:pPr>
-      <w:bookmarkStart w:id="1" w:name="_Toc231297616"/>
+      <w:bookmarkStart w:id="1" w:name="_Toc235521483"/>
       <w:r>
         <w:rPr>
           <w:b/>
@@ -2554,7 +2537,7 @@
       <w:pPr>
         <w:pStyle w:val="Ttulo2"/>
       </w:pPr>
-      <w:bookmarkStart w:id="2" w:name="_Toc231297617"/>
+      <w:bookmarkStart w:id="2" w:name="_Toc235521484"/>
       <w:r>
         <w:rPr>
           <w:rStyle w:val="Ttulo2Char"/>
@@ -2714,7 +2697,7 @@
         </w:rPr>
       </w:pPr>
       <w:bookmarkStart w:id="3" w:name="_heading=h.gc1cd6en2cju"/>
-      <w:bookmarkStart w:id="4" w:name="_Toc231297618"/>
+      <w:bookmarkStart w:id="4" w:name="_Toc235521485"/>
       <w:bookmarkEnd w:id="3"/>
       <w:r>
         <w:rPr>
@@ -2979,7 +2962,7 @@
       </w:pPr>
       <w:bookmarkStart w:id="5" w:name="_heading=h.65uegc26oi85"/>
       <w:bookmarkStart w:id="6" w:name="_heading=h.b1loiuf7yl5f"/>
-      <w:bookmarkStart w:id="7" w:name="_Toc231297619"/>
+      <w:bookmarkStart w:id="7" w:name="_Toc235521486"/>
       <w:bookmarkEnd w:id="5"/>
       <w:bookmarkEnd w:id="6"/>
       <w:r>
@@ -3071,7 +3054,7 @@
         </w:rPr>
       </w:pPr>
       <w:bookmarkStart w:id="8" w:name="_heading=h.lvy0efl9ejvv"/>
-      <w:bookmarkStart w:id="9" w:name="_Toc231297620"/>
+      <w:bookmarkStart w:id="9" w:name="_Toc235521487"/>
       <w:bookmarkEnd w:id="8"/>
       <w:r>
         <w:rPr>
@@ -3113,7 +3096,7 @@
         <w:pStyle w:val="Ttulo1"/>
       </w:pPr>
       <w:bookmarkStart w:id="10" w:name="_heading=h.sp9jtw4gg0jd"/>
-      <w:bookmarkStart w:id="11" w:name="_Toc231297621"/>
+      <w:bookmarkStart w:id="11" w:name="_Toc235521488"/>
       <w:bookmarkEnd w:id="10"/>
       <w:r>
         <w:t>CONSIDERAÇÕES INICIAIS</w:t>
@@ -3363,7 +3346,7 @@
         </w:rPr>
       </w:pPr>
       <w:bookmarkStart w:id="13" w:name="_heading=h.w9q1dtlb5u22" w:colFirst="0" w:colLast="0"/>
-      <w:bookmarkStart w:id="14" w:name="_Toc231297622"/>
+      <w:bookmarkStart w:id="14" w:name="_Toc235521489"/>
       <w:bookmarkEnd w:id="13"/>
       <w:r>
         <w:rPr>
@@ -3741,7 +3724,7 @@
         <w:pStyle w:val="Ttulo1"/>
       </w:pPr>
       <w:bookmarkStart w:id="15" w:name="_heading=h.pav91m8oatl" w:colFirst="0" w:colLast="0"/>
-      <w:bookmarkStart w:id="16" w:name="_Toc231297623"/>
+      <w:bookmarkStart w:id="16" w:name="_Toc235521490"/>
       <w:bookmarkEnd w:id="15"/>
       <w:r>
         <w:t>INFRAESTRUTURA</w:t>
@@ -3867,7 +3850,7 @@
       <w:pPr>
         <w:pStyle w:val="Ttulo2"/>
       </w:pPr>
-      <w:bookmarkStart w:id="17" w:name="_Toc231297624"/>
+      <w:bookmarkStart w:id="17" w:name="_Toc235521491"/>
       <w:r>
         <w:rPr>
           <w:rStyle w:val="Ttulo2Char"/>
@@ -4291,7 +4274,7 @@
       <w:pPr>
         <w:pStyle w:val="Ttulo2"/>
       </w:pPr>
-      <w:bookmarkStart w:id="18" w:name="_Toc231297625"/>
+      <w:bookmarkStart w:id="18" w:name="_Toc235521492"/>
       <w:r>
         <w:rPr>
           <w:rStyle w:val="Ttulo2Char"/>
@@ -4327,7 +4310,7 @@
           <w:rStyle w:val="Ttulo2Char"/>
         </w:rPr>
       </w:pPr>
-      <w:bookmarkStart w:id="19" w:name="_Toc231297626"/>
+      <w:bookmarkStart w:id="19" w:name="_Toc235521493"/>
       <w:r>
         <w:rPr>
           <w:rStyle w:val="Ttulo2Char"/>
@@ -4339,13 +4322,9 @@
     </w:p>
     <w:p>
       <w:pPr>
-        <w:pStyle w:val="Ttulo2"/>
-        <w:numPr>
-          <w:ilvl w:val="2"/>
-          <w:numId w:val="7"/>
-        </w:numPr>
-      </w:pPr>
-      <w:bookmarkStart w:id="20" w:name="_Toc231297627"/>
+        <w:pStyle w:val="Ttulo3"/>
+      </w:pPr>
+      <w:bookmarkStart w:id="20" w:name="_Toc235521494"/>
       <w:r>
         <w:rPr>
           <w:rStyle w:val="Ttulo2Char"/>
@@ -4492,13 +4471,9 @@
     </w:p>
     <w:p>
       <w:pPr>
-        <w:pStyle w:val="Ttulo2"/>
-        <w:numPr>
-          <w:ilvl w:val="2"/>
-          <w:numId w:val="7"/>
-        </w:numPr>
-      </w:pPr>
-      <w:bookmarkStart w:id="21" w:name="_Toc231297628"/>
+        <w:pStyle w:val="Ttulo3"/>
+      </w:pPr>
+      <w:bookmarkStart w:id="21" w:name="_Toc235521495"/>
       <w:r>
         <w:t>Condutores dos circuitos terminais</w:t>
       </w:r>
@@ -5817,7 +5792,7 @@
       <w:pPr>
         <w:pStyle w:val="Ttulo2"/>
       </w:pPr>
-      <w:bookmarkStart w:id="22" w:name="_Toc231297629"/>
+      <w:bookmarkStart w:id="22" w:name="_Toc235521496"/>
       <w:r>
         <w:rPr>
           <w:rStyle w:val="Ttulo2Char"/>
@@ -5850,7 +5825,7 @@
       <w:pPr>
         <w:pStyle w:val="Ttulo2"/>
       </w:pPr>
-      <w:bookmarkStart w:id="23" w:name="_Toc231297630"/>
+      <w:bookmarkStart w:id="23" w:name="_Toc235521497"/>
       <w:r>
         <w:rPr>
           <w:rStyle w:val="Ttulo2Char"/>
@@ -5883,7 +5858,7 @@
       <w:pPr>
         <w:pStyle w:val="Ttulo2"/>
       </w:pPr>
-      <w:bookmarkStart w:id="24" w:name="_Toc231297631"/>
+      <w:bookmarkStart w:id="24" w:name="_Toc235521498"/>
       <w:r>
         <w:rPr>
           <w:rStyle w:val="Ttulo2Char"/>
@@ -6093,7 +6068,7 @@
       <w:pPr>
         <w:pStyle w:val="Ttulo2"/>
       </w:pPr>
-      <w:bookmarkStart w:id="25" w:name="_Toc231297632"/>
+      <w:bookmarkStart w:id="25" w:name="_Toc235521499"/>
       <w:r>
         <w:rPr>
           <w:rStyle w:val="Ttulo2Char"/>
@@ -6197,7 +6172,7 @@
           <w:szCs w:val="24"/>
         </w:rPr>
       </w:pPr>
-      <w:bookmarkStart w:id="26" w:name="_Toc231297633"/>
+      <w:bookmarkStart w:id="26" w:name="_Toc235521500"/>
       <w:r>
         <w:rPr>
           <w:b/>
@@ -6212,7 +6187,7 @@
       <w:pPr>
         <w:pStyle w:val="Ttulo2"/>
       </w:pPr>
-      <w:bookmarkStart w:id="27" w:name="_Toc231297634"/>
+      <w:bookmarkStart w:id="27" w:name="_Toc235521501"/>
       <w:r>
         <w:t>DISJUNTORES</w:t>
       </w:r>
@@ -6398,7 +6373,7 @@
       <w:pPr>
         <w:pStyle w:val="Ttulo2"/>
       </w:pPr>
-      <w:bookmarkStart w:id="28" w:name="_Toc231297635"/>
+      <w:bookmarkStart w:id="28" w:name="_Toc235521502"/>
       <w:r>
         <w:t>DISPOSITIVO DE PROTEÇÃO CONTRA SURTOS ELÉTRICOS</w:t>
       </w:r>
@@ -6573,7 +6548,7 @@
         <w:pStyle w:val="Ttulo2"/>
       </w:pPr>
       <w:bookmarkStart w:id="29" w:name="_heading=h.3ahkj677lqvm" w:colFirst="0" w:colLast="0"/>
-      <w:bookmarkStart w:id="30" w:name="_Toc231297636"/>
+      <w:bookmarkStart w:id="30" w:name="_Toc235521503"/>
       <w:bookmarkEnd w:id="29"/>
       <w:r>
         <w:t>INTERRUPTOR DIFERENCIAL-RESIDUAL</w:t>
@@ -6771,7 +6746,7 @@
       <w:r>
         <w:t xml:space="preserve"> </w:t>
       </w:r>
-      <w:bookmarkStart w:id="34" w:name="_Toc231297637"/>
+      <w:bookmarkStart w:id="34" w:name="_Toc235521504"/>
       <w:r>
         <w:t>CONSIDERAÇÕES FINAIS</w:t>
       </w:r>
@@ -8444,7 +8419,7 @@
   <w:abstractNum w:abstractNumId="8" w15:restartNumberingAfterBreak="0">
     <w:nsid w:val="705E1637"/>
     <w:multiLevelType w:val="multilevel"/>
-    <w:tmpl w:val="A23A3E0A"/>
+    <w:tmpl w:val="E7B0FFB2"/>
     <w:lvl w:ilvl="0">
       <w:start w:val="1"/>
       <w:numFmt w:val="decimal"/>
@@ -8478,6 +8453,7 @@
     <w:lvl w:ilvl="2">
       <w:start w:val="1"/>
       <w:numFmt w:val="decimal"/>
+      <w:pStyle w:val="Ttulo3"/>
       <w:lvlText w:val="%1.%2.%3."/>
       <w:lvlJc w:val="left"/>
       <w:pPr>
@@ -9186,22 +9162,21 @@
   </w:style>
   <w:style w:type="paragraph" w:styleId="Ttulo3">
     <w:name w:val="heading 3"/>
-    <w:basedOn w:val="Normal"/>
+    <w:basedOn w:val="Ttulo2"/>
     <w:next w:val="Normal"/>
     <w:uiPriority w:val="9"/>
-    <w:semiHidden/>
     <w:unhideWhenUsed/>
     <w:qFormat/>
+    <w:rsid w:val="009212CC"/>
     <w:pPr>
-      <w:keepNext/>
-      <w:keepLines/>
-      <w:spacing w:before="320" w:after="80"/>
+      <w:numPr>
+        <w:ilvl w:val="2"/>
+      </w:numPr>
       <w:outlineLvl w:val="2"/>
     </w:pPr>
     <w:rPr>
-      <w:color w:val="434343"/>
-      <w:sz w:val="28"/>
-      <w:szCs w:val="28"/>
+      <w:b/>
+      <w:bCs/>
     </w:rPr>
   </w:style>
   <w:style w:type="paragraph" w:styleId="Ttulo4">
@@ -9885,10 +9860,19 @@
     <w:autoRedefine/>
     <w:uiPriority w:val="39"/>
     <w:unhideWhenUsed/>
-    <w:rsid w:val="00192C37"/>
+    <w:rsid w:val="009212CC"/>
     <w:pPr>
+      <w:tabs>
+        <w:tab w:val="left" w:pos="440"/>
+        <w:tab w:val="right" w:leader="dot" w:pos="9063"/>
+      </w:tabs>
       <w:spacing w:after="100"/>
     </w:pPr>
+    <w:rPr>
+      <w:b/>
+      <w:caps/>
+      <w:sz w:val="24"/>
+    </w:rPr>
   </w:style>
   <w:style w:type="paragraph" w:styleId="Sumrio2">
     <w:name w:val="toc 2"/>
@@ -9897,11 +9881,14 @@
     <w:autoRedefine/>
     <w:uiPriority w:val="39"/>
     <w:unhideWhenUsed/>
-    <w:rsid w:val="00192C37"/>
+    <w:rsid w:val="009212CC"/>
     <w:pPr>
-      <w:spacing w:after="100"/>
-      <w:ind w:left="220"/>
+      <w:spacing w:after="120"/>
     </w:pPr>
+    <w:rPr>
+      <w:caps/>
+      <w:sz w:val="24"/>
+    </w:rPr>
   </w:style>
   <w:style w:type="paragraph" w:styleId="Sumrio3">
     <w:name w:val="toc 3"/>
@@ -9910,13 +9897,14 @@
     <w:autoRedefine/>
     <w:uiPriority w:val="39"/>
     <w:unhideWhenUsed/>
-    <w:rsid w:val="00192C37"/>
+    <w:rsid w:val="009212CC"/>
     <w:pPr>
       <w:spacing w:after="100" w:line="259" w:lineRule="auto"/>
-      <w:ind w:left="440"/>
     </w:pPr>
     <w:rPr>
-      <w:rFonts w:asciiTheme="minorHAnsi" w:eastAsiaTheme="minorEastAsia" w:hAnsiTheme="minorHAnsi" w:cs="Times New Roman"/>
+      <w:rFonts w:eastAsiaTheme="minorEastAsia" w:cs="Times New Roman"/>
+      <w:b/>
+      <w:sz w:val="24"/>
     </w:rPr>
   </w:style>
   <w:style w:type="character" w:styleId="TextodoEspaoReservado">
@@ -10218,12 +10206,6 @@
 </file>
 
 <file path=customXml/item1.xml><?xml version="1.0" encoding="utf-8"?>
-<go:gDocsCustomXmlDataStorage xmlns:go="http://customooxmlschemas.google.com/" xmlns:r="http://schemas.openxmlformats.org/officeDocument/2006/relationships" uri="GoogleDocsCustomDataVersion2">
-  <go:docsCustomData xmlns:go="http://customooxmlschemas.google.com/" roundtripDataSignature="AMtx7mhx1lXjm647vcM1LZOQ04kbTy8lDg==">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</go:docsCustomData>
-</go:gDocsCustomXmlDataStorage>
-</file>
-
-<file path=customXml/item2.xml><?xml version="1.0" encoding="utf-8"?>
 <ct:contentTypeSchema xmlns:ct="http://schemas.microsoft.com/office/2006/metadata/contentType" xmlns:ma="http://schemas.microsoft.com/office/2006/metadata/properties/metaAttributes" ct:_="" ma:_="" ma:contentTypeName="Documento" ma:contentTypeID="0x01010090BD7F654C36E249870AD2B43CC99066" ma:contentTypeVersion="25" ma:contentTypeDescription="Crie um novo documento." ma:contentTypeScope="" ma:versionID="7aafbe2a8f4be360eca24a5952e7a582">
   <xsd:schema xmlns:xsd="http://www.w3.org/2001/XMLSchema" xmlns:xs="http://www.w3.org/2001/XMLSchema" xmlns:p="http://schemas.microsoft.com/office/2006/metadata/properties" xmlns:ns2="66367999-145d-416e-8089-c2616e290f81" xmlns:ns3="ab6bdf74-870e-40d0-b701-04787b55b19a" targetNamespace="http://schemas.microsoft.com/office/2006/metadata/properties" ma:root="true" ma:fieldsID="9b04a4bffefe874e6e37c372f87d08c5" ns2:_="" ns3:_="">
     <xsd:import namespace="66367999-145d-416e-8089-c2616e290f81"/>
@@ -10513,13 +10495,14 @@
 </ct:contentTypeSchema>
 </file>
 
+<file path=customXml/item2.xml><?xml version="1.0" encoding="utf-8"?>
+<go:gDocsCustomXmlDataStorage xmlns:go="http://customooxmlschemas.google.com/" xmlns:r="http://schemas.openxmlformats.org/officeDocument/2006/relationships" uri="GoogleDocsCustomDataVersion2">
+  <go:docsCustomData xmlns:go="http://customooxmlschemas.google.com/" roundtripDataSignature="AMtx7mhx1lXjm647vcM1LZOQ04kbTy8lDg==">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</go:docsCustomData>
+</go:gDocsCustomXmlDataStorage>
+</file>
+
 <file path=customXml/item3.xml><?xml version="1.0" encoding="utf-8"?>
-<?mso-contentType ?>
-<FormTemplates xmlns="http://schemas.microsoft.com/sharepoint/v3/contenttype/forms">
-  <Display>DocumentLibraryForm</Display>
-  <Edit>DocumentLibraryForm</Edit>
-  <New>DocumentLibraryForm</New>
-</FormTemplates>
+<b:Sources xmlns:b="http://schemas.openxmlformats.org/officeDocument/2006/bibliography" xmlns="http://schemas.openxmlformats.org/officeDocument/2006/bibliography" SelectedStyle="\APASixthEditionOfficeOnline.xsl" StyleName="APA" Version="6"/>
 </file>
 
 <file path=customXml/item4.xml><?xml version="1.0" encoding="utf-8"?>
@@ -10539,19 +10522,15 @@
 </file>
 
 <file path=customXml/item5.xml><?xml version="1.0" encoding="utf-8"?>
-<b:Sources xmlns:b="http://schemas.openxmlformats.org/officeDocument/2006/bibliography" xmlns="http://schemas.openxmlformats.org/officeDocument/2006/bibliography" SelectedStyle="\APASixthEditionOfficeOnline.xsl" StyleName="APA" Version="6"/>
+<?mso-contentType ?>
+<FormTemplates xmlns="http://schemas.microsoft.com/sharepoint/v3/contenttype/forms">
+  <Display>DocumentLibraryForm</Display>
+  <Edit>DocumentLibraryForm</Edit>
+  <New>DocumentLibraryForm</New>
+</FormTemplates>
 </file>
 
 <file path=customXml/itemProps1.xml><?xml version="1.0" encoding="utf-8"?>
-<ds:datastoreItem xmlns:ds="http://schemas.openxmlformats.org/officeDocument/2006/customXml" ds:itemID="{11111111-1234-1234-1234-123412341234}">
-  <ds:schemaRefs>
-    <ds:schemaRef ds:uri="http://customooxmlschemas.google.com/"/>
-    <ds:schemaRef ds:uri="http://schemas.openxmlformats.org/officeDocument/2006/relationships"/>
-  </ds:schemaRefs>
-</ds:datastoreItem>
-</file>
-
-<file path=customXml/itemProps2.xml><?xml version="1.0" encoding="utf-8"?>
 <ds:datastoreItem xmlns:ds="http://schemas.openxmlformats.org/officeDocument/2006/customXml" ds:itemID="{9AB9154E-7B48-4FBE-8279-AD0A6A0E8C59}">
   <ds:schemaRefs>
     <ds:schemaRef ds:uri="http://schemas.microsoft.com/office/2006/metadata/contentType"/>
@@ -10570,10 +10549,19 @@
 </ds:datastoreItem>
 </file>
 
+<file path=customXml/itemProps2.xml><?xml version="1.0" encoding="utf-8"?>
+<ds:datastoreItem xmlns:ds="http://schemas.openxmlformats.org/officeDocument/2006/customXml" ds:itemID="{11111111-1234-1234-1234-123412341234}">
+  <ds:schemaRefs>
+    <ds:schemaRef ds:uri="http://customooxmlschemas.google.com/"/>
+    <ds:schemaRef ds:uri="http://schemas.openxmlformats.org/officeDocument/2006/relationships"/>
+  </ds:schemaRefs>
+</ds:datastoreItem>
+</file>
+
 <file path=customXml/itemProps3.xml><?xml version="1.0" encoding="utf-8"?>
-<ds:datastoreItem xmlns:ds="http://schemas.openxmlformats.org/officeDocument/2006/customXml" ds:itemID="{4F1AEC50-4A1A-4CA0-9059-1BBE99D2C5D0}">
+<ds:datastoreItem xmlns:ds="http://schemas.openxmlformats.org/officeDocument/2006/customXml" ds:itemID="{F4F81F43-B9B4-4FBB-A6A9-7766FAA6F74A}">
   <ds:schemaRefs>
-    <ds:schemaRef ds:uri="http://schemas.microsoft.com/sharepoint/v3/contenttype/forms"/>
+    <ds:schemaRef ds:uri="http://schemas.openxmlformats.org/officeDocument/2006/bibliography"/>
   </ds:schemaRefs>
 </ds:datastoreItem>
 </file>
@@ -10590,9 +10578,9 @@
 </file>
 
 <file path=customXml/itemProps5.xml><?xml version="1.0" encoding="utf-8"?>
-<ds:datastoreItem xmlns:ds="http://schemas.openxmlformats.org/officeDocument/2006/customXml" ds:itemID="{F4F81F43-B9B4-4FBB-A6A9-7766FAA6F74A}">
+<ds:datastoreItem xmlns:ds="http://schemas.openxmlformats.org/officeDocument/2006/customXml" ds:itemID="{4F1AEC50-4A1A-4CA0-9059-1BBE99D2C5D0}">
   <ds:schemaRefs>
-    <ds:schemaRef ds:uri="http://schemas.openxmlformats.org/officeDocument/2006/bibliography"/>
+    <ds:schemaRef ds:uri="http://schemas.microsoft.com/sharepoint/v3/contenttype/forms"/>
   </ds:schemaRefs>
 </ds:datastoreItem>
 </file>
--- a/Memorial/templates/MEM-DESCRITIVO-ELÉTRICO.docx
+++ b/Memorial/templates/MEM-DESCRITIVO-ELÉTRICO.docx
@@ -2739,10 +2739,19 @@
       </w:pPr>
       <w:r>
         <w:rPr>
-          <w:sz w:val="24"/>
-          <w:szCs w:val="24"/>
-        </w:rPr>
-        <w:t>NBR 5410 - Instalações elétricas de baixa tensão;</w:t>
+          <w:b/>
+          <w:bCs/>
+          <w:sz w:val="24"/>
+          <w:szCs w:val="24"/>
+        </w:rPr>
+        <w:t>NBR 5410</w:t>
+      </w:r>
+      <w:r>
+        <w:rPr>
+          <w:sz w:val="24"/>
+          <w:szCs w:val="24"/>
+        </w:rPr>
+        <w:t xml:space="preserve"> - Instalações elétricas de baixa tensão;</w:t>
       </w:r>
     </w:p>
     <w:p>
@@ -2757,10 +2766,19 @@
       </w:pPr>
       <w:r>
         <w:rPr>
-          <w:sz w:val="24"/>
-          <w:szCs w:val="24"/>
-        </w:rPr>
-        <w:t>NBR 5413 - Iluminância de interiores - Procedimento;</w:t>
+          <w:b/>
+          <w:bCs/>
+          <w:sz w:val="24"/>
+          <w:szCs w:val="24"/>
+        </w:rPr>
+        <w:t>NBR 5413</w:t>
+      </w:r>
+      <w:r>
+        <w:rPr>
+          <w:sz w:val="24"/>
+          <w:szCs w:val="24"/>
+        </w:rPr>
+        <w:t xml:space="preserve"> - Iluminância de interiores - Procedimento;</w:t>
       </w:r>
     </w:p>
     <w:p>
@@ -2771,14 +2789,76 @@
         <w:rPr>
           <w:sz w:val="24"/>
           <w:szCs w:val="24"/>
-        </w:rPr>
-      </w:pPr>
-      <w:r>
-        <w:rPr>
-          <w:sz w:val="24"/>
-          <w:szCs w:val="24"/>
-        </w:rPr>
-        <w:t>NBR 5434 - Redes de distribuição aérea urbana de energia elétrica - Padronização;</w:t>
+          <w:lang w:val="en-US"/>
+        </w:rPr>
+      </w:pPr>
+      <w:r>
+        <w:rPr>
+          <w:b/>
+          <w:bCs/>
+          <w:sz w:val="24"/>
+          <w:szCs w:val="24"/>
+          <w:lang w:val="en-US"/>
+        </w:rPr>
+        <w:t xml:space="preserve">ISO/CIE 8995-1:2025 </w:t>
+      </w:r>
+      <w:r>
+        <w:rPr>
+          <w:sz w:val="24"/>
+          <w:szCs w:val="24"/>
+          <w:lang w:val="en-US"/>
+        </w:rPr>
+        <w:t xml:space="preserve">- Light and lighting </w:t>
+      </w:r>
+      <w:r>
+        <w:rPr>
+          <w:sz w:val="24"/>
+          <w:szCs w:val="24"/>
+          <w:lang w:val="en-US"/>
+        </w:rPr>
+        <w:t>-</w:t>
+      </w:r>
+      <w:r>
+        <w:rPr>
+          <w:sz w:val="24"/>
+          <w:szCs w:val="24"/>
+          <w:lang w:val="en-US"/>
+        </w:rPr>
+        <w:t xml:space="preserve"> Lighting of </w:t>
+      </w:r>
+      <w:proofErr w:type="gramStart"/>
+      <w:r>
+        <w:rPr>
+          <w:sz w:val="24"/>
+          <w:szCs w:val="24"/>
+          <w:lang w:val="en-US"/>
+        </w:rPr>
+        <w:t>work places</w:t>
+      </w:r>
+      <w:proofErr w:type="gramEnd"/>
+      <w:r>
+        <w:rPr>
+          <w:sz w:val="24"/>
+          <w:szCs w:val="24"/>
+          <w:lang w:val="en-US"/>
+        </w:rPr>
+        <w:t xml:space="preserve"> </w:t>
+      </w:r>
+      <w:r>
+        <w:rPr>
+          <w:sz w:val="24"/>
+          <w:szCs w:val="24"/>
+          <w:lang w:val="en-US"/>
+        </w:rPr>
+        <w:t xml:space="preserve">- </w:t>
+      </w:r>
+      <w:r>
+        <w:rPr>
+          <w:sz w:val="24"/>
+          <w:szCs w:val="24"/>
+          <w:lang w:val="en-US"/>
+        </w:rPr>
+        <w:t>Part 1: Indoor</w:t>
       </w:r>
     </w:p>
     <w:p>
@@ -2793,10 +2873,19 @@
       </w:pPr>
       <w:r>
         <w:rPr>
-          <w:sz w:val="24"/>
-          <w:szCs w:val="24"/>
-        </w:rPr>
-        <w:t>NBR 5460 - Sistemas elétricos de potência - Terminologia;</w:t>
+          <w:b/>
+          <w:bCs/>
+          <w:sz w:val="24"/>
+          <w:szCs w:val="24"/>
+        </w:rPr>
+        <w:t>NBR 5434</w:t>
+      </w:r>
+      <w:r>
+        <w:rPr>
+          <w:sz w:val="24"/>
+          <w:szCs w:val="24"/>
+        </w:rPr>
+        <w:t xml:space="preserve"> - Redes de distribuição aérea urbana de energia elétrica - Padronização;</w:t>
       </w:r>
     </w:p>
     <w:p>
@@ -2811,10 +2900,19 @@
       </w:pPr>
       <w:r>
         <w:rPr>
-          <w:sz w:val="24"/>
-          <w:szCs w:val="24"/>
-        </w:rPr>
-        <w:t>NBR 8451 - Postes de concreto armado para redes de distribuição de energia elétrica - Especificação;</w:t>
+          <w:b/>
+          <w:bCs/>
+          <w:sz w:val="24"/>
+          <w:szCs w:val="24"/>
+        </w:rPr>
+        <w:t>NBR 5460</w:t>
+      </w:r>
+      <w:r>
+        <w:rPr>
+          <w:sz w:val="24"/>
+          <w:szCs w:val="24"/>
+        </w:rPr>
+        <w:t xml:space="preserve"> - Sistemas elétricos de potência - Terminologia;</w:t>
       </w:r>
     </w:p>
     <w:p>
@@ -2829,10 +2927,19 @@
       </w:pPr>
       <w:r>
         <w:rPr>
-          <w:sz w:val="24"/>
-          <w:szCs w:val="24"/>
-        </w:rPr>
-        <w:t>NBR 8458 - Cruzetas de madeira para redes de distribuição de energia elétrica - Especificação;</w:t>
+          <w:b/>
+          <w:bCs/>
+          <w:sz w:val="24"/>
+          <w:szCs w:val="24"/>
+        </w:rPr>
+        <w:t>NBR 8451</w:t>
+      </w:r>
+      <w:r>
+        <w:rPr>
+          <w:sz w:val="24"/>
+          <w:szCs w:val="24"/>
+        </w:rPr>
+        <w:t xml:space="preserve"> - Postes de concreto armado para redes de distribuição de energia elétrica - Especificação;</w:t>
       </w:r>
     </w:p>
     <w:p>
@@ -2847,10 +2954,19 @@
       </w:pPr>
       <w:r>
         <w:rPr>
-          <w:sz w:val="24"/>
-          <w:szCs w:val="24"/>
-        </w:rPr>
-        <w:t>NBR 8669 - Dispositivos fusíveis limitadores de corrente - Especificação;</w:t>
+          <w:b/>
+          <w:bCs/>
+          <w:sz w:val="24"/>
+          <w:szCs w:val="24"/>
+        </w:rPr>
+        <w:t>NBR 8458</w:t>
+      </w:r>
+      <w:r>
+        <w:rPr>
+          <w:sz w:val="24"/>
+          <w:szCs w:val="24"/>
+        </w:rPr>
+        <w:t xml:space="preserve"> - Cruzetas de madeira para redes de distribuição de energia elétrica - Especificação;</w:t>
       </w:r>
     </w:p>
     <w:p>
@@ -2865,10 +2981,19 @@
       </w:pPr>
       <w:r>
         <w:rPr>
-          <w:sz w:val="24"/>
-          <w:szCs w:val="24"/>
-        </w:rPr>
-        <w:t>NBR 11301 - Cálculo da capacidade de condução de corrente de cabos isolados em regime permanente (fator de carga 100%) – Procedimento;</w:t>
+          <w:b/>
+          <w:bCs/>
+          <w:sz w:val="24"/>
+          <w:szCs w:val="24"/>
+        </w:rPr>
+        <w:t>NBR 8669</w:t>
+      </w:r>
+      <w:r>
+        <w:rPr>
+          <w:sz w:val="24"/>
+          <w:szCs w:val="24"/>
+        </w:rPr>
+        <w:t xml:space="preserve"> - Dispositivos fusíveis limitadores de corrente - Especificação;</w:t>
       </w:r>
     </w:p>
     <w:p>
@@ -2883,10 +3008,19 @@
       </w:pPr>
       <w:r>
         <w:rPr>
-          <w:sz w:val="24"/>
-          <w:szCs w:val="24"/>
-        </w:rPr>
-        <w:t>NBR 14039 - Instalações elétricas de média tensão de 1,0 kV a 36,2 kV;</w:t>
+          <w:b/>
+          <w:bCs/>
+          <w:sz w:val="24"/>
+          <w:szCs w:val="24"/>
+        </w:rPr>
+        <w:t>NBR 11301</w:t>
+      </w:r>
+      <w:r>
+        <w:rPr>
+          <w:sz w:val="24"/>
+          <w:szCs w:val="24"/>
+        </w:rPr>
+        <w:t xml:space="preserve"> - Cálculo da capacidade de condução de corrente de cabos isolados em regime permanente (fator de carga 100%) – Procedimento;</w:t>
       </w:r>
     </w:p>
     <w:p>
@@ -2901,10 +3035,19 @@
       </w:pPr>
       <w:r>
         <w:rPr>
-          <w:sz w:val="24"/>
-          <w:szCs w:val="24"/>
-        </w:rPr>
-        <w:t>NBR IEC 60050 (826) - Vocabulário eletrotécnico internacional - Capítulo 826: Instalações elétricas em edificações;</w:t>
+          <w:b/>
+          <w:bCs/>
+          <w:sz w:val="24"/>
+          <w:szCs w:val="24"/>
+        </w:rPr>
+        <w:t>NBR 14039</w:t>
+      </w:r>
+      <w:r>
+        <w:rPr>
+          <w:sz w:val="24"/>
+          <w:szCs w:val="24"/>
+        </w:rPr>
+        <w:t xml:space="preserve"> - Instalações elétricas de média tensão de 1,0 kV a 36,2 kV;</w:t>
       </w:r>
     </w:p>
     <w:p>
@@ -2919,10 +3062,47 @@
       </w:pPr>
       <w:r>
         <w:rPr>
-          <w:sz w:val="24"/>
-          <w:szCs w:val="24"/>
-        </w:rPr>
-        <w:t>DI/NT 06 - Fornecimento de energia elétrica em tensão primária - Concessionária local, regulamentadora legal;</w:t>
+          <w:b/>
+          <w:bCs/>
+          <w:sz w:val="24"/>
+          <w:szCs w:val="24"/>
+        </w:rPr>
+        <w:t>NBR IEC 60050 (826)</w:t>
+      </w:r>
+      <w:r>
+        <w:rPr>
+          <w:sz w:val="24"/>
+          <w:szCs w:val="24"/>
+        </w:rPr>
+        <w:t xml:space="preserve"> - Vocabulário eletrotécnico internacional - Capítulo 826: Instalações elétricas em edificações;</w:t>
+      </w:r>
+    </w:p>
+    <w:p>
+      <w:pPr>
+        <w:spacing w:line="360" w:lineRule="auto"/>
+        <w:ind w:left="709"/>
+        <w:jc w:val="both"/>
+        <w:rPr>
+          <w:sz w:val="24"/>
+          <w:szCs w:val="24"/>
+        </w:rPr>
+      </w:pPr>
+      <w:r>
+        <w:rPr>
+          <w:b/>
+          <w:bCs/>
+          <w:sz w:val="24"/>
+          <w:szCs w:val="24"/>
+        </w:rPr>
+        <w:lastRenderedPageBreak/>
+        <w:t>DI/NT 06</w:t>
+      </w:r>
+      <w:r>
+        <w:rPr>
+          <w:sz w:val="24"/>
+          <w:szCs w:val="24"/>
+        </w:rPr>
+        <w:t xml:space="preserve"> - Fornecimento de energia elétrica em tensão primária - Concessionária local, regulamentadora legal;</w:t>
       </w:r>
     </w:p>
     <w:p>
@@ -2937,11 +3117,19 @@
       </w:pPr>
       <w:r>
         <w:rPr>
-          <w:sz w:val="24"/>
-          <w:szCs w:val="24"/>
-        </w:rPr>
-        <w:lastRenderedPageBreak/>
-        <w:t>NDEE-01 – Fornecimento de energia elétrica em média tensão (13,8kV e 34,5kV).</w:t>
+          <w:b/>
+          <w:bCs/>
+          <w:sz w:val="24"/>
+          <w:szCs w:val="24"/>
+        </w:rPr>
+        <w:t>NDEE-01</w:t>
+      </w:r>
+      <w:r>
+        <w:rPr>
+          <w:sz w:val="24"/>
+          <w:szCs w:val="24"/>
+        </w:rPr>
+        <w:t xml:space="preserve"> – Fornecimento de energia elétrica em média tensão (13,8kV e 34,5kV).</w:t>
       </w:r>
     </w:p>
     <w:p>
@@ -2980,8 +3168,16 @@
         <w:spacing w:after="200" w:line="360" w:lineRule="auto"/>
         <w:ind w:firstLine="708"/>
         <w:jc w:val="both"/>
-      </w:pPr>
-      <w:r>
+        <w:rPr>
+          <w:sz w:val="24"/>
+          <w:szCs w:val="24"/>
+        </w:rPr>
+      </w:pPr>
+      <w:r>
+        <w:rPr>
+          <w:sz w:val="24"/>
+          <w:szCs w:val="24"/>
+        </w:rPr>
         <w:t>O presente memorial tem por objetivo apresentar os critérios técnicos adotados para a elaboração do projeto elétrico de baixa tensão, contemplando o dimensionamento e a distribuição dos circuitos elétricos, quadros de distribuição, dispositivos de proteção, condutores, eletrodutos, pontos de iluminação, tomadas de uso geral e tomadas de uso específico, conforme as necessidades da edificação.</w:t>
       </w:r>
     </w:p>
@@ -3000,7 +3196,14 @@
           <w:sz w:val="24"/>
           <w:szCs w:val="24"/>
         </w:rPr>
-        <w:t xml:space="preserve">O projeto visa garantir o fornecimento de energia elétrica de forma segura, eficiente e adequada ao uso previsto dos ambientes, atendendo às exigências normativas aplicáveis, especialmente a ABNT NBR 5410, bem como às boas práticas de engenharia, assegurando proteção </w:t>
+        <w:t>O projeto visa garantir o fornecimento de energia elétrica de forma segura, eficiente e adequada ao uso</w:t>
+      </w:r>
+      <w:r>
+        <w:rPr>
+          <w:sz w:val="24"/>
+          <w:szCs w:val="24"/>
+        </w:rPr>
+        <w:t xml:space="preserve"> previsto dos ambientes, atendendo às exigências normativas aplicáveis, especialmente a ABNT NBR 5410, bem como às boas práticas de engenharia, assegurando proteção </w:t>
       </w:r>
       <w:proofErr w:type="gramStart"/>
       <w:r>
@@ -3081,6 +3284,31 @@
           <w:sz w:val="24"/>
           <w:szCs w:val="24"/>
         </w:rPr>
+        <w:t>Concessionária:</w:t>
+      </w:r>
+      <w:r>
+        <w:rPr>
+          <w:sz w:val="24"/>
+          <w:szCs w:val="24"/>
+        </w:rPr>
+        <w:t xml:space="preserve"> [BBBC]</w:t>
+      </w:r>
+    </w:p>
+    <w:p>
+      <w:pPr>
+        <w:spacing w:after="200" w:line="360" w:lineRule="auto"/>
+        <w:ind w:firstLine="708"/>
+        <w:jc w:val="both"/>
+        <w:rPr>
+          <w:sz w:val="24"/>
+          <w:szCs w:val="24"/>
+        </w:rPr>
+      </w:pPr>
+      <w:r>
+        <w:rPr>
+          <w:sz w:val="24"/>
+          <w:szCs w:val="24"/>
+        </w:rPr>
         <w:t xml:space="preserve">Tensão Secundária: </w:t>
       </w:r>
       <w:r>
@@ -3089,6 +3317,78 @@
           <w:szCs w:val="24"/>
         </w:rPr>
         <w:t>[DDDD]</w:t>
+      </w:r>
+    </w:p>
+    <w:p>
+      <w:pPr>
+        <w:spacing w:after="200" w:line="360" w:lineRule="auto"/>
+        <w:ind w:firstLine="708"/>
+        <w:jc w:val="both"/>
+        <w:rPr>
+          <w:sz w:val="24"/>
+          <w:szCs w:val="24"/>
+        </w:rPr>
+      </w:pPr>
+      <w:r>
+        <w:rPr>
+          <w:sz w:val="24"/>
+          <w:szCs w:val="24"/>
+        </w:rPr>
+        <w:t>Frequência: 60 Hz</w:t>
+      </w:r>
+    </w:p>
+    <w:p>
+      <w:pPr>
+        <w:spacing w:after="200" w:line="360" w:lineRule="auto"/>
+        <w:ind w:firstLine="708"/>
+        <w:jc w:val="both"/>
+        <w:rPr>
+          <w:sz w:val="24"/>
+          <w:szCs w:val="24"/>
+        </w:rPr>
+      </w:pPr>
+      <w:r>
+        <w:rPr>
+          <w:sz w:val="24"/>
+          <w:szCs w:val="24"/>
+        </w:rPr>
+        <w:t>Esquema de Ligação: [BBBD]</w:t>
+      </w:r>
+    </w:p>
+    <w:p>
+      <w:pPr>
+        <w:spacing w:after="200" w:line="360" w:lineRule="auto"/>
+        <w:ind w:firstLine="708"/>
+        <w:jc w:val="both"/>
+        <w:rPr>
+          <w:sz w:val="24"/>
+          <w:szCs w:val="24"/>
+        </w:rPr>
+      </w:pPr>
+      <w:r>
+        <w:rPr>
+          <w:sz w:val="24"/>
+          <w:szCs w:val="24"/>
+        </w:rPr>
+        <w:t>Esquema de aterramento: [BBBE]</w:t>
+      </w:r>
+    </w:p>
+    <w:p>
+      <w:pPr>
+        <w:spacing w:after="200" w:line="360" w:lineRule="auto"/>
+        <w:ind w:firstLine="708"/>
+        <w:jc w:val="both"/>
+        <w:rPr>
+          <w:sz w:val="24"/>
+          <w:szCs w:val="24"/>
+        </w:rPr>
+      </w:pPr>
+      <w:r>
+        <w:rPr>
+          <w:sz w:val="24"/>
+          <w:szCs w:val="24"/>
+        </w:rPr>
+        <w:t>Ponto de Entrega: [BBBF]</w:t>
       </w:r>
     </w:p>
     <w:p>
@@ -3099,6 +3399,7 @@
       <w:bookmarkStart w:id="11" w:name="_Toc235521488"/>
       <w:bookmarkEnd w:id="10"/>
       <w:r>
+        <w:lastRenderedPageBreak/>
         <w:t>CONSIDERAÇÕES INICIAIS</w:t>
       </w:r>
       <w:bookmarkStart w:id="12" w:name="_heading=h.sunpk18qkogl"/>
@@ -3219,7 +3520,6 @@
           <w:sz w:val="24"/>
           <w:szCs w:val="24"/>
         </w:rPr>
-        <w:lastRenderedPageBreak/>
         <w:t>Efetuar sob sua exclusiva responsabilidade o transporte horizontal e vertical dos equipamentos;</w:t>
       </w:r>
     </w:p>
@@ -3320,6 +3620,54 @@
           <w:szCs w:val="24"/>
         </w:rPr>
         <w:t>”.</w:t>
+      </w:r>
+    </w:p>
+    <w:p>
+      <w:pPr>
+        <w:spacing w:line="360" w:lineRule="auto"/>
+        <w:ind w:firstLine="720"/>
+        <w:jc w:val="both"/>
+        <w:rPr>
+          <w:color w:val="000000"/>
+          <w:sz w:val="24"/>
+          <w:szCs w:val="24"/>
+        </w:rPr>
+      </w:pPr>
+      <w:r>
+        <w:rPr>
+          <w:color w:val="000000"/>
+          <w:sz w:val="24"/>
+          <w:szCs w:val="24"/>
+        </w:rPr>
+        <w:t>Fazem parte integrante do projeto, além do presente Memorial Descritivo</w:t>
+      </w:r>
+      <w:r>
+        <w:rPr>
+          <w:color w:val="000000"/>
+          <w:sz w:val="24"/>
+          <w:szCs w:val="24"/>
+        </w:rPr>
+        <w:t>, as pranchas de [BBBH] a [BBBI], constantes nos arquivos:</w:t>
+      </w:r>
+    </w:p>
+    <w:p>
+      <w:pPr>
+        <w:spacing w:line="360" w:lineRule="auto"/>
+        <w:ind w:firstLine="720"/>
+        <w:jc w:val="both"/>
+        <w:rPr>
+          <w:color w:val="000000"/>
+          <w:sz w:val="24"/>
+          <w:szCs w:val="24"/>
+        </w:rPr>
+      </w:pPr>
+      <w:r>
+        <w:rPr>
+          <w:color w:val="000000"/>
+          <w:sz w:val="24"/>
+          <w:szCs w:val="24"/>
+        </w:rPr>
+        <w:t>[BBBG]</w:t>
       </w:r>
     </w:p>
     <w:p>
@@ -3435,6 +3783,7 @@
           <w:sz w:val="24"/>
           <w:szCs w:val="24"/>
         </w:rPr>
+        <w:lastRenderedPageBreak/>
         <w:t>Os quadros terminais deverão atender integralmente à norma ABNT NBR IEC 60439-1.</w:t>
       </w:r>
     </w:p>
@@ -3589,7 +3938,6 @@
           <w:sz w:val="24"/>
           <w:szCs w:val="24"/>
         </w:rPr>
-        <w:lastRenderedPageBreak/>
         <w:t xml:space="preserve">Todo o quadro deverá conter em seu interior, barra para aterramento adequado de cabos de cobre. Haverá ainda uma barra de neutro executadas em cobre eletrolítico. Os quadros deverão possuir </w:t>
       </w:r>
       <w:proofErr w:type="spellStart"/>
@@ -3796,6 +4144,7 @@
           <w:sz w:val="24"/>
           <w:szCs w:val="24"/>
         </w:rPr>
+        <w:lastRenderedPageBreak/>
         <w:t>Não deverá haver trechos contínuos (sem interposição de caixas ou equipamentos) retilíneos de tubulação maiores que 15m. Em trechos com curvas essa distância deverá ser reduzida a 3m para cada curva de 90°.</w:t>
       </w:r>
     </w:p>
@@ -3954,8 +4303,164 @@
           <w:sz w:val="24"/>
           <w:szCs w:val="24"/>
         </w:rPr>
+        <w:t>Os eletrodutos enterrados deverão ser em PEAD, instalados à profundidade mínima de 60cm. Se a instalação ocorrer em área de tráfego de pessoas ou veículos ou ainda locais sujeitos a escavações, os eletrodutos deverão ser envelopados em concreto.</w:t>
+      </w:r>
+    </w:p>
+    <w:p>
+      <w:pPr>
+        <w:spacing w:line="360" w:lineRule="auto"/>
+        <w:ind w:firstLine="720"/>
+        <w:jc w:val="both"/>
+        <w:rPr>
+          <w:color w:val="000000"/>
+          <w:sz w:val="24"/>
+          <w:szCs w:val="24"/>
+        </w:rPr>
+      </w:pPr>
+      <w:r>
+        <w:rPr>
+          <w:color w:val="000000"/>
+          <w:sz w:val="24"/>
+          <w:szCs w:val="24"/>
+        </w:rPr>
+        <w:t xml:space="preserve">A interconexão de eletrodutos com materiais diferentes (aço-carbono para PVC) deverá ser realizada por meio de caixa de passagem, </w:t>
+      </w:r>
+      <w:proofErr w:type="spellStart"/>
+      <w:r>
+        <w:rPr>
+          <w:color w:val="000000"/>
+          <w:sz w:val="24"/>
+          <w:szCs w:val="24"/>
+        </w:rPr>
+        <w:t>condulete</w:t>
+      </w:r>
+      <w:proofErr w:type="spellEnd"/>
+      <w:r>
+        <w:rPr>
+          <w:color w:val="000000"/>
+          <w:sz w:val="24"/>
+          <w:szCs w:val="24"/>
+        </w:rPr>
+        <w:t xml:space="preserve"> ou caixa de derivação em PVC de dimensão adequada ao diâmetro do eletroduto.</w:t>
+      </w:r>
+    </w:p>
+    <w:p>
+      <w:pPr>
+        <w:spacing w:line="360" w:lineRule="auto"/>
+        <w:ind w:firstLine="720"/>
+        <w:jc w:val="both"/>
+        <w:rPr>
+          <w:color w:val="000000"/>
+          <w:sz w:val="24"/>
+          <w:szCs w:val="24"/>
+        </w:rPr>
+      </w:pPr>
+      <w:r>
+        <w:rPr>
+          <w:color w:val="000000"/>
+          <w:sz w:val="24"/>
+          <w:szCs w:val="24"/>
+        </w:rPr>
+        <w:t>Não poderão ser feitas curvas nos tubos rígidos, utilizando, quando necessário, curvas pré-fabricadas. As curvas serão de padrão comercial e escolhido de acordo com o diâmetro do duto empregado.</w:t>
+      </w:r>
+    </w:p>
+    <w:p>
+      <w:pPr>
+        <w:spacing w:line="360" w:lineRule="auto"/>
+        <w:ind w:firstLine="720"/>
+        <w:jc w:val="both"/>
+        <w:rPr>
+          <w:color w:val="000000"/>
+          <w:sz w:val="24"/>
+          <w:szCs w:val="24"/>
+        </w:rPr>
+      </w:pPr>
+      <w:r>
+        <w:rPr>
+          <w:color w:val="000000"/>
+          <w:sz w:val="24"/>
+          <w:szCs w:val="24"/>
+        </w:rPr>
+        <w:t>Os eletrodutos aparentes deverão ser fixados meio de abraçadeiras tipo copo, espaçadas a cada 1,0m. Os eletrodutos instalados suspensos sobre forro deverão ser fixados por meio de vergalhão rosca total e abraçadeiras tipo D com parafuso, espaçadas a cada 1,0m.</w:t>
+      </w:r>
+    </w:p>
+    <w:p>
+      <w:pPr>
+        <w:spacing w:line="360" w:lineRule="auto"/>
+        <w:ind w:firstLine="720"/>
+        <w:jc w:val="both"/>
+        <w:rPr>
+          <w:color w:val="000000"/>
+          <w:sz w:val="24"/>
+          <w:szCs w:val="24"/>
+        </w:rPr>
+      </w:pPr>
+      <w:r>
+        <w:rPr>
+          <w:color w:val="000000"/>
+          <w:sz w:val="24"/>
+          <w:szCs w:val="24"/>
+        </w:rPr>
+        <w:t>Deverá ser disponibilizado guia de arame galvanizado para posterior lançamento dos cabos.</w:t>
+      </w:r>
+    </w:p>
+    <w:p>
+      <w:pPr>
+        <w:spacing w:line="360" w:lineRule="auto"/>
+        <w:ind w:firstLine="720"/>
+        <w:jc w:val="both"/>
+        <w:rPr>
+          <w:color w:val="000000"/>
+          <w:sz w:val="24"/>
+          <w:szCs w:val="24"/>
+        </w:rPr>
+      </w:pPr>
+      <w:r>
+        <w:rPr>
+          <w:color w:val="000000"/>
+          <w:sz w:val="24"/>
+          <w:szCs w:val="24"/>
+        </w:rPr>
+        <w:t>Todas as derivações a partir de eletrocalhas ou perfilados deverão ser realizadas utilizando peças do tipo saída horizontal ou vertical para eletroduto.</w:t>
+      </w:r>
+    </w:p>
+    <w:p>
+      <w:pPr>
+        <w:spacing w:line="360" w:lineRule="auto"/>
+        <w:ind w:firstLine="720"/>
+        <w:jc w:val="both"/>
+        <w:rPr>
+          <w:color w:val="000000"/>
+          <w:sz w:val="24"/>
+          <w:szCs w:val="24"/>
+        </w:rPr>
+      </w:pPr>
+      <w:r>
+        <w:rPr>
+          <w:color w:val="000000"/>
+          <w:sz w:val="24"/>
+          <w:szCs w:val="24"/>
+        </w:rPr>
         <w:lastRenderedPageBreak/>
-        <w:t>Os eletrodutos enterrados deverão ser em PEAD, instalados à profundidade mínima de 60cm. Se a instalação ocorrer em área de tráfego de pessoas ou veículos ou ainda locais sujeitos a escavações, os eletrodutos deverão ser envelopados em concreto.</w:t>
+        <w:t xml:space="preserve">Todos os acessórios e </w:t>
+      </w:r>
+      <w:proofErr w:type="spellStart"/>
+      <w:r>
+        <w:rPr>
+          <w:color w:val="000000"/>
+          <w:sz w:val="24"/>
+          <w:szCs w:val="24"/>
+        </w:rPr>
+        <w:t>conduletes</w:t>
+      </w:r>
+      <w:proofErr w:type="spellEnd"/>
+      <w:r>
+        <w:rPr>
+          <w:color w:val="000000"/>
+          <w:sz w:val="24"/>
+          <w:szCs w:val="24"/>
+        </w:rPr>
+        <w:t xml:space="preserve"> serão do tipo sem rosca, utilizando apenas parafuso para fixação de eletroduto.</w:t>
       </w:r>
     </w:p>
     <w:p>
@@ -3975,7 +4480,7 @@
           <w:sz w:val="24"/>
           <w:szCs w:val="24"/>
         </w:rPr>
-        <w:t xml:space="preserve">A interconexão de eletrodutos com materiais diferentes (aço-carbono para PVC) deverá ser realizada por meio de caixa de passagem, </w:t>
+        <w:t xml:space="preserve">Todos os </w:t>
       </w:r>
       <w:proofErr w:type="spellStart"/>
       <w:r>
@@ -3984,6 +4489,60 @@
           <w:sz w:val="24"/>
           <w:szCs w:val="24"/>
         </w:rPr>
+        <w:t>conduletes</w:t>
+      </w:r>
+      <w:proofErr w:type="spellEnd"/>
+      <w:r>
+        <w:rPr>
+          <w:color w:val="000000"/>
+          <w:sz w:val="24"/>
+          <w:szCs w:val="24"/>
+        </w:rPr>
+        <w:t xml:space="preserve"> deverão ser tampados. Nos </w:t>
+      </w:r>
+      <w:proofErr w:type="spellStart"/>
+      <w:r>
+        <w:rPr>
+          <w:color w:val="000000"/>
+          <w:sz w:val="24"/>
+          <w:szCs w:val="24"/>
+        </w:rPr>
+        <w:t>conduletes</w:t>
+      </w:r>
+      <w:proofErr w:type="spellEnd"/>
+      <w:r>
+        <w:rPr>
+          <w:color w:val="000000"/>
+          <w:sz w:val="24"/>
+          <w:szCs w:val="24"/>
+        </w:rPr>
+        <w:t xml:space="preserve"> em áreas externas, as tampas deverão ser do tipo com vedação. Deverão ser utilizados apenas </w:t>
+      </w:r>
+      <w:proofErr w:type="spellStart"/>
+      <w:r>
+        <w:rPr>
+          <w:color w:val="000000"/>
+          <w:sz w:val="24"/>
+          <w:szCs w:val="24"/>
+        </w:rPr>
+        <w:t>conduletes</w:t>
+      </w:r>
+      <w:proofErr w:type="spellEnd"/>
+      <w:r>
+        <w:rPr>
+          <w:color w:val="000000"/>
+          <w:sz w:val="24"/>
+          <w:szCs w:val="24"/>
+        </w:rPr>
+        <w:t xml:space="preserve"> do tipo múltiplos (L e X). Para a conexão do eletroduto ao </w:t>
+      </w:r>
+      <w:proofErr w:type="spellStart"/>
+      <w:r>
+        <w:rPr>
+          <w:color w:val="000000"/>
+          <w:sz w:val="24"/>
+          <w:szCs w:val="24"/>
+        </w:rPr>
         <w:t>condulete</w:t>
       </w:r>
       <w:proofErr w:type="spellEnd"/>
@@ -3993,7 +4552,25 @@
           <w:sz w:val="24"/>
           <w:szCs w:val="24"/>
         </w:rPr>
-        <w:t xml:space="preserve"> ou caixa de derivação em PVC de dimensão adequada ao diâmetro do eletroduto.</w:t>
+        <w:t xml:space="preserve"> do tipo múltiplo, deverá ser utilizada conector compatível com diâmetro do eletroduto e rosca do </w:t>
+      </w:r>
+      <w:proofErr w:type="spellStart"/>
+      <w:r>
+        <w:rPr>
+          <w:color w:val="000000"/>
+          <w:sz w:val="24"/>
+          <w:szCs w:val="24"/>
+        </w:rPr>
+        <w:t>condulete</w:t>
+      </w:r>
+      <w:proofErr w:type="spellEnd"/>
+      <w:r>
+        <w:rPr>
+          <w:color w:val="000000"/>
+          <w:sz w:val="24"/>
+          <w:szCs w:val="24"/>
+        </w:rPr>
+        <w:t>.</w:t>
       </w:r>
     </w:p>
     <w:p>
@@ -4013,8 +4590,47 @@
           <w:sz w:val="24"/>
           <w:szCs w:val="24"/>
         </w:rPr>
-        <w:t>Não poderão ser feitas curvas nos tubos rígidos, utilizando, quando necessário, curvas pré-fabricadas. As curvas serão de padrão comercial e escolhido de acordo com o diâmetro do duto empregado.</w:t>
-      </w:r>
+        <w:t xml:space="preserve">Todas as caixas de passagem aparentes (de sobrepor), incluindo </w:t>
+      </w:r>
+      <w:proofErr w:type="spellStart"/>
+      <w:r>
+        <w:rPr>
+          <w:color w:val="000000"/>
+          <w:sz w:val="24"/>
+          <w:szCs w:val="24"/>
+        </w:rPr>
+        <w:t>conduletes</w:t>
+      </w:r>
+      <w:proofErr w:type="spellEnd"/>
+      <w:r>
+        <w:rPr>
+          <w:color w:val="000000"/>
+          <w:sz w:val="24"/>
+          <w:szCs w:val="24"/>
+        </w:rPr>
+        <w:t>, deverão ser fabricados em aço-carbono ou alumínio. As caixas de passagem embutidas em parede poderão de PVC</w:t>
+      </w:r>
+      <w:r>
+        <w:rPr>
+          <w:color w:val="000000"/>
+          <w:sz w:val="24"/>
+          <w:szCs w:val="24"/>
+        </w:rPr>
+        <w:t>.</w:t>
+      </w:r>
+    </w:p>
+    <w:p>
+      <w:pPr>
+        <w:pStyle w:val="Ttulo2"/>
+      </w:pPr>
+      <w:bookmarkStart w:id="18" w:name="_Toc235521492"/>
+      <w:r>
+        <w:rPr>
+          <w:rStyle w:val="Ttulo2Char"/>
+        </w:rPr>
+        <w:t>ELETROCALHAS</w:t>
+      </w:r>
+      <w:bookmarkEnd w:id="18"/>
     </w:p>
     <w:p>
       <w:pPr>
@@ -4033,8 +4649,37 @@
           <w:sz w:val="24"/>
           <w:szCs w:val="24"/>
         </w:rPr>
-        <w:t>Os eletrodutos aparentes deverão ser fixados meio de abraçadeiras tipo copo, espaçadas a cada 1,0m. Os eletrodutos instalados suspensos sobre forro deverão ser fixados por meio de vergalhão rosca total e abraçadeiras tipo D com parafuso, espaçadas a cada 1,0m.</w:t>
-      </w:r>
+        <w:t>[JJJJ]</w:t>
+      </w:r>
+    </w:p>
+    <w:p>
+      <w:pPr>
+        <w:pStyle w:val="Ttulo2"/>
+        <w:rPr>
+          <w:rStyle w:val="Ttulo2Char"/>
+        </w:rPr>
+      </w:pPr>
+      <w:bookmarkStart w:id="19" w:name="_Toc235521493"/>
+      <w:r>
+        <w:rPr>
+          <w:rStyle w:val="Ttulo2Char"/>
+        </w:rPr>
+        <w:t>CONDUTORES</w:t>
+      </w:r>
+      <w:bookmarkEnd w:id="19"/>
+    </w:p>
+    <w:p>
+      <w:pPr>
+        <w:pStyle w:val="Ttulo3"/>
+      </w:pPr>
+      <w:bookmarkStart w:id="20" w:name="_Toc235521494"/>
+      <w:r>
+        <w:rPr>
+          <w:rStyle w:val="Ttulo2Char"/>
+        </w:rPr>
+        <w:t>Recomendações Gerais</w:t>
+      </w:r>
+      <w:bookmarkEnd w:id="20"/>
     </w:p>
     <w:p>
       <w:pPr>
@@ -4053,7 +4698,25 @@
           <w:sz w:val="24"/>
           <w:szCs w:val="24"/>
         </w:rPr>
-        <w:t>Deverá ser disponibilizado guia de arame galvanizado para posterior lançamento dos cabos.</w:t>
+        <w:t xml:space="preserve">É expressamente proibida a instalação de linhas elétricas no interior de dutos de exaustão de fumaça ou de ventilação (“dutos de </w:t>
+      </w:r>
+      <w:proofErr w:type="gramStart"/>
+      <w:r>
+        <w:rPr>
+          <w:color w:val="000000"/>
+          <w:sz w:val="24"/>
+          <w:szCs w:val="24"/>
+        </w:rPr>
+        <w:t>ar condicionado</w:t>
+      </w:r>
+      <w:proofErr w:type="gramEnd"/>
+      <w:r>
+        <w:rPr>
+          <w:color w:val="000000"/>
+          <w:sz w:val="24"/>
+          <w:szCs w:val="24"/>
+        </w:rPr>
+        <w:t>” etc.), bem como fosso de elevador, de plataforma elevatória ou de monta-carga.</w:t>
       </w:r>
     </w:p>
     <w:p>
@@ -4073,7 +4736,7 @@
           <w:sz w:val="24"/>
           <w:szCs w:val="24"/>
         </w:rPr>
-        <w:t>Todas as derivações a partir de eletrocalhas ou perfilados deverão ser realizadas utilizando peças do tipo saída horizontal ou vertical para eletroduto.</w:t>
+        <w:t>As linhas elétricas aparentes constituídas por condutos abertos (bandejas perfuradas, perfilados, leito de cabos, eletrocalhas sem tampa, suportes e prateleiras) deverão utilizar cabos e condutos livres de halogênios e com baixa emissão de fumaça e gases tóxicos.</w:t>
       </w:r>
     </w:p>
     <w:p>
@@ -4093,7 +4756,27 @@
           <w:sz w:val="24"/>
           <w:szCs w:val="24"/>
         </w:rPr>
-        <w:t xml:space="preserve">Todos os acessórios e </w:t>
+        <w:t>Em nenhuma hipótese será permitida a instalação de cabos diretamente embutidos em alvenaria.</w:t>
+      </w:r>
+    </w:p>
+    <w:p>
+      <w:pPr>
+        <w:spacing w:line="360" w:lineRule="auto"/>
+        <w:ind w:firstLine="720"/>
+        <w:jc w:val="both"/>
+        <w:rPr>
+          <w:color w:val="000000"/>
+          <w:sz w:val="24"/>
+          <w:szCs w:val="24"/>
+        </w:rPr>
+      </w:pPr>
+      <w:r>
+        <w:rPr>
+          <w:color w:val="000000"/>
+          <w:sz w:val="24"/>
+          <w:szCs w:val="24"/>
+        </w:rPr>
+        <w:t>Em linhas elétricas presentes em “</w:t>
       </w:r>
       <w:proofErr w:type="spellStart"/>
       <w:r>
@@ -4102,7 +4785,7 @@
           <w:sz w:val="24"/>
           <w:szCs w:val="24"/>
         </w:rPr>
-        <w:t>conduletes</w:t>
+        <w:t>shafts</w:t>
       </w:r>
       <w:proofErr w:type="spellEnd"/>
       <w:r>
@@ -4111,7 +4794,7 @@
           <w:sz w:val="24"/>
           <w:szCs w:val="24"/>
         </w:rPr>
-        <w:t xml:space="preserve"> serão do tipo sem rosca, utilizando apenas parafuso para fixação de eletroduto.</w:t>
+        <w:t>” (poço vertical), deverá ser obturada a passagem de um pavimento ao outro de modo a impedir a propagação de incêndio. Esse bloqueio deverá ser garantido por materiais capazes de suportar a ação de chama direta. Os condutores utilizados deverão ser obrigatoriamente resistentes ao fogo, livres de halogênio e com baixa emissão de fumaça e gases tóxicos.</w:t>
       </w:r>
     </w:p>
     <w:p>
@@ -4131,98 +4814,18 @@
           <w:sz w:val="24"/>
           <w:szCs w:val="24"/>
         </w:rPr>
-        <w:t xml:space="preserve">Todos os </w:t>
-      </w:r>
-      <w:proofErr w:type="spellStart"/>
-      <w:r>
-        <w:rPr>
-          <w:color w:val="000000"/>
-          <w:sz w:val="24"/>
-          <w:szCs w:val="24"/>
-        </w:rPr>
-        <w:t>conduletes</w:t>
-      </w:r>
-      <w:proofErr w:type="spellEnd"/>
-      <w:r>
-        <w:rPr>
-          <w:color w:val="000000"/>
-          <w:sz w:val="24"/>
-          <w:szCs w:val="24"/>
-        </w:rPr>
-        <w:t xml:space="preserve"> deverão ser tampados. Nos </w:t>
-      </w:r>
-      <w:proofErr w:type="spellStart"/>
-      <w:r>
-        <w:rPr>
-          <w:color w:val="000000"/>
-          <w:sz w:val="24"/>
-          <w:szCs w:val="24"/>
-        </w:rPr>
-        <w:t>conduletes</w:t>
-      </w:r>
-      <w:proofErr w:type="spellEnd"/>
-      <w:r>
-        <w:rPr>
-          <w:color w:val="000000"/>
-          <w:sz w:val="24"/>
-          <w:szCs w:val="24"/>
-        </w:rPr>
-        <w:t xml:space="preserve"> em áreas externas, as tampas deverão ser do tipo com vedação. Deverão ser utilizados apenas </w:t>
-      </w:r>
-      <w:proofErr w:type="spellStart"/>
-      <w:r>
-        <w:rPr>
-          <w:color w:val="000000"/>
-          <w:sz w:val="24"/>
-          <w:szCs w:val="24"/>
-        </w:rPr>
-        <w:t>conduletes</w:t>
-      </w:r>
-      <w:proofErr w:type="spellEnd"/>
-      <w:r>
-        <w:rPr>
-          <w:color w:val="000000"/>
-          <w:sz w:val="24"/>
-          <w:szCs w:val="24"/>
-        </w:rPr>
-        <w:t xml:space="preserve"> do tipo múltiplos (L e X). Para a conexão do eletroduto ao </w:t>
-      </w:r>
-      <w:proofErr w:type="spellStart"/>
-      <w:r>
-        <w:rPr>
-          <w:color w:val="000000"/>
-          <w:sz w:val="24"/>
-          <w:szCs w:val="24"/>
-        </w:rPr>
-        <w:t>condulete</w:t>
-      </w:r>
-      <w:proofErr w:type="spellEnd"/>
-      <w:r>
-        <w:rPr>
-          <w:color w:val="000000"/>
-          <w:sz w:val="24"/>
-          <w:szCs w:val="24"/>
-        </w:rPr>
-        <w:t xml:space="preserve"> do tipo múltiplo, deverá ser utilizada conector compatível com diâmetro do eletroduto e rosca do </w:t>
-      </w:r>
-      <w:proofErr w:type="spellStart"/>
-      <w:r>
-        <w:rPr>
-          <w:color w:val="000000"/>
-          <w:sz w:val="24"/>
-          <w:szCs w:val="24"/>
-        </w:rPr>
-        <w:t>condulete</w:t>
-      </w:r>
-      <w:proofErr w:type="spellEnd"/>
-      <w:r>
-        <w:rPr>
-          <w:color w:val="000000"/>
-          <w:sz w:val="24"/>
-          <w:szCs w:val="24"/>
-        </w:rPr>
-        <w:t>.</w:t>
-      </w:r>
+        <w:t>Todos os condutores utilizados na rede elétrica deveram ser cabos flexíveis, desenvolvidos em atendimento à norma NBR 132448:2014.</w:t>
+      </w:r>
+    </w:p>
+    <w:p>
+      <w:pPr>
+        <w:pStyle w:val="Ttulo3"/>
+      </w:pPr>
+      <w:bookmarkStart w:id="21" w:name="_Toc235521495"/>
+      <w:r>
+        <w:t>Condutores dos circuitos terminais</w:t>
+      </w:r>
+      <w:bookmarkEnd w:id="21"/>
     </w:p>
     <w:p>
       <w:pPr>
@@ -4241,47 +4844,8 @@
           <w:sz w:val="24"/>
           <w:szCs w:val="24"/>
         </w:rPr>
-        <w:t xml:space="preserve">Todas as caixas de passagem aparentes (de sobrepor), incluindo </w:t>
-      </w:r>
-      <w:proofErr w:type="spellStart"/>
-      <w:r>
-        <w:rPr>
-          <w:color w:val="000000"/>
-          <w:sz w:val="24"/>
-          <w:szCs w:val="24"/>
-        </w:rPr>
-        <w:t>conduletes</w:t>
-      </w:r>
-      <w:proofErr w:type="spellEnd"/>
-      <w:r>
-        <w:rPr>
-          <w:color w:val="000000"/>
-          <w:sz w:val="24"/>
-          <w:szCs w:val="24"/>
-        </w:rPr>
-        <w:t>, deverão ser fabricados em aço-carbono ou alumínio. As caixas de passagem embutidas em parede poderão de PVC</w:t>
-      </w:r>
-      <w:r>
-        <w:rPr>
-          <w:color w:val="000000"/>
-          <w:sz w:val="24"/>
-          <w:szCs w:val="24"/>
-        </w:rPr>
-        <w:t>.</w:t>
-      </w:r>
-    </w:p>
-    <w:p>
-      <w:pPr>
-        <w:pStyle w:val="Ttulo2"/>
-      </w:pPr>
-      <w:bookmarkStart w:id="18" w:name="_Toc235521492"/>
-      <w:r>
-        <w:rPr>
-          <w:rStyle w:val="Ttulo2Char"/>
-        </w:rPr>
-        <w:t>ELETROCALHAS</w:t>
-      </w:r>
-      <w:bookmarkEnd w:id="18"/>
+        <w:t>São os condutores responsáveis pela alimentação diretamente dos pontos de consumo de energia.</w:t>
+      </w:r>
     </w:p>
     <w:p>
       <w:pPr>
@@ -4300,222 +4864,7 @@
           <w:sz w:val="24"/>
           <w:szCs w:val="24"/>
         </w:rPr>
-        <w:t>[JJJJ]</w:t>
-      </w:r>
-    </w:p>
-    <w:p>
-      <w:pPr>
-        <w:pStyle w:val="Ttulo2"/>
-        <w:rPr>
-          <w:rStyle w:val="Ttulo2Char"/>
-        </w:rPr>
-      </w:pPr>
-      <w:bookmarkStart w:id="19" w:name="_Toc235521493"/>
-      <w:r>
-        <w:rPr>
-          <w:rStyle w:val="Ttulo2Char"/>
-        </w:rPr>
         <w:lastRenderedPageBreak/>
-        <w:t>CONDUTORES</w:t>
-      </w:r>
-      <w:bookmarkEnd w:id="19"/>
-    </w:p>
-    <w:p>
-      <w:pPr>
-        <w:pStyle w:val="Ttulo3"/>
-      </w:pPr>
-      <w:bookmarkStart w:id="20" w:name="_Toc235521494"/>
-      <w:r>
-        <w:rPr>
-          <w:rStyle w:val="Ttulo2Char"/>
-        </w:rPr>
-        <w:t>Recomendações Gerais</w:t>
-      </w:r>
-      <w:bookmarkEnd w:id="20"/>
-    </w:p>
-    <w:p>
-      <w:pPr>
-        <w:spacing w:line="360" w:lineRule="auto"/>
-        <w:ind w:firstLine="720"/>
-        <w:jc w:val="both"/>
-        <w:rPr>
-          <w:color w:val="000000"/>
-          <w:sz w:val="24"/>
-          <w:szCs w:val="24"/>
-        </w:rPr>
-      </w:pPr>
-      <w:r>
-        <w:rPr>
-          <w:color w:val="000000"/>
-          <w:sz w:val="24"/>
-          <w:szCs w:val="24"/>
-        </w:rPr>
-        <w:t xml:space="preserve">É expressamente proibida a instalação de linhas elétricas no interior de dutos de exaustão de fumaça ou de ventilação (“dutos de </w:t>
-      </w:r>
-      <w:proofErr w:type="gramStart"/>
-      <w:r>
-        <w:rPr>
-          <w:color w:val="000000"/>
-          <w:sz w:val="24"/>
-          <w:szCs w:val="24"/>
-        </w:rPr>
-        <w:t>ar condicionado</w:t>
-      </w:r>
-      <w:proofErr w:type="gramEnd"/>
-      <w:r>
-        <w:rPr>
-          <w:color w:val="000000"/>
-          <w:sz w:val="24"/>
-          <w:szCs w:val="24"/>
-        </w:rPr>
-        <w:t>” etc.), bem como fosso de elevador, de plataforma elevatória ou de monta-carga.</w:t>
-      </w:r>
-    </w:p>
-    <w:p>
-      <w:pPr>
-        <w:spacing w:line="360" w:lineRule="auto"/>
-        <w:ind w:firstLine="720"/>
-        <w:jc w:val="both"/>
-        <w:rPr>
-          <w:color w:val="000000"/>
-          <w:sz w:val="24"/>
-          <w:szCs w:val="24"/>
-        </w:rPr>
-      </w:pPr>
-      <w:r>
-        <w:rPr>
-          <w:color w:val="000000"/>
-          <w:sz w:val="24"/>
-          <w:szCs w:val="24"/>
-        </w:rPr>
-        <w:t>As linhas elétricas aparentes constituídas por condutos abertos (bandejas perfuradas, perfilados, leito de cabos, eletrocalhas sem tampa, suportes e prateleiras) deverão utilizar cabos e condutos livres de halogênios e com baixa emissão de fumaça e gases tóxicos.</w:t>
-      </w:r>
-    </w:p>
-    <w:p>
-      <w:pPr>
-        <w:spacing w:line="360" w:lineRule="auto"/>
-        <w:ind w:firstLine="720"/>
-        <w:jc w:val="both"/>
-        <w:rPr>
-          <w:color w:val="000000"/>
-          <w:sz w:val="24"/>
-          <w:szCs w:val="24"/>
-        </w:rPr>
-      </w:pPr>
-      <w:r>
-        <w:rPr>
-          <w:color w:val="000000"/>
-          <w:sz w:val="24"/>
-          <w:szCs w:val="24"/>
-        </w:rPr>
-        <w:t>Em nenhuma hipótese será permitida a instalação de cabos diretamente embutidos em alvenaria.</w:t>
-      </w:r>
-    </w:p>
-    <w:p>
-      <w:pPr>
-        <w:spacing w:line="360" w:lineRule="auto"/>
-        <w:ind w:firstLine="720"/>
-        <w:jc w:val="both"/>
-        <w:rPr>
-          <w:color w:val="000000"/>
-          <w:sz w:val="24"/>
-          <w:szCs w:val="24"/>
-        </w:rPr>
-      </w:pPr>
-      <w:r>
-        <w:rPr>
-          <w:color w:val="000000"/>
-          <w:sz w:val="24"/>
-          <w:szCs w:val="24"/>
-        </w:rPr>
-        <w:t>Em linhas elétricas presentes em “</w:t>
-      </w:r>
-      <w:proofErr w:type="spellStart"/>
-      <w:r>
-        <w:rPr>
-          <w:color w:val="000000"/>
-          <w:sz w:val="24"/>
-          <w:szCs w:val="24"/>
-        </w:rPr>
-        <w:t>shafts</w:t>
-      </w:r>
-      <w:proofErr w:type="spellEnd"/>
-      <w:r>
-        <w:rPr>
-          <w:color w:val="000000"/>
-          <w:sz w:val="24"/>
-          <w:szCs w:val="24"/>
-        </w:rPr>
-        <w:t>” (poço vertical), deverá ser obturada a passagem de um pavimento ao outro de modo a impedir a propagação de incêndio. Esse bloqueio deverá ser garantido por materiais capazes de suportar a ação de chama direta. Os condutores utilizados deverão ser obrigatoriamente resistentes ao fogo, livres de halogênio e com baixa emissão de fumaça e gases tóxicos.</w:t>
-      </w:r>
-    </w:p>
-    <w:p>
-      <w:pPr>
-        <w:spacing w:line="360" w:lineRule="auto"/>
-        <w:ind w:firstLine="720"/>
-        <w:jc w:val="both"/>
-        <w:rPr>
-          <w:color w:val="000000"/>
-          <w:sz w:val="24"/>
-          <w:szCs w:val="24"/>
-        </w:rPr>
-      </w:pPr>
-      <w:r>
-        <w:rPr>
-          <w:color w:val="000000"/>
-          <w:sz w:val="24"/>
-          <w:szCs w:val="24"/>
-        </w:rPr>
-        <w:t>Todos os condutores utilizados na rede elétrica deveram ser cabos flexíveis, desenvolvidos em atendimento à norma NBR 132448:2014.</w:t>
-      </w:r>
-    </w:p>
-    <w:p>
-      <w:pPr>
-        <w:pStyle w:val="Ttulo3"/>
-      </w:pPr>
-      <w:bookmarkStart w:id="21" w:name="_Toc235521495"/>
-      <w:r>
-        <w:t>Condutores dos circuitos terminais</w:t>
-      </w:r>
-      <w:bookmarkEnd w:id="21"/>
-    </w:p>
-    <w:p>
-      <w:pPr>
-        <w:spacing w:line="360" w:lineRule="auto"/>
-        <w:ind w:firstLine="720"/>
-        <w:jc w:val="both"/>
-        <w:rPr>
-          <w:color w:val="000000"/>
-          <w:sz w:val="24"/>
-          <w:szCs w:val="24"/>
-        </w:rPr>
-      </w:pPr>
-      <w:r>
-        <w:rPr>
-          <w:color w:val="000000"/>
-          <w:sz w:val="24"/>
-          <w:szCs w:val="24"/>
-        </w:rPr>
-        <w:t>São os condutores responsáveis pela alimentação diretamente dos pontos de consumo de energia.</w:t>
-      </w:r>
-    </w:p>
-    <w:p>
-      <w:pPr>
-        <w:spacing w:line="360" w:lineRule="auto"/>
-        <w:ind w:firstLine="720"/>
-        <w:jc w:val="both"/>
-        <w:rPr>
-          <w:color w:val="000000"/>
-          <w:sz w:val="24"/>
-          <w:szCs w:val="24"/>
-        </w:rPr>
-      </w:pPr>
-      <w:r>
-        <w:rPr>
-          <w:color w:val="000000"/>
-          <w:sz w:val="24"/>
-          <w:szCs w:val="24"/>
-        </w:rPr>
         <w:t>Deverão apresentar as seguintes especificações mínimas</w:t>
       </w:r>
       <w:r>
@@ -4904,7 +5253,6 @@
           <w:sz w:val="24"/>
           <w:szCs w:val="24"/>
         </w:rPr>
-        <w:lastRenderedPageBreak/>
         <w:t>Deverão apresentar as seguintes especificações mínimas</w:t>
       </w:r>
       <w:r>
@@ -5650,6 +5998,7 @@
           <w:sz w:val="24"/>
           <w:szCs w:val="24"/>
         </w:rPr>
+        <w:lastRenderedPageBreak/>
         <w:t>Neutro:</w:t>
       </w:r>
       <w:r>
@@ -5863,7 +6212,6 @@
         <w:rPr>
           <w:rStyle w:val="Ttulo2Char"/>
         </w:rPr>
-        <w:lastRenderedPageBreak/>
         <w:t>IDENTIFICAÇÃO DOS ELEMENTOS DA INSTALAÇÃO</w:t>
       </w:r>
       <w:bookmarkEnd w:id="24"/>
@@ -6179,6 +6527,7 @@
           <w:sz w:val="24"/>
           <w:szCs w:val="24"/>
         </w:rPr>
+        <w:lastRenderedPageBreak/>
         <w:t>DISPOSITIVOS DE MANOBRA E PROTEÇÃO</w:t>
       </w:r>
       <w:bookmarkEnd w:id="26"/>
@@ -6302,7 +6651,6 @@
           <w:sz w:val="24"/>
           <w:szCs w:val="24"/>
         </w:rPr>
-        <w:lastRenderedPageBreak/>
         <w:drawing>
           <wp:inline distT="0" distB="0" distL="0" distR="0" wp14:anchorId="4DC61D88" wp14:editId="267AE4A3">
             <wp:extent cx="4086225" cy="2018567"/>
@@ -6436,6 +6784,7 @@
           <w:sz w:val="24"/>
           <w:szCs w:val="24"/>
         </w:rPr>
+        <w:lastRenderedPageBreak/>
         <w:t>A instalação dos DPS deverá ser realizada de forma adequada, com condutores de interligação de menor comprimento possível, devidamente conectados às fases, ao neutro, quando aplicável, e ao barramento de proteção/aterramento do quadro. Os dispositivos deverão possuir sinalização de estado operacional e permitir substituição em caso de atuação ou fim de vida útil.</w:t>
       </w:r>
     </w:p>
@@ -6476,7 +6825,6 @@
           <w:sz w:val="24"/>
           <w:szCs w:val="24"/>
         </w:rPr>
-        <w:lastRenderedPageBreak/>
         <w:drawing>
           <wp:inline distT="0" distB="0" distL="0" distR="0" wp14:anchorId="0CCF57E9" wp14:editId="65018B5C">
             <wp:extent cx="2981325" cy="2981325"/>
@@ -6658,6 +7006,7 @@
           <w:sz w:val="24"/>
           <w:szCs w:val="24"/>
         </w:rPr>
+        <w:lastRenderedPageBreak/>
         <w:drawing>
           <wp:inline distT="0" distB="0" distL="0" distR="0" wp14:anchorId="6E50C050" wp14:editId="6D490F1C">
             <wp:extent cx="4876575" cy="2257425"/>
@@ -6776,16 +7125,7 @@
           <w:sz w:val="24"/>
           <w:szCs w:val="24"/>
         </w:rPr>
-        <w:t xml:space="preserve">As instalações elétricas deverão ser executadas em conformidade com o projeto elétrico, este memorial descritivo, as normas técnicas vigentes e as recomendações dos fabricantes dos materiais e equipamentos especificados. Todos </w:t>
-      </w:r>
-      <w:r>
-        <w:rPr>
-          <w:color w:val="000000"/>
-          <w:sz w:val="24"/>
-          <w:szCs w:val="24"/>
-        </w:rPr>
-        <w:lastRenderedPageBreak/>
-        <w:t>os serviços deverão ser realizados por profissionais habilitados e qualificados, observando os critérios de segurança, funcionalidade, desempenho e qualidade exigidos para instalações elétricas de baixa tensão.</w:t>
+        <w:t>As instalações elétricas deverão ser executadas em conformidade com o projeto elétrico, este memorial descritivo, as normas técnicas vigentes e as recomendações dos fabricantes dos materiais e equipamentos especificados. Todos os serviços deverão ser realizados por profissionais habilitados e qualificados, observando os critérios de segurança, funcionalidade, desempenho e qualidade exigidos para instalações elétricas de baixa tensão.</w:t>
       </w:r>
     </w:p>
     <w:p>
@@ -9259,7 +9599,6 @@
   <w:style w:type="character" w:default="1" w:styleId="Fontepargpadro">
     <w:name w:val="Default Paragraph Font"/>
     <w:uiPriority w:val="1"/>
-    <w:semiHidden/>
     <w:unhideWhenUsed/>
   </w:style>
   <w:style w:type="table" w:default="1" w:styleId="Tabelanormal">
@@ -10206,6 +10545,41 @@
 </file>
 
 <file path=customXml/item1.xml><?xml version="1.0" encoding="utf-8"?>
+<go:gDocsCustomXmlDataStorage xmlns:go="http://customooxmlschemas.google.com/" xmlns:r="http://schemas.openxmlformats.org/officeDocument/2006/relationships" uri="GoogleDocsCustomDataVersion2">
+  <go:docsCustomData xmlns:go="http://customooxmlschemas.google.com/" roundtripDataSignature="AMtx7mhx1lXjm647vcM1LZOQ04kbTy8lDg==">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</go:docsCustomData>
+</go:gDocsCustomXmlDataStorage>
+</file>
+
+<file path=customXml/item2.xml><?xml version="1.0" encoding="utf-8"?>
+<b:Sources xmlns:b="http://schemas.openxmlformats.org/officeDocument/2006/bibliography" xmlns="http://schemas.openxmlformats.org/officeDocument/2006/bibliography" SelectedStyle="\APASixthEditionOfficeOnline.xsl" StyleName="APA" Version="6"/>
+</file>
+
+<file path=customXml/item3.xml><?xml version="1.0" encoding="utf-8"?>
+<p:properties xmlns:p="http://schemas.microsoft.com/office/2006/metadata/properties" xmlns:xsi="http://www.w3.org/2001/XMLSchema-instance" xmlns:pc="http://schemas.microsoft.com/office/infopath/2007/PartnerControls">
+  <documentManagement>
+    <TaxCatchAll xmlns="ab6bdf74-870e-40d0-b701-04787b55b19a" xsi:nil="true"/>
+    <Link xmlns="66367999-145d-416e-8089-c2616e290f81">
+      <Url xsi:nil="true"/>
+      <Description xsi:nil="true"/>
+    </Link>
+    <lcf76f155ced4ddcb4097134ff3c332f xmlns="66367999-145d-416e-8089-c2616e290f81">
+      <Terms xmlns="http://schemas.microsoft.com/office/infopath/2007/PartnerControls"/>
+    </lcf76f155ced4ddcb4097134ff3c332f>
+    <_Flow_SignoffStatus xmlns="66367999-145d-416e-8089-c2616e290f81" xsi:nil="true"/>
+  </documentManagement>
+</p:properties>
+</file>
+
+<file path=customXml/item4.xml><?xml version="1.0" encoding="utf-8"?>
+<?mso-contentType ?>
+<FormTemplates xmlns="http://schemas.microsoft.com/sharepoint/v3/contenttype/forms">
+  <Display>DocumentLibraryForm</Display>
+  <Edit>DocumentLibraryForm</Edit>
+  <New>DocumentLibraryForm</New>
+</FormTemplates>
+</file>
+
+<file path=customXml/item5.xml><?xml version="1.0" encoding="utf-8"?>
 <ct:contentTypeSchema xmlns:ct="http://schemas.microsoft.com/office/2006/metadata/contentType" xmlns:ma="http://schemas.microsoft.com/office/2006/metadata/properties/metaAttributes" ct:_="" ma:_="" ma:contentTypeName="Documento" ma:contentTypeID="0x01010090BD7F654C36E249870AD2B43CC99066" ma:contentTypeVersion="25" ma:contentTypeDescription="Crie um novo documento." ma:contentTypeScope="" ma:versionID="7aafbe2a8f4be360eca24a5952e7a582">
   <xsd:schema xmlns:xsd="http://www.w3.org/2001/XMLSchema" xmlns:xs="http://www.w3.org/2001/XMLSchema" xmlns:p="http://schemas.microsoft.com/office/2006/metadata/properties" xmlns:ns2="66367999-145d-416e-8089-c2616e290f81" xmlns:ns3="ab6bdf74-870e-40d0-b701-04787b55b19a" targetNamespace="http://schemas.microsoft.com/office/2006/metadata/properties" ma:root="true" ma:fieldsID="9b04a4bffefe874e6e37c372f87d08c5" ns2:_="" ns3:_="">
     <xsd:import namespace="66367999-145d-416e-8089-c2616e290f81"/>
@@ -10495,42 +10869,43 @@
 </ct:contentTypeSchema>
 </file>
 
-<file path=customXml/item2.xml><?xml version="1.0" encoding="utf-8"?>
-<go:gDocsCustomXmlDataStorage xmlns:go="http://customooxmlschemas.google.com/" xmlns:r="http://schemas.openxmlformats.org/officeDocument/2006/relationships" uri="GoogleDocsCustomDataVersion2">
-  <go:docsCustomData xmlns:go="http://customooxmlschemas.google.com/" roundtripDataSignature="AMtx7mhx1lXjm647vcM1LZOQ04kbTy8lDg==">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</go:docsCustomData>
-</go:gDocsCustomXmlDataStorage>
+<file path=customXml/itemProps1.xml><?xml version="1.0" encoding="utf-8"?>
+<ds:datastoreItem xmlns:ds="http://schemas.openxmlformats.org/officeDocument/2006/customXml" ds:itemID="{11111111-1234-1234-1234-123412341234}">
+  <ds:schemaRefs>
+    <ds:schemaRef ds:uri="http://customooxmlschemas.google.com/"/>
+    <ds:schemaRef ds:uri="http://schemas.openxmlformats.org/officeDocument/2006/relationships"/>
+  </ds:schemaRefs>
+</ds:datastoreItem>
 </file>
 
-<file path=customXml/item3.xml><?xml version="1.0" encoding="utf-8"?>
-<b:Sources xmlns:b="http://schemas.openxmlformats.org/officeDocument/2006/bibliography" xmlns="http://schemas.openxmlformats.org/officeDocument/2006/bibliography" SelectedStyle="\APASixthEditionOfficeOnline.xsl" StyleName="APA" Version="6"/>
+<file path=customXml/itemProps2.xml><?xml version="1.0" encoding="utf-8"?>
+<ds:datastoreItem xmlns:ds="http://schemas.openxmlformats.org/officeDocument/2006/customXml" ds:itemID="{F4F81F43-B9B4-4FBB-A6A9-7766FAA6F74A}">
+  <ds:schemaRefs>
+    <ds:schemaRef ds:uri="http://schemas.openxmlformats.org/officeDocument/2006/bibliography"/>
+  </ds:schemaRefs>
+</ds:datastoreItem>
 </file>
 
-<file path=customXml/item4.xml><?xml version="1.0" encoding="utf-8"?>
-<p:properties xmlns:p="http://schemas.microsoft.com/office/2006/metadata/properties" xmlns:xsi="http://www.w3.org/2001/XMLSchema-instance" xmlns:pc="http://schemas.microsoft.com/office/infopath/2007/PartnerControls">
-  <documentManagement>
-    <TaxCatchAll xmlns="ab6bdf74-870e-40d0-b701-04787b55b19a" xsi:nil="true"/>
-    <Link xmlns="66367999-145d-416e-8089-c2616e290f81">
-      <Url xsi:nil="true"/>
-      <Description xsi:nil="true"/>
-    </Link>
-    <lcf76f155ced4ddcb4097134ff3c332f xmlns="66367999-145d-416e-8089-c2616e290f81">
-      <Terms xmlns="http://schemas.microsoft.com/office/infopath/2007/PartnerControls"/>
-    </lcf76f155ced4ddcb4097134ff3c332f>
-    <_Flow_SignoffStatus xmlns="66367999-145d-416e-8089-c2616e290f81" xsi:nil="true"/>
-  </documentManagement>
-</p:properties>
+<file path=customXml/itemProps3.xml><?xml version="1.0" encoding="utf-8"?>
+<ds:datastoreItem xmlns:ds="http://schemas.openxmlformats.org/officeDocument/2006/customXml" ds:itemID="{59DEDD4B-7477-40F3-9154-656B192844A8}">
+  <ds:schemaRefs>
+    <ds:schemaRef ds:uri="http://schemas.microsoft.com/office/2006/metadata/properties"/>
+    <ds:schemaRef ds:uri="http://schemas.microsoft.com/office/infopath/2007/PartnerControls"/>
+    <ds:schemaRef ds:uri="ab6bdf74-870e-40d0-b701-04787b55b19a"/>
+    <ds:schemaRef ds:uri="66367999-145d-416e-8089-c2616e290f81"/>
+  </ds:schemaRefs>
+</ds:datastoreItem>
 </file>
 
-<file path=customXml/item5.xml><?xml version="1.0" encoding="utf-8"?>
-<?mso-contentType ?>
-<FormTemplates xmlns="http://schemas.microsoft.com/sharepoint/v3/contenttype/forms">
-  <Display>DocumentLibraryForm</Display>
-  <Edit>DocumentLibraryForm</Edit>
-  <New>DocumentLibraryForm</New>
-</FormTemplates>
+<file path=customXml/itemProps4.xml><?xml version="1.0" encoding="utf-8"?>
+<ds:datastoreItem xmlns:ds="http://schemas.openxmlformats.org/officeDocument/2006/customXml" ds:itemID="{4F1AEC50-4A1A-4CA0-9059-1BBE99D2C5D0}">
+  <ds:schemaRefs>
+    <ds:schemaRef ds:uri="http://schemas.microsoft.com/sharepoint/v3/contenttype/forms"/>
+  </ds:schemaRefs>
+</ds:datastoreItem>
 </file>
 
-<file path=customXml/itemProps1.xml><?xml version="1.0" encoding="utf-8"?>
+<file path=customXml/itemProps5.xml><?xml version="1.0" encoding="utf-8"?>
 <ds:datastoreItem xmlns:ds="http://schemas.openxmlformats.org/officeDocument/2006/customXml" ds:itemID="{9AB9154E-7B48-4FBE-8279-AD0A6A0E8C59}">
   <ds:schemaRefs>
     <ds:schemaRef ds:uri="http://schemas.microsoft.com/office/2006/metadata/contentType"/>
@@ -10547,40 +10922,4 @@
     <ds:schemaRef ds:uri="http://schemas.microsoft.com/internal/obd"/>
   </ds:schemaRefs>
 </ds:datastoreItem>
-</file>
-
-<file path=customXml/itemProps2.xml><?xml version="1.0" encoding="utf-8"?>
-<ds:datastoreItem xmlns:ds="http://schemas.openxmlformats.org/officeDocument/2006/customXml" ds:itemID="{11111111-1234-1234-1234-123412341234}">
-  <ds:schemaRefs>
-    <ds:schemaRef ds:uri="http://customooxmlschemas.google.com/"/>
-    <ds:schemaRef ds:uri="http://schemas.openxmlformats.org/officeDocument/2006/relationships"/>
-  </ds:schemaRefs>
-</ds:datastoreItem>
-</file>
-
-<file path=customXml/itemProps3.xml><?xml version="1.0" encoding="utf-8"?>
-<ds:datastoreItem xmlns:ds="http://schemas.openxmlformats.org/officeDocument/2006/customXml" ds:itemID="{F4F81F43-B9B4-4FBB-A6A9-7766FAA6F74A}">
-  <ds:schemaRefs>
-    <ds:schemaRef ds:uri="http://schemas.openxmlformats.org/officeDocument/2006/bibliography"/>
-  </ds:schemaRefs>
-</ds:datastoreItem>
-</file>
-
-<file path=customXml/itemProps4.xml><?xml version="1.0" encoding="utf-8"?>
-<ds:datastoreItem xmlns:ds="http://schemas.openxmlformats.org/officeDocument/2006/customXml" ds:itemID="{59DEDD4B-7477-40F3-9154-656B192844A8}">
-  <ds:schemaRefs>
-    <ds:schemaRef ds:uri="http://schemas.microsoft.com/office/2006/metadata/properties"/>
-    <ds:schemaRef ds:uri="http://schemas.microsoft.com/office/infopath/2007/PartnerControls"/>
-    <ds:schemaRef ds:uri="ab6bdf74-870e-40d0-b701-04787b55b19a"/>
-    <ds:schemaRef ds:uri="66367999-145d-416e-8089-c2616e290f81"/>
-  </ds:schemaRefs>
-</ds:datastoreItem>
-</file>
-
-<file path=customXml/itemProps5.xml><?xml version="1.0" encoding="utf-8"?>
-<ds:datastoreItem xmlns:ds="http://schemas.openxmlformats.org/officeDocument/2006/customXml" ds:itemID="{4F1AEC50-4A1A-4CA0-9059-1BBE99D2C5D0}">
-  <ds:schemaRefs>
-    <ds:schemaRef ds:uri="http://schemas.microsoft.com/sharepoint/v3/contenttype/forms"/>
-  </ds:schemaRefs>
-</ds:datastoreItem>
 </file>
--- a/Memorial/templates/MEM-DESCRITIVO-ELÉTRICO.docx
+++ b/Memorial/templates/MEM-DESCRITIVO-ELÉTRICO.docx
@@ -2824,25 +2824,7 @@
           <w:szCs w:val="24"/>
           <w:lang w:val="en-US"/>
         </w:rPr>
-        <w:t xml:space="preserve"> Lighting of </w:t>
-      </w:r>
-      <w:proofErr w:type="gramStart"/>
-      <w:r>
-        <w:rPr>
-          <w:sz w:val="24"/>
-          <w:szCs w:val="24"/>
-          <w:lang w:val="en-US"/>
-        </w:rPr>
-        <w:t>work places</w:t>
-      </w:r>
-      <w:proofErr w:type="gramEnd"/>
-      <w:r>
-        <w:rPr>
-          <w:sz w:val="24"/>
-          <w:szCs w:val="24"/>
-          <w:lang w:val="en-US"/>
-        </w:rPr>
-        <w:t xml:space="preserve"> </w:t>
+        <w:t xml:space="preserve"> Lighting of work places </w:t>
       </w:r>
       <w:r>
         <w:rPr>
@@ -3203,23 +3185,7 @@
           <w:sz w:val="24"/>
           <w:szCs w:val="24"/>
         </w:rPr>
-        <w:t xml:space="preserve"> previsto dos ambientes, atendendo às exigências normativas aplicáveis, especialmente a ABNT NBR 5410, bem como às boas práticas de engenharia, assegurando proteção </w:t>
-      </w:r>
-      <w:proofErr w:type="gramStart"/>
-      <w:r>
-        <w:rPr>
-          <w:sz w:val="24"/>
-          <w:szCs w:val="24"/>
-        </w:rPr>
-        <w:t>contra choques</w:t>
-      </w:r>
-      <w:proofErr w:type="gramEnd"/>
-      <w:r>
-        <w:rPr>
-          <w:sz w:val="24"/>
-          <w:szCs w:val="24"/>
-        </w:rPr>
-        <w:t xml:space="preserve"> elétricos, sobrecargas, curtos-circuitos e demais condições que possam comprometer a segurança dos usuários e o funcionamento das instalações.</w:t>
+        <w:t xml:space="preserve"> previsto dos ambientes, atendendo às exigências normativas aplicáveis, especialmente a ABNT NBR 5410, bem como às boas práticas de engenharia, assegurando proteção contra choques elétricos, sobrecargas, curtos-circuitos e demais condições que possam comprometer a segurança dos usuários e o funcionamento das instalações.</w:t>
       </w:r>
     </w:p>
     <w:p>
@@ -3601,25 +3567,7 @@
           <w:sz w:val="24"/>
           <w:szCs w:val="24"/>
         </w:rPr>
-        <w:t xml:space="preserve">A CONTRATADA será responsável pela anotação em plantas das divergências e/ou complementações introduzidas durante a construção para posterior apresentação das plantas “As </w:t>
-      </w:r>
-      <w:proofErr w:type="spellStart"/>
-      <w:r>
-        <w:rPr>
-          <w:color w:val="000000"/>
-          <w:sz w:val="24"/>
-          <w:szCs w:val="24"/>
-        </w:rPr>
-        <w:t>Built</w:t>
-      </w:r>
-      <w:proofErr w:type="spellEnd"/>
-      <w:r>
-        <w:rPr>
-          <w:color w:val="000000"/>
-          <w:sz w:val="24"/>
-          <w:szCs w:val="24"/>
-        </w:rPr>
-        <w:t>”.</w:t>
+        <w:t>A CONTRATADA será responsável pela anotação em plantas das divergências e/ou complementações introduzidas durante a construção para posterior apresentação das plantas “As Built”.</w:t>
       </w:r>
     </w:p>
     <w:p>
@@ -3647,7 +3595,39 @@
           <w:sz w:val="24"/>
           <w:szCs w:val="24"/>
         </w:rPr>
-        <w:t>, as pranchas de [BBBH] a [BBBI], constantes nos arquivos:</w:t>
+        <w:t xml:space="preserve">, as pranchas de </w:t>
+      </w:r>
+      <w:r>
+        <w:rPr>
+          <w:color w:val="000000"/>
+          <w:sz w:val="24"/>
+          <w:szCs w:val="24"/>
+        </w:rPr>
+        <w:t xml:space="preserve">01 </w:t>
+      </w:r>
+      <w:r>
+        <w:rPr>
+          <w:color w:val="000000"/>
+          <w:sz w:val="24"/>
+          <w:szCs w:val="24"/>
+        </w:rPr>
+        <w:t>a [BBB</w:t>
+      </w:r>
+      <w:r>
+        <w:rPr>
+          <w:color w:val="000000"/>
+          <w:sz w:val="24"/>
+          <w:szCs w:val="24"/>
+        </w:rPr>
+        <w:t>H</w:t>
+      </w:r>
+      <w:r>
+        <w:rPr>
+          <w:color w:val="000000"/>
+          <w:sz w:val="24"/>
+          <w:szCs w:val="24"/>
+        </w:rPr>
+        <w:t>], constantes nos arquivos:</w:t>
       </w:r>
     </w:p>
     <w:p>
@@ -3900,25 +3880,7 @@
           <w:sz w:val="24"/>
           <w:szCs w:val="24"/>
         </w:rPr>
-        <w:t xml:space="preserve">As portas serão fixadas a caixa ou a estrutura, conforme o caso, através de dobradiças serão providas de fechaduras YALE </w:t>
-      </w:r>
-      <w:proofErr w:type="spellStart"/>
-      <w:r>
-        <w:rPr>
-          <w:color w:val="000000"/>
-          <w:sz w:val="24"/>
-          <w:szCs w:val="24"/>
-        </w:rPr>
-        <w:t>mestradas</w:t>
-      </w:r>
-      <w:proofErr w:type="spellEnd"/>
-      <w:r>
-        <w:rPr>
-          <w:color w:val="000000"/>
-          <w:sz w:val="24"/>
-          <w:szCs w:val="24"/>
-        </w:rPr>
-        <w:t xml:space="preserve"> para todos os quadros. </w:t>
+        <w:t xml:space="preserve">As portas serão fixadas a caixa ou a estrutura, conforme o caso, através de dobradiças serão providas de fechaduras YALE mestradas para todos os quadros. </w:t>
       </w:r>
     </w:p>
     <w:p>
@@ -3938,25 +3900,7 @@
           <w:sz w:val="24"/>
           <w:szCs w:val="24"/>
         </w:rPr>
-        <w:t xml:space="preserve">Todo o quadro deverá conter em seu interior, barra para aterramento adequado de cabos de cobre. Haverá ainda uma barra de neutro executadas em cobre eletrolítico. Os quadros deverão possuir </w:t>
-      </w:r>
-      <w:proofErr w:type="spellStart"/>
-      <w:r>
-        <w:rPr>
-          <w:color w:val="000000"/>
-          <w:sz w:val="24"/>
-          <w:szCs w:val="24"/>
-        </w:rPr>
-        <w:t>borneiras</w:t>
-      </w:r>
-      <w:proofErr w:type="spellEnd"/>
-      <w:r>
-        <w:rPr>
-          <w:color w:val="000000"/>
-          <w:sz w:val="24"/>
-          <w:szCs w:val="24"/>
-        </w:rPr>
-        <w:t xml:space="preserve"> para fácil conexão dos cabos.</w:t>
+        <w:t>Todo o quadro deverá conter em seu interior, barra para aterramento adequado de cabos de cobre. Haverá ainda uma barra de neutro executadas em cobre eletrolítico. Os quadros deverão possuir borneiras para fácil conexão dos cabos.</w:t>
       </w:r>
     </w:p>
     <w:p>
@@ -3996,25 +3940,7 @@
           <w:sz w:val="24"/>
           <w:szCs w:val="24"/>
         </w:rPr>
-        <w:t xml:space="preserve">Os disjuntores deverão ser do tipo </w:t>
-      </w:r>
-      <w:proofErr w:type="spellStart"/>
-      <w:r>
-        <w:rPr>
-          <w:color w:val="000000"/>
-          <w:sz w:val="24"/>
-          <w:szCs w:val="24"/>
-        </w:rPr>
-        <w:t>mini-disjuntores</w:t>
-      </w:r>
-      <w:proofErr w:type="spellEnd"/>
-      <w:r>
-        <w:rPr>
-          <w:color w:val="000000"/>
-          <w:sz w:val="24"/>
-          <w:szCs w:val="24"/>
-        </w:rPr>
-        <w:t>, modelo europeu, com os acessórios constantes dos diagramas de projeto.</w:t>
+        <w:t>Os disjuntores deverão ser do tipo mini-disjuntores, modelo europeu, com os acessórios constantes dos diagramas de projeto.</w:t>
       </w:r>
     </w:p>
     <w:p>
@@ -4054,18 +3980,8 @@
           <w:sz w:val="24"/>
           <w:szCs w:val="24"/>
         </w:rPr>
-        <w:t xml:space="preserve">Todos os quadros deverão estar identificados, tanto pelo seu fabricante quanto aos seus componentes, circuitos, </w:t>
-      </w:r>
-      <w:proofErr w:type="gramStart"/>
-      <w:r>
-        <w:rPr>
-          <w:color w:val="000000"/>
-          <w:sz w:val="24"/>
-          <w:szCs w:val="24"/>
-        </w:rPr>
-        <w:t>aplicação, etc.</w:t>
-      </w:r>
-      <w:proofErr w:type="gramEnd"/>
+        <w:t>Todos os quadros deverão estar identificados, tanto pelo seu fabricante quanto aos seus componentes, circuitos, aplicação, etc.</w:t>
+      </w:r>
     </w:p>
     <w:p>
       <w:pPr>
@@ -4096,36 +4012,8 @@
           <w:sz w:val="24"/>
           <w:szCs w:val="24"/>
         </w:rPr>
-        <w:t xml:space="preserve">A contratada deverá fornecer e instalar toda a infraestrutura, que inclui eletrodutos, eletrocalhas, perfilados, curvas, luvas, abraçadeiras, acessórios para fixação, </w:t>
-      </w:r>
-      <w:proofErr w:type="spellStart"/>
-      <w:r>
-        <w:rPr>
-          <w:color w:val="000000"/>
-          <w:sz w:val="24"/>
-          <w:szCs w:val="24"/>
-        </w:rPr>
-        <w:t>conduletes</w:t>
-      </w:r>
-      <w:proofErr w:type="spellEnd"/>
-      <w:r>
-        <w:rPr>
-          <w:color w:val="000000"/>
-          <w:sz w:val="24"/>
-          <w:szCs w:val="24"/>
-        </w:rPr>
-        <w:t xml:space="preserve">, caixas de </w:t>
-      </w:r>
-      <w:proofErr w:type="gramStart"/>
-      <w:r>
-        <w:rPr>
-          <w:color w:val="000000"/>
-          <w:sz w:val="24"/>
-          <w:szCs w:val="24"/>
-        </w:rPr>
-        <w:t>passagem, etc.</w:t>
-      </w:r>
-      <w:proofErr w:type="gramEnd"/>
+        <w:t>A contratada deverá fornecer e instalar toda a infraestrutura, que inclui eletrodutos, eletrocalhas, perfilados, curvas, luvas, abraçadeiras, acessórios para fixação, conduletes, caixas de passagem, etc.</w:t>
+      </w:r>
     </w:p>
     <w:p>
       <w:pPr>
@@ -4225,45 +4113,7 @@
           <w:sz w:val="24"/>
           <w:szCs w:val="24"/>
         </w:rPr>
-        <w:t xml:space="preserve">Todos os eletrodutos aparentes internos deverão ser rígidos, de aço-carbono, diâmetro mínimo DN20 (3/4”), galvanizado </w:t>
-      </w:r>
-      <w:proofErr w:type="spellStart"/>
-      <w:r>
-        <w:rPr>
-          <w:color w:val="000000"/>
-          <w:sz w:val="24"/>
-          <w:szCs w:val="24"/>
-        </w:rPr>
-        <w:t>eletroliticamente</w:t>
-      </w:r>
-      <w:proofErr w:type="spellEnd"/>
-      <w:r>
-        <w:rPr>
-          <w:color w:val="000000"/>
-          <w:sz w:val="24"/>
-          <w:szCs w:val="24"/>
-        </w:rPr>
-        <w:t xml:space="preserve">, tipo </w:t>
-      </w:r>
-      <w:proofErr w:type="spellStart"/>
-      <w:proofErr w:type="gramStart"/>
-      <w:r>
-        <w:rPr>
-          <w:color w:val="000000"/>
-          <w:sz w:val="24"/>
-          <w:szCs w:val="24"/>
-        </w:rPr>
-        <w:t>pesado.Os</w:t>
-      </w:r>
-      <w:proofErr w:type="spellEnd"/>
-      <w:proofErr w:type="gramEnd"/>
-      <w:r>
-        <w:rPr>
-          <w:color w:val="000000"/>
-          <w:sz w:val="24"/>
-          <w:szCs w:val="24"/>
-        </w:rPr>
-        <w:t xml:space="preserve"> eletrodutos embutidos poderão ser de PVC flexível ou metálico flexível, conforme planta.</w:t>
+        <w:t>Todos os eletrodutos aparentes internos deverão ser rígidos, de aço-carbono, diâmetro mínimo DN20 (3/4”), galvanizado eletroliticamente, tipo pesado.Os eletrodutos embutidos poderão ser de PVC flexível ou metálico flexível, conforme planta.</w:t>
       </w:r>
     </w:p>
     <w:p>
@@ -4323,25 +4173,7 @@
           <w:sz w:val="24"/>
           <w:szCs w:val="24"/>
         </w:rPr>
-        <w:t xml:space="preserve">A interconexão de eletrodutos com materiais diferentes (aço-carbono para PVC) deverá ser realizada por meio de caixa de passagem, </w:t>
-      </w:r>
-      <w:proofErr w:type="spellStart"/>
-      <w:r>
-        <w:rPr>
-          <w:color w:val="000000"/>
-          <w:sz w:val="24"/>
-          <w:szCs w:val="24"/>
-        </w:rPr>
-        <w:t>condulete</w:t>
-      </w:r>
-      <w:proofErr w:type="spellEnd"/>
-      <w:r>
-        <w:rPr>
-          <w:color w:val="000000"/>
-          <w:sz w:val="24"/>
-          <w:szCs w:val="24"/>
-        </w:rPr>
-        <w:t xml:space="preserve"> ou caixa de derivação em PVC de dimensão adequada ao diâmetro do eletroduto.</w:t>
+        <w:t>A interconexão de eletrodutos com materiais diferentes (aço-carbono para PVC) deverá ser realizada por meio de caixa de passagem, condulete ou caixa de derivação em PVC de dimensão adequada ao diâmetro do eletroduto.</w:t>
       </w:r>
     </w:p>
     <w:p>
@@ -4442,25 +4274,7 @@
           <w:szCs w:val="24"/>
         </w:rPr>
         <w:lastRenderedPageBreak/>
-        <w:t xml:space="preserve">Todos os acessórios e </w:t>
-      </w:r>
-      <w:proofErr w:type="spellStart"/>
-      <w:r>
-        <w:rPr>
-          <w:color w:val="000000"/>
-          <w:sz w:val="24"/>
-          <w:szCs w:val="24"/>
-        </w:rPr>
-        <w:t>conduletes</w:t>
-      </w:r>
-      <w:proofErr w:type="spellEnd"/>
-      <w:r>
-        <w:rPr>
-          <w:color w:val="000000"/>
-          <w:sz w:val="24"/>
-          <w:szCs w:val="24"/>
-        </w:rPr>
-        <w:t xml:space="preserve"> serão do tipo sem rosca, utilizando apenas parafuso para fixação de eletroduto.</w:t>
+        <w:t>Todos os acessórios e conduletes serão do tipo sem rosca, utilizando apenas parafuso para fixação de eletroduto.</w:t>
       </w:r>
     </w:p>
     <w:p>
@@ -4480,90 +4294,28 @@
           <w:sz w:val="24"/>
           <w:szCs w:val="24"/>
         </w:rPr>
-        <w:t xml:space="preserve">Todos os </w:t>
-      </w:r>
-      <w:proofErr w:type="spellStart"/>
-      <w:r>
-        <w:rPr>
-          <w:color w:val="000000"/>
-          <w:sz w:val="24"/>
-          <w:szCs w:val="24"/>
-        </w:rPr>
-        <w:t>conduletes</w:t>
-      </w:r>
-      <w:proofErr w:type="spellEnd"/>
-      <w:r>
-        <w:rPr>
-          <w:color w:val="000000"/>
-          <w:sz w:val="24"/>
-          <w:szCs w:val="24"/>
-        </w:rPr>
-        <w:t xml:space="preserve"> deverão ser tampados. Nos </w:t>
-      </w:r>
-      <w:proofErr w:type="spellStart"/>
-      <w:r>
-        <w:rPr>
-          <w:color w:val="000000"/>
-          <w:sz w:val="24"/>
-          <w:szCs w:val="24"/>
-        </w:rPr>
-        <w:t>conduletes</w:t>
-      </w:r>
-      <w:proofErr w:type="spellEnd"/>
-      <w:r>
-        <w:rPr>
-          <w:color w:val="000000"/>
-          <w:sz w:val="24"/>
-          <w:szCs w:val="24"/>
-        </w:rPr>
-        <w:t xml:space="preserve"> em áreas externas, as tampas deverão ser do tipo com vedação. Deverão ser utilizados apenas </w:t>
-      </w:r>
-      <w:proofErr w:type="spellStart"/>
-      <w:r>
-        <w:rPr>
-          <w:color w:val="000000"/>
-          <w:sz w:val="24"/>
-          <w:szCs w:val="24"/>
-        </w:rPr>
-        <w:t>conduletes</w:t>
-      </w:r>
-      <w:proofErr w:type="spellEnd"/>
-      <w:r>
-        <w:rPr>
-          <w:color w:val="000000"/>
-          <w:sz w:val="24"/>
-          <w:szCs w:val="24"/>
-        </w:rPr>
-        <w:t xml:space="preserve"> do tipo múltiplos (L e X). Para a conexão do eletroduto ao </w:t>
-      </w:r>
-      <w:proofErr w:type="spellStart"/>
-      <w:r>
-        <w:rPr>
-          <w:color w:val="000000"/>
-          <w:sz w:val="24"/>
-          <w:szCs w:val="24"/>
-        </w:rPr>
-        <w:t>condulete</w:t>
-      </w:r>
-      <w:proofErr w:type="spellEnd"/>
-      <w:r>
-        <w:rPr>
-          <w:color w:val="000000"/>
-          <w:sz w:val="24"/>
-          <w:szCs w:val="24"/>
-        </w:rPr>
-        <w:t xml:space="preserve"> do tipo múltiplo, deverá ser utilizada conector compatível com diâmetro do eletroduto e rosca do </w:t>
-      </w:r>
-      <w:proofErr w:type="spellStart"/>
-      <w:r>
-        <w:rPr>
-          <w:color w:val="000000"/>
-          <w:sz w:val="24"/>
-          <w:szCs w:val="24"/>
-        </w:rPr>
-        <w:t>condulete</w:t>
-      </w:r>
-      <w:proofErr w:type="spellEnd"/>
+        <w:t>Todos os conduletes deverão ser tampados. Nos conduletes em áreas externas, as tampas deverão ser do tipo com vedação. Deverão ser utilizados apenas conduletes do tipo múltiplos (L e X). Para a conexão do eletroduto ao condulete do tipo múltiplo, deverá ser utilizada conector compatível com diâmetro do eletroduto e rosca do condulete.</w:t>
+      </w:r>
+    </w:p>
+    <w:p>
+      <w:pPr>
+        <w:spacing w:line="360" w:lineRule="auto"/>
+        <w:ind w:firstLine="720"/>
+        <w:jc w:val="both"/>
+        <w:rPr>
+          <w:color w:val="000000"/>
+          <w:sz w:val="24"/>
+          <w:szCs w:val="24"/>
+        </w:rPr>
+      </w:pPr>
+      <w:r>
+        <w:rPr>
+          <w:color w:val="000000"/>
+          <w:sz w:val="24"/>
+          <w:szCs w:val="24"/>
+        </w:rPr>
+        <w:t>Todas as caixas de passagem aparentes (de sobrepor), incluindo conduletes, deverão ser fabricados em aço-carbono ou alumínio. As caixas de passagem embutidas em parede poderão de PVC</w:t>
+      </w:r>
       <w:r>
         <w:rPr>
           <w:color w:val="000000"/>
@@ -4575,6 +4327,19 @@
     </w:p>
     <w:p>
       <w:pPr>
+        <w:pStyle w:val="Ttulo2"/>
+      </w:pPr>
+      <w:bookmarkStart w:id="18" w:name="_Toc235521492"/>
+      <w:r>
+        <w:rPr>
+          <w:rStyle w:val="Ttulo2Char"/>
+        </w:rPr>
+        <w:t>ELETROCALHAS</w:t>
+      </w:r>
+      <w:bookmarkEnd w:id="18"/>
+    </w:p>
+    <w:p>
+      <w:pPr>
         <w:spacing w:line="360" w:lineRule="auto"/>
         <w:ind w:firstLine="720"/>
         <w:jc w:val="both"/>
@@ -4590,47 +4355,37 @@
           <w:sz w:val="24"/>
           <w:szCs w:val="24"/>
         </w:rPr>
-        <w:t xml:space="preserve">Todas as caixas de passagem aparentes (de sobrepor), incluindo </w:t>
-      </w:r>
-      <w:proofErr w:type="spellStart"/>
-      <w:r>
-        <w:rPr>
-          <w:color w:val="000000"/>
-          <w:sz w:val="24"/>
-          <w:szCs w:val="24"/>
-        </w:rPr>
-        <w:t>conduletes</w:t>
-      </w:r>
-      <w:proofErr w:type="spellEnd"/>
-      <w:r>
-        <w:rPr>
-          <w:color w:val="000000"/>
-          <w:sz w:val="24"/>
-          <w:szCs w:val="24"/>
-        </w:rPr>
-        <w:t>, deverão ser fabricados em aço-carbono ou alumínio. As caixas de passagem embutidas em parede poderão de PVC</w:t>
-      </w:r>
-      <w:r>
-        <w:rPr>
-          <w:color w:val="000000"/>
-          <w:sz w:val="24"/>
-          <w:szCs w:val="24"/>
-        </w:rPr>
-        <w:t>.</w:t>
+        <w:t>[JJJJ]</w:t>
       </w:r>
     </w:p>
     <w:p>
       <w:pPr>
         <w:pStyle w:val="Ttulo2"/>
-      </w:pPr>
-      <w:bookmarkStart w:id="18" w:name="_Toc235521492"/>
-      <w:r>
         <w:rPr>
           <w:rStyle w:val="Ttulo2Char"/>
         </w:rPr>
-        <w:t>ELETROCALHAS</w:t>
-      </w:r>
-      <w:bookmarkEnd w:id="18"/>
+      </w:pPr>
+      <w:bookmarkStart w:id="19" w:name="_Toc235521493"/>
+      <w:r>
+        <w:rPr>
+          <w:rStyle w:val="Ttulo2Char"/>
+        </w:rPr>
+        <w:t>CONDUTORES</w:t>
+      </w:r>
+      <w:bookmarkEnd w:id="19"/>
+    </w:p>
+    <w:p>
+      <w:pPr>
+        <w:pStyle w:val="Ttulo3"/>
+      </w:pPr>
+      <w:bookmarkStart w:id="20" w:name="_Toc235521494"/>
+      <w:r>
+        <w:rPr>
+          <w:rStyle w:val="Ttulo2Char"/>
+        </w:rPr>
+        <w:t>Recomendações Gerais</w:t>
+      </w:r>
+      <w:bookmarkEnd w:id="20"/>
     </w:p>
     <w:p>
       <w:pPr>
@@ -4649,37 +4404,8 @@
           <w:sz w:val="24"/>
           <w:szCs w:val="24"/>
         </w:rPr>
-        <w:t>[JJJJ]</w:t>
-      </w:r>
-    </w:p>
-    <w:p>
-      <w:pPr>
-        <w:pStyle w:val="Ttulo2"/>
-        <w:rPr>
-          <w:rStyle w:val="Ttulo2Char"/>
-        </w:rPr>
-      </w:pPr>
-      <w:bookmarkStart w:id="19" w:name="_Toc235521493"/>
-      <w:r>
-        <w:rPr>
-          <w:rStyle w:val="Ttulo2Char"/>
-        </w:rPr>
-        <w:t>CONDUTORES</w:t>
-      </w:r>
-      <w:bookmarkEnd w:id="19"/>
-    </w:p>
-    <w:p>
-      <w:pPr>
-        <w:pStyle w:val="Ttulo3"/>
-      </w:pPr>
-      <w:bookmarkStart w:id="20" w:name="_Toc235521494"/>
-      <w:r>
-        <w:rPr>
-          <w:rStyle w:val="Ttulo2Char"/>
-        </w:rPr>
-        <w:t>Recomendações Gerais</w:t>
-      </w:r>
-      <w:bookmarkEnd w:id="20"/>
+        <w:t>É expressamente proibida a instalação de linhas elétricas no interior de dutos de exaustão de fumaça ou de ventilação (“dutos de ar condicionado” etc.), bem como fosso de elevador, de plataforma elevatória ou de monta-carga.</w:t>
+      </w:r>
     </w:p>
     <w:p>
       <w:pPr>
@@ -4698,25 +4424,7 @@
           <w:sz w:val="24"/>
           <w:szCs w:val="24"/>
         </w:rPr>
-        <w:t xml:space="preserve">É expressamente proibida a instalação de linhas elétricas no interior de dutos de exaustão de fumaça ou de ventilação (“dutos de </w:t>
-      </w:r>
-      <w:proofErr w:type="gramStart"/>
-      <w:r>
-        <w:rPr>
-          <w:color w:val="000000"/>
-          <w:sz w:val="24"/>
-          <w:szCs w:val="24"/>
-        </w:rPr>
-        <w:t>ar condicionado</w:t>
-      </w:r>
-      <w:proofErr w:type="gramEnd"/>
-      <w:r>
-        <w:rPr>
-          <w:color w:val="000000"/>
-          <w:sz w:val="24"/>
-          <w:szCs w:val="24"/>
-        </w:rPr>
-        <w:t>” etc.), bem como fosso de elevador, de plataforma elevatória ou de monta-carga.</w:t>
+        <w:t>As linhas elétricas aparentes constituídas por condutos abertos (bandejas perfuradas, perfilados, leito de cabos, eletrocalhas sem tampa, suportes e prateleiras) deverão utilizar cabos e condutos livres de halogênios e com baixa emissão de fumaça e gases tóxicos.</w:t>
       </w:r>
     </w:p>
     <w:p>
@@ -4736,7 +4444,7 @@
           <w:sz w:val="24"/>
           <w:szCs w:val="24"/>
         </w:rPr>
-        <w:t>As linhas elétricas aparentes constituídas por condutos abertos (bandejas perfuradas, perfilados, leito de cabos, eletrocalhas sem tampa, suportes e prateleiras) deverão utilizar cabos e condutos livres de halogênios e com baixa emissão de fumaça e gases tóxicos.</w:t>
+        <w:t>Em nenhuma hipótese será permitida a instalação de cabos diretamente embutidos em alvenaria.</w:t>
       </w:r>
     </w:p>
     <w:p>
@@ -4756,45 +4464,7 @@
           <w:sz w:val="24"/>
           <w:szCs w:val="24"/>
         </w:rPr>
-        <w:t>Em nenhuma hipótese será permitida a instalação de cabos diretamente embutidos em alvenaria.</w:t>
-      </w:r>
-    </w:p>
-    <w:p>
-      <w:pPr>
-        <w:spacing w:line="360" w:lineRule="auto"/>
-        <w:ind w:firstLine="720"/>
-        <w:jc w:val="both"/>
-        <w:rPr>
-          <w:color w:val="000000"/>
-          <w:sz w:val="24"/>
-          <w:szCs w:val="24"/>
-        </w:rPr>
-      </w:pPr>
-      <w:r>
-        <w:rPr>
-          <w:color w:val="000000"/>
-          <w:sz w:val="24"/>
-          <w:szCs w:val="24"/>
-        </w:rPr>
-        <w:t>Em linhas elétricas presentes em “</w:t>
-      </w:r>
-      <w:proofErr w:type="spellStart"/>
-      <w:r>
-        <w:rPr>
-          <w:color w:val="000000"/>
-          <w:sz w:val="24"/>
-          <w:szCs w:val="24"/>
-        </w:rPr>
-        <w:t>shafts</w:t>
-      </w:r>
-      <w:proofErr w:type="spellEnd"/>
-      <w:r>
-        <w:rPr>
-          <w:color w:val="000000"/>
-          <w:sz w:val="24"/>
-          <w:szCs w:val="24"/>
-        </w:rPr>
-        <w:t>” (poço vertical), deverá ser obturada a passagem de um pavimento ao outro de modo a impedir a propagação de incêndio. Esse bloqueio deverá ser garantido por materiais capazes de suportar a ação de chama direta. Os condutores utilizados deverão ser obrigatoriamente resistentes ao fogo, livres de halogênio e com baixa emissão de fumaça e gases tóxicos.</w:t>
+        <w:t>Em linhas elétricas presentes em “shafts” (poço vertical), deverá ser obturada a passagem de um pavimento ao outro de modo a impedir a propagação de incêndio. Esse bloqueio deverá ser garantido por materiais capazes de suportar a ação de chama direta. Os condutores utilizados deverão ser obrigatoriamente resistentes ao fogo, livres de halogênio e com baixa emissão de fumaça e gases tóxicos.</w:t>
       </w:r>
     </w:p>
     <w:p>
@@ -6363,27 +6033,7 @@
           <w:sz w:val="24"/>
           <w:szCs w:val="24"/>
         </w:rPr>
-        <w:t xml:space="preserve">Todos os condutores em </w:t>
-      </w:r>
-      <w:proofErr w:type="spellStart"/>
-      <w:r>
-        <w:rPr>
-          <w:rFonts w:ascii="Arial" w:hAnsi="Arial" w:cs="Arial"/>
-          <w:color w:val="000000"/>
-          <w:sz w:val="24"/>
-          <w:szCs w:val="24"/>
-        </w:rPr>
-        <w:t>shafts</w:t>
-      </w:r>
-      <w:proofErr w:type="spellEnd"/>
-      <w:r>
-        <w:rPr>
-          <w:rFonts w:ascii="Arial" w:hAnsi="Arial" w:cs="Arial"/>
-          <w:color w:val="000000"/>
-          <w:sz w:val="24"/>
-          <w:szCs w:val="24"/>
-        </w:rPr>
-        <w:t xml:space="preserve"> devem ser identificados a cada pavimento com respectivo circuito.</w:t>
+        <w:t>Todos os condutores em shafts devem ser identificados a cada pavimento com respectivo circuito.</w:t>
       </w:r>
     </w:p>
     <w:p>
@@ -6442,43 +6092,7 @@
           <w:sz w:val="24"/>
           <w:szCs w:val="24"/>
         </w:rPr>
-        <w:t xml:space="preserve">Todos os equipamentos como: reatores, transformadores, luminárias, tubulações, </w:t>
-      </w:r>
-      <w:proofErr w:type="gramStart"/>
-      <w:r>
-        <w:rPr>
-          <w:color w:val="000000"/>
-          <w:sz w:val="24"/>
-          <w:szCs w:val="24"/>
-        </w:rPr>
-        <w:t>quadros elétrico</w:t>
-      </w:r>
-      <w:proofErr w:type="gramEnd"/>
-      <w:r>
-        <w:rPr>
-          <w:color w:val="000000"/>
-          <w:sz w:val="24"/>
-          <w:szCs w:val="24"/>
-        </w:rPr>
-        <w:t xml:space="preserve">, máquinas de </w:t>
-      </w:r>
-      <w:proofErr w:type="gramStart"/>
-      <w:r>
-        <w:rPr>
-          <w:color w:val="000000"/>
-          <w:sz w:val="24"/>
-          <w:szCs w:val="24"/>
-        </w:rPr>
-        <w:t>ar condicionado</w:t>
-      </w:r>
-      <w:proofErr w:type="gramEnd"/>
-      <w:r>
-        <w:rPr>
-          <w:color w:val="000000"/>
-          <w:sz w:val="24"/>
-          <w:szCs w:val="24"/>
-        </w:rPr>
-        <w:t xml:space="preserve">, entre outros equipamentos, deverão ser aterrados. O condutor neutro não poderá ser utilizado para </w:t>
+        <w:t xml:space="preserve">Todos os equipamentos como: reatores, transformadores, luminárias, tubulações, quadros elétrico, máquinas de ar condicionado, entre outros equipamentos, deverão ser aterrados. O condutor neutro não poderá ser utilizado para </w:t>
       </w:r>
       <w:r>
         <w:rPr>
@@ -6920,25 +6534,7 @@
           <w:sz w:val="24"/>
           <w:szCs w:val="24"/>
         </w:rPr>
-        <w:t xml:space="preserve">Devem ser utilizados dispositivos diferenciais residuais (DR) em circuitos dos quadros de distribuição de eletricidade com sensibilidade de 30mA, protegido contra disparos intempestivos, seccionamento plenamente aparente, 2 e 4 </w:t>
-      </w:r>
-      <w:proofErr w:type="spellStart"/>
-      <w:r>
-        <w:rPr>
-          <w:color w:val="000000"/>
-          <w:sz w:val="24"/>
-          <w:szCs w:val="24"/>
-        </w:rPr>
-        <w:t>pólos</w:t>
-      </w:r>
-      <w:proofErr w:type="spellEnd"/>
-      <w:r>
-        <w:rPr>
-          <w:color w:val="000000"/>
-          <w:sz w:val="24"/>
-          <w:szCs w:val="24"/>
-        </w:rPr>
-        <w:t>.</w:t>
+        <w:t>Devem ser utilizados dispositivos diferenciais residuais (DR) em circuitos dos quadros de distribuição de eletricidade com sensibilidade de 30mA, protegido contra disparos intempestivos, seccionamento plenamente aparente, 2 e 4 pólos.</w:t>
       </w:r>
     </w:p>
     <w:p>
@@ -6958,25 +6554,7 @@
           <w:sz w:val="24"/>
           <w:szCs w:val="24"/>
         </w:rPr>
-        <w:t xml:space="preserve">Os </w:t>
-      </w:r>
-      <w:proofErr w:type="spellStart"/>
-      <w:r>
-        <w:rPr>
-          <w:color w:val="000000"/>
-          <w:sz w:val="24"/>
-          <w:szCs w:val="24"/>
-        </w:rPr>
-        <w:t>DRs</w:t>
-      </w:r>
-      <w:proofErr w:type="spellEnd"/>
-      <w:r>
-        <w:rPr>
-          <w:color w:val="000000"/>
-          <w:sz w:val="24"/>
-          <w:szCs w:val="24"/>
-        </w:rPr>
-        <w:t xml:space="preserve"> deverão ser montados em trilho DIN 35 mm, botão para teste periódico na face frontal, temperatura de funcionamento: -5ºC a +40º, classe de proteção da caixa IP20.</w:t>
+        <w:t>Os DRs deverão ser montados em trilho DIN 35 mm, botão para teste periódico na face frontal, temperatura de funcionamento: -5ºC a +40º, classe de proteção da caixa IP20.</w:t>
       </w:r>
     </w:p>
     <w:p>
@@ -9599,6 +9177,7 @@
   <w:style w:type="character" w:default="1" w:styleId="Fontepargpadro">
     <w:name w:val="Default Paragraph Font"/>
     <w:uiPriority w:val="1"/>
+    <w:semiHidden/>
     <w:unhideWhenUsed/>
   </w:style>
   <w:style w:type="table" w:default="1" w:styleId="Tabelanormal">
@@ -10545,16 +10124,6 @@
 </file>
 
 <file path=customXml/item1.xml><?xml version="1.0" encoding="utf-8"?>
-<go:gDocsCustomXmlDataStorage xmlns:go="http://customooxmlschemas.google.com/" xmlns:r="http://schemas.openxmlformats.org/officeDocument/2006/relationships" uri="GoogleDocsCustomDataVersion2">
-  <go:docsCustomData xmlns:go="http://customooxmlschemas.google.com/" roundtripDataSignature="AMtx7mhx1lXjm647vcM1LZOQ04kbTy8lDg==">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</go:docsCustomData>
-</go:gDocsCustomXmlDataStorage>
-</file>
-
-<file path=customXml/item2.xml><?xml version="1.0" encoding="utf-8"?>
-<b:Sources xmlns:b="http://schemas.openxmlformats.org/officeDocument/2006/bibliography" xmlns="http://schemas.openxmlformats.org/officeDocument/2006/bibliography" SelectedStyle="\APASixthEditionOfficeOnline.xsl" StyleName="APA" Version="6"/>
-</file>
-
-<file path=customXml/item3.xml><?xml version="1.0" encoding="utf-8"?>
 <p:properties xmlns:p="http://schemas.microsoft.com/office/2006/metadata/properties" xmlns:xsi="http://www.w3.org/2001/XMLSchema-instance" xmlns:pc="http://schemas.microsoft.com/office/infopath/2007/PartnerControls">
   <documentManagement>
     <TaxCatchAll xmlns="ab6bdf74-870e-40d0-b701-04787b55b19a" xsi:nil="true"/>
@@ -10570,16 +10139,17 @@
 </p:properties>
 </file>
 
-<file path=customXml/item4.xml><?xml version="1.0" encoding="utf-8"?>
-<?mso-contentType ?>
-<FormTemplates xmlns="http://schemas.microsoft.com/sharepoint/v3/contenttype/forms">
-  <Display>DocumentLibraryForm</Display>
-  <Edit>DocumentLibraryForm</Edit>
-  <New>DocumentLibraryForm</New>
-</FormTemplates>
+<file path=customXml/item2.xml><?xml version="1.0" encoding="utf-8"?>
+<b:Sources xmlns:b="http://schemas.openxmlformats.org/officeDocument/2006/bibliography" xmlns="http://schemas.openxmlformats.org/officeDocument/2006/bibliography" SelectedStyle="\APASixthEditionOfficeOnline.xsl" StyleName="APA" Version="6"/>
 </file>
 
-<file path=customXml/item5.xml><?xml version="1.0" encoding="utf-8"?>
+<file path=customXml/item3.xml><?xml version="1.0" encoding="utf-8"?>
+<go:gDocsCustomXmlDataStorage xmlns:go="http://customooxmlschemas.google.com/" xmlns:r="http://schemas.openxmlformats.org/officeDocument/2006/relationships" uri="GoogleDocsCustomDataVersion2">
+  <go:docsCustomData xmlns:go="http://customooxmlschemas.google.com/" roundtripDataSignature="AMtx7mhx1lXjm647vcM1LZOQ04kbTy8lDg==">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</go:docsCustomData>
+</go:gDocsCustomXmlDataStorage>
+</file>
+
+<file path=customXml/item4.xml><?xml version="1.0" encoding="utf-8"?>
 <ct:contentTypeSchema xmlns:ct="http://schemas.microsoft.com/office/2006/metadata/contentType" xmlns:ma="http://schemas.microsoft.com/office/2006/metadata/properties/metaAttributes" ct:_="" ma:_="" ma:contentTypeName="Documento" ma:contentTypeID="0x01010090BD7F654C36E249870AD2B43CC99066" ma:contentTypeVersion="25" ma:contentTypeDescription="Crie um novo documento." ma:contentTypeScope="" ma:versionID="7aafbe2a8f4be360eca24a5952e7a582">
   <xsd:schema xmlns:xsd="http://www.w3.org/2001/XMLSchema" xmlns:xs="http://www.w3.org/2001/XMLSchema" xmlns:p="http://schemas.microsoft.com/office/2006/metadata/properties" xmlns:ns2="66367999-145d-416e-8089-c2616e290f81" xmlns:ns3="ab6bdf74-870e-40d0-b701-04787b55b19a" targetNamespace="http://schemas.microsoft.com/office/2006/metadata/properties" ma:root="true" ma:fieldsID="9b04a4bffefe874e6e37c372f87d08c5" ns2:_="" ns3:_="">
     <xsd:import namespace="66367999-145d-416e-8089-c2616e290f81"/>
@@ -10869,11 +10439,22 @@
 </ct:contentTypeSchema>
 </file>
 
+<file path=customXml/item5.xml><?xml version="1.0" encoding="utf-8"?>
+<?mso-contentType ?>
+<FormTemplates xmlns="http://schemas.microsoft.com/sharepoint/v3/contenttype/forms">
+  <Display>DocumentLibraryForm</Display>
+  <Edit>DocumentLibraryForm</Edit>
+  <New>DocumentLibraryForm</New>
+</FormTemplates>
+</file>
+
 <file path=customXml/itemProps1.xml><?xml version="1.0" encoding="utf-8"?>
-<ds:datastoreItem xmlns:ds="http://schemas.openxmlformats.org/officeDocument/2006/customXml" ds:itemID="{11111111-1234-1234-1234-123412341234}">
+<ds:datastoreItem xmlns:ds="http://schemas.openxmlformats.org/officeDocument/2006/customXml" ds:itemID="{59DEDD4B-7477-40F3-9154-656B192844A8}">
   <ds:schemaRefs>
-    <ds:schemaRef ds:uri="http://customooxmlschemas.google.com/"/>
-    <ds:schemaRef ds:uri="http://schemas.openxmlformats.org/officeDocument/2006/relationships"/>
+    <ds:schemaRef ds:uri="http://schemas.microsoft.com/office/2006/metadata/properties"/>
+    <ds:schemaRef ds:uri="http://schemas.microsoft.com/office/infopath/2007/PartnerControls"/>
+    <ds:schemaRef ds:uri="ab6bdf74-870e-40d0-b701-04787b55b19a"/>
+    <ds:schemaRef ds:uri="66367999-145d-416e-8089-c2616e290f81"/>
   </ds:schemaRefs>
 </ds:datastoreItem>
 </file>
@@ -10887,25 +10468,15 @@
 </file>
 
 <file path=customXml/itemProps3.xml><?xml version="1.0" encoding="utf-8"?>
-<ds:datastoreItem xmlns:ds="http://schemas.openxmlformats.org/officeDocument/2006/customXml" ds:itemID="{59DEDD4B-7477-40F3-9154-656B192844A8}">
+<ds:datastoreItem xmlns:ds="http://schemas.openxmlformats.org/officeDocument/2006/customXml" ds:itemID="{11111111-1234-1234-1234-123412341234}">
   <ds:schemaRefs>
-    <ds:schemaRef ds:uri="http://schemas.microsoft.com/office/2006/metadata/properties"/>
-    <ds:schemaRef ds:uri="http://schemas.microsoft.com/office/infopath/2007/PartnerControls"/>
-    <ds:schemaRef ds:uri="ab6bdf74-870e-40d0-b701-04787b55b19a"/>
-    <ds:schemaRef ds:uri="66367999-145d-416e-8089-c2616e290f81"/>
+    <ds:schemaRef ds:uri="http://customooxmlschemas.google.com/"/>
+    <ds:schemaRef ds:uri="http://schemas.openxmlformats.org/officeDocument/2006/relationships"/>
   </ds:schemaRefs>
 </ds:datastoreItem>
 </file>
 
 <file path=customXml/itemProps4.xml><?xml version="1.0" encoding="utf-8"?>
-<ds:datastoreItem xmlns:ds="http://schemas.openxmlformats.org/officeDocument/2006/customXml" ds:itemID="{4F1AEC50-4A1A-4CA0-9059-1BBE99D2C5D0}">
-  <ds:schemaRefs>
-    <ds:schemaRef ds:uri="http://schemas.microsoft.com/sharepoint/v3/contenttype/forms"/>
-  </ds:schemaRefs>
-</ds:datastoreItem>
-</file>
-
-<file path=customXml/itemProps5.xml><?xml version="1.0" encoding="utf-8"?>
 <ds:datastoreItem xmlns:ds="http://schemas.openxmlformats.org/officeDocument/2006/customXml" ds:itemID="{9AB9154E-7B48-4FBE-8279-AD0A6A0E8C59}">
   <ds:schemaRefs>
     <ds:schemaRef ds:uri="http://schemas.microsoft.com/office/2006/metadata/contentType"/>
@@ -10922,4 +10493,12 @@
     <ds:schemaRef ds:uri="http://schemas.microsoft.com/internal/obd"/>
   </ds:schemaRefs>
 </ds:datastoreItem>
+</file>
+
+<file path=customXml/itemProps5.xml><?xml version="1.0" encoding="utf-8"?>
+<ds:datastoreItem xmlns:ds="http://schemas.openxmlformats.org/officeDocument/2006/customXml" ds:itemID="{4F1AEC50-4A1A-4CA0-9059-1BBE99D2C5D0}">
+  <ds:schemaRefs>
+    <ds:schemaRef ds:uri="http://schemas.microsoft.com/sharepoint/v3/contenttype/forms"/>
+  </ds:schemaRefs>
+</ds:datastoreItem>
 </file>